--- a/Manuscript_AS_reordered.docx
+++ b/Manuscript_AS_reordered.docx
@@ -7056,7 +7056,7 @@
         <w:rPr>
           <w:lang w:val="en-US"/>
         </w:rPr>
-        <w:t xml:space="preserve">2% against the calibration dataset. These results show that the proposed three-parameter framework can closely reproduce the calibration measurements (Section S5). The combination of low calibration error and rapid convergence supports the framework’s potential </w:t>
+        <w:t xml:space="preserve">2% against the calibration dataset. These results show that the proposed three-parameter framework can closely reproduce the calibration measurements (Section S1). The combination of low calibration error and rapid convergence supports the framework’s potential </w:t>
       </w:r>
       <w:r>
         <w:rPr>
@@ -11574,7 +11574,7 @@
           <w:rFonts w:cs="Times New Roman"/>
           <w:lang w:val="en-US"/>
         </w:rPr>
-        <w:t xml:space="preserve">; Section S6), with an RMSE of 0.0159% and a </w:t>
+        <w:t xml:space="preserve">; Section S2), with an RMSE of 0.0159% and a </w:t>
       </w:r>
       <m:oMath>
         <m:sSup>
@@ -12529,7 +12529,7 @@
           <w:rFonts w:cs="Times New Roman"/>
           <w:lang w:val="en-US"/>
         </w:rPr>
-        <w:t xml:space="preserve"> (Table S8)</w:t>
+        <w:t xml:space="preserve"> (Table S2)</w:t>
       </w:r>
       <w:r>
         <w:rPr>
@@ -12973,7 +12973,7 @@
         <w:rPr>
           <w:lang w:val="en-US"/>
         </w:rPr>
-        <w:t xml:space="preserve">, indicating a very strong correlation between the two variables (Figure S9).</w:t>
+        <w:t xml:space="preserve">, indicating a very strong correlation between the two variables (Figure S4).</w:t>
       </w:r>
       <w:r>
         <w:rPr>
@@ -13472,7 +13472,7 @@
         <w:rPr>
           <w:lang w:val="en-US"/>
         </w:rPr>
-        <w:t xml:space="preserve">Because no spatial variation in corrosion kinetics was prescribed, this heterogeneous degradation arose from the coupled effects of geometry, oxygen transport, corrosion-product accumulation, and interface recession. Oxygen availability remained higher along the outward-facing crown surfaces, which were exposed to the surrounding electrolyte and supplied from multiple directions, whereas transport to the inner-curvature regions was progressively restricted by geometric confinement and corrosion-product accumulation (Figure 6b; Section S7).</w:t>
+        <w:t xml:space="preserve">Because no spatial variation in corrosion kinetics was prescribed, this heterogeneous degradation arose from the coupled effects of geometry, oxygen transport, corrosion-product accumulation, and interface recession. Oxygen availability remained higher along the outward-facing crown surfaces, which were exposed to the surrounding electrolyte and supplied from multiple directions, whereas transport to the inner-curvature regions was progressively restricted by geometric confinement and corrosion-product accumulation (Figure 6b; Section S3).</w:t>
       </w:r>
       <w:r>
         <w:rPr>
@@ -14110,7 +14110,7 @@
         <w:rPr>
           <w:lang w:val="en-US"/>
         </w:rPr>
-        <w:t xml:space="preserve">Following the stent-scale analysis, the role of individual geometric features was further isolated using simplified wire configurations (Section S7). Curvature produced only modest differences in cumulative mass loss, although mass loss increased progressively with arc angle and was highest for the 150° arc</w:t>
+        <w:t xml:space="preserve">Following the stent-scale analysis, the role of individual geometric features was further isolated using simplified wire configurations (Section S3). Curvature produced only modest differences in cumulative mass loss, although mass loss increased progressively with arc angle and was highest for the 150° arc</w:t>
       </w:r>
       <w:r>
         <w:rPr>
@@ -14755,7 +14755,7 @@
         <w:rPr>
           <w:lang w:val="en-US"/>
         </w:rPr>
-        <w:t xml:space="preserve">Future developments should incorporate physiologically realistic flow conditions, additional ionic species, multiphase corrosion-product evolution, and spatially heterogeneous electrochemical activity. Extending the framework to Zn alloys will also require accounting for alloying elements, secondary phases, and galvanic interactions. Although the current physics-based simulations remain computationally demanding, the reduced calibrated parameter space, which enabled the sensitivity, calibration and uncertainty analyses (Sections S4–S6), and the geometric and field data stored at each time step provide a strong basis for training surrogate models</w:t>
+        <w:t xml:space="preserve">Future developments should incorporate physiologically realistic flow conditions, additional ionic species, multiphase corrosion-product evolution, and spatially heterogeneous electrochemical activity. Extending the framework to Zn alloys will also require accounting for alloying elements, secondary phases, and galvanic interactions. Although the current physics-based simulations remain computationally demanding, the reduced calibrated parameter space, which enabled the sensitivity, calibration and uncertainty analyses (Sections S1, S2 and S4), and the geometric and field data stored at each time step provide a strong basis for training surrogate models</w:t>
       </w:r>
       <w:r>
         <w:rPr>
@@ -23412,7 +23412,7 @@
           <w:rFonts w:cs="Times New Roman"/>
           <w:lang w:val="en-US"/>
         </w:rPr>
-        <w:t xml:space="preserve"> (Section S1, Supporting Information).</w:t>
+        <w:t xml:space="preserve"> (Section S5, Supporting Information).</w:t>
       </w:r>
     </w:p>
     <w:p>
@@ -23487,7 +23487,7 @@
         <w:rPr>
           <w:lang w:val="en-US"/>
         </w:rPr>
-        <w:t xml:space="preserve">To resolve steep concentration gradients near the corrosion front, distance-based mesh refinement was applied around the metal-electrolyte interface, with progressively coarser elements away from the surface. Mesh convergence analysis identified a final mesh containing 18.9 million tetrahedral elements, for which predicted mass loss changed by less than 1% with further refinement (Section S2)</w:t>
+        <w:t xml:space="preserve">To resolve steep concentration gradients near the corrosion front, distance-based mesh refinement was applied around the metal-electrolyte interface, with progressively coarser elements away from the surface. Mesh convergence analysis identified a final mesh containing 18.9 million tetrahedral elements, for which predicted mass loss changed by less than 1% with further refinement (Section S6)</w:t>
       </w:r>
       <w:r>
         <w:rPr>
@@ -23558,7 +23558,7 @@
           <w:bCs/>
           <w:lang w:val="en-US"/>
         </w:rPr>
-        <w:t>Equation S1</w:t>
+        <w:t xml:space="preserve">Equation S2</w:t>
       </w:r>
       <w:r>
         <w:rPr>
@@ -23572,7 +23572,7 @@
           <w:bCs/>
           <w:lang w:val="en-US"/>
         </w:rPr>
-        <w:t>Equation S2</w:t>
+        <w:t xml:space="preserve">Equation S3</w:t>
       </w:r>
       <w:r>
         <w:rPr>
@@ -23624,7 +23624,7 @@
           <w:bCs/>
           <w:lang w:val="en-US"/>
         </w:rPr>
-        <w:t>Equation S3</w:t>
+        <w:t xml:space="preserve">Equation S4</w:t>
       </w:r>
       <w:r>
         <w:rPr>
@@ -23724,7 +23724,7 @@
           <w:bCs/>
           <w:lang w:val="en-US"/>
         </w:rPr>
-        <w:t xml:space="preserve">Section S3 (Supporting Information) lists the computational parameters</w:t>
+        <w:t xml:space="preserve">Section S7 (Supporting Information) lists the computational parameters</w:t>
       </w:r>
       <w:r>
         <w:rPr>
@@ -23990,7 +23990,7 @@
         <w:rPr>
           <w:lang w:val="en-US"/>
         </w:rPr>
-        <w:t xml:space="preserve"> used published 14-day mass-loss measurements obtained from revised simulated body fluid (r-SBF) immersion experiments reported by Liu et al. [54] (Section S5).</w:t>
+        <w:t xml:space="preserve"> used published 14-day mass-loss measurements obtained from revised simulated body fluid (r-SBF) immersion experiments reported by Liu et al. [54] (Section S1).</w:t>
       </w:r>
       <w:r>
         <w:rPr>

--- a/Manuscript_AS_reordered.docx
+++ b/Manuscript_AS_reordered.docx
@@ -1804,7 +1804,7 @@
           <w:bCs/>
           <w:lang w:val="en-US"/>
         </w:rPr>
-        <w:t xml:space="preserve">Table </w:t>
+        <w:t xml:space="preserve">Table 3</w:t>
       </w:r>
       <w:r>
         <w:rPr>
@@ -1813,7 +1813,7 @@
           <w:noProof/>
           <w:lang w:val="en-US"/>
         </w:rPr>
-        <w:t>1</w:t>
+        <w:t/>
       </w:r>
       <w:r>
         <w:rPr>
@@ -1830,4085 +1830,6 @@
         <w:t xml:space="preserve">; the experimental procedure, model formulation, numerical implementation, and calibration are described in the Methods.</w:t>
       </w:r>
     </w:p>
-    <w:p>
-      <w:pPr>
-        <w:pStyle w:val="Captions"/>
-        <w:keepNext/>
-        <w:rPr>
-          <w:rFonts w:cs="Times New Roman"/>
-          <w:lang w:val="en-US"/>
-        </w:rPr>
-      </w:pPr>
-      <w:bookmarkStart w:id="11" w:name="_Ref238635735"/>
-      <w:r>
-        <w:rPr>
-          <w:b/>
-          <w:bCs/>
-          <w:lang w:val="en-US"/>
-        </w:rPr>
-        <w:t xml:space="preserve">Table </w:t>
-      </w:r>
-      <w:r>
-        <w:rPr>
-          <w:b/>
-          <w:bCs/>
-          <w:lang w:val="en-US"/>
-        </w:rPr>
-        <w:fldChar w:fldCharType="begin"/>
-      </w:r>
-      <w:r>
-        <w:rPr>
-          <w:b/>
-          <w:bCs/>
-          <w:lang w:val="en-US"/>
-        </w:rPr>
-        <w:instrText xml:space="preserve"> SEQ Table \* ARABIC </w:instrText>
-      </w:r>
-      <w:r>
-        <w:rPr>
-          <w:b/>
-          <w:bCs/>
-          <w:lang w:val="en-US"/>
-        </w:rPr>
-        <w:fldChar w:fldCharType="separate"/>
-      </w:r>
-      <w:r>
-        <w:rPr>
-          <w:b/>
-          <w:bCs/>
-          <w:noProof/>
-          <w:lang w:val="en-US"/>
-        </w:rPr>
-        <w:t>1</w:t>
-      </w:r>
-      <w:r>
-        <w:rPr>
-          <w:b/>
-          <w:bCs/>
-          <w:lang w:val="en-US"/>
-        </w:rPr>
-        <w:fldChar w:fldCharType="end"/>
-      </w:r>
-      <w:bookmarkEnd w:id="11"/>
-      <w:r>
-        <w:rPr>
-          <w:b/>
-          <w:bCs/>
-          <w:lang w:val="en-US"/>
-        </w:rPr>
-        <w:t xml:space="preserve">. </w:t>
-      </w:r>
-      <w:r>
-        <w:rPr>
-          <w:rFonts w:cs="Times New Roman"/>
-          <w:lang w:val="en-US"/>
-        </w:rPr>
-        <w:t>Model parameters used in the Zn biodegradation simulation.</w:t>
-      </w:r>
-    </w:p>
-    <w:tbl>
-      <w:tblPr>
-        <w:tblW w:w="5000" w:type="pct"/>
-        <w:tblBorders>
-          <w:top w:val="single" w:sz="12" w:space="0" w:color="000000"/>
-          <w:bottom w:val="single" w:sz="12" w:space="0" w:color="000000"/>
-        </w:tblBorders>
-        <w:tblLook w:val="0020" w:firstRow="1" w:lastRow="0" w:firstColumn="0" w:lastColumn="0" w:noHBand="0" w:noVBand="0"/>
-      </w:tblPr>
-      <w:tblGrid>
-        <w:gridCol w:w="3634"/>
-        <w:gridCol w:w="1450"/>
-        <w:gridCol w:w="2584"/>
-        <w:gridCol w:w="1404"/>
-      </w:tblGrid>
-      <w:tr>
-        <w:trPr>
-          <w:cantSplit/>
-          <w:cnfStyle w:val="100000000000" w:firstRow="1" w:lastRow="0" w:firstColumn="0" w:lastColumn="0" w:oddVBand="0" w:evenVBand="0" w:oddHBand="0" w:evenHBand="0" w:firstRowFirstColumn="0" w:firstRowLastColumn="0" w:lastRowFirstColumn="0" w:lastRowLastColumn="0"/>
-          <w:trHeight w:val="397"/>
-          <w:tblHeader/>
-        </w:trPr>
-        <w:tc>
-          <w:tcPr>
-            <w:tcW w:w="2003" w:type="pct"/>
-            <w:tcBorders>
-              <w:bottom w:val="single" w:sz="6" w:space="0" w:color="000000"/>
-            </w:tcBorders>
-          </w:tcPr>
-          <w:p>
-            <w:pPr>
-              <w:pStyle w:val="Compact"/>
-              <w:spacing w:before="0" w:after="0" w:line="240" w:lineRule="auto"/>
-              <w:ind w:firstLine="0"/>
-              <w:jc w:val="left"/>
-              <w:rPr>
-                <w:rFonts w:ascii="Times New Roman" w:hAnsi="Times New Roman" w:cs="Times New Roman"/>
-                <w:sz w:val="22"/>
-                <w:szCs w:val="22"/>
-                <w:lang w:val="en-US"/>
-              </w:rPr>
-            </w:pPr>
-            <w:r>
-              <w:rPr>
-                <w:rFonts w:ascii="Times New Roman" w:hAnsi="Times New Roman" w:cs="Times New Roman"/>
-                <w:b/>
-                <w:sz w:val="22"/>
-                <w:szCs w:val="22"/>
-                <w:lang w:val="en-US"/>
-              </w:rPr>
-              <w:t>Property/Parameter</w:t>
-            </w:r>
-          </w:p>
-        </w:tc>
-        <w:tc>
-          <w:tcPr>
-            <w:tcW w:w="799" w:type="pct"/>
-            <w:tcBorders>
-              <w:bottom w:val="single" w:sz="6" w:space="0" w:color="000000"/>
-            </w:tcBorders>
-          </w:tcPr>
-          <w:p>
-            <w:pPr>
-              <w:pStyle w:val="Compact"/>
-              <w:spacing w:before="0" w:after="0" w:line="240" w:lineRule="auto"/>
-              <w:jc w:val="left"/>
-              <w:cnfStyle w:val="100000000000" w:firstRow="1" w:lastRow="0" w:firstColumn="0" w:lastColumn="0" w:oddVBand="0" w:evenVBand="0" w:oddHBand="0" w:evenHBand="0" w:firstRowFirstColumn="0" w:firstRowLastColumn="0" w:lastRowFirstColumn="0" w:lastRowLastColumn="0"/>
-              <w:rPr>
-                <w:rFonts w:ascii="Times New Roman" w:hAnsi="Times New Roman" w:cs="Times New Roman"/>
-                <w:sz w:val="22"/>
-                <w:szCs w:val="22"/>
-                <w:lang w:val="en-US"/>
-              </w:rPr>
-            </w:pPr>
-            <w:r>
-              <w:rPr>
-                <w:rFonts w:ascii="Times New Roman" w:hAnsi="Times New Roman" w:cs="Times New Roman"/>
-                <w:b/>
-                <w:sz w:val="22"/>
-                <w:szCs w:val="22"/>
-                <w:lang w:val="en-US"/>
-              </w:rPr>
-              <w:t>Symbol</w:t>
-            </w:r>
-          </w:p>
-        </w:tc>
-        <w:tc>
-          <w:tcPr>
-            <w:tcW w:w="1424" w:type="pct"/>
-            <w:tcBorders>
-              <w:bottom w:val="single" w:sz="6" w:space="0" w:color="000000"/>
-            </w:tcBorders>
-          </w:tcPr>
-          <w:p>
-            <w:pPr>
-              <w:pStyle w:val="Compact"/>
-              <w:spacing w:before="0" w:after="0" w:line="240" w:lineRule="auto"/>
-              <w:jc w:val="left"/>
-              <w:rPr>
-                <w:rFonts w:ascii="Times New Roman" w:hAnsi="Times New Roman" w:cs="Times New Roman"/>
-                <w:sz w:val="22"/>
-                <w:szCs w:val="22"/>
-                <w:lang w:val="en-US"/>
-              </w:rPr>
-            </w:pPr>
-            <w:r>
-              <w:rPr>
-                <w:rFonts w:ascii="Times New Roman" w:hAnsi="Times New Roman" w:cs="Times New Roman"/>
-                <w:b/>
-                <w:sz w:val="22"/>
-                <w:szCs w:val="22"/>
-                <w:lang w:val="en-US"/>
-              </w:rPr>
-              <w:t>Magnitude</w:t>
-            </w:r>
-          </w:p>
-        </w:tc>
-        <w:tc>
-          <w:tcPr>
-            <w:tcW w:w="774" w:type="pct"/>
-            <w:tcBorders>
-              <w:bottom w:val="single" w:sz="6" w:space="0" w:color="000000"/>
-            </w:tcBorders>
-          </w:tcPr>
-          <w:p>
-            <w:pPr>
-              <w:pStyle w:val="Compact"/>
-              <w:spacing w:before="0" w:after="0" w:line="240" w:lineRule="auto"/>
-              <w:jc w:val="left"/>
-              <w:cnfStyle w:val="100000000000" w:firstRow="1" w:lastRow="0" w:firstColumn="0" w:lastColumn="0" w:oddVBand="0" w:evenVBand="0" w:oddHBand="0" w:evenHBand="0" w:firstRowFirstColumn="0" w:firstRowLastColumn="0" w:lastRowFirstColumn="0" w:lastRowLastColumn="0"/>
-              <w:rPr>
-                <w:rFonts w:ascii="Times New Roman" w:hAnsi="Times New Roman" w:cs="Times New Roman"/>
-                <w:sz w:val="22"/>
-                <w:szCs w:val="22"/>
-                <w:lang w:val="en-US"/>
-              </w:rPr>
-            </w:pPr>
-            <w:r>
-              <w:rPr>
-                <w:rFonts w:ascii="Times New Roman" w:hAnsi="Times New Roman" w:cs="Times New Roman"/>
-                <w:b/>
-                <w:sz w:val="22"/>
-                <w:szCs w:val="22"/>
-                <w:lang w:val="en-US"/>
-              </w:rPr>
-              <w:t>Source</w:t>
-            </w:r>
-          </w:p>
-        </w:tc>
-      </w:tr>
-      <w:tr>
-        <w:trPr>
-          <w:cantSplit/>
-          <w:cnfStyle w:val="000000100000" w:firstRow="0" w:lastRow="0" w:firstColumn="0" w:lastColumn="0" w:oddVBand="0" w:evenVBand="0" w:oddHBand="1" w:evenHBand="0" w:firstRowFirstColumn="0" w:firstRowLastColumn="0" w:lastRowFirstColumn="0" w:lastRowLastColumn="0"/>
-          <w:trHeight w:val="397"/>
-        </w:trPr>
-        <w:tc>
-          <w:tcPr>
-            <w:tcW w:w="2003" w:type="pct"/>
-          </w:tcPr>
-          <w:p>
-            <w:pPr>
-              <w:pStyle w:val="Compact"/>
-              <w:spacing w:before="0" w:after="0" w:line="240" w:lineRule="auto"/>
-              <w:ind w:firstLine="0"/>
-              <w:jc w:val="left"/>
-              <w:rPr>
-                <w:rFonts w:ascii="Times New Roman" w:hAnsi="Times New Roman" w:cs="Times New Roman"/>
-                <w:sz w:val="22"/>
-                <w:szCs w:val="22"/>
-                <w:lang w:val="en-US"/>
-              </w:rPr>
-            </w:pPr>
-            <w:r>
-              <w:rPr>
-                <w:rFonts w:ascii="Times New Roman" w:hAnsi="Times New Roman" w:cs="Times New Roman"/>
-                <w:b/>
-                <w:i/>
-                <w:iCs/>
-                <w:sz w:val="22"/>
-                <w:szCs w:val="22"/>
-                <w:lang w:val="en-US"/>
-              </w:rPr>
-              <w:t>Material properties</w:t>
-            </w:r>
-          </w:p>
-        </w:tc>
-        <w:tc>
-          <w:tcPr>
-            <w:tcW w:w="799" w:type="pct"/>
-          </w:tcPr>
-          <w:p>
-            <w:pPr>
-              <w:pStyle w:val="Compact"/>
-              <w:spacing w:before="0" w:after="0" w:line="240" w:lineRule="auto"/>
-              <w:cnfStyle w:val="000000100000" w:firstRow="0" w:lastRow="0" w:firstColumn="0" w:lastColumn="0" w:oddVBand="0" w:evenVBand="0" w:oddHBand="1" w:evenHBand="0" w:firstRowFirstColumn="0" w:firstRowLastColumn="0" w:lastRowFirstColumn="0" w:lastRowLastColumn="0"/>
-              <w:rPr>
-                <w:rFonts w:ascii="Times New Roman" w:hAnsi="Times New Roman" w:cs="Times New Roman"/>
-                <w:sz w:val="22"/>
-                <w:szCs w:val="22"/>
-                <w:lang w:val="en-US"/>
-              </w:rPr>
-            </w:pPr>
-          </w:p>
-        </w:tc>
-        <w:tc>
-          <w:tcPr>
-            <w:tcW w:w="1424" w:type="pct"/>
-          </w:tcPr>
-          <w:p>
-            <w:pPr>
-              <w:pStyle w:val="Compact"/>
-              <w:spacing w:before="0" w:after="0" w:line="240" w:lineRule="auto"/>
-              <w:rPr>
-                <w:rFonts w:ascii="Times New Roman" w:hAnsi="Times New Roman" w:cs="Times New Roman"/>
-                <w:sz w:val="22"/>
-                <w:szCs w:val="22"/>
-                <w:lang w:val="en-US"/>
-              </w:rPr>
-            </w:pPr>
-          </w:p>
-        </w:tc>
-        <w:tc>
-          <w:tcPr>
-            <w:tcW w:w="774" w:type="pct"/>
-          </w:tcPr>
-          <w:p>
-            <w:pPr>
-              <w:pStyle w:val="Compact"/>
-              <w:spacing w:before="0" w:after="0" w:line="240" w:lineRule="auto"/>
-              <w:cnfStyle w:val="000000100000" w:firstRow="0" w:lastRow="0" w:firstColumn="0" w:lastColumn="0" w:oddVBand="0" w:evenVBand="0" w:oddHBand="1" w:evenHBand="0" w:firstRowFirstColumn="0" w:firstRowLastColumn="0" w:lastRowFirstColumn="0" w:lastRowLastColumn="0"/>
-              <w:rPr>
-                <w:rFonts w:ascii="Times New Roman" w:hAnsi="Times New Roman" w:cs="Times New Roman"/>
-                <w:sz w:val="22"/>
-                <w:szCs w:val="22"/>
-                <w:lang w:val="en-US"/>
-              </w:rPr>
-            </w:pPr>
-          </w:p>
-        </w:tc>
-      </w:tr>
-      <w:tr>
-        <w:trPr>
-          <w:cantSplit/>
-          <w:trHeight w:val="397"/>
-        </w:trPr>
-        <w:tc>
-          <w:tcPr>
-            <w:tcW w:w="2003" w:type="pct"/>
-          </w:tcPr>
-          <w:p>
-            <w:pPr>
-              <w:pStyle w:val="Compact"/>
-              <w:spacing w:before="0" w:after="0" w:line="240" w:lineRule="auto"/>
-              <w:jc w:val="left"/>
-              <w:rPr>
-                <w:rFonts w:ascii="Times New Roman" w:hAnsi="Times New Roman" w:cs="Times New Roman"/>
-                <w:sz w:val="22"/>
-                <w:szCs w:val="22"/>
-                <w:lang w:val="en-US"/>
-              </w:rPr>
-            </w:pPr>
-            <w:r>
-              <w:rPr>
-                <w:rFonts w:ascii="Times New Roman" w:hAnsi="Times New Roman" w:cs="Times New Roman"/>
-                <w:sz w:val="22"/>
-                <w:szCs w:val="22"/>
-                <w:lang w:val="en-US"/>
-              </w:rPr>
-              <w:t>Zn density</w:t>
-            </w:r>
-          </w:p>
-        </w:tc>
-        <w:tc>
-          <w:tcPr>
-            <w:tcW w:w="799" w:type="pct"/>
-          </w:tcPr>
-          <w:p>
-            <w:pPr>
-              <w:pStyle w:val="Compact"/>
-              <w:spacing w:before="0" w:after="0" w:line="240" w:lineRule="auto"/>
-              <w:jc w:val="left"/>
-              <w:cnfStyle w:val="000000000000" w:firstRow="0" w:lastRow="0" w:firstColumn="0" w:lastColumn="0" w:oddVBand="0" w:evenVBand="0" w:oddHBand="0" w:evenHBand="0" w:firstRowFirstColumn="0" w:firstRowLastColumn="0" w:lastRowFirstColumn="0" w:lastRowLastColumn="0"/>
-              <w:rPr>
-                <w:rFonts w:ascii="Times New Roman" w:hAnsi="Times New Roman" w:cs="Times New Roman"/>
-                <w:sz w:val="22"/>
-                <w:szCs w:val="22"/>
-                <w:lang w:val="en-US"/>
-              </w:rPr>
-            </w:pPr>
-            <m:oMathPara>
-              <m:oMath>
-                <m:sSub>
-                  <m:sSubPr>
-                    <m:ctrlPr>
-                      <w:rPr>
-                        <w:rFonts w:ascii="Cambria Math" w:hAnsi="Cambria Math" w:cs="Times New Roman"/>
-                        <w:sz w:val="22"/>
-                        <w:szCs w:val="22"/>
-                        <w:lang w:val="en-US"/>
-                      </w:rPr>
-                    </m:ctrlPr>
-                  </m:sSubPr>
-                  <m:e>
-                    <m:r>
-                      <w:rPr>
-                        <w:rFonts w:ascii="Cambria Math" w:hAnsi="Cambria Math" w:cs="Times New Roman"/>
-                        <w:sz w:val="22"/>
-                        <w:szCs w:val="22"/>
-                        <w:lang w:val="en-US"/>
-                      </w:rPr>
-                      <m:t>ρ</m:t>
-                    </m:r>
-                  </m:e>
-                  <m:sub>
-                    <m:r>
-                      <m:rPr>
-                        <m:sty m:val="p"/>
-                      </m:rPr>
-                      <w:rPr>
-                        <w:rFonts w:ascii="Cambria Math" w:hAnsi="Cambria Math" w:cs="Times New Roman"/>
-                        <w:sz w:val="22"/>
-                        <w:szCs w:val="22"/>
-                        <w:lang w:val="en-US"/>
-                      </w:rPr>
-                      <m:t>Zn</m:t>
-                    </m:r>
-                  </m:sub>
-                </m:sSub>
-              </m:oMath>
-            </m:oMathPara>
-          </w:p>
-        </w:tc>
-        <w:tc>
-          <w:tcPr>
-            <w:tcW w:w="1424" w:type="pct"/>
-          </w:tcPr>
-          <w:p>
-            <w:pPr>
-              <w:pStyle w:val="Compact"/>
-              <w:spacing w:before="0" w:after="0" w:line="240" w:lineRule="auto"/>
-              <w:jc w:val="left"/>
-              <w:rPr>
-                <w:rFonts w:ascii="Times New Roman" w:hAnsi="Times New Roman" w:cs="Times New Roman"/>
-                <w:sz w:val="22"/>
-                <w:szCs w:val="22"/>
-                <w:lang w:val="en-US"/>
-              </w:rPr>
-            </w:pPr>
-            <w:r>
-              <w:rPr>
-                <w:rFonts w:ascii="Times New Roman" w:hAnsi="Times New Roman" w:cs="Times New Roman"/>
-                <w:sz w:val="22"/>
-                <w:szCs w:val="22"/>
-                <w:lang w:val="en-US"/>
-              </w:rPr>
-              <w:t>7.14 g cm</w:t>
-            </w:r>
-            <w:r>
-              <w:rPr>
-                <w:rFonts w:ascii="Times New Roman" w:hAnsi="Times New Roman" w:cs="Times New Roman"/>
-                <w:sz w:val="22"/>
-                <w:szCs w:val="22"/>
-                <w:vertAlign w:val="superscript"/>
-                <w:lang w:val="en-US"/>
-              </w:rPr>
-              <w:t>−3</w:t>
-            </w:r>
-          </w:p>
-        </w:tc>
-        <w:tc>
-          <w:tcPr>
-            <w:tcW w:w="774" w:type="pct"/>
-          </w:tcPr>
-          <w:p>
-            <w:pPr>
-              <w:pStyle w:val="Compact"/>
-              <w:spacing w:before="0" w:after="0" w:line="240" w:lineRule="auto"/>
-              <w:jc w:val="left"/>
-              <w:cnfStyle w:val="000000000000" w:firstRow="0" w:lastRow="0" w:firstColumn="0" w:lastColumn="0" w:oddVBand="0" w:evenVBand="0" w:oddHBand="0" w:evenHBand="0" w:firstRowFirstColumn="0" w:firstRowLastColumn="0" w:lastRowFirstColumn="0" w:lastRowLastColumn="0"/>
-              <w:rPr>
-                <w:rFonts w:ascii="Times New Roman" w:hAnsi="Times New Roman" w:cs="Times New Roman"/>
-                <w:sz w:val="22"/>
-                <w:szCs w:val="22"/>
-                <w:lang w:val="en-US"/>
-              </w:rPr>
-            </w:pPr>
-            <w:r>
-              <w:rPr>
-                <w:rFonts w:cs="Times New Roman"/>
-                <w:sz w:val="22"/>
-                <w:szCs w:val="22"/>
-                <w:lang w:val="en-US"/>
-              </w:rPr>
-              <w:fldChar w:fldCharType="begin"/>
-            </w:r>
-            <w:r>
-              <w:rPr>
-                <w:rFonts w:ascii="Times New Roman" w:hAnsi="Times New Roman" w:cs="Times New Roman"/>
-                <w:sz w:val="22"/>
-                <w:szCs w:val="22"/>
-                <w:lang w:val="en-US"/>
-              </w:rPr>
-              <w:instrText xml:space="preserve"> ADDIN ZOTERO_ITEM CSL_CITATION {"citationID":"xAToO0U2","properties":{"unsorted":false,"formattedCitation":"\\super [46]\\nosupersub{}","plainCitation":"[46]","noteIndex":0},"citationItems":[{"id":3844,"uris":["http://zotero.org/users/16939557/items/YSXNXCNJ"],"itemData":{"id":3844,"type":"book","abstract":"Presents chemistry and physics tables and profiles notable scientists, highlighting their achievements","citation-key":"rumbleCRCHandbookChemistry2017","edition":"98th edition 2017-2018","ISBN":"978-1-4987-8454-2","language":"eng","publisher":"CRC Press, Taylor &amp; Francis Group","publisher-place":"Boca Raton London New York","source":"K10plus ISBN","title":"CRC handbook of chemistry and physics","editor":[{"family":"Rumble","given":"John R."}],"issued":{"date-parts":[["2017"]]}}}],"schema":"https://github.com/citation-style-language/schema/raw/master/csl-citation.json"} </w:instrText>
-            </w:r>
-            <w:r>
-              <w:rPr>
-                <w:rFonts w:cs="Times New Roman"/>
-                <w:sz w:val="22"/>
-                <w:szCs w:val="22"/>
-                <w:lang w:val="en-US"/>
-              </w:rPr>
-              <w:fldChar w:fldCharType="separate"/>
-            </w:r>
-            <w:r>
-              <w:rPr>
-                <w:rFonts w:ascii="Times New Roman" w:hAnsi="Times New Roman" w:cs="Times New Roman"/>
-                <w:sz w:val="22"/>
-                <w:vertAlign w:val="superscript"/>
-              </w:rPr>
-              <w:t>[46]</w:t>
-            </w:r>
-            <w:r>
-              <w:rPr>
-                <w:rFonts w:cs="Times New Roman"/>
-                <w:sz w:val="22"/>
-                <w:szCs w:val="22"/>
-                <w:lang w:val="en-US"/>
-              </w:rPr>
-              <w:fldChar w:fldCharType="end"/>
-            </w:r>
-          </w:p>
-        </w:tc>
-      </w:tr>
-      <w:tr>
-        <w:trPr>
-          <w:cantSplit/>
-          <w:cnfStyle w:val="000000100000" w:firstRow="0" w:lastRow="0" w:firstColumn="0" w:lastColumn="0" w:oddVBand="0" w:evenVBand="0" w:oddHBand="1" w:evenHBand="0" w:firstRowFirstColumn="0" w:firstRowLastColumn="0" w:lastRowFirstColumn="0" w:lastRowLastColumn="0"/>
-          <w:trHeight w:val="397"/>
-        </w:trPr>
-        <w:tc>
-          <w:tcPr>
-            <w:tcW w:w="2003" w:type="pct"/>
-          </w:tcPr>
-          <w:p>
-            <w:pPr>
-              <w:pStyle w:val="Compact"/>
-              <w:spacing w:before="0" w:after="0" w:line="240" w:lineRule="auto"/>
-              <w:jc w:val="left"/>
-              <w:rPr>
-                <w:rFonts w:ascii="Times New Roman" w:hAnsi="Times New Roman" w:cs="Times New Roman"/>
-                <w:sz w:val="22"/>
-                <w:szCs w:val="22"/>
-                <w:lang w:val="en-US"/>
-              </w:rPr>
-            </w:pPr>
-            <w:r>
-              <w:rPr>
-                <w:rFonts w:ascii="Times New Roman" w:hAnsi="Times New Roman" w:cs="Times New Roman"/>
-                <w:sz w:val="22"/>
-                <w:szCs w:val="22"/>
-                <w:lang w:val="en-US"/>
-              </w:rPr>
-              <w:t>Zn molar mass</w:t>
-            </w:r>
-          </w:p>
-        </w:tc>
-        <w:tc>
-          <w:tcPr>
-            <w:tcW w:w="799" w:type="pct"/>
-          </w:tcPr>
-          <w:p>
-            <w:pPr>
-              <w:pStyle w:val="Compact"/>
-              <w:spacing w:before="0" w:after="0" w:line="240" w:lineRule="auto"/>
-              <w:jc w:val="left"/>
-              <w:cnfStyle w:val="000000100000" w:firstRow="0" w:lastRow="0" w:firstColumn="0" w:lastColumn="0" w:oddVBand="0" w:evenVBand="0" w:oddHBand="1" w:evenHBand="0" w:firstRowFirstColumn="0" w:firstRowLastColumn="0" w:lastRowFirstColumn="0" w:lastRowLastColumn="0"/>
-              <w:rPr>
-                <w:rFonts w:ascii="Times New Roman" w:hAnsi="Times New Roman" w:cs="Times New Roman"/>
-                <w:sz w:val="22"/>
-                <w:szCs w:val="22"/>
-                <w:lang w:val="en-US"/>
-              </w:rPr>
-            </w:pPr>
-            <m:oMathPara>
-              <m:oMath>
-                <m:sSub>
-                  <m:sSubPr>
-                    <m:ctrlPr>
-                      <w:rPr>
-                        <w:rFonts w:ascii="Cambria Math" w:hAnsi="Cambria Math" w:cs="Times New Roman"/>
-                        <w:sz w:val="22"/>
-                        <w:szCs w:val="22"/>
-                        <w:lang w:val="en-US"/>
-                      </w:rPr>
-                    </m:ctrlPr>
-                  </m:sSubPr>
-                  <m:e>
-                    <m:r>
-                      <w:rPr>
-                        <w:rFonts w:ascii="Cambria Math" w:hAnsi="Cambria Math" w:cs="Times New Roman"/>
-                        <w:sz w:val="22"/>
-                        <w:szCs w:val="22"/>
-                        <w:lang w:val="en-US"/>
-                      </w:rPr>
-                      <m:t>M</m:t>
-                    </m:r>
-                  </m:e>
-                  <m:sub>
-                    <m:r>
-                      <m:rPr>
-                        <m:sty m:val="p"/>
-                      </m:rPr>
-                      <w:rPr>
-                        <w:rFonts w:ascii="Cambria Math" w:hAnsi="Cambria Math" w:cs="Times New Roman"/>
-                        <w:sz w:val="22"/>
-                        <w:szCs w:val="22"/>
-                        <w:lang w:val="en-US"/>
-                      </w:rPr>
-                      <m:t>Zn</m:t>
-                    </m:r>
-                  </m:sub>
-                </m:sSub>
-              </m:oMath>
-            </m:oMathPara>
-          </w:p>
-        </w:tc>
-        <w:tc>
-          <w:tcPr>
-            <w:tcW w:w="1424" w:type="pct"/>
-          </w:tcPr>
-          <w:p>
-            <w:pPr>
-              <w:pStyle w:val="Compact"/>
-              <w:spacing w:before="0" w:after="0" w:line="240" w:lineRule="auto"/>
-              <w:jc w:val="left"/>
-              <w:rPr>
-                <w:rFonts w:ascii="Times New Roman" w:hAnsi="Times New Roman" w:cs="Times New Roman"/>
-                <w:sz w:val="22"/>
-                <w:szCs w:val="22"/>
-                <w:lang w:val="en-US"/>
-              </w:rPr>
-            </w:pPr>
-            <w:r>
-              <w:rPr>
-                <w:rFonts w:ascii="Times New Roman" w:hAnsi="Times New Roman" w:cs="Times New Roman"/>
-                <w:sz w:val="22"/>
-                <w:szCs w:val="22"/>
-                <w:lang w:val="en-US"/>
-              </w:rPr>
-              <w:t>65.38 g mol</w:t>
-            </w:r>
-            <w:r>
-              <w:rPr>
-                <w:rFonts w:ascii="Times New Roman" w:hAnsi="Times New Roman" w:cs="Times New Roman"/>
-                <w:sz w:val="22"/>
-                <w:szCs w:val="22"/>
-                <w:vertAlign w:val="superscript"/>
-                <w:lang w:val="en-US"/>
-              </w:rPr>
-              <w:t>−1</w:t>
-            </w:r>
-          </w:p>
-        </w:tc>
-        <w:tc>
-          <w:tcPr>
-            <w:tcW w:w="774" w:type="pct"/>
-          </w:tcPr>
-          <w:p>
-            <w:pPr>
-              <w:pStyle w:val="Compact"/>
-              <w:spacing w:before="0" w:after="0" w:line="240" w:lineRule="auto"/>
-              <w:jc w:val="left"/>
-              <w:cnfStyle w:val="000000100000" w:firstRow="0" w:lastRow="0" w:firstColumn="0" w:lastColumn="0" w:oddVBand="0" w:evenVBand="0" w:oddHBand="1" w:evenHBand="0" w:firstRowFirstColumn="0" w:firstRowLastColumn="0" w:lastRowFirstColumn="0" w:lastRowLastColumn="0"/>
-              <w:rPr>
-                <w:rFonts w:ascii="Times New Roman" w:hAnsi="Times New Roman" w:cs="Times New Roman"/>
-                <w:sz w:val="22"/>
-                <w:szCs w:val="22"/>
-                <w:lang w:val="en-US"/>
-              </w:rPr>
-            </w:pPr>
-            <w:r>
-              <w:rPr>
-                <w:rFonts w:cs="Times New Roman"/>
-                <w:sz w:val="22"/>
-                <w:szCs w:val="22"/>
-                <w:lang w:val="en-US"/>
-              </w:rPr>
-              <w:fldChar w:fldCharType="begin"/>
-            </w:r>
-            <w:r>
-              <w:rPr>
-                <w:rFonts w:ascii="Times New Roman" w:hAnsi="Times New Roman" w:cs="Times New Roman"/>
-                <w:sz w:val="22"/>
-                <w:szCs w:val="22"/>
-                <w:lang w:val="en-US"/>
-              </w:rPr>
-              <w:instrText xml:space="preserve"> ADDIN ZOTERO_ITEM CSL_CITATION {"citationID":"fY7GQsE5","properties":{"unsorted":false,"formattedCitation":"\\super [46]\\nosupersub{}","plainCitation":"[46]","noteIndex":0},"citationItems":[{"id":3844,"uris":["http://zotero.org/users/16939557/items/YSXNXCNJ"],"itemData":{"id":3844,"type":"book","abstract":"Presents chemistry and physics tables and profiles notable scientists, highlighting their achievements","citation-key":"rumbleCRCHandbookChemistry2017","edition":"98th edition 2017-2018","ISBN":"978-1-4987-8454-2","language":"eng","publisher":"CRC Press, Taylor &amp; Francis Group","publisher-place":"Boca Raton London New York","source":"K10plus ISBN","title":"CRC handbook of chemistry and physics","editor":[{"family":"Rumble","given":"John R."}],"issued":{"date-parts":[["2017"]]}}}],"schema":"https://github.com/citation-style-language/schema/raw/master/csl-citation.json"} </w:instrText>
-            </w:r>
-            <w:r>
-              <w:rPr>
-                <w:rFonts w:cs="Times New Roman"/>
-                <w:sz w:val="22"/>
-                <w:szCs w:val="22"/>
-                <w:lang w:val="en-US"/>
-              </w:rPr>
-              <w:fldChar w:fldCharType="separate"/>
-            </w:r>
-            <w:r>
-              <w:rPr>
-                <w:rFonts w:ascii="Times New Roman" w:hAnsi="Times New Roman" w:cs="Times New Roman"/>
-                <w:sz w:val="22"/>
-                <w:vertAlign w:val="superscript"/>
-              </w:rPr>
-              <w:t>[46]</w:t>
-            </w:r>
-            <w:r>
-              <w:rPr>
-                <w:rFonts w:cs="Times New Roman"/>
-                <w:sz w:val="22"/>
-                <w:szCs w:val="22"/>
-                <w:lang w:val="en-US"/>
-              </w:rPr>
-              <w:fldChar w:fldCharType="end"/>
-            </w:r>
-          </w:p>
-        </w:tc>
-      </w:tr>
-      <w:tr>
-        <w:trPr>
-          <w:cantSplit/>
-          <w:trHeight w:val="397"/>
-        </w:trPr>
-        <w:tc>
-          <w:tcPr>
-            <w:tcW w:w="2003" w:type="pct"/>
-          </w:tcPr>
-          <w:p>
-            <w:pPr>
-              <w:pStyle w:val="Compact"/>
-              <w:spacing w:before="0" w:after="0" w:line="240" w:lineRule="auto"/>
-              <w:ind w:firstLine="0"/>
-              <w:jc w:val="left"/>
-              <w:rPr>
-                <w:rFonts w:ascii="Times New Roman" w:hAnsi="Times New Roman" w:cs="Times New Roman"/>
-                <w:sz w:val="22"/>
-                <w:szCs w:val="22"/>
-                <w:lang w:val="en-US"/>
-              </w:rPr>
-            </w:pPr>
-            <w:r>
-              <w:rPr>
-                <w:rFonts w:ascii="Times New Roman" w:hAnsi="Times New Roman" w:cs="Times New Roman"/>
-                <w:b/>
-                <w:i/>
-                <w:iCs/>
-                <w:sz w:val="22"/>
-                <w:szCs w:val="22"/>
-                <w:lang w:val="en-US"/>
-              </w:rPr>
-              <w:t>Diffusion coefficients (37 °C)</w:t>
-            </w:r>
-          </w:p>
-        </w:tc>
-        <w:tc>
-          <w:tcPr>
-            <w:tcW w:w="799" w:type="pct"/>
-          </w:tcPr>
-          <w:p>
-            <w:pPr>
-              <w:pStyle w:val="Compact"/>
-              <w:spacing w:before="0" w:after="0" w:line="240" w:lineRule="auto"/>
-              <w:cnfStyle w:val="000000000000" w:firstRow="0" w:lastRow="0" w:firstColumn="0" w:lastColumn="0" w:oddVBand="0" w:evenVBand="0" w:oddHBand="0" w:evenHBand="0" w:firstRowFirstColumn="0" w:firstRowLastColumn="0" w:lastRowFirstColumn="0" w:lastRowLastColumn="0"/>
-              <w:rPr>
-                <w:rFonts w:ascii="Times New Roman" w:hAnsi="Times New Roman" w:cs="Times New Roman"/>
-                <w:sz w:val="22"/>
-                <w:szCs w:val="22"/>
-                <w:lang w:val="en-US"/>
-              </w:rPr>
-            </w:pPr>
-          </w:p>
-        </w:tc>
-        <w:tc>
-          <w:tcPr>
-            <w:tcW w:w="1424" w:type="pct"/>
-          </w:tcPr>
-          <w:p>
-            <w:pPr>
-              <w:pStyle w:val="Compact"/>
-              <w:spacing w:before="0" w:after="0" w:line="240" w:lineRule="auto"/>
-              <w:rPr>
-                <w:rFonts w:ascii="Times New Roman" w:hAnsi="Times New Roman" w:cs="Times New Roman"/>
-                <w:sz w:val="22"/>
-                <w:szCs w:val="22"/>
-                <w:lang w:val="en-US"/>
-              </w:rPr>
-            </w:pPr>
-          </w:p>
-        </w:tc>
-        <w:tc>
-          <w:tcPr>
-            <w:tcW w:w="774" w:type="pct"/>
-          </w:tcPr>
-          <w:p>
-            <w:pPr>
-              <w:pStyle w:val="Compact"/>
-              <w:spacing w:before="0" w:after="0" w:line="240" w:lineRule="auto"/>
-              <w:cnfStyle w:val="000000000000" w:firstRow="0" w:lastRow="0" w:firstColumn="0" w:lastColumn="0" w:oddVBand="0" w:evenVBand="0" w:oddHBand="0" w:evenHBand="0" w:firstRowFirstColumn="0" w:firstRowLastColumn="0" w:lastRowFirstColumn="0" w:lastRowLastColumn="0"/>
-              <w:rPr>
-                <w:rFonts w:ascii="Times New Roman" w:hAnsi="Times New Roman" w:cs="Times New Roman"/>
-                <w:sz w:val="22"/>
-                <w:szCs w:val="22"/>
-                <w:lang w:val="en-US"/>
-              </w:rPr>
-            </w:pPr>
-          </w:p>
-        </w:tc>
-      </w:tr>
-      <w:tr>
-        <w:trPr>
-          <w:cantSplit/>
-          <w:cnfStyle w:val="000000100000" w:firstRow="0" w:lastRow="0" w:firstColumn="0" w:lastColumn="0" w:oddVBand="0" w:evenVBand="0" w:oddHBand="1" w:evenHBand="0" w:firstRowFirstColumn="0" w:firstRowLastColumn="0" w:lastRowFirstColumn="0" w:lastRowLastColumn="0"/>
-          <w:trHeight w:val="397"/>
-        </w:trPr>
-        <w:tc>
-          <w:tcPr>
-            <w:tcW w:w="2003" w:type="pct"/>
-          </w:tcPr>
-          <w:p>
-            <w:pPr>
-              <w:pStyle w:val="Compact"/>
-              <w:spacing w:before="0" w:after="0" w:line="240" w:lineRule="auto"/>
-              <w:jc w:val="left"/>
-              <w:rPr>
-                <w:rFonts w:ascii="Times New Roman" w:hAnsi="Times New Roman" w:cs="Times New Roman"/>
-                <w:sz w:val="22"/>
-                <w:szCs w:val="22"/>
-                <w:lang w:val="en-US"/>
-              </w:rPr>
-            </w:pPr>
-            <m:oMath>
-              <m:r>
-                <m:rPr>
-                  <m:sty m:val="p"/>
-                </m:rPr>
-                <w:rPr>
-                  <w:rFonts w:ascii="Cambria Math" w:hAnsi="Cambria Math" w:cs="Times New Roman"/>
-                  <w:sz w:val="22"/>
-                  <w:szCs w:val="22"/>
-                  <w:lang w:val="en-US"/>
-                </w:rPr>
-                <m:t>Z</m:t>
-              </m:r>
-              <m:sSup>
-                <m:sSupPr>
-                  <m:ctrlPr>
-                    <w:rPr>
-                      <w:rFonts w:ascii="Cambria Math" w:hAnsi="Cambria Math" w:cs="Times New Roman"/>
-                      <w:sz w:val="22"/>
-                      <w:szCs w:val="22"/>
-                      <w:lang w:val="en-US"/>
-                    </w:rPr>
-                  </m:ctrlPr>
-                </m:sSupPr>
-                <m:e>
-                  <m:r>
-                    <m:rPr>
-                      <m:sty m:val="p"/>
-                    </m:rPr>
-                    <w:rPr>
-                      <w:rFonts w:ascii="Cambria Math" w:hAnsi="Cambria Math" w:cs="Times New Roman"/>
-                      <w:sz w:val="22"/>
-                      <w:szCs w:val="22"/>
-                      <w:lang w:val="en-US"/>
-                    </w:rPr>
-                    <m:t>n</m:t>
-                  </m:r>
-                </m:e>
-                <m:sup>
-                  <m:r>
-                    <m:rPr>
-                      <m:sty m:val="p"/>
-                    </m:rPr>
-                    <w:rPr>
-                      <w:rFonts w:ascii="Cambria Math" w:hAnsi="Cambria Math" w:cs="Times New Roman"/>
-                      <w:sz w:val="22"/>
-                      <w:szCs w:val="22"/>
-                      <w:lang w:val="en-US"/>
-                    </w:rPr>
-                    <m:t>2+</m:t>
-                  </m:r>
-                </m:sup>
-              </m:sSup>
-            </m:oMath>
-            <w:r>
-              <w:rPr>
-                <w:rFonts w:ascii="Times New Roman" w:hAnsi="Times New Roman" w:cs="Times New Roman"/>
-                <w:sz w:val="22"/>
-                <w:szCs w:val="22"/>
-                <w:lang w:val="en-US"/>
-              </w:rPr>
-              <w:t xml:space="preserve"> diffusivity</w:t>
-            </w:r>
-          </w:p>
-        </w:tc>
-        <w:tc>
-          <w:tcPr>
-            <w:tcW w:w="799" w:type="pct"/>
-          </w:tcPr>
-          <w:p>
-            <w:pPr>
-              <w:pStyle w:val="Compact"/>
-              <w:spacing w:before="0" w:after="0" w:line="240" w:lineRule="auto"/>
-              <w:jc w:val="left"/>
-              <w:cnfStyle w:val="000000100000" w:firstRow="0" w:lastRow="0" w:firstColumn="0" w:lastColumn="0" w:oddVBand="0" w:evenVBand="0" w:oddHBand="1" w:evenHBand="0" w:firstRowFirstColumn="0" w:firstRowLastColumn="0" w:lastRowFirstColumn="0" w:lastRowLastColumn="0"/>
-              <w:rPr>
-                <w:rFonts w:ascii="Times New Roman" w:hAnsi="Times New Roman" w:cs="Times New Roman"/>
-                <w:sz w:val="22"/>
-                <w:szCs w:val="22"/>
-                <w:lang w:val="en-US"/>
-              </w:rPr>
-            </w:pPr>
-            <m:oMathPara>
-              <m:oMath>
-                <m:sSubSup>
-                  <m:sSubSupPr>
-                    <m:ctrlPr>
-                      <w:rPr>
-                        <w:rFonts w:ascii="Cambria Math" w:hAnsi="Cambria Math" w:cs="Times New Roman"/>
-                        <w:sz w:val="22"/>
-                        <w:szCs w:val="22"/>
-                        <w:lang w:val="en-US"/>
-                      </w:rPr>
-                    </m:ctrlPr>
-                  </m:sSubSupPr>
-                  <m:e>
-                    <m:r>
-                      <w:rPr>
-                        <w:rFonts w:ascii="Cambria Math" w:hAnsi="Cambria Math" w:cs="Times New Roman"/>
-                        <w:sz w:val="22"/>
-                        <w:szCs w:val="22"/>
-                        <w:lang w:val="en-US"/>
-                      </w:rPr>
-                      <m:t>D</m:t>
-                    </m:r>
-                  </m:e>
-                  <m:sub>
-                    <m:r>
-                      <m:rPr>
-                        <m:sty m:val="p"/>
-                      </m:rPr>
-                      <w:rPr>
-                        <w:rFonts w:ascii="Cambria Math" w:hAnsi="Cambria Math" w:cs="Times New Roman"/>
-                        <w:sz w:val="22"/>
-                        <w:szCs w:val="22"/>
-                        <w:lang w:val="en-US"/>
-                      </w:rPr>
-                      <m:t>Zn</m:t>
-                    </m:r>
-                  </m:sub>
-                  <m:sup>
-                    <m:r>
-                      <w:rPr>
-                        <w:rFonts w:ascii="Cambria Math" w:hAnsi="Cambria Math" w:cs="Times New Roman"/>
-                        <w:sz w:val="22"/>
-                        <w:szCs w:val="22"/>
-                        <w:lang w:val="en-US"/>
-                      </w:rPr>
-                      <m:t>0</m:t>
-                    </m:r>
-                  </m:sup>
-                </m:sSubSup>
-              </m:oMath>
-            </m:oMathPara>
-          </w:p>
-        </w:tc>
-        <w:tc>
-          <w:tcPr>
-            <w:tcW w:w="1424" w:type="pct"/>
-          </w:tcPr>
-          <w:p>
-            <w:pPr>
-              <w:pStyle w:val="Compact"/>
-              <w:spacing w:before="0" w:after="0" w:line="240" w:lineRule="auto"/>
-              <w:jc w:val="left"/>
-              <w:rPr>
-                <w:rFonts w:ascii="Times New Roman" w:hAnsi="Times New Roman" w:cs="Times New Roman"/>
-                <w:sz w:val="22"/>
-                <w:szCs w:val="22"/>
-                <w:lang w:val="en-US"/>
-              </w:rPr>
-            </w:pPr>
-            <w:r>
-              <w:rPr>
-                <w:rFonts w:ascii="Times New Roman" w:hAnsi="Times New Roman" w:cs="Times New Roman"/>
-                <w:sz w:val="22"/>
-                <w:szCs w:val="22"/>
-                <w:lang w:val="en-US"/>
-              </w:rPr>
-              <w:t>7.56 × 10</w:t>
-            </w:r>
-            <w:r>
-              <w:rPr>
-                <w:rFonts w:ascii="Times New Roman" w:hAnsi="Times New Roman" w:cs="Times New Roman"/>
-                <w:sz w:val="22"/>
-                <w:szCs w:val="22"/>
-                <w:vertAlign w:val="superscript"/>
-                <w:lang w:val="en-US"/>
-              </w:rPr>
-              <w:t>−4</w:t>
-            </w:r>
-            <w:r>
-              <w:rPr>
-                <w:rFonts w:ascii="Times New Roman" w:hAnsi="Times New Roman" w:cs="Times New Roman"/>
-                <w:sz w:val="22"/>
-                <w:szCs w:val="22"/>
-                <w:lang w:val="en-US"/>
-              </w:rPr>
-              <w:t> mm</w:t>
-            </w:r>
-            <w:r>
-              <w:rPr>
-                <w:rFonts w:ascii="Times New Roman" w:hAnsi="Times New Roman" w:cs="Times New Roman"/>
-                <w:sz w:val="22"/>
-                <w:szCs w:val="22"/>
-                <w:vertAlign w:val="superscript"/>
-                <w:lang w:val="en-US"/>
-              </w:rPr>
-              <w:t>2</w:t>
-            </w:r>
-            <w:r>
-              <w:rPr>
-                <w:rFonts w:ascii="Times New Roman" w:hAnsi="Times New Roman" w:cs="Times New Roman"/>
-                <w:sz w:val="22"/>
-                <w:szCs w:val="22"/>
-                <w:lang w:val="en-US"/>
-              </w:rPr>
-              <w:t> s</w:t>
-            </w:r>
-            <w:r>
-              <w:rPr>
-                <w:rFonts w:ascii="Times New Roman" w:hAnsi="Times New Roman" w:cs="Times New Roman"/>
-                <w:sz w:val="22"/>
-                <w:szCs w:val="22"/>
-                <w:vertAlign w:val="superscript"/>
-                <w:lang w:val="en-US"/>
-              </w:rPr>
-              <w:t>−1</w:t>
-            </w:r>
-          </w:p>
-        </w:tc>
-        <w:tc>
-          <w:tcPr>
-            <w:tcW w:w="774" w:type="pct"/>
-          </w:tcPr>
-          <w:p>
-            <w:pPr>
-              <w:pStyle w:val="Compact"/>
-              <w:spacing w:before="0" w:after="0" w:line="240" w:lineRule="auto"/>
-              <w:jc w:val="left"/>
-              <w:cnfStyle w:val="000000100000" w:firstRow="0" w:lastRow="0" w:firstColumn="0" w:lastColumn="0" w:oddVBand="0" w:evenVBand="0" w:oddHBand="1" w:evenHBand="0" w:firstRowFirstColumn="0" w:firstRowLastColumn="0" w:lastRowFirstColumn="0" w:lastRowLastColumn="0"/>
-              <w:rPr>
-                <w:rFonts w:ascii="Times New Roman" w:hAnsi="Times New Roman" w:cs="Times New Roman"/>
-                <w:sz w:val="22"/>
-                <w:szCs w:val="22"/>
-                <w:lang w:val="en-US"/>
-              </w:rPr>
-            </w:pPr>
-            <w:r>
-              <w:rPr>
-                <w:rFonts w:cs="Times New Roman"/>
-                <w:sz w:val="22"/>
-                <w:szCs w:val="22"/>
-                <w:lang w:val="en-US"/>
-              </w:rPr>
-              <w:fldChar w:fldCharType="begin"/>
-            </w:r>
-            <w:r>
-              <w:rPr>
-                <w:rFonts w:ascii="Times New Roman" w:hAnsi="Times New Roman" w:cs="Times New Roman"/>
-                <w:sz w:val="22"/>
-                <w:szCs w:val="22"/>
-                <w:lang w:val="en-US"/>
-              </w:rPr>
-              <w:instrText xml:space="preserve"> ADDIN ZOTERO_ITEM CSL_CITATION {"citationID":"FohI0P9c","properties":{"unsorted":false,"formattedCitation":"\\super [47]\\nosupersub{}","plainCitation":"[47]","noteIndex":0},"citationItems":[{"id":4251,"uris":["http://zotero.org/users/16939557/items/GLJFP5WA"],"itemData":{"id":4251,"type":"book","citation-key":"Lide1991","edition":"72","publisher":"CRC Press","publisher-place":"Boca Raton","title":"CRC handbook of chemistry and physics","editor":[{"family":"Lide","given":"D. R."}],"issued":{"date-parts":[["1991"]]}}}],"schema":"https://github.com/citation-style-language/schema/raw/master/csl-citation.json"} </w:instrText>
-            </w:r>
-            <w:r>
-              <w:rPr>
-                <w:rFonts w:cs="Times New Roman"/>
-                <w:sz w:val="22"/>
-                <w:szCs w:val="22"/>
-                <w:lang w:val="en-US"/>
-              </w:rPr>
-              <w:fldChar w:fldCharType="separate"/>
-            </w:r>
-            <w:r>
-              <w:rPr>
-                <w:rFonts w:ascii="Times New Roman" w:hAnsi="Times New Roman" w:cs="Times New Roman"/>
-                <w:sz w:val="22"/>
-                <w:vertAlign w:val="superscript"/>
-              </w:rPr>
-              <w:t>[47]</w:t>
-            </w:r>
-            <w:r>
-              <w:rPr>
-                <w:rFonts w:cs="Times New Roman"/>
-                <w:sz w:val="22"/>
-                <w:szCs w:val="22"/>
-                <w:lang w:val="en-US"/>
-              </w:rPr>
-              <w:fldChar w:fldCharType="end"/>
-            </w:r>
-          </w:p>
-        </w:tc>
-      </w:tr>
-      <w:tr>
-        <w:trPr>
-          <w:cantSplit/>
-          <w:trHeight w:val="397"/>
-        </w:trPr>
-        <w:tc>
-          <w:tcPr>
-            <w:tcW w:w="2003" w:type="pct"/>
-          </w:tcPr>
-          <w:p>
-            <w:pPr>
-              <w:pStyle w:val="Compact"/>
-              <w:spacing w:before="0" w:after="0" w:line="240" w:lineRule="auto"/>
-              <w:jc w:val="left"/>
-              <w:rPr>
-                <w:rFonts w:ascii="Times New Roman" w:hAnsi="Times New Roman" w:cs="Times New Roman"/>
-                <w:sz w:val="22"/>
-                <w:szCs w:val="22"/>
-                <w:lang w:val="en-US"/>
-              </w:rPr>
-            </w:pPr>
-            <m:oMath>
-              <m:r>
-                <m:rPr>
-                  <m:sty m:val="p"/>
-                </m:rPr>
-                <w:rPr>
-                  <w:rFonts w:ascii="Cambria Math" w:hAnsi="Cambria Math" w:cs="Times New Roman"/>
-                  <w:sz w:val="22"/>
-                  <w:szCs w:val="22"/>
-                  <w:lang w:val="en-US"/>
-                </w:rPr>
-                <m:t>C</m:t>
-              </m:r>
-              <m:sSup>
-                <m:sSupPr>
-                  <m:ctrlPr>
-                    <w:rPr>
-                      <w:rFonts w:ascii="Cambria Math" w:hAnsi="Cambria Math" w:cs="Times New Roman"/>
-                      <w:sz w:val="22"/>
-                      <w:szCs w:val="22"/>
-                      <w:lang w:val="en-US"/>
-                    </w:rPr>
-                  </m:ctrlPr>
-                </m:sSupPr>
-                <m:e>
-                  <m:r>
-                    <m:rPr>
-                      <m:sty m:val="p"/>
-                    </m:rPr>
-                    <w:rPr>
-                      <w:rFonts w:ascii="Cambria Math" w:hAnsi="Cambria Math" w:cs="Times New Roman"/>
-                      <w:sz w:val="22"/>
-                      <w:szCs w:val="22"/>
-                      <w:lang w:val="en-US"/>
-                    </w:rPr>
-                    <m:t>l</m:t>
-                  </m:r>
-                </m:e>
-                <m:sup>
-                  <m:r>
-                    <m:rPr>
-                      <m:sty m:val="p"/>
-                    </m:rPr>
-                    <w:rPr>
-                      <w:rFonts w:ascii="Cambria Math" w:hAnsi="Cambria Math" w:cs="Times New Roman"/>
-                      <w:sz w:val="22"/>
-                      <w:szCs w:val="22"/>
-                      <w:lang w:val="en-US"/>
-                    </w:rPr>
-                    <m:t>-</m:t>
-                  </m:r>
-                </m:sup>
-              </m:sSup>
-            </m:oMath>
-            <w:r>
-              <w:rPr>
-                <w:rFonts w:ascii="Times New Roman" w:hAnsi="Times New Roman" w:cs="Times New Roman"/>
-                <w:sz w:val="22"/>
-                <w:szCs w:val="22"/>
-                <w:lang w:val="en-US"/>
-              </w:rPr>
-              <w:t xml:space="preserve"> diffusivity</w:t>
-            </w:r>
-          </w:p>
-        </w:tc>
-        <w:tc>
-          <w:tcPr>
-            <w:tcW w:w="799" w:type="pct"/>
-          </w:tcPr>
-          <w:p>
-            <w:pPr>
-              <w:pStyle w:val="Compact"/>
-              <w:spacing w:before="0" w:after="0" w:line="240" w:lineRule="auto"/>
-              <w:jc w:val="left"/>
-              <w:cnfStyle w:val="000000000000" w:firstRow="0" w:lastRow="0" w:firstColumn="0" w:lastColumn="0" w:oddVBand="0" w:evenVBand="0" w:oddHBand="0" w:evenHBand="0" w:firstRowFirstColumn="0" w:firstRowLastColumn="0" w:lastRowFirstColumn="0" w:lastRowLastColumn="0"/>
-              <w:rPr>
-                <w:rFonts w:ascii="Times New Roman" w:hAnsi="Times New Roman" w:cs="Times New Roman"/>
-                <w:sz w:val="22"/>
-                <w:szCs w:val="22"/>
-                <w:lang w:val="en-US"/>
-              </w:rPr>
-            </w:pPr>
-            <m:oMathPara>
-              <m:oMath>
-                <m:sSubSup>
-                  <m:sSubSupPr>
-                    <m:ctrlPr>
-                      <w:rPr>
-                        <w:rFonts w:ascii="Cambria Math" w:hAnsi="Cambria Math" w:cs="Times New Roman"/>
-                        <w:sz w:val="22"/>
-                        <w:szCs w:val="22"/>
-                        <w:lang w:val="en-US"/>
-                      </w:rPr>
-                    </m:ctrlPr>
-                  </m:sSubSupPr>
-                  <m:e>
-                    <m:r>
-                      <w:rPr>
-                        <w:rFonts w:ascii="Cambria Math" w:hAnsi="Cambria Math" w:cs="Times New Roman"/>
-                        <w:sz w:val="22"/>
-                        <w:szCs w:val="22"/>
-                        <w:lang w:val="en-US"/>
-                      </w:rPr>
-                      <m:t>D</m:t>
-                    </m:r>
-                  </m:e>
-                  <m:sub>
-                    <m:r>
-                      <m:rPr>
-                        <m:sty m:val="p"/>
-                      </m:rPr>
-                      <w:rPr>
-                        <w:rFonts w:ascii="Cambria Math" w:hAnsi="Cambria Math" w:cs="Times New Roman"/>
-                        <w:sz w:val="22"/>
-                        <w:szCs w:val="22"/>
-                        <w:lang w:val="en-US"/>
-                      </w:rPr>
-                      <m:t>Cl</m:t>
-                    </m:r>
-                  </m:sub>
-                  <m:sup>
-                    <m:r>
-                      <w:rPr>
-                        <w:rFonts w:ascii="Cambria Math" w:hAnsi="Cambria Math" w:cs="Times New Roman"/>
-                        <w:sz w:val="22"/>
-                        <w:szCs w:val="22"/>
-                        <w:lang w:val="en-US"/>
-                      </w:rPr>
-                      <m:t>0</m:t>
-                    </m:r>
-                  </m:sup>
-                </m:sSubSup>
-              </m:oMath>
-            </m:oMathPara>
-          </w:p>
-        </w:tc>
-        <w:tc>
-          <w:tcPr>
-            <w:tcW w:w="1424" w:type="pct"/>
-          </w:tcPr>
-          <w:p>
-            <w:pPr>
-              <w:pStyle w:val="Compact"/>
-              <w:spacing w:before="0" w:after="0" w:line="240" w:lineRule="auto"/>
-              <w:jc w:val="left"/>
-              <w:rPr>
-                <w:rFonts w:ascii="Times New Roman" w:hAnsi="Times New Roman" w:cs="Times New Roman"/>
-                <w:sz w:val="22"/>
-                <w:szCs w:val="22"/>
-                <w:lang w:val="en-US"/>
-              </w:rPr>
-            </w:pPr>
-            <w:r>
-              <w:rPr>
-                <w:rFonts w:ascii="Times New Roman" w:hAnsi="Times New Roman" w:cs="Times New Roman"/>
-                <w:sz w:val="22"/>
-                <w:szCs w:val="22"/>
-                <w:lang w:val="en-US"/>
-              </w:rPr>
-              <w:t>2.16 × 10</w:t>
-            </w:r>
-            <w:r>
-              <w:rPr>
-                <w:rFonts w:ascii="Times New Roman" w:hAnsi="Times New Roman" w:cs="Times New Roman"/>
-                <w:sz w:val="22"/>
-                <w:szCs w:val="22"/>
-                <w:vertAlign w:val="superscript"/>
-                <w:lang w:val="en-US"/>
-              </w:rPr>
-              <w:t>−3</w:t>
-            </w:r>
-            <w:r>
-              <w:rPr>
-                <w:rFonts w:ascii="Times New Roman" w:hAnsi="Times New Roman" w:cs="Times New Roman"/>
-                <w:sz w:val="22"/>
-                <w:szCs w:val="22"/>
-                <w:lang w:val="en-US"/>
-              </w:rPr>
-              <w:t> mm</w:t>
-            </w:r>
-            <w:r>
-              <w:rPr>
-                <w:rFonts w:ascii="Times New Roman" w:hAnsi="Times New Roman" w:cs="Times New Roman"/>
-                <w:sz w:val="22"/>
-                <w:szCs w:val="22"/>
-                <w:vertAlign w:val="superscript"/>
-                <w:lang w:val="en-US"/>
-              </w:rPr>
-              <w:t>2</w:t>
-            </w:r>
-            <w:r>
-              <w:rPr>
-                <w:rFonts w:ascii="Times New Roman" w:hAnsi="Times New Roman" w:cs="Times New Roman"/>
-                <w:sz w:val="22"/>
-                <w:szCs w:val="22"/>
-                <w:lang w:val="en-US"/>
-              </w:rPr>
-              <w:t> s</w:t>
-            </w:r>
-            <w:r>
-              <w:rPr>
-                <w:rFonts w:ascii="Times New Roman" w:hAnsi="Times New Roman" w:cs="Times New Roman"/>
-                <w:sz w:val="22"/>
-                <w:szCs w:val="22"/>
-                <w:vertAlign w:val="superscript"/>
-                <w:lang w:val="en-US"/>
-              </w:rPr>
-              <w:t>−1</w:t>
-            </w:r>
-          </w:p>
-        </w:tc>
-        <w:tc>
-          <w:tcPr>
-            <w:tcW w:w="774" w:type="pct"/>
-          </w:tcPr>
-          <w:p>
-            <w:pPr>
-              <w:pStyle w:val="Compact"/>
-              <w:spacing w:before="0" w:after="0" w:line="240" w:lineRule="auto"/>
-              <w:jc w:val="left"/>
-              <w:cnfStyle w:val="000000000000" w:firstRow="0" w:lastRow="0" w:firstColumn="0" w:lastColumn="0" w:oddVBand="0" w:evenVBand="0" w:oddHBand="0" w:evenHBand="0" w:firstRowFirstColumn="0" w:firstRowLastColumn="0" w:lastRowFirstColumn="0" w:lastRowLastColumn="0"/>
-              <w:rPr>
-                <w:rFonts w:ascii="Times New Roman" w:hAnsi="Times New Roman" w:cs="Times New Roman"/>
-                <w:sz w:val="22"/>
-                <w:szCs w:val="22"/>
-                <w:lang w:val="en-US"/>
-              </w:rPr>
-            </w:pPr>
-            <w:r>
-              <w:rPr>
-                <w:rFonts w:cs="Times New Roman"/>
-                <w:sz w:val="22"/>
-                <w:szCs w:val="22"/>
-                <w:lang w:val="en-US"/>
-              </w:rPr>
-              <w:fldChar w:fldCharType="begin"/>
-            </w:r>
-            <w:r>
-              <w:rPr>
-                <w:rFonts w:ascii="Times New Roman" w:hAnsi="Times New Roman" w:cs="Times New Roman"/>
-                <w:sz w:val="22"/>
-                <w:szCs w:val="22"/>
-                <w:lang w:val="en-US"/>
-              </w:rPr>
-              <w:instrText xml:space="preserve"> ADDIN ZOTERO_ITEM CSL_CITATION {"citationID":"IpJnXCkS","properties":{"unsorted":false,"formattedCitation":"\\super [47]\\nosupersub{}","plainCitation":"[47]","noteIndex":0},"citationItems":[{"id":4251,"uris":["http://zotero.org/users/16939557/items/GLJFP5WA"],"itemData":{"id":4251,"type":"book","citation-key":"Lide1991","edition":"72","publisher":"CRC Press","publisher-place":"Boca Raton","title":"CRC handbook of chemistry and physics","editor":[{"family":"Lide","given":"D. R."}],"issued":{"date-parts":[["1991"]]}}}],"schema":"https://github.com/citation-style-language/schema/raw/master/csl-citation.json"} </w:instrText>
-            </w:r>
-            <w:r>
-              <w:rPr>
-                <w:rFonts w:cs="Times New Roman"/>
-                <w:sz w:val="22"/>
-                <w:szCs w:val="22"/>
-                <w:lang w:val="en-US"/>
-              </w:rPr>
-              <w:fldChar w:fldCharType="separate"/>
-            </w:r>
-            <w:r>
-              <w:rPr>
-                <w:rFonts w:ascii="Times New Roman" w:hAnsi="Times New Roman" w:cs="Times New Roman"/>
-                <w:sz w:val="22"/>
-                <w:vertAlign w:val="superscript"/>
-              </w:rPr>
-              <w:t>[47]</w:t>
-            </w:r>
-            <w:r>
-              <w:rPr>
-                <w:rFonts w:cs="Times New Roman"/>
-                <w:sz w:val="22"/>
-                <w:szCs w:val="22"/>
-                <w:lang w:val="en-US"/>
-              </w:rPr>
-              <w:fldChar w:fldCharType="end"/>
-            </w:r>
-          </w:p>
-        </w:tc>
-      </w:tr>
-      <w:tr>
-        <w:trPr>
-          <w:cantSplit/>
-          <w:cnfStyle w:val="000000100000" w:firstRow="0" w:lastRow="0" w:firstColumn="0" w:lastColumn="0" w:oddVBand="0" w:evenVBand="0" w:oddHBand="1" w:evenHBand="0" w:firstRowFirstColumn="0" w:firstRowLastColumn="0" w:lastRowFirstColumn="0" w:lastRowLastColumn="0"/>
-          <w:trHeight w:val="397"/>
-        </w:trPr>
-        <w:tc>
-          <w:tcPr>
-            <w:tcW w:w="2003" w:type="pct"/>
-          </w:tcPr>
-          <w:p>
-            <w:pPr>
-              <w:pStyle w:val="Compact"/>
-              <w:spacing w:before="0" w:after="0" w:line="240" w:lineRule="auto"/>
-              <w:jc w:val="left"/>
-              <w:rPr>
-                <w:rFonts w:ascii="Times New Roman" w:hAnsi="Times New Roman" w:cs="Times New Roman"/>
-                <w:sz w:val="22"/>
-                <w:szCs w:val="22"/>
-                <w:lang w:val="en-US"/>
-              </w:rPr>
-            </w:pPr>
-            <m:oMath>
-              <m:r>
-                <m:rPr>
-                  <m:sty m:val="p"/>
-                </m:rPr>
-                <w:rPr>
-                  <w:rFonts w:ascii="Cambria Math" w:hAnsi="Cambria Math" w:cs="Times New Roman"/>
-                  <w:sz w:val="22"/>
-                  <w:szCs w:val="22"/>
-                  <w:lang w:val="en-US"/>
-                </w:rPr>
-                <m:t>O</m:t>
-              </m:r>
-              <m:sSup>
-                <m:sSupPr>
-                  <m:ctrlPr>
-                    <w:rPr>
-                      <w:rFonts w:ascii="Cambria Math" w:hAnsi="Cambria Math" w:cs="Times New Roman"/>
-                      <w:sz w:val="22"/>
-                      <w:szCs w:val="22"/>
-                      <w:lang w:val="en-US"/>
-                    </w:rPr>
-                  </m:ctrlPr>
-                </m:sSupPr>
-                <m:e>
-                  <m:r>
-                    <m:rPr>
-                      <m:sty m:val="p"/>
-                    </m:rPr>
-                    <w:rPr>
-                      <w:rFonts w:ascii="Cambria Math" w:hAnsi="Cambria Math" w:cs="Times New Roman"/>
-                      <w:sz w:val="22"/>
-                      <w:szCs w:val="22"/>
-                      <w:lang w:val="en-US"/>
-                    </w:rPr>
-                    <m:t>H</m:t>
-                  </m:r>
-                </m:e>
-                <m:sup>
-                  <m:r>
-                    <m:rPr>
-                      <m:sty m:val="p"/>
-                    </m:rPr>
-                    <w:rPr>
-                      <w:rFonts w:ascii="Cambria Math" w:hAnsi="Cambria Math" w:cs="Times New Roman"/>
-                      <w:sz w:val="22"/>
-                      <w:szCs w:val="22"/>
-                      <w:lang w:val="en-US"/>
-                    </w:rPr>
-                    <m:t>-</m:t>
-                  </m:r>
-                </m:sup>
-              </m:sSup>
-            </m:oMath>
-            <w:r>
-              <w:rPr>
-                <w:rFonts w:ascii="Times New Roman" w:hAnsi="Times New Roman" w:cs="Times New Roman"/>
-                <w:sz w:val="22"/>
-                <w:szCs w:val="22"/>
-                <w:lang w:val="en-US"/>
-              </w:rPr>
-              <w:t xml:space="preserve"> diffusivity</w:t>
-            </w:r>
-          </w:p>
-        </w:tc>
-        <w:tc>
-          <w:tcPr>
-            <w:tcW w:w="799" w:type="pct"/>
-          </w:tcPr>
-          <w:p>
-            <w:pPr>
-              <w:pStyle w:val="Compact"/>
-              <w:spacing w:before="0" w:after="0" w:line="240" w:lineRule="auto"/>
-              <w:jc w:val="left"/>
-              <w:cnfStyle w:val="000000100000" w:firstRow="0" w:lastRow="0" w:firstColumn="0" w:lastColumn="0" w:oddVBand="0" w:evenVBand="0" w:oddHBand="1" w:evenHBand="0" w:firstRowFirstColumn="0" w:firstRowLastColumn="0" w:lastRowFirstColumn="0" w:lastRowLastColumn="0"/>
-              <w:rPr>
-                <w:rFonts w:ascii="Times New Roman" w:hAnsi="Times New Roman" w:cs="Times New Roman"/>
-                <w:sz w:val="22"/>
-                <w:szCs w:val="22"/>
-                <w:lang w:val="en-US"/>
-              </w:rPr>
-            </w:pPr>
-            <m:oMathPara>
-              <m:oMath>
-                <m:sSubSup>
-                  <m:sSubSupPr>
-                    <m:ctrlPr>
-                      <w:rPr>
-                        <w:rFonts w:ascii="Cambria Math" w:hAnsi="Cambria Math" w:cs="Times New Roman"/>
-                        <w:sz w:val="22"/>
-                        <w:szCs w:val="22"/>
-                        <w:lang w:val="en-US"/>
-                      </w:rPr>
-                    </m:ctrlPr>
-                  </m:sSubSupPr>
-                  <m:e>
-                    <m:r>
-                      <w:rPr>
-                        <w:rFonts w:ascii="Cambria Math" w:hAnsi="Cambria Math" w:cs="Times New Roman"/>
-                        <w:sz w:val="22"/>
-                        <w:szCs w:val="22"/>
-                        <w:lang w:val="en-US"/>
-                      </w:rPr>
-                      <m:t>D</m:t>
-                    </m:r>
-                  </m:e>
-                  <m:sub>
-                    <m:r>
-                      <m:rPr>
-                        <m:sty m:val="p"/>
-                      </m:rPr>
-                      <w:rPr>
-                        <w:rFonts w:ascii="Cambria Math" w:hAnsi="Cambria Math" w:cs="Times New Roman"/>
-                        <w:sz w:val="22"/>
-                        <w:szCs w:val="22"/>
-                        <w:lang w:val="en-US"/>
-                      </w:rPr>
-                      <m:t>OH</m:t>
-                    </m:r>
-                  </m:sub>
-                  <m:sup>
-                    <m:r>
-                      <w:rPr>
-                        <w:rFonts w:ascii="Cambria Math" w:hAnsi="Cambria Math" w:cs="Times New Roman"/>
-                        <w:sz w:val="22"/>
-                        <w:szCs w:val="22"/>
-                        <w:lang w:val="en-US"/>
-                      </w:rPr>
-                      <m:t>0</m:t>
-                    </m:r>
-                  </m:sup>
-                </m:sSubSup>
-              </m:oMath>
-            </m:oMathPara>
-          </w:p>
-        </w:tc>
-        <w:tc>
-          <w:tcPr>
-            <w:tcW w:w="1424" w:type="pct"/>
-          </w:tcPr>
-          <w:p>
-            <w:pPr>
-              <w:pStyle w:val="Compact"/>
-              <w:spacing w:before="0" w:after="0" w:line="240" w:lineRule="auto"/>
-              <w:jc w:val="left"/>
-              <w:rPr>
-                <w:rFonts w:ascii="Times New Roman" w:hAnsi="Times New Roman" w:cs="Times New Roman"/>
-                <w:sz w:val="22"/>
-                <w:szCs w:val="22"/>
-                <w:lang w:val="en-US"/>
-              </w:rPr>
-            </w:pPr>
-            <w:r>
-              <w:rPr>
-                <w:rFonts w:ascii="Times New Roman" w:hAnsi="Times New Roman" w:cs="Times New Roman"/>
-                <w:sz w:val="22"/>
-                <w:szCs w:val="22"/>
-                <w:lang w:val="en-US"/>
-              </w:rPr>
-              <w:t>5.60 × 10</w:t>
-            </w:r>
-            <w:r>
-              <w:rPr>
-                <w:rFonts w:ascii="Times New Roman" w:hAnsi="Times New Roman" w:cs="Times New Roman"/>
-                <w:sz w:val="22"/>
-                <w:szCs w:val="22"/>
-                <w:vertAlign w:val="superscript"/>
-                <w:lang w:val="en-US"/>
-              </w:rPr>
-              <w:t>−3</w:t>
-            </w:r>
-            <w:r>
-              <w:rPr>
-                <w:rFonts w:ascii="Times New Roman" w:hAnsi="Times New Roman" w:cs="Times New Roman"/>
-                <w:sz w:val="22"/>
-                <w:szCs w:val="22"/>
-                <w:lang w:val="en-US"/>
-              </w:rPr>
-              <w:t> mm</w:t>
-            </w:r>
-            <w:r>
-              <w:rPr>
-                <w:rFonts w:ascii="Times New Roman" w:hAnsi="Times New Roman" w:cs="Times New Roman"/>
-                <w:sz w:val="22"/>
-                <w:szCs w:val="22"/>
-                <w:vertAlign w:val="superscript"/>
-                <w:lang w:val="en-US"/>
-              </w:rPr>
-              <w:t>2</w:t>
-            </w:r>
-            <w:r>
-              <w:rPr>
-                <w:rFonts w:ascii="Times New Roman" w:hAnsi="Times New Roman" w:cs="Times New Roman"/>
-                <w:sz w:val="22"/>
-                <w:szCs w:val="22"/>
-                <w:lang w:val="en-US"/>
-              </w:rPr>
-              <w:t> s</w:t>
-            </w:r>
-            <w:r>
-              <w:rPr>
-                <w:rFonts w:ascii="Times New Roman" w:hAnsi="Times New Roman" w:cs="Times New Roman"/>
-                <w:sz w:val="22"/>
-                <w:szCs w:val="22"/>
-                <w:vertAlign w:val="superscript"/>
-                <w:lang w:val="en-US"/>
-              </w:rPr>
-              <w:t>−1</w:t>
-            </w:r>
-          </w:p>
-        </w:tc>
-        <w:tc>
-          <w:tcPr>
-            <w:tcW w:w="774" w:type="pct"/>
-          </w:tcPr>
-          <w:p>
-            <w:pPr>
-              <w:pStyle w:val="Compact"/>
-              <w:spacing w:before="0" w:after="0" w:line="240" w:lineRule="auto"/>
-              <w:jc w:val="left"/>
-              <w:cnfStyle w:val="000000100000" w:firstRow="0" w:lastRow="0" w:firstColumn="0" w:lastColumn="0" w:oddVBand="0" w:evenVBand="0" w:oddHBand="1" w:evenHBand="0" w:firstRowFirstColumn="0" w:firstRowLastColumn="0" w:lastRowFirstColumn="0" w:lastRowLastColumn="0"/>
-              <w:rPr>
-                <w:rFonts w:ascii="Times New Roman" w:hAnsi="Times New Roman" w:cs="Times New Roman"/>
-                <w:sz w:val="22"/>
-                <w:szCs w:val="22"/>
-                <w:lang w:val="en-US"/>
-              </w:rPr>
-            </w:pPr>
-            <w:r>
-              <w:rPr>
-                <w:rFonts w:cs="Times New Roman"/>
-                <w:sz w:val="22"/>
-                <w:szCs w:val="22"/>
-                <w:lang w:val="en-US"/>
-              </w:rPr>
-              <w:fldChar w:fldCharType="begin"/>
-            </w:r>
-            <w:r>
-              <w:rPr>
-                <w:rFonts w:ascii="Times New Roman" w:hAnsi="Times New Roman" w:cs="Times New Roman"/>
-                <w:sz w:val="22"/>
-                <w:szCs w:val="22"/>
-                <w:lang w:val="en-US"/>
-              </w:rPr>
-              <w:instrText xml:space="preserve"> ADDIN ZOTERO_ITEM CSL_CITATION {"citationID":"WlQtYYIw","properties":{"unsorted":false,"formattedCitation":"\\super [47]\\nosupersub{}","plainCitation":"[47]","noteIndex":0},"citationItems":[{"id":4251,"uris":["http://zotero.org/users/16939557/items/GLJFP5WA"],"itemData":{"id":4251,"type":"book","citation-key":"Lide1991","edition":"72","publisher":"CRC Press","publisher-place":"Boca Raton","title":"CRC handbook of chemistry and physics","editor":[{"family":"Lide","given":"D. R."}],"issued":{"date-parts":[["1991"]]}}}],"schema":"https://github.com/citation-style-language/schema/raw/master/csl-citation.json"} </w:instrText>
-            </w:r>
-            <w:r>
-              <w:rPr>
-                <w:rFonts w:cs="Times New Roman"/>
-                <w:sz w:val="22"/>
-                <w:szCs w:val="22"/>
-                <w:lang w:val="en-US"/>
-              </w:rPr>
-              <w:fldChar w:fldCharType="separate"/>
-            </w:r>
-            <w:r>
-              <w:rPr>
-                <w:rFonts w:ascii="Times New Roman" w:hAnsi="Times New Roman" w:cs="Times New Roman"/>
-                <w:sz w:val="22"/>
-                <w:vertAlign w:val="superscript"/>
-              </w:rPr>
-              <w:t>[47]</w:t>
-            </w:r>
-            <w:r>
-              <w:rPr>
-                <w:rFonts w:cs="Times New Roman"/>
-                <w:sz w:val="22"/>
-                <w:szCs w:val="22"/>
-                <w:lang w:val="en-US"/>
-              </w:rPr>
-              <w:fldChar w:fldCharType="end"/>
-            </w:r>
-          </w:p>
-        </w:tc>
-      </w:tr>
-      <w:tr>
-        <w:trPr>
-          <w:cantSplit/>
-          <w:trHeight w:val="397"/>
-        </w:trPr>
-        <w:tc>
-          <w:tcPr>
-            <w:tcW w:w="2003" w:type="pct"/>
-          </w:tcPr>
-          <w:p>
-            <w:pPr>
-              <w:pStyle w:val="Compact"/>
-              <w:spacing w:before="0" w:after="0" w:line="240" w:lineRule="auto"/>
-              <w:jc w:val="left"/>
-              <w:rPr>
-                <w:rFonts w:ascii="Times New Roman" w:hAnsi="Times New Roman" w:cs="Times New Roman"/>
-                <w:sz w:val="22"/>
-                <w:szCs w:val="22"/>
-                <w:lang w:val="en-US"/>
-              </w:rPr>
-            </w:pPr>
-            <m:oMath>
-              <m:sSub>
-                <m:sSubPr>
-                  <m:ctrlPr>
-                    <w:rPr>
-                      <w:rFonts w:ascii="Cambria Math" w:hAnsi="Cambria Math" w:cs="Times New Roman"/>
-                      <w:sz w:val="22"/>
-                      <w:szCs w:val="22"/>
-                      <w:lang w:val="en-US"/>
-                    </w:rPr>
-                  </m:ctrlPr>
-                </m:sSubPr>
-                <m:e>
-                  <m:r>
-                    <m:rPr>
-                      <m:sty m:val="p"/>
-                    </m:rPr>
-                    <w:rPr>
-                      <w:rFonts w:ascii="Cambria Math" w:hAnsi="Cambria Math" w:cs="Times New Roman"/>
-                      <w:sz w:val="22"/>
-                      <w:szCs w:val="22"/>
-                      <w:lang w:val="en-US"/>
-                    </w:rPr>
-                    <m:t>O</m:t>
-                  </m:r>
-                </m:e>
-                <m:sub>
-                  <m:r>
-                    <m:rPr>
-                      <m:sty m:val="p"/>
-                    </m:rPr>
-                    <w:rPr>
-                      <w:rFonts w:ascii="Cambria Math" w:hAnsi="Cambria Math" w:cs="Times New Roman"/>
-                      <w:sz w:val="22"/>
-                      <w:szCs w:val="22"/>
-                      <w:lang w:val="en-US"/>
-                    </w:rPr>
-                    <m:t>2</m:t>
-                  </m:r>
-                </m:sub>
-              </m:sSub>
-            </m:oMath>
-            <w:r>
-              <w:rPr>
-                <w:rFonts w:ascii="Times New Roman" w:hAnsi="Times New Roman" w:cs="Times New Roman"/>
-                <w:sz w:val="22"/>
-                <w:szCs w:val="22"/>
-                <w:lang w:val="en-US"/>
-              </w:rPr>
-              <w:t xml:space="preserve"> diffusivity</w:t>
-            </w:r>
-          </w:p>
-        </w:tc>
-        <w:tc>
-          <w:tcPr>
-            <w:tcW w:w="799" w:type="pct"/>
-          </w:tcPr>
-          <w:p>
-            <w:pPr>
-              <w:pStyle w:val="Compact"/>
-              <w:spacing w:before="0" w:after="0" w:line="240" w:lineRule="auto"/>
-              <w:jc w:val="left"/>
-              <w:cnfStyle w:val="000000000000" w:firstRow="0" w:lastRow="0" w:firstColumn="0" w:lastColumn="0" w:oddVBand="0" w:evenVBand="0" w:oddHBand="0" w:evenHBand="0" w:firstRowFirstColumn="0" w:firstRowLastColumn="0" w:lastRowFirstColumn="0" w:lastRowLastColumn="0"/>
-              <w:rPr>
-                <w:rFonts w:ascii="Times New Roman" w:hAnsi="Times New Roman" w:cs="Times New Roman"/>
-                <w:sz w:val="22"/>
-                <w:szCs w:val="22"/>
-                <w:lang w:val="en-US"/>
-              </w:rPr>
-            </w:pPr>
-            <m:oMathPara>
-              <m:oMath>
-                <m:sSubSup>
-                  <m:sSubSupPr>
-                    <m:ctrlPr>
-                      <w:rPr>
-                        <w:rFonts w:ascii="Cambria Math" w:hAnsi="Cambria Math" w:cs="Times New Roman"/>
-                        <w:sz w:val="22"/>
-                        <w:szCs w:val="22"/>
-                        <w:lang w:val="en-US"/>
-                      </w:rPr>
-                    </m:ctrlPr>
-                  </m:sSubSupPr>
-                  <m:e>
-                    <m:r>
-                      <w:rPr>
-                        <w:rFonts w:ascii="Cambria Math" w:hAnsi="Cambria Math" w:cs="Times New Roman"/>
-                        <w:sz w:val="22"/>
-                        <w:szCs w:val="22"/>
-                        <w:lang w:val="en-US"/>
-                      </w:rPr>
-                      <m:t>D</m:t>
-                    </m:r>
-                  </m:e>
-                  <m:sub>
-                    <m:sSub>
-                      <m:sSubPr>
-                        <m:ctrlPr>
-                          <w:rPr>
-                            <w:rFonts w:ascii="Cambria Math" w:hAnsi="Cambria Math" w:cs="Times New Roman"/>
-                            <w:sz w:val="22"/>
-                            <w:szCs w:val="22"/>
-                            <w:lang w:val="en-US"/>
-                          </w:rPr>
-                        </m:ctrlPr>
-                      </m:sSubPr>
-                      <m:e>
-                        <m:r>
-                          <m:rPr>
-                            <m:sty m:val="p"/>
-                          </m:rPr>
-                          <w:rPr>
-                            <w:rFonts w:ascii="Cambria Math" w:hAnsi="Cambria Math" w:cs="Times New Roman"/>
-                            <w:sz w:val="22"/>
-                            <w:szCs w:val="22"/>
-                            <w:lang w:val="en-US"/>
-                          </w:rPr>
-                          <m:t>O</m:t>
-                        </m:r>
-                      </m:e>
-                      <m:sub>
-                        <m:r>
-                          <m:rPr>
-                            <m:sty m:val="p"/>
-                          </m:rPr>
-                          <w:rPr>
-                            <w:rFonts w:ascii="Cambria Math" w:hAnsi="Cambria Math" w:cs="Times New Roman"/>
-                            <w:sz w:val="22"/>
-                            <w:szCs w:val="22"/>
-                            <w:lang w:val="en-US"/>
-                          </w:rPr>
-                          <m:t>2</m:t>
-                        </m:r>
-                      </m:sub>
-                    </m:sSub>
-                  </m:sub>
-                  <m:sup>
-                    <m:r>
-                      <w:rPr>
-                        <w:rFonts w:ascii="Cambria Math" w:hAnsi="Cambria Math" w:cs="Times New Roman"/>
-                        <w:sz w:val="22"/>
-                        <w:szCs w:val="22"/>
-                        <w:lang w:val="en-US"/>
-                      </w:rPr>
-                      <m:t>0</m:t>
-                    </m:r>
-                  </m:sup>
-                </m:sSubSup>
-              </m:oMath>
-            </m:oMathPara>
-          </w:p>
-        </w:tc>
-        <w:tc>
-          <w:tcPr>
-            <w:tcW w:w="1424" w:type="pct"/>
-          </w:tcPr>
-          <w:p>
-            <w:pPr>
-              <w:pStyle w:val="Compact"/>
-              <w:spacing w:before="0" w:after="0" w:line="240" w:lineRule="auto"/>
-              <w:jc w:val="left"/>
-              <w:rPr>
-                <w:rFonts w:ascii="Times New Roman" w:hAnsi="Times New Roman" w:cs="Times New Roman"/>
-                <w:sz w:val="22"/>
-                <w:szCs w:val="22"/>
-                <w:lang w:val="en-US"/>
-              </w:rPr>
-            </w:pPr>
-            <w:r>
-              <w:rPr>
-                <w:rFonts w:ascii="Times New Roman" w:hAnsi="Times New Roman" w:cs="Times New Roman"/>
-                <w:sz w:val="22"/>
-                <w:szCs w:val="22"/>
-                <w:lang w:val="en-US"/>
-              </w:rPr>
-              <w:t>2.60 × 10</w:t>
-            </w:r>
-            <w:r>
-              <w:rPr>
-                <w:rFonts w:ascii="Times New Roman" w:hAnsi="Times New Roman" w:cs="Times New Roman"/>
-                <w:sz w:val="22"/>
-                <w:szCs w:val="22"/>
-                <w:vertAlign w:val="superscript"/>
-                <w:lang w:val="en-US"/>
-              </w:rPr>
-              <w:t>−3</w:t>
-            </w:r>
-            <w:r>
-              <w:rPr>
-                <w:rFonts w:ascii="Times New Roman" w:hAnsi="Times New Roman" w:cs="Times New Roman"/>
-                <w:sz w:val="22"/>
-                <w:szCs w:val="22"/>
-                <w:lang w:val="en-US"/>
-              </w:rPr>
-              <w:t> mm</w:t>
-            </w:r>
-            <w:r>
-              <w:rPr>
-                <w:rFonts w:ascii="Times New Roman" w:hAnsi="Times New Roman" w:cs="Times New Roman"/>
-                <w:sz w:val="22"/>
-                <w:szCs w:val="22"/>
-                <w:vertAlign w:val="superscript"/>
-                <w:lang w:val="en-US"/>
-              </w:rPr>
-              <w:t>2</w:t>
-            </w:r>
-            <w:r>
-              <w:rPr>
-                <w:rFonts w:ascii="Times New Roman" w:hAnsi="Times New Roman" w:cs="Times New Roman"/>
-                <w:sz w:val="22"/>
-                <w:szCs w:val="22"/>
-                <w:lang w:val="en-US"/>
-              </w:rPr>
-              <w:t> s</w:t>
-            </w:r>
-            <w:r>
-              <w:rPr>
-                <w:rFonts w:ascii="Times New Roman" w:hAnsi="Times New Roman" w:cs="Times New Roman"/>
-                <w:sz w:val="22"/>
-                <w:szCs w:val="22"/>
-                <w:vertAlign w:val="superscript"/>
-                <w:lang w:val="en-US"/>
-              </w:rPr>
-              <w:t>−1</w:t>
-            </w:r>
-          </w:p>
-        </w:tc>
-        <w:tc>
-          <w:tcPr>
-            <w:tcW w:w="774" w:type="pct"/>
-          </w:tcPr>
-          <w:p>
-            <w:pPr>
-              <w:pStyle w:val="Compact"/>
-              <w:spacing w:before="0" w:after="0" w:line="240" w:lineRule="auto"/>
-              <w:jc w:val="left"/>
-              <w:cnfStyle w:val="000000000000" w:firstRow="0" w:lastRow="0" w:firstColumn="0" w:lastColumn="0" w:oddVBand="0" w:evenVBand="0" w:oddHBand="0" w:evenHBand="0" w:firstRowFirstColumn="0" w:firstRowLastColumn="0" w:lastRowFirstColumn="0" w:lastRowLastColumn="0"/>
-              <w:rPr>
-                <w:rFonts w:ascii="Times New Roman" w:hAnsi="Times New Roman" w:cs="Times New Roman"/>
-                <w:sz w:val="22"/>
-                <w:szCs w:val="22"/>
-                <w:lang w:val="en-US"/>
-              </w:rPr>
-            </w:pPr>
-            <w:r>
-              <w:rPr>
-                <w:rFonts w:cs="Times New Roman"/>
-                <w:sz w:val="22"/>
-                <w:szCs w:val="22"/>
-                <w:lang w:val="en-US"/>
-              </w:rPr>
-              <w:fldChar w:fldCharType="begin"/>
-            </w:r>
-            <w:r>
-              <w:rPr>
-                <w:rFonts w:ascii="Times New Roman" w:hAnsi="Times New Roman" w:cs="Times New Roman"/>
-                <w:sz w:val="22"/>
-                <w:szCs w:val="22"/>
-                <w:lang w:val="en-US"/>
-              </w:rPr>
-              <w:instrText xml:space="preserve"> ADDIN ZOTERO_ITEM CSL_CITATION {"citationID":"m13lUIve","properties":{"unsorted":false,"formattedCitation":"\\super [48]\\nosupersub{}","plainCitation":"[48]","noteIndex":0},"citationItems":[{"id":3994,"uris":["http://zotero.org/users/16939557/items/TWITJIEX","http://zotero.org/users/16939557/items/6XPFCI3L"],"itemData":{"id":3994,"type":"article-journal","citation-key":"hanTemperatureDependenceOxygen1996","container-title":"The Journal of Physical Chemistry","DOI":"10.1021/jp952903y","ISSN":"0022-3654, 1541-5740","issue":"13","journalAbbreviation":"J. Phys. Chem.","language":"en","page":"5597-5602","source":"DOI.org (Crossref)","title":"&lt;b&gt;Temperature Dependence of Oxygen Diffusion in&lt;/b&gt; &lt;b&gt;H&lt;/b&gt; &lt;b&gt;&lt;sub&gt;2&lt;/sub&gt; &lt;/b&gt; &lt;b&gt;O and D&lt;/b&gt; &lt;b&gt;&lt;sub&gt;2&lt;/sub&gt; &lt;/b&gt; &lt;b&gt;O&lt;/b&gt;","volume":"100","author":[{"family":"Han","given":"Ping"},{"family":"Bartels","given":"David M."}],"issued":{"date-parts":[["1996",1,1]]}}}],"schema":"https://github.com/citation-style-language/schema/raw/master/csl-citation.json"} </w:instrText>
-            </w:r>
-            <w:r>
-              <w:rPr>
-                <w:rFonts w:cs="Times New Roman"/>
-                <w:sz w:val="22"/>
-                <w:szCs w:val="22"/>
-                <w:lang w:val="en-US"/>
-              </w:rPr>
-              <w:fldChar w:fldCharType="separate"/>
-            </w:r>
-            <w:r>
-              <w:rPr>
-                <w:rFonts w:ascii="Times New Roman" w:hAnsi="Times New Roman" w:cs="Times New Roman"/>
-                <w:sz w:val="22"/>
-                <w:vertAlign w:val="superscript"/>
-              </w:rPr>
-              <w:t>[48]</w:t>
-            </w:r>
-            <w:r>
-              <w:rPr>
-                <w:rFonts w:cs="Times New Roman"/>
-                <w:sz w:val="22"/>
-                <w:szCs w:val="22"/>
-                <w:lang w:val="en-US"/>
-              </w:rPr>
-              <w:fldChar w:fldCharType="end"/>
-            </w:r>
-          </w:p>
-        </w:tc>
-      </w:tr>
-      <w:tr>
-        <w:trPr>
-          <w:cantSplit/>
-          <w:cnfStyle w:val="000000100000" w:firstRow="0" w:lastRow="0" w:firstColumn="0" w:lastColumn="0" w:oddVBand="0" w:evenVBand="0" w:oddHBand="1" w:evenHBand="0" w:firstRowFirstColumn="0" w:firstRowLastColumn="0" w:lastRowFirstColumn="0" w:lastRowLastColumn="0"/>
-          <w:trHeight w:val="397"/>
-        </w:trPr>
-        <w:tc>
-          <w:tcPr>
-            <w:tcW w:w="2003" w:type="pct"/>
-          </w:tcPr>
-          <w:p>
-            <w:pPr>
-              <w:pStyle w:val="Compact"/>
-              <w:spacing w:before="0" w:after="0" w:line="240" w:lineRule="auto"/>
-              <w:ind w:firstLine="0"/>
-              <w:jc w:val="left"/>
-              <w:rPr>
-                <w:rFonts w:ascii="Times New Roman" w:hAnsi="Times New Roman" w:cs="Times New Roman"/>
-                <w:sz w:val="22"/>
-                <w:szCs w:val="22"/>
-                <w:lang w:val="en-US"/>
-              </w:rPr>
-            </w:pPr>
-            <w:r>
-              <w:rPr>
-                <w:rFonts w:ascii="Times New Roman" w:hAnsi="Times New Roman" w:cs="Times New Roman"/>
-                <w:b/>
-                <w:i/>
-                <w:iCs/>
-                <w:sz w:val="22"/>
-                <w:szCs w:val="22"/>
-                <w:lang w:val="en-US"/>
-              </w:rPr>
-              <w:t>Film properties</w:t>
-            </w:r>
-          </w:p>
-        </w:tc>
-        <w:tc>
-          <w:tcPr>
-            <w:tcW w:w="799" w:type="pct"/>
-          </w:tcPr>
-          <w:p>
-            <w:pPr>
-              <w:pStyle w:val="Compact"/>
-              <w:spacing w:before="0" w:after="0" w:line="240" w:lineRule="auto"/>
-              <w:cnfStyle w:val="000000100000" w:firstRow="0" w:lastRow="0" w:firstColumn="0" w:lastColumn="0" w:oddVBand="0" w:evenVBand="0" w:oddHBand="1" w:evenHBand="0" w:firstRowFirstColumn="0" w:firstRowLastColumn="0" w:lastRowFirstColumn="0" w:lastRowLastColumn="0"/>
-              <w:rPr>
-                <w:rFonts w:ascii="Times New Roman" w:hAnsi="Times New Roman" w:cs="Times New Roman"/>
-                <w:sz w:val="22"/>
-                <w:szCs w:val="22"/>
-                <w:lang w:val="en-US"/>
-              </w:rPr>
-            </w:pPr>
-          </w:p>
-        </w:tc>
-        <w:tc>
-          <w:tcPr>
-            <w:tcW w:w="1424" w:type="pct"/>
-          </w:tcPr>
-          <w:p>
-            <w:pPr>
-              <w:pStyle w:val="Compact"/>
-              <w:spacing w:before="0" w:after="0" w:line="240" w:lineRule="auto"/>
-              <w:rPr>
-                <w:rFonts w:ascii="Times New Roman" w:hAnsi="Times New Roman" w:cs="Times New Roman"/>
-                <w:sz w:val="22"/>
-                <w:szCs w:val="22"/>
-                <w:lang w:val="en-US"/>
-              </w:rPr>
-            </w:pPr>
-          </w:p>
-        </w:tc>
-        <w:tc>
-          <w:tcPr>
-            <w:tcW w:w="774" w:type="pct"/>
-          </w:tcPr>
-          <w:p>
-            <w:pPr>
-              <w:pStyle w:val="Compact"/>
-              <w:spacing w:before="0" w:after="0" w:line="240" w:lineRule="auto"/>
-              <w:cnfStyle w:val="000000100000" w:firstRow="0" w:lastRow="0" w:firstColumn="0" w:lastColumn="0" w:oddVBand="0" w:evenVBand="0" w:oddHBand="1" w:evenHBand="0" w:firstRowFirstColumn="0" w:firstRowLastColumn="0" w:lastRowFirstColumn="0" w:lastRowLastColumn="0"/>
-              <w:rPr>
-                <w:rFonts w:ascii="Times New Roman" w:hAnsi="Times New Roman" w:cs="Times New Roman"/>
-                <w:sz w:val="22"/>
-                <w:szCs w:val="22"/>
-                <w:lang w:val="en-US"/>
-              </w:rPr>
-            </w:pPr>
-          </w:p>
-        </w:tc>
-      </w:tr>
-      <w:tr>
-        <w:trPr>
-          <w:cantSplit/>
-          <w:trHeight w:val="397"/>
-        </w:trPr>
-        <w:tc>
-          <w:tcPr>
-            <w:tcW w:w="2003" w:type="pct"/>
-          </w:tcPr>
-          <w:p>
-            <w:pPr>
-              <w:pStyle w:val="Compact"/>
-              <w:spacing w:before="0" w:after="0" w:line="240" w:lineRule="auto"/>
-              <w:jc w:val="left"/>
-              <w:rPr>
-                <w:rFonts w:ascii="Times New Roman" w:hAnsi="Times New Roman" w:cs="Times New Roman"/>
-                <w:sz w:val="22"/>
-                <w:szCs w:val="22"/>
-                <w:lang w:val="en-US"/>
-              </w:rPr>
-            </w:pPr>
-            <w:r>
-              <w:rPr>
-                <w:rFonts w:ascii="Times New Roman" w:hAnsi="Times New Roman" w:cs="Times New Roman"/>
-                <w:sz w:val="22"/>
-                <w:szCs w:val="22"/>
-                <w:lang w:val="en-US"/>
-              </w:rPr>
-              <w:t>Film density</w:t>
-            </w:r>
-          </w:p>
-        </w:tc>
-        <w:tc>
-          <w:tcPr>
-            <w:tcW w:w="799" w:type="pct"/>
-          </w:tcPr>
-          <w:p>
-            <w:pPr>
-              <w:pStyle w:val="Compact"/>
-              <w:spacing w:before="0" w:after="0" w:line="240" w:lineRule="auto"/>
-              <w:jc w:val="left"/>
-              <w:cnfStyle w:val="000000000000" w:firstRow="0" w:lastRow="0" w:firstColumn="0" w:lastColumn="0" w:oddVBand="0" w:evenVBand="0" w:oddHBand="0" w:evenHBand="0" w:firstRowFirstColumn="0" w:firstRowLastColumn="0" w:lastRowFirstColumn="0" w:lastRowLastColumn="0"/>
-              <w:rPr>
-                <w:rFonts w:ascii="Times New Roman" w:hAnsi="Times New Roman" w:cs="Times New Roman"/>
-                <w:sz w:val="22"/>
-                <w:szCs w:val="22"/>
-                <w:lang w:val="en-US"/>
-              </w:rPr>
-            </w:pPr>
-            <m:oMathPara>
-              <m:oMath>
-                <m:sSub>
-                  <m:sSubPr>
-                    <m:ctrlPr>
-                      <w:rPr>
-                        <w:rFonts w:ascii="Cambria Math" w:hAnsi="Cambria Math" w:cs="Times New Roman"/>
-                        <w:sz w:val="22"/>
-                        <w:szCs w:val="22"/>
-                        <w:lang w:val="en-US"/>
-                      </w:rPr>
-                    </m:ctrlPr>
-                  </m:sSubPr>
-                  <m:e>
-                    <m:r>
-                      <w:rPr>
-                        <w:rFonts w:ascii="Cambria Math" w:hAnsi="Cambria Math" w:cs="Times New Roman"/>
-                        <w:sz w:val="22"/>
-                        <w:szCs w:val="22"/>
-                        <w:lang w:val="en-US"/>
-                      </w:rPr>
-                      <m:t>ρ</m:t>
-                    </m:r>
-                  </m:e>
-                  <m:sub>
-                    <m:r>
-                      <m:rPr>
-                        <m:nor/>
-                      </m:rPr>
-                      <w:rPr>
-                        <w:rFonts w:ascii="Times New Roman" w:hAnsi="Times New Roman" w:cs="Times New Roman"/>
-                        <w:sz w:val="22"/>
-                        <w:szCs w:val="22"/>
-                        <w:lang w:val="en-US"/>
-                      </w:rPr>
-                      <m:t>film</m:t>
-                    </m:r>
-                  </m:sub>
-                </m:sSub>
-              </m:oMath>
-            </m:oMathPara>
-          </w:p>
-        </w:tc>
-        <w:tc>
-          <w:tcPr>
-            <w:tcW w:w="1424" w:type="pct"/>
-          </w:tcPr>
-          <w:p>
-            <w:pPr>
-              <w:pStyle w:val="Compact"/>
-              <w:spacing w:before="0" w:after="0" w:line="240" w:lineRule="auto"/>
-              <w:jc w:val="left"/>
-              <w:rPr>
-                <w:rFonts w:ascii="Times New Roman" w:hAnsi="Times New Roman" w:cs="Times New Roman"/>
-                <w:sz w:val="22"/>
-                <w:szCs w:val="22"/>
-                <w:lang w:val="en-US"/>
-              </w:rPr>
-            </w:pPr>
-            <w:r>
-              <w:rPr>
-                <w:rFonts w:ascii="Times New Roman" w:hAnsi="Times New Roman" w:cs="Times New Roman"/>
-                <w:sz w:val="22"/>
-                <w:szCs w:val="22"/>
-                <w:lang w:val="en-US"/>
-              </w:rPr>
-              <w:t>5.606 g cm</w:t>
-            </w:r>
-            <w:r>
-              <w:rPr>
-                <w:rFonts w:ascii="Times New Roman" w:hAnsi="Times New Roman" w:cs="Times New Roman"/>
-                <w:sz w:val="22"/>
-                <w:szCs w:val="22"/>
-                <w:vertAlign w:val="superscript"/>
-                <w:lang w:val="en-US"/>
-              </w:rPr>
-              <w:t>−3</w:t>
-            </w:r>
-          </w:p>
-        </w:tc>
-        <w:tc>
-          <w:tcPr>
-            <w:tcW w:w="774" w:type="pct"/>
-          </w:tcPr>
-          <w:p>
-            <w:pPr>
-              <w:pStyle w:val="Compact"/>
-              <w:spacing w:before="0" w:after="0" w:line="240" w:lineRule="auto"/>
-              <w:jc w:val="left"/>
-              <w:cnfStyle w:val="000000000000" w:firstRow="0" w:lastRow="0" w:firstColumn="0" w:lastColumn="0" w:oddVBand="0" w:evenVBand="0" w:oddHBand="0" w:evenHBand="0" w:firstRowFirstColumn="0" w:firstRowLastColumn="0" w:lastRowFirstColumn="0" w:lastRowLastColumn="0"/>
-              <w:rPr>
-                <w:rFonts w:ascii="Times New Roman" w:hAnsi="Times New Roman" w:cs="Times New Roman"/>
-                <w:sz w:val="22"/>
-                <w:szCs w:val="22"/>
-                <w:lang w:val="en-US"/>
-              </w:rPr>
-            </w:pPr>
-            <w:r>
-              <w:rPr>
-                <w:rFonts w:cs="Times New Roman"/>
-                <w:sz w:val="22"/>
-                <w:szCs w:val="22"/>
-                <w:lang w:val="en-US"/>
-              </w:rPr>
-              <w:fldChar w:fldCharType="begin"/>
-            </w:r>
-            <w:r>
-              <w:rPr>
-                <w:rFonts w:ascii="Times New Roman" w:hAnsi="Times New Roman" w:cs="Times New Roman"/>
-                <w:sz w:val="22"/>
-                <w:szCs w:val="22"/>
-                <w:lang w:val="en-US"/>
-              </w:rPr>
-              <w:instrText xml:space="preserve"> ADDIN ZOTERO_ITEM CSL_CITATION {"citationID":"AFJiXUVg","properties":{"unsorted":false,"formattedCitation":"\\super [47]\\nosupersub{}","plainCitation":"[47]","noteIndex":0},"citationItems":[{"id":4251,"uris":["http://zotero.org/users/16939557/items/GLJFP5WA"],"itemData":{"id":4251,"type":"book","citation-key":"Lide1991","edition":"72","publisher":"CRC Press","publisher-place":"Boca Raton","title":"CRC handbook of chemistry and physics","editor":[{"family":"Lide","given":"D. R."}],"issued":{"date-parts":[["1991"]]}}}],"schema":"https://github.com/citation-style-language/schema/raw/master/csl-citation.json"} </w:instrText>
-            </w:r>
-            <w:r>
-              <w:rPr>
-                <w:rFonts w:cs="Times New Roman"/>
-                <w:sz w:val="22"/>
-                <w:szCs w:val="22"/>
-                <w:lang w:val="en-US"/>
-              </w:rPr>
-              <w:fldChar w:fldCharType="separate"/>
-            </w:r>
-            <w:r>
-              <w:rPr>
-                <w:rFonts w:ascii="Times New Roman" w:hAnsi="Times New Roman" w:cs="Times New Roman"/>
-                <w:sz w:val="22"/>
-                <w:vertAlign w:val="superscript"/>
-              </w:rPr>
-              <w:t>[47]</w:t>
-            </w:r>
-            <w:r>
-              <w:rPr>
-                <w:rFonts w:cs="Times New Roman"/>
-                <w:sz w:val="22"/>
-                <w:szCs w:val="22"/>
-                <w:lang w:val="en-US"/>
-              </w:rPr>
-              <w:fldChar w:fldCharType="end"/>
-            </w:r>
-          </w:p>
-        </w:tc>
-      </w:tr>
-      <w:tr>
-        <w:trPr>
-          <w:cantSplit/>
-          <w:cnfStyle w:val="000000100000" w:firstRow="0" w:lastRow="0" w:firstColumn="0" w:lastColumn="0" w:oddVBand="0" w:evenVBand="0" w:oddHBand="1" w:evenHBand="0" w:firstRowFirstColumn="0" w:firstRowLastColumn="0" w:lastRowFirstColumn="0" w:lastRowLastColumn="0"/>
-          <w:trHeight w:val="397"/>
-        </w:trPr>
-        <w:tc>
-          <w:tcPr>
-            <w:tcW w:w="2003" w:type="pct"/>
-          </w:tcPr>
-          <w:p>
-            <w:pPr>
-              <w:pStyle w:val="Compact"/>
-              <w:spacing w:before="0" w:after="0" w:line="240" w:lineRule="auto"/>
-              <w:jc w:val="left"/>
-              <w:rPr>
-                <w:rFonts w:ascii="Times New Roman" w:hAnsi="Times New Roman" w:cs="Times New Roman"/>
-                <w:sz w:val="22"/>
-                <w:szCs w:val="22"/>
-                <w:lang w:val="en-US"/>
-              </w:rPr>
-            </w:pPr>
-            <w:r>
-              <w:rPr>
-                <w:rFonts w:ascii="Times New Roman" w:hAnsi="Times New Roman" w:cs="Times New Roman"/>
-                <w:sz w:val="22"/>
-                <w:szCs w:val="22"/>
-                <w:lang w:val="en-US"/>
-              </w:rPr>
-              <w:t>Film porosity</w:t>
-            </w:r>
-          </w:p>
-        </w:tc>
-        <w:tc>
-          <w:tcPr>
-            <w:tcW w:w="799" w:type="pct"/>
-          </w:tcPr>
-          <w:p>
-            <w:pPr>
-              <w:pStyle w:val="Compact"/>
-              <w:spacing w:before="0" w:after="0" w:line="240" w:lineRule="auto"/>
-              <w:jc w:val="left"/>
-              <w:cnfStyle w:val="000000100000" w:firstRow="0" w:lastRow="0" w:firstColumn="0" w:lastColumn="0" w:oddVBand="0" w:evenVBand="0" w:oddHBand="1" w:evenHBand="0" w:firstRowFirstColumn="0" w:firstRowLastColumn="0" w:lastRowFirstColumn="0" w:lastRowLastColumn="0"/>
-              <w:rPr>
-                <w:rFonts w:ascii="Times New Roman" w:hAnsi="Times New Roman" w:cs="Times New Roman"/>
-                <w:sz w:val="22"/>
-                <w:szCs w:val="22"/>
-                <w:lang w:val="en-US"/>
-              </w:rPr>
-            </w:pPr>
-            <m:oMathPara>
-              <m:oMath>
-                <m:r>
-                  <w:rPr>
-                    <w:rFonts w:ascii="Cambria Math" w:hAnsi="Cambria Math" w:cs="Times New Roman"/>
-                    <w:sz w:val="22"/>
-                    <w:szCs w:val="22"/>
-                    <w:lang w:val="en-US"/>
-                  </w:rPr>
-                  <m:t>ε</m:t>
-                </m:r>
-              </m:oMath>
-            </m:oMathPara>
-          </w:p>
-        </w:tc>
-        <w:tc>
-          <w:tcPr>
-            <w:tcW w:w="1424" w:type="pct"/>
-          </w:tcPr>
-          <w:p>
-            <w:pPr>
-              <w:pStyle w:val="Compact"/>
-              <w:spacing w:before="0" w:after="0" w:line="240" w:lineRule="auto"/>
-              <w:jc w:val="left"/>
-              <w:rPr>
-                <w:rFonts w:ascii="Times New Roman" w:hAnsi="Times New Roman" w:cs="Times New Roman"/>
-                <w:sz w:val="22"/>
-                <w:szCs w:val="22"/>
-                <w:lang w:val="en-US"/>
-              </w:rPr>
-            </w:pPr>
-            <w:r>
-              <w:rPr>
-                <w:rFonts w:ascii="Times New Roman" w:hAnsi="Times New Roman" w:cs="Times New Roman"/>
-                <w:sz w:val="22"/>
-                <w:szCs w:val="22"/>
-                <w:lang w:val="en-US"/>
-              </w:rPr>
-              <w:t>0.25</w:t>
-            </w:r>
-          </w:p>
-        </w:tc>
-        <w:tc>
-          <w:tcPr>
-            <w:tcW w:w="774" w:type="pct"/>
-          </w:tcPr>
-          <w:p>
-            <w:pPr>
-              <w:pStyle w:val="Compact"/>
-              <w:spacing w:before="0" w:after="0" w:line="240" w:lineRule="auto"/>
-              <w:jc w:val="left"/>
-              <w:cnfStyle w:val="000000100000" w:firstRow="0" w:lastRow="0" w:firstColumn="0" w:lastColumn="0" w:oddVBand="0" w:evenVBand="0" w:oddHBand="1" w:evenHBand="0" w:firstRowFirstColumn="0" w:firstRowLastColumn="0" w:lastRowFirstColumn="0" w:lastRowLastColumn="0"/>
-              <w:rPr>
-                <w:rFonts w:ascii="Times New Roman" w:hAnsi="Times New Roman" w:cs="Times New Roman"/>
-                <w:sz w:val="22"/>
-                <w:szCs w:val="22"/>
-                <w:lang w:val="en-US"/>
-              </w:rPr>
-            </w:pPr>
-            <w:r>
-              <w:rPr>
-                <w:rFonts w:cs="Times New Roman"/>
-                <w:sz w:val="22"/>
-                <w:szCs w:val="22"/>
-                <w:lang w:val="en-US"/>
-              </w:rPr>
-              <w:fldChar w:fldCharType="begin"/>
-            </w:r>
-            <w:r>
-              <w:rPr>
-                <w:rFonts w:ascii="Times New Roman" w:hAnsi="Times New Roman" w:cs="Times New Roman"/>
-                <w:sz w:val="22"/>
-                <w:szCs w:val="22"/>
-                <w:lang w:val="en-US"/>
-              </w:rPr>
-              <w:instrText xml:space="preserve"> ADDIN ZOTERO_ITEM CSL_CITATION {"citationID":"oOAQfSGY","properties":{"unsorted":false,"formattedCitation":"\\super [49]\\nosupersub{}","plainCitation":"[49]","noteIndex":0},"citationItems":[{"id":4093,"uris":["http://zotero.org/users/16939557/items/UL4PDBDZ"],"itemData":{"id":4093,"type":"article-journal","abstract":"Porous films of metals and metal oxides exhibit larger surface areas and higher reactivities than those of dense films. Therefore, they have gained growing attention as potential materials for use in various applications. This study reports the use of a modified direct current magnetron sputtering method to form porous Zn-ZnO composite films, wherein a subsequent wet post-oxidation process is employed to fabricate pure porous ZnO films. The porous Zn-ZnO composite films were initially formed in clusters, and evaluation of their resulting properties allowed the optimal conditions to be determined. An oxygen ratio of 0.3% in the argon gas flow resulted in the best porosity, while a process pressure of 14 mTorr was optimal. Following deposition, porous ZnO films were obtained through rapid thermal annealing in the presence of water vapor, and the properties and porosities of the obtained films were analyzed. An oxidation temperature of 500 °C was optimal, with an oxidation time of 5 min giving a pure ZnO film with 26% porosity. Due to the fact that the films produced using this method are highly reliable, they could be employed in applications that require large specific surface areas, such as sensors, supercapacitors, and batteries.","citation-key":"parkFabricationHighlyPorous2021","container-title":"Materials","DOI":"10.3390/ma14206112","ISSN":"1996-1944","issue":"20","journalAbbreviation":"Materials","language":"en","page":"6112","source":"DOI.org (Crossref)","title":"Fabrication of Highly Porous and Pure Zinc Oxide Films Using Modified DC Magnetron Sputtering and Post-Oxidation","volume":"14","author":[{"family":"Park","given":"Se-Yong"},{"family":"Rho","given":"Soon-Ho"},{"family":"Lee","given":"Hwan-Seok"},{"family":"Kim","given":"Kyoung-Min"},{"family":"Lee","given":"Hee-Chul"}],"issued":{"date-parts":[["2021",10,15]]}}}],"schema":"https://github.com/citation-style-language/schema/raw/master/csl-citation.json"} </w:instrText>
-            </w:r>
-            <w:r>
-              <w:rPr>
-                <w:rFonts w:cs="Times New Roman"/>
-                <w:sz w:val="22"/>
-                <w:szCs w:val="22"/>
-                <w:lang w:val="en-US"/>
-              </w:rPr>
-              <w:fldChar w:fldCharType="separate"/>
-            </w:r>
-            <w:r>
-              <w:rPr>
-                <w:rFonts w:ascii="Times New Roman" w:hAnsi="Times New Roman" w:cs="Times New Roman"/>
-                <w:sz w:val="22"/>
-                <w:vertAlign w:val="superscript"/>
-              </w:rPr>
-              <w:t>[49]</w:t>
-            </w:r>
-            <w:r>
-              <w:rPr>
-                <w:rFonts w:cs="Times New Roman"/>
-                <w:sz w:val="22"/>
-                <w:szCs w:val="22"/>
-                <w:lang w:val="en-US"/>
-              </w:rPr>
-              <w:fldChar w:fldCharType="end"/>
-            </w:r>
-          </w:p>
-        </w:tc>
-      </w:tr>
-      <w:tr>
-        <w:trPr>
-          <w:cantSplit/>
-          <w:trHeight w:val="397"/>
-        </w:trPr>
-        <w:tc>
-          <w:tcPr>
-            <w:tcW w:w="2003" w:type="pct"/>
-          </w:tcPr>
-          <w:p>
-            <w:pPr>
-              <w:pStyle w:val="Compact"/>
-              <w:spacing w:before="0" w:after="0"/>
-              <w:jc w:val="left"/>
-              <w:rPr>
-                <w:rFonts w:ascii="Times New Roman" w:hAnsi="Times New Roman" w:cs="Times New Roman"/>
-                <w:sz w:val="22"/>
-                <w:szCs w:val="22"/>
-                <w:lang w:val="en-US"/>
-              </w:rPr>
-            </w:pPr>
-            <w:r>
-              <w:rPr>
-                <w:rFonts w:ascii="Times New Roman" w:hAnsi="Times New Roman" w:cs="Times New Roman"/>
-                <w:sz w:val="22"/>
-                <w:szCs w:val="22"/>
-                <w:lang w:val="en-US"/>
-              </w:rPr>
-              <w:t>Film tortuosity</w:t>
-            </w:r>
-          </w:p>
-          <w:p>
-            <w:pPr>
-              <w:pStyle w:val="Compact"/>
-              <w:spacing w:before="0" w:after="0"/>
-              <w:jc w:val="left"/>
-              <w:rPr>
-                <w:rFonts w:ascii="Times New Roman" w:hAnsi="Times New Roman" w:cs="Times New Roman"/>
-                <w:sz w:val="22"/>
-                <w:szCs w:val="22"/>
-                <w:lang w:val="en-US"/>
-              </w:rPr>
-            </w:pPr>
-            <w:r>
-              <w:rPr>
-                <w:rFonts w:ascii="Times New Roman" w:hAnsi="Times New Roman" w:cs="Times New Roman"/>
-                <w:sz w:val="22"/>
-                <w:szCs w:val="22"/>
-                <w:lang w:val="en-US"/>
-              </w:rPr>
-              <w:t>Film molar mass</w:t>
-            </w:r>
-          </w:p>
-        </w:tc>
-        <w:tc>
-          <w:tcPr>
-            <w:tcW w:w="799" w:type="pct"/>
-          </w:tcPr>
-          <w:p>
-            <w:pPr>
-              <w:pStyle w:val="Compact"/>
-              <w:spacing w:before="0" w:after="0"/>
-              <w:jc w:val="left"/>
-              <w:cnfStyle w:val="000000000000" w:firstRow="0" w:lastRow="0" w:firstColumn="0" w:lastColumn="0" w:oddVBand="0" w:evenVBand="0" w:oddHBand="0" w:evenHBand="0" w:firstRowFirstColumn="0" w:firstRowLastColumn="0" w:lastRowFirstColumn="0" w:lastRowLastColumn="0"/>
-              <w:rPr>
-                <w:rFonts w:ascii="Times New Roman" w:hAnsi="Times New Roman" w:cs="Times New Roman"/>
-                <w:sz w:val="22"/>
-                <w:szCs w:val="22"/>
-                <w:lang w:val="en-US"/>
-              </w:rPr>
-            </w:pPr>
-            <m:oMathPara>
-              <m:oMath>
-                <m:r>
-                  <w:rPr>
-                    <w:rFonts w:ascii="Cambria Math" w:hAnsi="Cambria Math" w:cs="Times New Roman"/>
-                    <w:sz w:val="22"/>
-                    <w:szCs w:val="22"/>
-                    <w:lang w:val="en-US"/>
-                  </w:rPr>
-                  <m:t>τ</m:t>
-                </m:r>
-              </m:oMath>
-            </m:oMathPara>
-          </w:p>
-          <w:p>
-            <w:pPr>
-              <w:pStyle w:val="Compact"/>
-              <w:spacing w:before="0" w:after="0"/>
-              <w:jc w:val="left"/>
-              <w:cnfStyle w:val="000000000000" w:firstRow="0" w:lastRow="0" w:firstColumn="0" w:lastColumn="0" w:oddVBand="0" w:evenVBand="0" w:oddHBand="0" w:evenHBand="0" w:firstRowFirstColumn="0" w:firstRowLastColumn="0" w:lastRowFirstColumn="0" w:lastRowLastColumn="0"/>
-              <w:rPr>
-                <w:rFonts w:ascii="Times New Roman" w:hAnsi="Times New Roman" w:cs="Times New Roman"/>
-                <w:sz w:val="22"/>
-                <w:szCs w:val="22"/>
-                <w:lang w:val="en-US"/>
-              </w:rPr>
-            </w:pPr>
-            <m:oMathPara>
-              <m:oMath>
-                <m:sSub>
-                  <m:sSubPr>
-                    <m:ctrlPr>
-                      <w:rPr>
-                        <w:rFonts w:ascii="Cambria Math" w:hAnsi="Cambria Math" w:cs="Times New Roman"/>
-                        <w:sz w:val="22"/>
-                        <w:szCs w:val="22"/>
-                        <w:lang w:val="en-US"/>
-                      </w:rPr>
-                    </m:ctrlPr>
-                  </m:sSubPr>
-                  <m:e>
-                    <m:r>
-                      <w:rPr>
-                        <w:rFonts w:ascii="Cambria Math" w:hAnsi="Cambria Math" w:cs="Times New Roman"/>
-                        <w:sz w:val="22"/>
-                        <w:szCs w:val="22"/>
-                        <w:lang w:val="en-US"/>
-                      </w:rPr>
-                      <m:t>M</m:t>
-                    </m:r>
-                  </m:e>
-                  <m:sub>
-                    <m:r>
-                      <w:rPr>
-                        <w:rFonts w:ascii="Cambria Math" w:hAnsi="Cambria Math" w:cs="Times New Roman"/>
-                        <w:sz w:val="22"/>
-                        <w:szCs w:val="22"/>
-                        <w:lang w:val="en-US"/>
-                      </w:rPr>
-                      <m:t>film</m:t>
-                    </m:r>
-                  </m:sub>
-                </m:sSub>
-              </m:oMath>
-            </m:oMathPara>
-          </w:p>
-        </w:tc>
-        <w:tc>
-          <w:tcPr>
-            <w:tcW w:w="1424" w:type="pct"/>
-          </w:tcPr>
-          <w:p>
-            <w:pPr>
-              <w:pStyle w:val="Compact"/>
-              <w:spacing w:before="0" w:after="0"/>
-              <w:jc w:val="left"/>
-              <w:rPr>
-                <w:rFonts w:ascii="Times New Roman" w:hAnsi="Times New Roman" w:cs="Times New Roman"/>
-                <w:sz w:val="22"/>
-                <w:szCs w:val="22"/>
-                <w:lang w:val="en-US"/>
-              </w:rPr>
-            </w:pPr>
-            <w:r>
-              <w:rPr>
-                <w:rFonts w:ascii="Times New Roman" w:hAnsi="Times New Roman" w:cs="Times New Roman"/>
-                <w:sz w:val="22"/>
-                <w:szCs w:val="22"/>
-                <w:lang w:val="en-US"/>
-              </w:rPr>
-              <w:t>2.00</w:t>
-            </w:r>
-          </w:p>
-          <w:p>
-            <w:pPr>
-              <w:pStyle w:val="Compact"/>
-              <w:spacing w:before="0" w:after="0"/>
-              <w:jc w:val="left"/>
-              <w:rPr>
-                <w:rFonts w:ascii="Times New Roman" w:hAnsi="Times New Roman" w:cs="Times New Roman"/>
-                <w:sz w:val="22"/>
-                <w:szCs w:val="22"/>
-                <w:lang w:val="en-US"/>
-              </w:rPr>
-            </w:pPr>
-            <w:r>
-              <w:rPr>
-                <w:rFonts w:ascii="Times New Roman" w:hAnsi="Times New Roman" w:cs="Times New Roman"/>
-                <w:sz w:val="22"/>
-                <w:szCs w:val="22"/>
-                <w:lang w:val="en-US"/>
-              </w:rPr>
-              <w:t>81.38 g mol−1</w:t>
-            </w:r>
-          </w:p>
-        </w:tc>
-        <w:tc>
-          <w:tcPr>
-            <w:tcW w:w="774" w:type="pct"/>
-          </w:tcPr>
-          <w:p>
-            <w:pPr>
-              <w:pStyle w:val="Compact"/>
-              <w:spacing w:before="0" w:after="0"/>
-              <w:jc w:val="left"/>
-              <w:cnfStyle w:val="000000000000" w:firstRow="0" w:lastRow="0" w:firstColumn="0" w:lastColumn="0" w:oddVBand="0" w:evenVBand="0" w:oddHBand="0" w:evenHBand="0" w:firstRowFirstColumn="0" w:firstRowLastColumn="0" w:lastRowFirstColumn="0" w:lastRowLastColumn="0"/>
-              <w:rPr>
-                <w:rFonts w:ascii="Times New Roman" w:hAnsi="Times New Roman" w:cs="Times New Roman"/>
-                <w:sz w:val="22"/>
-                <w:vertAlign w:val="superscript"/>
-                <w:lang w:val="en-US"/>
-              </w:rPr>
-            </w:pPr>
-            <w:r>
-              <w:rPr>
-                <w:rFonts w:cs="Times New Roman"/>
-                <w:sz w:val="22"/>
-                <w:vertAlign w:val="superscript"/>
-                <w:lang w:val="en-US"/>
-              </w:rPr>
-              <w:fldChar w:fldCharType="begin"/>
-            </w:r>
-            <w:r>
-              <w:rPr>
-                <w:rFonts w:ascii="Times New Roman" w:hAnsi="Times New Roman" w:cs="Times New Roman"/>
-                <w:sz w:val="22"/>
-                <w:vertAlign w:val="superscript"/>
-                <w:lang w:val="en-US"/>
-              </w:rPr>
-              <w:instrText xml:space="preserve"> ADDIN ZOTERO_ITEM CSL_CITATION {"citationID":"Au8QZnxE","properties":{"unsorted":false,"formattedCitation":"\\super [50]\\nosupersub{}","plainCitation":"[50]","noteIndex":0},"citationItems":[{"id":3991,"uris":["http://zotero.org/users/16939557/items/PJ5WSM85"],"itemData":{"id":3991,"type":"chapter","abstract":"Abstract\n            \n              It is generally assumed that transport resistance in porous media, which can also be expressed as tortuosity, correlates somehow with the pore volume fraction. Hence, mathematical expressions such as the Bruggeman relation (i.e.,\n              τ\n              2\n               = \n              ε\n              −1/2\n              ) are often used to describe tortuosity (\n              τ\n              )—porosity (\n              ε\n              ) relationships in porous materials. In this chapter, the validity of such mathematical expressions is critically evaluated based on empirical data from literature. More than 2200 datapoints (i.e.,\n              τ\n              –\n              ε\n              couples) are collected from 69 studies on porous media transport. When the empirical data is analysed separately for different material types (e.g., for battery electrodes, SOFC electrodes, sandstones, packed spheres etc.), the resulting\n              τ\n              versus\n              ε\n              —plots do not show clear trend lines, that could be expressed with a mathematical expression. Instead, the datapoints for different materials show strongly scattered distributions in rather ill-defined ‘characteristic’ fields. Overall, those characteristic fields are strongly overlapping, which means that the\n              τ\n              –\n              ε\n              characteristics of different materials cannot be separated clearly. When the empirical data is analysed for different tortuosity types, a much more consistent pattern becomes apparent. Hence, the observed\n              τ\n              −\n              ε\n              pattern indicates that the measured tortuosity values strongly depend on the involved type of tortuosity. A relative order of measured tortuosity values then becomes apparent. For example, the values observed for direct geometric and mixed tortuosities are concentrated in a relatively narrow band close to the Bruggeman trend line, with values that are typically &lt; 2. In contrast, indirect tortuosities show higher values, and they scatter over a much larger range. Based on the analysis of empirical data, a detailed pattern with a very consistent relative order among the different tortuosity types can be established. The main conclusion from this chapter is thus that the tortuosity value that is measured for a specific material, is much more dependent on the type of tortuosity than it is dependent on the material and its microstructure. The empirical data also illustrates that tortuosity is not strictly bound to porosity. As the pore volume decreases, the more scattering of tortuosity values can be observed. Consequently, any mathematical expression that aims to provide a generalized description of\n              τ\n              −\n              ε\n              relationships in porous media must be questioned. A short section is thus provided with a discussion of the limitations of such mathematical expressions for\n              τ\n              −\n              ε\n              relationships. This discussion also includes a description of the rare and special cases, for which the use of such mathematical expressions can be justified.","citation-key":"holzerTortuosityPorosityRelationshipsReview2023","container-title":"Tortuosity and Microstructure Effects in Porous Media","DOI":"10.1007/978-3-031-30477-4_3","ISBN":"978-3-031-30476-7","language":"en","note":"collection-title: Springer Series in Materials Science","page":"51-89","publisher":"Springer International Publishing","publisher-place":"Cham","source":"DOI.org (Crossref)","title":"Tortuosity-Porosity Relationships: Review of Empirical Data from Literature","title-short":"Tortuosity-Porosity Relationships","URL":"https://link.springer.com/10.1007/978-3-031-30477-4_3","volume":"333","container-author":[{"family":"Holzer","given":"Lorenz"},{"family":"Marmet","given":"Philip"},{"family":"Fingerle","given":"Mathias"},{"family":"Wiegmann","given":"Andreas"},{"family":"Neumann","given":"Matthias"},{"family":"Schmidt","given":"Volker"}],"author":[{"family":"Holzer","given":"Lorenz"},{"family":"Marmet","given":"Philip"},{"family":"Fingerle","given":"Mathias"},{"family":"Wiegmann","given":"Andreas"},{"family":"Neumann","given":"Matthias"},{"family":"Schmidt","given":"Volker"}],"accessed":{"date-parts":[["2026",3,12]]},"issued":{"date-parts":[["2023"]]}}}],"schema":"https://github.com/citation-style-language/schema/raw/master/csl-citation.json"} </w:instrText>
-            </w:r>
-            <w:r>
-              <w:rPr>
-                <w:rFonts w:cs="Times New Roman"/>
-                <w:sz w:val="22"/>
-                <w:vertAlign w:val="superscript"/>
-                <w:lang w:val="en-US"/>
-              </w:rPr>
-              <w:fldChar w:fldCharType="separate"/>
-            </w:r>
-            <w:r>
-              <w:rPr>
-                <w:rFonts w:ascii="Times New Roman" w:hAnsi="Times New Roman" w:cs="Times New Roman"/>
-                <w:sz w:val="22"/>
-                <w:vertAlign w:val="superscript"/>
-              </w:rPr>
-              <w:t>[50]</w:t>
-            </w:r>
-            <w:r>
-              <w:rPr>
-                <w:rFonts w:cs="Times New Roman"/>
-                <w:sz w:val="22"/>
-                <w:vertAlign w:val="superscript"/>
-                <w:lang w:val="en-US"/>
-              </w:rPr>
-              <w:fldChar w:fldCharType="end"/>
-            </w:r>
-          </w:p>
-          <w:p>
-            <w:pPr>
-              <w:pStyle w:val="Compact"/>
-              <w:spacing w:before="0" w:after="0"/>
-              <w:jc w:val="left"/>
-              <w:cnfStyle w:val="000000000000" w:firstRow="0" w:lastRow="0" w:firstColumn="0" w:lastColumn="0" w:oddVBand="0" w:evenVBand="0" w:oddHBand="0" w:evenHBand="0" w:firstRowFirstColumn="0" w:firstRowLastColumn="0" w:lastRowFirstColumn="0" w:lastRowLastColumn="0"/>
-              <w:rPr>
-                <w:rFonts w:ascii="Times New Roman" w:hAnsi="Times New Roman" w:cs="Times New Roman"/>
-                <w:sz w:val="22"/>
-                <w:vertAlign w:val="superscript"/>
-                <w:lang w:val="en-US"/>
-              </w:rPr>
-            </w:pPr>
-            <w:r>
-              <w:rPr>
-                <w:rFonts w:cs="Times New Roman"/>
-                <w:sz w:val="22"/>
-                <w:szCs w:val="22"/>
-                <w:lang w:val="en-US"/>
-              </w:rPr>
-              <w:fldChar w:fldCharType="begin"/>
-            </w:r>
-            <w:r>
-              <w:rPr>
-                <w:rFonts w:ascii="Times New Roman" w:hAnsi="Times New Roman" w:cs="Times New Roman"/>
-                <w:sz w:val="22"/>
-                <w:szCs w:val="22"/>
-                <w:lang w:val="en-US"/>
-              </w:rPr>
-              <w:instrText xml:space="preserve"> ADDIN ZOTERO_ITEM CSL_CITATION {"citationID":"9qIzsxfq","properties":{"unsorted":false,"formattedCitation":"\\super [46]\\nosupersub{}","plainCitation":"[46]","noteIndex":0},"citationItems":[{"id":3844,"uris":["http://zotero.org/users/16939557/items/YSXNXCNJ"],"itemData":{"id":3844,"type":"book","abstract":"Presents chemistry and physics tables and profiles notable scientists, highlighting their achievements","citation-key":"rumbleCRCHandbookChemistry2017","edition":"98th edition 2017-2018","ISBN":"978-1-4987-8454-2","language":"eng","publisher":"CRC Press, Taylor &amp; Francis Group","publisher-place":"Boca Raton London New York","source":"K10plus ISBN","title":"CRC handbook of chemistry and physics","editor":[{"family":"Rumble","given":"John R."}],"issued":{"date-parts":[["2017"]]}}}],"schema":"https://github.com/citation-style-language/schema/raw/master/csl-citation.json"} </w:instrText>
-            </w:r>
-            <w:r>
-              <w:rPr>
-                <w:rFonts w:cs="Times New Roman"/>
-                <w:sz w:val="22"/>
-                <w:szCs w:val="22"/>
-                <w:lang w:val="en-US"/>
-              </w:rPr>
-              <w:fldChar w:fldCharType="separate"/>
-            </w:r>
-            <w:r>
-              <w:rPr>
-                <w:rFonts w:ascii="Times New Roman" w:hAnsi="Times New Roman" w:cs="Times New Roman"/>
-                <w:sz w:val="22"/>
-                <w:vertAlign w:val="superscript"/>
-              </w:rPr>
-              <w:t>[46]</w:t>
-            </w:r>
-            <w:r>
-              <w:rPr>
-                <w:rFonts w:cs="Times New Roman"/>
-                <w:sz w:val="22"/>
-                <w:szCs w:val="22"/>
-                <w:lang w:val="en-US"/>
-              </w:rPr>
-              <w:fldChar w:fldCharType="end"/>
-            </w:r>
-          </w:p>
-        </w:tc>
-      </w:tr>
-      <w:tr>
-        <w:trPr>
-          <w:cantSplit/>
-          <w:cnfStyle w:val="000000100000" w:firstRow="0" w:lastRow="0" w:firstColumn="0" w:lastColumn="0" w:oddVBand="0" w:evenVBand="0" w:oddHBand="1" w:evenHBand="0" w:firstRowFirstColumn="0" w:firstRowLastColumn="0" w:lastRowFirstColumn="0" w:lastRowLastColumn="0"/>
-          <w:trHeight w:val="397"/>
-        </w:trPr>
-        <w:tc>
-          <w:tcPr>
-            <w:tcW w:w="2003" w:type="pct"/>
-          </w:tcPr>
-          <w:p>
-            <w:pPr>
-              <w:pStyle w:val="Compact"/>
-              <w:spacing w:before="0" w:after="0" w:line="240" w:lineRule="auto"/>
-              <w:ind w:firstLine="0"/>
-              <w:jc w:val="left"/>
-              <w:rPr>
-                <w:rFonts w:ascii="Times New Roman" w:hAnsi="Times New Roman" w:cs="Times New Roman"/>
-                <w:sz w:val="22"/>
-                <w:szCs w:val="22"/>
-                <w:lang w:val="en-US"/>
-              </w:rPr>
-            </w:pPr>
-            <w:r>
-              <w:rPr>
-                <w:rFonts w:ascii="Times New Roman" w:hAnsi="Times New Roman" w:cs="Times New Roman"/>
-                <w:b/>
-                <w:i/>
-                <w:iCs/>
-                <w:sz w:val="22"/>
-                <w:szCs w:val="22"/>
-                <w:lang w:val="en-US"/>
-              </w:rPr>
-              <w:t>Interface conditions</w:t>
-            </w:r>
-          </w:p>
-        </w:tc>
-        <w:tc>
-          <w:tcPr>
-            <w:tcW w:w="799" w:type="pct"/>
-          </w:tcPr>
-          <w:p>
-            <w:pPr>
-              <w:pStyle w:val="Compact"/>
-              <w:spacing w:before="0" w:after="0" w:line="240" w:lineRule="auto"/>
-              <w:cnfStyle w:val="000000100000" w:firstRow="0" w:lastRow="0" w:firstColumn="0" w:lastColumn="0" w:oddVBand="0" w:evenVBand="0" w:oddHBand="1" w:evenHBand="0" w:firstRowFirstColumn="0" w:firstRowLastColumn="0" w:lastRowFirstColumn="0" w:lastRowLastColumn="0"/>
-              <w:rPr>
-                <w:rFonts w:ascii="Times New Roman" w:hAnsi="Times New Roman" w:cs="Times New Roman"/>
-                <w:sz w:val="22"/>
-                <w:szCs w:val="22"/>
-                <w:lang w:val="en-US"/>
-              </w:rPr>
-            </w:pPr>
-          </w:p>
-        </w:tc>
-        <w:tc>
-          <w:tcPr>
-            <w:tcW w:w="1424" w:type="pct"/>
-          </w:tcPr>
-          <w:p>
-            <w:pPr>
-              <w:pStyle w:val="Compact"/>
-              <w:spacing w:before="0" w:after="0" w:line="240" w:lineRule="auto"/>
-              <w:rPr>
-                <w:rFonts w:ascii="Times New Roman" w:hAnsi="Times New Roman" w:cs="Times New Roman"/>
-                <w:sz w:val="22"/>
-                <w:szCs w:val="22"/>
-                <w:lang w:val="en-US"/>
-              </w:rPr>
-            </w:pPr>
-          </w:p>
-        </w:tc>
-        <w:tc>
-          <w:tcPr>
-            <w:tcW w:w="774" w:type="pct"/>
-          </w:tcPr>
-          <w:p>
-            <w:pPr>
-              <w:pStyle w:val="Compact"/>
-              <w:spacing w:before="0" w:after="0" w:line="240" w:lineRule="auto"/>
-              <w:cnfStyle w:val="000000100000" w:firstRow="0" w:lastRow="0" w:firstColumn="0" w:lastColumn="0" w:oddVBand="0" w:evenVBand="0" w:oddHBand="1" w:evenHBand="0" w:firstRowFirstColumn="0" w:firstRowLastColumn="0" w:lastRowFirstColumn="0" w:lastRowLastColumn="0"/>
-              <w:rPr>
-                <w:rFonts w:ascii="Times New Roman" w:hAnsi="Times New Roman" w:cs="Times New Roman"/>
-                <w:sz w:val="22"/>
-                <w:szCs w:val="22"/>
-                <w:lang w:val="en-US"/>
-              </w:rPr>
-            </w:pPr>
-          </w:p>
-        </w:tc>
-      </w:tr>
-      <w:tr>
-        <w:trPr>
-          <w:cantSplit/>
-          <w:trHeight w:val="397"/>
-        </w:trPr>
-        <w:tc>
-          <w:tcPr>
-            <w:tcW w:w="2003" w:type="pct"/>
-          </w:tcPr>
-          <w:p>
-            <w:pPr>
-              <w:pStyle w:val="Compact"/>
-              <w:spacing w:before="0" w:after="0" w:line="240" w:lineRule="auto"/>
-              <w:jc w:val="left"/>
-              <w:rPr>
-                <w:rFonts w:ascii="Times New Roman" w:hAnsi="Times New Roman" w:cs="Times New Roman"/>
-                <w:sz w:val="22"/>
-                <w:szCs w:val="22"/>
-                <w:lang w:val="en-US"/>
-              </w:rPr>
-            </w:pPr>
-            <m:oMath>
-              <m:r>
-                <m:rPr>
-                  <m:sty m:val="p"/>
-                </m:rPr>
-                <w:rPr>
-                  <w:rFonts w:ascii="Cambria Math" w:hAnsi="Cambria Math" w:cs="Times New Roman"/>
-                  <w:sz w:val="22"/>
-                  <w:szCs w:val="22"/>
-                  <w:lang w:val="en-US"/>
-                </w:rPr>
-                <m:t>Z</m:t>
-              </m:r>
-              <m:sSup>
-                <m:sSupPr>
-                  <m:ctrlPr>
-                    <w:rPr>
-                      <w:rFonts w:ascii="Cambria Math" w:hAnsi="Cambria Math" w:cs="Times New Roman"/>
-                      <w:sz w:val="22"/>
-                      <w:szCs w:val="22"/>
-                      <w:lang w:val="en-US"/>
-                    </w:rPr>
-                  </m:ctrlPr>
-                </m:sSupPr>
-                <m:e>
-                  <m:r>
-                    <m:rPr>
-                      <m:sty m:val="p"/>
-                    </m:rPr>
-                    <w:rPr>
-                      <w:rFonts w:ascii="Cambria Math" w:hAnsi="Cambria Math" w:cs="Times New Roman"/>
-                      <w:sz w:val="22"/>
-                      <w:szCs w:val="22"/>
-                      <w:lang w:val="en-US"/>
-                    </w:rPr>
-                    <m:t>n</m:t>
-                  </m:r>
-                </m:e>
-                <m:sup>
-                  <m:r>
-                    <m:rPr>
-                      <m:sty m:val="p"/>
-                    </m:rPr>
-                    <w:rPr>
-                      <w:rFonts w:ascii="Cambria Math" w:hAnsi="Cambria Math" w:cs="Times New Roman"/>
-                      <w:sz w:val="22"/>
-                      <w:szCs w:val="22"/>
-                      <w:lang w:val="en-US"/>
-                    </w:rPr>
-                    <m:t>2+</m:t>
-                  </m:r>
-                </m:sup>
-              </m:sSup>
-            </m:oMath>
-            <w:r>
-              <w:rPr>
-                <w:rFonts w:ascii="Times New Roman" w:hAnsi="Times New Roman" w:cs="Times New Roman"/>
-                <w:sz w:val="22"/>
-                <w:szCs w:val="22"/>
-                <w:lang w:val="en-US"/>
-              </w:rPr>
-              <w:t xml:space="preserve"> sat. concentration</w:t>
-            </w:r>
-          </w:p>
-        </w:tc>
-        <w:tc>
-          <w:tcPr>
-            <w:tcW w:w="799" w:type="pct"/>
-          </w:tcPr>
-          <w:p>
-            <w:pPr>
-              <w:pStyle w:val="Compact"/>
-              <w:spacing w:before="0" w:after="0" w:line="240" w:lineRule="auto"/>
-              <w:jc w:val="left"/>
-              <w:cnfStyle w:val="000000000000" w:firstRow="0" w:lastRow="0" w:firstColumn="0" w:lastColumn="0" w:oddVBand="0" w:evenVBand="0" w:oddHBand="0" w:evenHBand="0" w:firstRowFirstColumn="0" w:firstRowLastColumn="0" w:lastRowFirstColumn="0" w:lastRowLastColumn="0"/>
-              <w:rPr>
-                <w:rFonts w:ascii="Times New Roman" w:hAnsi="Times New Roman" w:cs="Times New Roman"/>
-                <w:sz w:val="22"/>
-                <w:szCs w:val="22"/>
-                <w:lang w:val="en-US"/>
-              </w:rPr>
-            </w:pPr>
-            <m:oMathPara>
-              <m:oMath>
-                <m:r>
-                  <m:rPr>
-                    <m:sty m:val="p"/>
-                  </m:rPr>
-                  <w:rPr>
-                    <w:rFonts w:ascii="Cambria Math" w:hAnsi="Cambria Math" w:cs="Times New Roman"/>
-                    <w:sz w:val="22"/>
-                    <w:szCs w:val="22"/>
-                    <w:lang w:val="en-US"/>
-                  </w:rPr>
-                  <m:t>[Zn</m:t>
-                </m:r>
-                <m:sSub>
-                  <m:sSubPr>
-                    <m:ctrlPr>
-                      <w:rPr>
-                        <w:rFonts w:ascii="Cambria Math" w:hAnsi="Cambria Math" w:cs="Times New Roman"/>
-                        <w:sz w:val="22"/>
-                        <w:szCs w:val="22"/>
-                        <w:lang w:val="en-US"/>
-                      </w:rPr>
-                    </m:ctrlPr>
-                  </m:sSubPr>
-                  <m:e>
-                    <m:r>
-                      <m:rPr>
-                        <m:sty m:val="p"/>
-                      </m:rPr>
-                      <w:rPr>
-                        <w:rFonts w:ascii="Cambria Math" w:hAnsi="Cambria Math" w:cs="Times New Roman"/>
-                        <w:sz w:val="22"/>
-                        <w:szCs w:val="22"/>
-                        <w:lang w:val="en-US"/>
-                      </w:rPr>
-                      <m:t>]</m:t>
-                    </m:r>
-                  </m:e>
-                  <m:sub>
-                    <m:r>
-                      <m:rPr>
-                        <m:sty m:val="p"/>
-                      </m:rPr>
-                      <w:rPr>
-                        <w:rFonts w:ascii="Cambria Math" w:hAnsi="Cambria Math" w:cs="Times New Roman"/>
-                        <w:sz w:val="22"/>
-                        <w:szCs w:val="22"/>
-                        <w:lang w:val="en-US"/>
-                      </w:rPr>
-                      <m:t>sat</m:t>
-                    </m:r>
-                  </m:sub>
-                </m:sSub>
-              </m:oMath>
-            </m:oMathPara>
-          </w:p>
-        </w:tc>
-        <w:tc>
-          <w:tcPr>
-            <w:tcW w:w="1424" w:type="pct"/>
-          </w:tcPr>
-          <w:p>
-            <w:pPr>
-              <w:pStyle w:val="Compact"/>
-              <w:spacing w:before="0" w:after="0" w:line="240" w:lineRule="auto"/>
-              <w:jc w:val="left"/>
-              <w:rPr>
-                <w:rFonts w:ascii="Times New Roman" w:hAnsi="Times New Roman" w:cs="Times New Roman"/>
-                <w:sz w:val="22"/>
-                <w:szCs w:val="22"/>
-                <w:lang w:val="en-US"/>
-              </w:rPr>
-            </w:pPr>
-            <w:r>
-              <w:rPr>
-                <w:rFonts w:ascii="Times New Roman" w:hAnsi="Times New Roman" w:cs="Times New Roman"/>
-                <w:sz w:val="22"/>
-                <w:szCs w:val="22"/>
-                <w:lang w:val="en-US"/>
-              </w:rPr>
-              <w:t>10 mg L</w:t>
-            </w:r>
-            <w:r>
-              <w:rPr>
-                <w:rFonts w:ascii="Times New Roman" w:hAnsi="Times New Roman" w:cs="Times New Roman"/>
-                <w:sz w:val="22"/>
-                <w:szCs w:val="22"/>
-                <w:vertAlign w:val="superscript"/>
-                <w:lang w:val="en-US"/>
-              </w:rPr>
-              <w:t>−1</w:t>
-            </w:r>
-          </w:p>
-        </w:tc>
-        <w:tc>
-          <w:tcPr>
-            <w:tcW w:w="774" w:type="pct"/>
-          </w:tcPr>
-          <w:p>
-            <w:pPr>
-              <w:pStyle w:val="Compact"/>
-              <w:spacing w:before="0" w:after="0" w:line="240" w:lineRule="auto"/>
-              <w:jc w:val="left"/>
-              <w:cnfStyle w:val="000000000000" w:firstRow="0" w:lastRow="0" w:firstColumn="0" w:lastColumn="0" w:oddVBand="0" w:evenVBand="0" w:oddHBand="0" w:evenHBand="0" w:firstRowFirstColumn="0" w:firstRowLastColumn="0" w:lastRowFirstColumn="0" w:lastRowLastColumn="0"/>
-              <w:rPr>
-                <w:rFonts w:ascii="Times New Roman" w:hAnsi="Times New Roman" w:cs="Times New Roman"/>
-                <w:sz w:val="22"/>
-                <w:szCs w:val="22"/>
-                <w:lang w:val="en-US"/>
-              </w:rPr>
-            </w:pPr>
-            <w:r>
-              <w:rPr>
-                <w:rFonts w:cs="Times New Roman"/>
-                <w:sz w:val="22"/>
-                <w:szCs w:val="22"/>
-                <w:lang w:val="en-US"/>
-              </w:rPr>
-              <w:fldChar w:fldCharType="begin"/>
-            </w:r>
-            <w:r>
-              <w:rPr>
-                <w:rFonts w:ascii="Times New Roman" w:hAnsi="Times New Roman" w:cs="Times New Roman"/>
-                <w:sz w:val="22"/>
-                <w:szCs w:val="22"/>
-                <w:lang w:val="en-US"/>
-              </w:rPr>
-              <w:instrText xml:space="preserve"> ADDIN ZOTERO_ITEM CSL_CITATION {"citationID":"4uE0bPh7","properties":{"unsorted":false,"formattedCitation":"\\super [51]\\nosupersub{}","plainCitation":"[51]","noteIndex":0},"citationItems":[{"id":3507,"uris":["http://zotero.org/users/16939557/items/3SWFGNFX"],"itemData":{"id":3507,"type":"article-journal","citation-key":"chenFluidinducedCorrosionBehavior2021","container-title":"Journal of Materials Science &amp; Technology","DOI":"10.1016/j.jmst.2021.02.050","ISSN":"10050302","journalAbbreviation":"Journal of Materials Science &amp; Technology","language":"en","page":"134-147","source":"DOI.org (Crossref)","title":"Fluid-induced corrosion behavior of degradable zinc for stent application","volume":"91","author":[{"family":"Chen","given":"Kai"},{"family":"Gu","given":"Xuenan"},{"family":"Sun","given":"Hui"},{"family":"Tang","given":"Hongyan"},{"family":"Yang","given":"Hongtao"},{"family":"Gong","given":"Xianghui"},{"family":"Fan","given":"Yubo"}],"issued":{"date-parts":[["2021",11]]}}}],"schema":"https://github.com/citation-style-language/schema/raw/master/csl-citation.json"} </w:instrText>
-            </w:r>
-            <w:r>
-              <w:rPr>
-                <w:rFonts w:cs="Times New Roman"/>
-                <w:sz w:val="22"/>
-                <w:szCs w:val="22"/>
-                <w:lang w:val="en-US"/>
-              </w:rPr>
-              <w:fldChar w:fldCharType="separate"/>
-            </w:r>
-            <w:r>
-              <w:rPr>
-                <w:rFonts w:ascii="Times New Roman" w:hAnsi="Times New Roman" w:cs="Times New Roman"/>
-                <w:sz w:val="22"/>
-                <w:vertAlign w:val="superscript"/>
-              </w:rPr>
-              <w:t>[51]</w:t>
-            </w:r>
-            <w:r>
-              <w:rPr>
-                <w:rFonts w:cs="Times New Roman"/>
-                <w:sz w:val="22"/>
-                <w:szCs w:val="22"/>
-                <w:lang w:val="en-US"/>
-              </w:rPr>
-              <w:fldChar w:fldCharType="end"/>
-            </w:r>
-          </w:p>
-        </w:tc>
-      </w:tr>
-      <w:tr>
-        <w:trPr>
-          <w:cantSplit/>
-          <w:cnfStyle w:val="000000100000" w:firstRow="0" w:lastRow="0" w:firstColumn="0" w:lastColumn="0" w:oddVBand="0" w:evenVBand="0" w:oddHBand="1" w:evenHBand="0" w:firstRowFirstColumn="0" w:firstRowLastColumn="0" w:lastRowFirstColumn="0" w:lastRowLastColumn="0"/>
-          <w:trHeight w:val="397"/>
-        </w:trPr>
-        <w:tc>
-          <w:tcPr>
-            <w:tcW w:w="2003" w:type="pct"/>
-          </w:tcPr>
-          <w:p>
-            <w:pPr>
-              <w:pStyle w:val="Compact"/>
-              <w:spacing w:before="0" w:after="0" w:line="240" w:lineRule="auto"/>
-              <w:ind w:firstLine="0"/>
-              <w:jc w:val="left"/>
-              <w:rPr>
-                <w:rFonts w:ascii="Times New Roman" w:hAnsi="Times New Roman" w:cs="Times New Roman"/>
-                <w:sz w:val="22"/>
-                <w:szCs w:val="22"/>
-                <w:lang w:val="en-US"/>
-              </w:rPr>
-            </w:pPr>
-            <w:r>
-              <w:rPr>
-                <w:rFonts w:ascii="Times New Roman" w:hAnsi="Times New Roman" w:cs="Times New Roman"/>
-                <w:b/>
-                <w:i/>
-                <w:iCs/>
-                <w:sz w:val="22"/>
-                <w:szCs w:val="22"/>
-                <w:lang w:val="en-US"/>
-              </w:rPr>
-              <w:t>Initial conditions</w:t>
-            </w:r>
-          </w:p>
-        </w:tc>
-        <w:tc>
-          <w:tcPr>
-            <w:tcW w:w="799" w:type="pct"/>
-          </w:tcPr>
-          <w:p>
-            <w:pPr>
-              <w:pStyle w:val="Compact"/>
-              <w:spacing w:before="0" w:after="0" w:line="240" w:lineRule="auto"/>
-              <w:cnfStyle w:val="000000100000" w:firstRow="0" w:lastRow="0" w:firstColumn="0" w:lastColumn="0" w:oddVBand="0" w:evenVBand="0" w:oddHBand="1" w:evenHBand="0" w:firstRowFirstColumn="0" w:firstRowLastColumn="0" w:lastRowFirstColumn="0" w:lastRowLastColumn="0"/>
-              <w:rPr>
-                <w:rFonts w:ascii="Times New Roman" w:hAnsi="Times New Roman" w:cs="Times New Roman"/>
-                <w:sz w:val="22"/>
-                <w:szCs w:val="22"/>
-                <w:lang w:val="en-US"/>
-              </w:rPr>
-            </w:pPr>
-          </w:p>
-        </w:tc>
-        <w:tc>
-          <w:tcPr>
-            <w:tcW w:w="1424" w:type="pct"/>
-          </w:tcPr>
-          <w:p>
-            <w:pPr>
-              <w:pStyle w:val="Compact"/>
-              <w:spacing w:before="0" w:after="0" w:line="240" w:lineRule="auto"/>
-              <w:rPr>
-                <w:rFonts w:ascii="Times New Roman" w:hAnsi="Times New Roman" w:cs="Times New Roman"/>
-                <w:sz w:val="22"/>
-                <w:szCs w:val="22"/>
-                <w:lang w:val="en-US"/>
-              </w:rPr>
-            </w:pPr>
-          </w:p>
-        </w:tc>
-        <w:tc>
-          <w:tcPr>
-            <w:tcW w:w="774" w:type="pct"/>
-          </w:tcPr>
-          <w:p>
-            <w:pPr>
-              <w:pStyle w:val="Compact"/>
-              <w:spacing w:before="0" w:after="0" w:line="240" w:lineRule="auto"/>
-              <w:cnfStyle w:val="000000100000" w:firstRow="0" w:lastRow="0" w:firstColumn="0" w:lastColumn="0" w:oddVBand="0" w:evenVBand="0" w:oddHBand="1" w:evenHBand="0" w:firstRowFirstColumn="0" w:firstRowLastColumn="0" w:lastRowFirstColumn="0" w:lastRowLastColumn="0"/>
-              <w:rPr>
-                <w:rFonts w:ascii="Times New Roman" w:hAnsi="Times New Roman" w:cs="Times New Roman"/>
-                <w:sz w:val="22"/>
-                <w:szCs w:val="22"/>
-                <w:lang w:val="en-US"/>
-              </w:rPr>
-            </w:pPr>
-          </w:p>
-        </w:tc>
-      </w:tr>
-      <w:tr>
-        <w:trPr>
-          <w:cantSplit/>
-          <w:trHeight w:val="397"/>
-        </w:trPr>
-        <w:tc>
-          <w:tcPr>
-            <w:tcW w:w="2003" w:type="pct"/>
-          </w:tcPr>
-          <w:p>
-            <w:pPr>
-              <w:pStyle w:val="Compact"/>
-              <w:spacing w:before="0" w:after="0" w:line="240" w:lineRule="auto"/>
-              <w:jc w:val="left"/>
-              <w:rPr>
-                <w:rFonts w:ascii="Times New Roman" w:hAnsi="Times New Roman" w:cs="Times New Roman"/>
-                <w:sz w:val="22"/>
-                <w:szCs w:val="22"/>
-                <w:lang w:val="en-US"/>
-              </w:rPr>
-            </w:pPr>
-            <m:oMath>
-              <m:r>
-                <m:rPr>
-                  <m:sty m:val="p"/>
-                </m:rPr>
-                <w:rPr>
-                  <w:rFonts w:ascii="Cambria Math" w:hAnsi="Cambria Math" w:cs="Times New Roman"/>
-                  <w:sz w:val="22"/>
-                  <w:szCs w:val="22"/>
-                  <w:lang w:val="en-US"/>
-                </w:rPr>
-                <m:t>Z</m:t>
-              </m:r>
-              <m:sSup>
-                <m:sSupPr>
-                  <m:ctrlPr>
-                    <w:rPr>
-                      <w:rFonts w:ascii="Cambria Math" w:hAnsi="Cambria Math" w:cs="Times New Roman"/>
-                      <w:sz w:val="22"/>
-                      <w:szCs w:val="22"/>
-                      <w:lang w:val="en-US"/>
-                    </w:rPr>
-                  </m:ctrlPr>
-                </m:sSupPr>
-                <m:e>
-                  <m:r>
-                    <m:rPr>
-                      <m:sty m:val="p"/>
-                    </m:rPr>
-                    <w:rPr>
-                      <w:rFonts w:ascii="Cambria Math" w:hAnsi="Cambria Math" w:cs="Times New Roman"/>
-                      <w:sz w:val="22"/>
-                      <w:szCs w:val="22"/>
-                      <w:lang w:val="en-US"/>
-                    </w:rPr>
-                    <m:t>n</m:t>
-                  </m:r>
-                </m:e>
-                <m:sup>
-                  <m:r>
-                    <m:rPr>
-                      <m:sty m:val="p"/>
-                    </m:rPr>
-                    <w:rPr>
-                      <w:rFonts w:ascii="Cambria Math" w:hAnsi="Cambria Math" w:cs="Times New Roman"/>
-                      <w:sz w:val="22"/>
-                      <w:szCs w:val="22"/>
-                      <w:lang w:val="en-US"/>
-                    </w:rPr>
-                    <m:t>2+</m:t>
-                  </m:r>
-                </m:sup>
-              </m:sSup>
-            </m:oMath>
-            <w:r>
-              <w:rPr>
-                <w:rFonts w:ascii="Times New Roman" w:hAnsi="Times New Roman" w:cs="Times New Roman"/>
-                <w:sz w:val="22"/>
-                <w:szCs w:val="22"/>
-                <w:lang w:val="en-US"/>
-              </w:rPr>
-              <w:t xml:space="preserve"> concentration</w:t>
-            </w:r>
-          </w:p>
-        </w:tc>
-        <w:tc>
-          <w:tcPr>
-            <w:tcW w:w="799" w:type="pct"/>
-          </w:tcPr>
-          <w:p>
-            <w:pPr>
-              <w:pStyle w:val="Compact"/>
-              <w:spacing w:before="0" w:after="0" w:line="240" w:lineRule="auto"/>
-              <w:jc w:val="left"/>
-              <w:cnfStyle w:val="000000000000" w:firstRow="0" w:lastRow="0" w:firstColumn="0" w:lastColumn="0" w:oddVBand="0" w:evenVBand="0" w:oddHBand="0" w:evenHBand="0" w:firstRowFirstColumn="0" w:firstRowLastColumn="0" w:lastRowFirstColumn="0" w:lastRowLastColumn="0"/>
-              <w:rPr>
-                <w:rFonts w:ascii="Times New Roman" w:hAnsi="Times New Roman" w:cs="Times New Roman"/>
-                <w:sz w:val="22"/>
-                <w:szCs w:val="22"/>
-                <w:lang w:val="en-US"/>
-              </w:rPr>
-            </w:pPr>
-            <m:oMathPara>
-              <m:oMath>
-                <m:sSubSup>
-                  <m:sSubSupPr>
-                    <m:ctrlPr>
-                      <w:rPr>
-                        <w:rFonts w:ascii="Cambria Math" w:hAnsi="Cambria Math" w:cs="Times New Roman"/>
-                        <w:sz w:val="22"/>
-                        <w:szCs w:val="22"/>
-                        <w:lang w:val="en-US"/>
-                      </w:rPr>
-                    </m:ctrlPr>
-                  </m:sSubSupPr>
-                  <m:e>
-                    <m:r>
-                      <w:rPr>
-                        <w:rFonts w:ascii="Cambria Math" w:hAnsi="Cambria Math" w:cs="Times New Roman"/>
-                        <w:sz w:val="22"/>
-                        <w:szCs w:val="22"/>
-                        <w:lang w:val="en-US"/>
-                      </w:rPr>
-                      <m:t>C</m:t>
-                    </m:r>
-                  </m:e>
-                  <m:sub>
-                    <m:r>
-                      <m:rPr>
-                        <m:sty m:val="p"/>
-                      </m:rPr>
-                      <w:rPr>
-                        <w:rFonts w:ascii="Cambria Math" w:hAnsi="Cambria Math" w:cs="Times New Roman"/>
-                        <w:sz w:val="22"/>
-                        <w:szCs w:val="22"/>
-                        <w:lang w:val="en-US"/>
-                      </w:rPr>
-                      <m:t>Zn</m:t>
-                    </m:r>
-                  </m:sub>
-                  <m:sup>
-                    <m:r>
-                      <w:rPr>
-                        <w:rFonts w:ascii="Cambria Math" w:hAnsi="Cambria Math" w:cs="Times New Roman"/>
-                        <w:sz w:val="22"/>
-                        <w:szCs w:val="22"/>
-                        <w:lang w:val="en-US"/>
-                      </w:rPr>
-                      <m:t>0</m:t>
-                    </m:r>
-                  </m:sup>
-                </m:sSubSup>
-              </m:oMath>
-            </m:oMathPara>
-          </w:p>
-        </w:tc>
-        <w:tc>
-          <w:tcPr>
-            <w:tcW w:w="1424" w:type="pct"/>
-          </w:tcPr>
-          <w:p>
-            <w:pPr>
-              <w:pStyle w:val="Compact"/>
-              <w:spacing w:before="0" w:after="0" w:line="240" w:lineRule="auto"/>
-              <w:jc w:val="left"/>
-              <w:rPr>
-                <w:rFonts w:ascii="Times New Roman" w:hAnsi="Times New Roman" w:cs="Times New Roman"/>
-                <w:sz w:val="22"/>
-                <w:szCs w:val="22"/>
-                <w:lang w:val="en-US"/>
-              </w:rPr>
-            </w:pPr>
-            <w:r>
-              <w:rPr>
-                <w:rFonts w:ascii="Times New Roman" w:hAnsi="Times New Roman" w:cs="Times New Roman"/>
-                <w:sz w:val="22"/>
-                <w:szCs w:val="22"/>
-                <w:lang w:val="en-US"/>
-              </w:rPr>
-              <w:t>0</w:t>
-            </w:r>
-          </w:p>
-        </w:tc>
-        <w:tc>
-          <w:tcPr>
-            <w:tcW w:w="774" w:type="pct"/>
-          </w:tcPr>
-          <w:p>
-            <w:pPr>
-              <w:pStyle w:val="Compact"/>
-              <w:spacing w:before="0" w:after="0" w:line="240" w:lineRule="auto"/>
-              <w:cnfStyle w:val="000000000000" w:firstRow="0" w:lastRow="0" w:firstColumn="0" w:lastColumn="0" w:oddVBand="0" w:evenVBand="0" w:oddHBand="0" w:evenHBand="0" w:firstRowFirstColumn="0" w:firstRowLastColumn="0" w:lastRowFirstColumn="0" w:lastRowLastColumn="0"/>
-              <w:rPr>
-                <w:rFonts w:ascii="Times New Roman" w:hAnsi="Times New Roman" w:cs="Times New Roman"/>
-                <w:sz w:val="22"/>
-                <w:szCs w:val="22"/>
-                <w:lang w:val="en-US"/>
-              </w:rPr>
-            </w:pPr>
-          </w:p>
-        </w:tc>
-      </w:tr>
-      <w:tr>
-        <w:trPr>
-          <w:cantSplit/>
-          <w:cnfStyle w:val="000000100000" w:firstRow="0" w:lastRow="0" w:firstColumn="0" w:lastColumn="0" w:oddVBand="0" w:evenVBand="0" w:oddHBand="1" w:evenHBand="0" w:firstRowFirstColumn="0" w:firstRowLastColumn="0" w:lastRowFirstColumn="0" w:lastRowLastColumn="0"/>
-          <w:trHeight w:val="397"/>
-        </w:trPr>
-        <w:tc>
-          <w:tcPr>
-            <w:tcW w:w="2003" w:type="pct"/>
-          </w:tcPr>
-          <w:p>
-            <w:pPr>
-              <w:pStyle w:val="Compact"/>
-              <w:spacing w:before="0" w:after="0" w:line="240" w:lineRule="auto"/>
-              <w:jc w:val="left"/>
-              <w:rPr>
-                <w:rFonts w:ascii="Times New Roman" w:hAnsi="Times New Roman" w:cs="Times New Roman"/>
-                <w:sz w:val="22"/>
-                <w:szCs w:val="22"/>
-                <w:lang w:val="en-US"/>
-              </w:rPr>
-            </w:pPr>
-            <m:oMath>
-              <m:r>
-                <m:rPr>
-                  <m:sty m:val="p"/>
-                </m:rPr>
-                <w:rPr>
-                  <w:rFonts w:ascii="Cambria Math" w:hAnsi="Cambria Math" w:cs="Times New Roman"/>
-                  <w:sz w:val="22"/>
-                  <w:szCs w:val="22"/>
-                  <w:lang w:val="en-US"/>
-                </w:rPr>
-                <m:t>C</m:t>
-              </m:r>
-              <m:sSup>
-                <m:sSupPr>
-                  <m:ctrlPr>
-                    <w:rPr>
-                      <w:rFonts w:ascii="Cambria Math" w:hAnsi="Cambria Math" w:cs="Times New Roman"/>
-                      <w:sz w:val="22"/>
-                      <w:szCs w:val="22"/>
-                      <w:lang w:val="en-US"/>
-                    </w:rPr>
-                  </m:ctrlPr>
-                </m:sSupPr>
-                <m:e>
-                  <m:r>
-                    <m:rPr>
-                      <m:sty m:val="p"/>
-                    </m:rPr>
-                    <w:rPr>
-                      <w:rFonts w:ascii="Cambria Math" w:hAnsi="Cambria Math" w:cs="Times New Roman"/>
-                      <w:sz w:val="22"/>
-                      <w:szCs w:val="22"/>
-                      <w:lang w:val="en-US"/>
-                    </w:rPr>
-                    <m:t>l</m:t>
-                  </m:r>
-                </m:e>
-                <m:sup>
-                  <m:r>
-                    <m:rPr>
-                      <m:sty m:val="p"/>
-                    </m:rPr>
-                    <w:rPr>
-                      <w:rFonts w:ascii="Cambria Math" w:hAnsi="Cambria Math" w:cs="Times New Roman"/>
-                      <w:sz w:val="22"/>
-                      <w:szCs w:val="22"/>
-                      <w:lang w:val="en-US"/>
-                    </w:rPr>
-                    <m:t>-</m:t>
-                  </m:r>
-                </m:sup>
-              </m:sSup>
-            </m:oMath>
-            <w:r>
-              <w:rPr>
-                <w:rFonts w:ascii="Times New Roman" w:hAnsi="Times New Roman" w:cs="Times New Roman"/>
-                <w:sz w:val="22"/>
-                <w:szCs w:val="22"/>
-                <w:lang w:val="en-US"/>
-              </w:rPr>
-              <w:t xml:space="preserve"> concentration</w:t>
-            </w:r>
-          </w:p>
-        </w:tc>
-        <w:tc>
-          <w:tcPr>
-            <w:tcW w:w="799" w:type="pct"/>
-          </w:tcPr>
-          <w:p>
-            <w:pPr>
-              <w:pStyle w:val="Compact"/>
-              <w:spacing w:before="0" w:after="0" w:line="240" w:lineRule="auto"/>
-              <w:jc w:val="left"/>
-              <w:cnfStyle w:val="000000100000" w:firstRow="0" w:lastRow="0" w:firstColumn="0" w:lastColumn="0" w:oddVBand="0" w:evenVBand="0" w:oddHBand="1" w:evenHBand="0" w:firstRowFirstColumn="0" w:firstRowLastColumn="0" w:lastRowFirstColumn="0" w:lastRowLastColumn="0"/>
-              <w:rPr>
-                <w:rFonts w:ascii="Times New Roman" w:hAnsi="Times New Roman" w:cs="Times New Roman"/>
-                <w:sz w:val="22"/>
-                <w:szCs w:val="22"/>
-                <w:lang w:val="en-US"/>
-              </w:rPr>
-            </w:pPr>
-            <m:oMathPara>
-              <m:oMath>
-                <m:sSubSup>
-                  <m:sSubSupPr>
-                    <m:ctrlPr>
-                      <w:rPr>
-                        <w:rFonts w:ascii="Cambria Math" w:hAnsi="Cambria Math" w:cs="Times New Roman"/>
-                        <w:sz w:val="22"/>
-                        <w:szCs w:val="22"/>
-                        <w:lang w:val="en-US"/>
-                      </w:rPr>
-                    </m:ctrlPr>
-                  </m:sSubSupPr>
-                  <m:e>
-                    <m:r>
-                      <w:rPr>
-                        <w:rFonts w:ascii="Cambria Math" w:hAnsi="Cambria Math" w:cs="Times New Roman"/>
-                        <w:sz w:val="22"/>
-                        <w:szCs w:val="22"/>
-                        <w:lang w:val="en-US"/>
-                      </w:rPr>
-                      <m:t>C</m:t>
-                    </m:r>
-                  </m:e>
-                  <m:sub>
-                    <m:r>
-                      <m:rPr>
-                        <m:sty m:val="p"/>
-                      </m:rPr>
-                      <w:rPr>
-                        <w:rFonts w:ascii="Cambria Math" w:hAnsi="Cambria Math" w:cs="Times New Roman"/>
-                        <w:sz w:val="22"/>
-                        <w:szCs w:val="22"/>
-                        <w:lang w:val="en-US"/>
-                      </w:rPr>
-                      <m:t>Cl</m:t>
-                    </m:r>
-                  </m:sub>
-                  <m:sup>
-                    <m:r>
-                      <w:rPr>
-                        <w:rFonts w:ascii="Cambria Math" w:hAnsi="Cambria Math" w:cs="Times New Roman"/>
-                        <w:sz w:val="22"/>
-                        <w:szCs w:val="22"/>
-                        <w:lang w:val="en-US"/>
-                      </w:rPr>
-                      <m:t>0</m:t>
-                    </m:r>
-                  </m:sup>
-                </m:sSubSup>
-              </m:oMath>
-            </m:oMathPara>
-          </w:p>
-        </w:tc>
-        <w:tc>
-          <w:tcPr>
-            <w:tcW w:w="1424" w:type="pct"/>
-          </w:tcPr>
-          <w:p>
-            <w:pPr>
-              <w:pStyle w:val="Compact"/>
-              <w:spacing w:before="0" w:after="0" w:line="240" w:lineRule="auto"/>
-              <w:jc w:val="left"/>
-              <w:rPr>
-                <w:rFonts w:ascii="Times New Roman" w:hAnsi="Times New Roman" w:cs="Times New Roman"/>
-                <w:sz w:val="22"/>
-                <w:szCs w:val="22"/>
-                <w:lang w:val="en-US"/>
-              </w:rPr>
-            </w:pPr>
-            <w:r>
-              <w:rPr>
-                <w:rFonts w:ascii="Times New Roman" w:hAnsi="Times New Roman" w:cs="Times New Roman"/>
-                <w:sz w:val="22"/>
-                <w:szCs w:val="22"/>
-                <w:lang w:val="en-US"/>
-              </w:rPr>
-              <w:t>142.3 mmol L</w:t>
-            </w:r>
-            <w:r>
-              <w:rPr>
-                <w:rFonts w:ascii="Times New Roman" w:hAnsi="Times New Roman" w:cs="Times New Roman"/>
-                <w:sz w:val="22"/>
-                <w:szCs w:val="22"/>
-                <w:vertAlign w:val="superscript"/>
-                <w:lang w:val="en-US"/>
-              </w:rPr>
-              <w:t>−1</w:t>
-            </w:r>
-          </w:p>
-        </w:tc>
-        <w:tc>
-          <w:tcPr>
-            <w:tcW w:w="774" w:type="pct"/>
-          </w:tcPr>
-          <w:p>
-            <w:pPr>
-              <w:pStyle w:val="Compact"/>
-              <w:spacing w:before="0" w:after="0" w:line="240" w:lineRule="auto"/>
-              <w:jc w:val="left"/>
-              <w:cnfStyle w:val="000000100000" w:firstRow="0" w:lastRow="0" w:firstColumn="0" w:lastColumn="0" w:oddVBand="0" w:evenVBand="0" w:oddHBand="1" w:evenHBand="0" w:firstRowFirstColumn="0" w:firstRowLastColumn="0" w:lastRowFirstColumn="0" w:lastRowLastColumn="0"/>
-              <w:rPr>
-                <w:rFonts w:ascii="Times New Roman" w:hAnsi="Times New Roman" w:cs="Times New Roman"/>
-                <w:sz w:val="22"/>
-                <w:szCs w:val="22"/>
-                <w:lang w:val="en-US"/>
-              </w:rPr>
-            </w:pPr>
-            <w:r>
-              <w:rPr>
-                <w:rFonts w:cs="Times New Roman"/>
-                <w:sz w:val="22"/>
-                <w:szCs w:val="22"/>
-                <w:lang w:val="en-US"/>
-              </w:rPr>
-              <w:fldChar w:fldCharType="begin"/>
-            </w:r>
-            <w:r>
-              <w:rPr>
-                <w:rFonts w:ascii="Times New Roman" w:hAnsi="Times New Roman" w:cs="Times New Roman"/>
-                <w:sz w:val="22"/>
-                <w:szCs w:val="22"/>
-                <w:lang w:val="en-US"/>
-              </w:rPr>
-              <w:instrText xml:space="preserve"> ADDIN ZOTERO_ITEM CSL_CITATION {"citationID":"ZtOdV6sS","properties":{"unsorted":false,"formattedCitation":"\\super [52]\\nosupersub{}","plainCitation":"[52]","noteIndex":0},"citationItems":[{"id":4092,"uris":["http://zotero.org/users/16939557/items/946AFXXG"],"itemData":{"id":4092,"type":"article-journal","abstract":"The electrochemical corrosion characteristics of AZ31 and AZ61 magnesium alloys were analyzed in terms of potentiodynamic tests and electrochemical impedance spectroscopy. The influence of the solution composition and material surface finish was examined also through the analysis of corrosion products created on the samples’ surface after electrochemical measurements in terms of scanning electron microscopy using energy-dispersive spectroscopy. Obtained data revealed the differences in the response of the magnesium alloys to enriched Hank’s Balanced Salt Solution—HBSS+ (with Mg2+ and Ca2+ ions) and Hank’s Balanced Salt Solution—HBSS (without Mg2+ and Ca2+ ions). Both examined alloys exhibited better corrosion resistance from the thermodynamic and kinetic point of view in the enriched HBSS+. AZ61 magnesium alloy reached higher values of polarization resistance than AZ31 magnesium alloy in both the used corrosion solutions. Phosphate-based corrosion products were characteristic for the AZ31 and AZ61 alloys tested in the HBSS (without Mg2+ and Ca2+ ions). The combination of phosphate-based corrosion products and clusters of MgO and Mg(OH)2 was typical for the surface of samples tested in the enriched HBSS+ (with Mg2+ and Ca2+ ions). Pitting corrosion attack was observed only in the case of enriched HBSS+.","citation-key":"tkaczInfluenceCompositionHanks2017","container-title":"Metals","DOI":"10.3390/met7110465","ISSN":"2075-4701","issue":"11","journalAbbreviation":"Metals","language":"en","page":"465","source":"DOI.org (Crossref)","title":"Influence of the Composition of the Hank’s Balanced Salt Solution on the Corrosion Behavior of AZ31 and AZ61 Magnesium Alloys","volume":"7","author":[{"family":"Tkacz","given":"Jakub"},{"family":"Slouková","given":"Karolína"},{"family":"Minda","given":"Jozef"},{"family":"Drábiková","given":"Juliána"},{"family":"Fintová","given":"Stanislava"},{"family":"Doležal","given":"Pavel"},{"family":"Wasserbauer","given":"Jaromír"}],"issued":{"date-parts":[["2017",11,1]]}}}],"schema":"https://github.com/citation-style-language/schema/raw/master/csl-citation.json"} </w:instrText>
-            </w:r>
-            <w:r>
-              <w:rPr>
-                <w:rFonts w:cs="Times New Roman"/>
-                <w:sz w:val="22"/>
-                <w:szCs w:val="22"/>
-                <w:lang w:val="en-US"/>
-              </w:rPr>
-              <w:fldChar w:fldCharType="separate"/>
-            </w:r>
-            <w:r>
-              <w:rPr>
-                <w:rFonts w:ascii="Times New Roman" w:hAnsi="Times New Roman" w:cs="Times New Roman"/>
-                <w:sz w:val="22"/>
-                <w:vertAlign w:val="superscript"/>
-              </w:rPr>
-              <w:t>[52]</w:t>
-            </w:r>
-            <w:r>
-              <w:rPr>
-                <w:rFonts w:cs="Times New Roman"/>
-                <w:sz w:val="22"/>
-                <w:szCs w:val="22"/>
-                <w:lang w:val="en-US"/>
-              </w:rPr>
-              <w:fldChar w:fldCharType="end"/>
-            </w:r>
-          </w:p>
-        </w:tc>
-      </w:tr>
-      <w:tr>
-        <w:trPr>
-          <w:cantSplit/>
-          <w:trHeight w:val="397"/>
-        </w:trPr>
-        <w:tc>
-          <w:tcPr>
-            <w:tcW w:w="2003" w:type="pct"/>
-          </w:tcPr>
-          <w:p>
-            <w:pPr>
-              <w:pStyle w:val="Compact"/>
-              <w:spacing w:before="0" w:after="0" w:line="240" w:lineRule="auto"/>
-              <w:jc w:val="left"/>
-              <w:rPr>
-                <w:rFonts w:ascii="Times New Roman" w:hAnsi="Times New Roman" w:cs="Times New Roman"/>
-                <w:sz w:val="22"/>
-                <w:szCs w:val="22"/>
-                <w:lang w:val="en-US"/>
-              </w:rPr>
-            </w:pPr>
-            <m:oMath>
-              <m:sSub>
-                <m:sSubPr>
-                  <m:ctrlPr>
-                    <w:rPr>
-                      <w:rFonts w:ascii="Cambria Math" w:hAnsi="Cambria Math" w:cs="Times New Roman"/>
-                      <w:sz w:val="22"/>
-                      <w:szCs w:val="22"/>
-                      <w:lang w:val="en-US"/>
-                    </w:rPr>
-                  </m:ctrlPr>
-                </m:sSubPr>
-                <m:e>
-                  <m:r>
-                    <m:rPr>
-                      <m:sty m:val="p"/>
-                    </m:rPr>
-                    <w:rPr>
-                      <w:rFonts w:ascii="Cambria Math" w:hAnsi="Cambria Math" w:cs="Times New Roman"/>
-                      <w:sz w:val="22"/>
-                      <w:szCs w:val="22"/>
-                      <w:lang w:val="en-US"/>
-                    </w:rPr>
-                    <m:t>O</m:t>
-                  </m:r>
-                </m:e>
-                <m:sub>
-                  <m:r>
-                    <m:rPr>
-                      <m:sty m:val="p"/>
-                    </m:rPr>
-                    <w:rPr>
-                      <w:rFonts w:ascii="Cambria Math" w:hAnsi="Cambria Math" w:cs="Times New Roman"/>
-                      <w:sz w:val="22"/>
-                      <w:szCs w:val="22"/>
-                      <w:lang w:val="en-US"/>
-                    </w:rPr>
-                    <m:t>2</m:t>
-                  </m:r>
-                </m:sub>
-              </m:sSub>
-            </m:oMath>
-            <w:r>
-              <w:rPr>
-                <w:rFonts w:ascii="Times New Roman" w:hAnsi="Times New Roman" w:cs="Times New Roman"/>
-                <w:sz w:val="22"/>
-                <w:szCs w:val="22"/>
-                <w:lang w:val="en-US"/>
-              </w:rPr>
-              <w:t xml:space="preserve"> concentration</w:t>
-            </w:r>
-          </w:p>
-        </w:tc>
-        <w:tc>
-          <w:tcPr>
-            <w:tcW w:w="799" w:type="pct"/>
-          </w:tcPr>
-          <w:p>
-            <w:pPr>
-              <w:pStyle w:val="Compact"/>
-              <w:spacing w:before="0" w:after="0" w:line="240" w:lineRule="auto"/>
-              <w:jc w:val="left"/>
-              <w:cnfStyle w:val="000000000000" w:firstRow="0" w:lastRow="0" w:firstColumn="0" w:lastColumn="0" w:oddVBand="0" w:evenVBand="0" w:oddHBand="0" w:evenHBand="0" w:firstRowFirstColumn="0" w:firstRowLastColumn="0" w:lastRowFirstColumn="0" w:lastRowLastColumn="0"/>
-              <w:rPr>
-                <w:rFonts w:ascii="Times New Roman" w:hAnsi="Times New Roman" w:cs="Times New Roman"/>
-                <w:sz w:val="22"/>
-                <w:szCs w:val="22"/>
-                <w:lang w:val="en-US"/>
-              </w:rPr>
-            </w:pPr>
-            <m:oMathPara>
-              <m:oMath>
-                <m:sSubSup>
-                  <m:sSubSupPr>
-                    <m:ctrlPr>
-                      <w:rPr>
-                        <w:rFonts w:ascii="Cambria Math" w:hAnsi="Cambria Math" w:cs="Times New Roman"/>
-                        <w:sz w:val="22"/>
-                        <w:szCs w:val="22"/>
-                        <w:lang w:val="en-US"/>
-                      </w:rPr>
-                    </m:ctrlPr>
-                  </m:sSubSupPr>
-                  <m:e>
-                    <m:r>
-                      <w:rPr>
-                        <w:rFonts w:ascii="Cambria Math" w:hAnsi="Cambria Math" w:cs="Times New Roman"/>
-                        <w:sz w:val="22"/>
-                        <w:szCs w:val="22"/>
-                        <w:lang w:val="en-US"/>
-                      </w:rPr>
-                      <m:t>C</m:t>
-                    </m:r>
-                  </m:e>
-                  <m:sub>
-                    <m:sSub>
-                      <m:sSubPr>
-                        <m:ctrlPr>
-                          <w:rPr>
-                            <w:rFonts w:ascii="Cambria Math" w:hAnsi="Cambria Math" w:cs="Times New Roman"/>
-                            <w:sz w:val="22"/>
-                            <w:szCs w:val="22"/>
-                            <w:lang w:val="en-US"/>
-                          </w:rPr>
-                        </m:ctrlPr>
-                      </m:sSubPr>
-                      <m:e>
-                        <m:r>
-                          <m:rPr>
-                            <m:sty m:val="p"/>
-                          </m:rPr>
-                          <w:rPr>
-                            <w:rFonts w:ascii="Cambria Math" w:hAnsi="Cambria Math" w:cs="Times New Roman"/>
-                            <w:sz w:val="22"/>
-                            <w:szCs w:val="22"/>
-                            <w:lang w:val="en-US"/>
-                          </w:rPr>
-                          <m:t>O</m:t>
-                        </m:r>
-                      </m:e>
-                      <m:sub>
-                        <m:r>
-                          <m:rPr>
-                            <m:sty m:val="p"/>
-                          </m:rPr>
-                          <w:rPr>
-                            <w:rFonts w:ascii="Cambria Math" w:hAnsi="Cambria Math" w:cs="Times New Roman"/>
-                            <w:sz w:val="22"/>
-                            <w:szCs w:val="22"/>
-                            <w:lang w:val="en-US"/>
-                          </w:rPr>
-                          <m:t>2</m:t>
-                        </m:r>
-                      </m:sub>
-                    </m:sSub>
-                  </m:sub>
-                  <m:sup>
-                    <m:r>
-                      <w:rPr>
-                        <w:rFonts w:ascii="Cambria Math" w:hAnsi="Cambria Math" w:cs="Times New Roman"/>
-                        <w:sz w:val="22"/>
-                        <w:szCs w:val="22"/>
-                        <w:lang w:val="en-US"/>
-                      </w:rPr>
-                      <m:t>0</m:t>
-                    </m:r>
-                  </m:sup>
-                </m:sSubSup>
-              </m:oMath>
-            </m:oMathPara>
-          </w:p>
-        </w:tc>
-        <w:tc>
-          <w:tcPr>
-            <w:tcW w:w="1424" w:type="pct"/>
-          </w:tcPr>
-          <w:p>
-            <w:pPr>
-              <w:pStyle w:val="Compact"/>
-              <w:spacing w:before="0" w:after="0" w:line="240" w:lineRule="auto"/>
-              <w:jc w:val="left"/>
-              <w:rPr>
-                <w:rFonts w:ascii="Times New Roman" w:hAnsi="Times New Roman" w:cs="Times New Roman"/>
-                <w:sz w:val="22"/>
-                <w:szCs w:val="22"/>
-                <w:lang w:val="en-US"/>
-              </w:rPr>
-            </w:pPr>
-            <w:r>
-              <w:rPr>
-                <w:rFonts w:ascii="Times New Roman" w:hAnsi="Times New Roman" w:cs="Times New Roman"/>
-                <w:sz w:val="22"/>
-                <w:szCs w:val="22"/>
-                <w:lang w:val="en-US"/>
-              </w:rPr>
-              <w:t>3.5 mg L</w:t>
-            </w:r>
-            <w:r>
-              <w:rPr>
-                <w:rFonts w:ascii="Times New Roman" w:hAnsi="Times New Roman" w:cs="Times New Roman"/>
-                <w:sz w:val="22"/>
-                <w:szCs w:val="22"/>
-                <w:vertAlign w:val="superscript"/>
-                <w:lang w:val="en-US"/>
-              </w:rPr>
-              <w:t>−1</w:t>
-            </w:r>
-          </w:p>
-        </w:tc>
-        <w:tc>
-          <w:tcPr>
-            <w:tcW w:w="774" w:type="pct"/>
-          </w:tcPr>
-          <w:p>
-            <w:pPr>
-              <w:pStyle w:val="Compact"/>
-              <w:spacing w:before="0" w:after="0" w:line="240" w:lineRule="auto"/>
-              <w:jc w:val="left"/>
-              <w:cnfStyle w:val="000000000000" w:firstRow="0" w:lastRow="0" w:firstColumn="0" w:lastColumn="0" w:oddVBand="0" w:evenVBand="0" w:oddHBand="0" w:evenHBand="0" w:firstRowFirstColumn="0" w:firstRowLastColumn="0" w:lastRowFirstColumn="0" w:lastRowLastColumn="0"/>
-              <w:rPr>
-                <w:rFonts w:ascii="Times New Roman" w:hAnsi="Times New Roman" w:cs="Times New Roman"/>
-                <w:sz w:val="22"/>
-                <w:szCs w:val="22"/>
-                <w:lang w:val="en-US"/>
-              </w:rPr>
-            </w:pPr>
-            <w:r>
-              <w:rPr>
-                <w:rFonts w:cs="Times New Roman"/>
-                <w:sz w:val="22"/>
-                <w:szCs w:val="22"/>
-                <w:lang w:val="en-US"/>
-              </w:rPr>
-              <w:fldChar w:fldCharType="begin"/>
-            </w:r>
-            <w:r>
-              <w:rPr>
-                <w:rFonts w:ascii="Times New Roman" w:hAnsi="Times New Roman" w:cs="Times New Roman"/>
-                <w:sz w:val="22"/>
-                <w:szCs w:val="22"/>
-                <w:lang w:val="en-US"/>
-              </w:rPr>
-              <w:instrText xml:space="preserve"> ADDIN ZOTERO_ITEM CSL_CITATION {"citationID":"Qb99DDIy","properties":{"unsorted":false,"formattedCitation":"\\super [29]\\nosupersub{}","plainCitation":"[29]","noteIndex":0},"citationItems":[{"id":3837,"uris":["http://zotero.org/users/16939557/items/FRKT7M6B"],"itemData":{"id":3837,"type":"article-journal","citation-key":"zhangComparativeInvestigationCorrosion2024","container-title":"Materials Today Communications","DOI":"10.1016/j.mtcomm.2024.108811","ISSN":"23524928","journalAbbreviation":"Materials Today Communications","language":"en","page":"108811","source":"DOI.org (Crossref)","title":"Comparative investigation of the corrosion behavior of biomedical zinc alloys in oxygen-enriched simulated body fluid environments","volume":"39","author":[{"family":"Zhang","given":"Dekang"},{"family":"Zhang","given":"Lu"},{"family":"Zhang","given":"Xin"},{"family":"Dai","given":"Jianwei"},{"family":"Zhao","given":"Yanbin"},{"family":"Yang","given":"Qianzi"},{"family":"Bai","given":"Jing"},{"family":"Xue","given":"Feng"},{"family":"Chu","given":"Paul K."},{"family":"Chu","given":"Chenglin"}],"issued":{"date-parts":[["2024",6]]}}}],"schema":"https://github.com/citation-style-language/schema/raw/master/csl-citation.json"} </w:instrText>
-            </w:r>
-            <w:r>
-              <w:rPr>
-                <w:rFonts w:cs="Times New Roman"/>
-                <w:sz w:val="22"/>
-                <w:szCs w:val="22"/>
-                <w:lang w:val="en-US"/>
-              </w:rPr>
-              <w:fldChar w:fldCharType="separate"/>
-            </w:r>
-            <w:r>
-              <w:rPr>
-                <w:rFonts w:ascii="Times New Roman" w:hAnsi="Times New Roman" w:cs="Times New Roman"/>
-                <w:sz w:val="22"/>
-                <w:vertAlign w:val="superscript"/>
-              </w:rPr>
-              <w:t>[29]</w:t>
-            </w:r>
-            <w:r>
-              <w:rPr>
-                <w:rFonts w:cs="Times New Roman"/>
-                <w:sz w:val="22"/>
-                <w:szCs w:val="22"/>
-                <w:lang w:val="en-US"/>
-              </w:rPr>
-              <w:fldChar w:fldCharType="end"/>
-            </w:r>
-          </w:p>
-        </w:tc>
-      </w:tr>
-      <w:tr>
-        <w:trPr>
-          <w:cantSplit/>
-          <w:cnfStyle w:val="000000100000" w:firstRow="0" w:lastRow="0" w:firstColumn="0" w:lastColumn="0" w:oddVBand="0" w:evenVBand="0" w:oddHBand="1" w:evenHBand="0" w:firstRowFirstColumn="0" w:firstRowLastColumn="0" w:lastRowFirstColumn="0" w:lastRowLastColumn="0"/>
-          <w:trHeight w:val="397"/>
-        </w:trPr>
-        <w:tc>
-          <w:tcPr>
-            <w:tcW w:w="2003" w:type="pct"/>
-          </w:tcPr>
-          <w:p>
-            <w:pPr>
-              <w:pStyle w:val="Compact"/>
-              <w:spacing w:before="0" w:after="0" w:line="240" w:lineRule="auto"/>
-              <w:jc w:val="left"/>
-              <w:rPr>
-                <w:rFonts w:ascii="Times New Roman" w:hAnsi="Times New Roman" w:cs="Times New Roman"/>
-                <w:sz w:val="22"/>
-                <w:szCs w:val="22"/>
-                <w:lang w:val="en-US"/>
-              </w:rPr>
-            </w:pPr>
-            <w:r>
-              <w:rPr>
-                <w:rFonts w:ascii="Times New Roman" w:hAnsi="Times New Roman" w:cs="Times New Roman"/>
-                <w:sz w:val="22"/>
-                <w:szCs w:val="22"/>
-                <w:lang w:val="en-US"/>
-              </w:rPr>
-              <w:t>pH</w:t>
-            </w:r>
-          </w:p>
-        </w:tc>
-        <w:tc>
-          <w:tcPr>
-            <w:tcW w:w="799" w:type="pct"/>
-          </w:tcPr>
-          <w:p>
-            <w:pPr>
-              <w:pStyle w:val="Compact"/>
-              <w:spacing w:before="0" w:after="0" w:line="240" w:lineRule="auto"/>
-              <w:jc w:val="left"/>
-              <w:cnfStyle w:val="000000100000" w:firstRow="0" w:lastRow="0" w:firstColumn="0" w:lastColumn="0" w:oddVBand="0" w:evenVBand="0" w:oddHBand="1" w:evenHBand="0" w:firstRowFirstColumn="0" w:firstRowLastColumn="0" w:lastRowFirstColumn="0" w:lastRowLastColumn="0"/>
-              <w:rPr>
-                <w:rFonts w:ascii="Times New Roman" w:hAnsi="Times New Roman" w:cs="Times New Roman"/>
-                <w:sz w:val="22"/>
-                <w:szCs w:val="22"/>
-                <w:lang w:val="en-US"/>
-              </w:rPr>
-            </w:pPr>
-            <w:r>
-              <w:rPr>
-                <w:rFonts w:ascii="Times New Roman" w:hAnsi="Times New Roman" w:cs="Times New Roman"/>
-                <w:sz w:val="22"/>
-                <w:szCs w:val="22"/>
-                <w:lang w:val="en-US"/>
-              </w:rPr>
-              <w:t>–</w:t>
-            </w:r>
-          </w:p>
-        </w:tc>
-        <w:tc>
-          <w:tcPr>
-            <w:tcW w:w="1424" w:type="pct"/>
-          </w:tcPr>
-          <w:p>
-            <w:pPr>
-              <w:pStyle w:val="Compact"/>
-              <w:spacing w:before="0" w:after="0" w:line="240" w:lineRule="auto"/>
-              <w:jc w:val="left"/>
-              <w:rPr>
-                <w:rFonts w:ascii="Times New Roman" w:hAnsi="Times New Roman" w:cs="Times New Roman"/>
-                <w:sz w:val="22"/>
-                <w:szCs w:val="22"/>
-                <w:lang w:val="en-US"/>
-              </w:rPr>
-            </w:pPr>
-            <w:r>
-              <w:rPr>
-                <w:rFonts w:ascii="Times New Roman" w:hAnsi="Times New Roman" w:cs="Times New Roman"/>
-                <w:sz w:val="22"/>
-                <w:szCs w:val="22"/>
-                <w:lang w:val="en-US"/>
-              </w:rPr>
-              <w:t>7.40</w:t>
-            </w:r>
-          </w:p>
-        </w:tc>
-        <w:tc>
-          <w:tcPr>
-            <w:tcW w:w="774" w:type="pct"/>
-          </w:tcPr>
-          <w:p>
-            <w:pPr>
-              <w:pStyle w:val="Compact"/>
-              <w:spacing w:before="0" w:after="0" w:line="240" w:lineRule="auto"/>
-              <w:jc w:val="left"/>
-              <w:cnfStyle w:val="000000100000" w:firstRow="0" w:lastRow="0" w:firstColumn="0" w:lastColumn="0" w:oddVBand="0" w:evenVBand="0" w:oddHBand="1" w:evenHBand="0" w:firstRowFirstColumn="0" w:firstRowLastColumn="0" w:lastRowFirstColumn="0" w:lastRowLastColumn="0"/>
-              <w:rPr>
-                <w:rFonts w:ascii="Times New Roman" w:hAnsi="Times New Roman" w:cs="Times New Roman"/>
-                <w:sz w:val="22"/>
-                <w:szCs w:val="22"/>
-                <w:lang w:val="en-US"/>
-              </w:rPr>
-            </w:pPr>
-            <w:r>
-              <w:rPr>
-                <w:rFonts w:cs="Times New Roman"/>
-                <w:sz w:val="22"/>
-                <w:szCs w:val="22"/>
-                <w:lang w:val="en-US"/>
-              </w:rPr>
-              <w:fldChar w:fldCharType="begin"/>
-            </w:r>
-            <w:r>
-              <w:rPr>
-                <w:rFonts w:ascii="Times New Roman" w:hAnsi="Times New Roman" w:cs="Times New Roman"/>
-                <w:sz w:val="22"/>
-                <w:szCs w:val="22"/>
-                <w:lang w:val="en-US"/>
-              </w:rPr>
-              <w:instrText xml:space="preserve"> ADDIN ZOTERO_ITEM CSL_CITATION {"citationID":"GVtRPvVm","properties":{"unsorted":false,"formattedCitation":"\\super [53]\\nosupersub{}","plainCitation":"[53]","noteIndex":0},"citationItems":[{"id":3922,"uris":["http://zotero.org/users/16939557/items/9XZFX7JJ"],"itemData":{"id":3922,"type":"article-journal","citation-key":"kokuboHowUsefulSBF2006","container-title":"Biomaterials","DOI":"10.1016/j.biomaterials.2006.01.017","ISSN":"01429612","issue":"15","journalAbbreviation":"Biomaterials","language":"en","page":"2907-2915","source":"DOI.org (Crossref)","title":"How useful is SBF in predicting in vivo bone bioactivity?","volume":"27","author":[{"family":"Kokubo","given":"Tadashi"},{"family":"Takadama","given":"Hiroaki"}],"issued":{"date-parts":[["2006",5]]}}}],"schema":"https://github.com/citation-style-language/schema/raw/master/csl-citation.json"} </w:instrText>
-            </w:r>
-            <w:r>
-              <w:rPr>
-                <w:rFonts w:cs="Times New Roman"/>
-                <w:sz w:val="22"/>
-                <w:szCs w:val="22"/>
-                <w:lang w:val="en-US"/>
-              </w:rPr>
-              <w:fldChar w:fldCharType="separate"/>
-            </w:r>
-            <w:r>
-              <w:rPr>
-                <w:rFonts w:ascii="Times New Roman" w:hAnsi="Times New Roman" w:cs="Times New Roman"/>
-                <w:sz w:val="22"/>
-                <w:vertAlign w:val="superscript"/>
-              </w:rPr>
-              <w:t>[53]</w:t>
-            </w:r>
-            <w:r>
-              <w:rPr>
-                <w:rFonts w:cs="Times New Roman"/>
-                <w:sz w:val="22"/>
-                <w:szCs w:val="22"/>
-                <w:lang w:val="en-US"/>
-              </w:rPr>
-              <w:fldChar w:fldCharType="end"/>
-            </w:r>
-          </w:p>
-        </w:tc>
-      </w:tr>
-      <w:bookmarkEnd w:id="10"/>
-    </w:tbl>
     <w:p>
       <w:pPr>
         <w:pStyle w:val="Heading2"/>
@@ -6487,7 +2408,7 @@
           <w:bCs/>
           <w:lang w:val="en-US"/>
         </w:rPr>
-        <w:t xml:space="preserve">Table </w:t>
+        <w:t xml:space="preserve">Table 3</w:t>
       </w:r>
       <w:r>
         <w:rPr>
@@ -6496,7 +2417,7 @@
           <w:noProof/>
           <w:lang w:val="en-US"/>
         </w:rPr>
-        <w:t>1</w:t>
+        <w:t/>
       </w:r>
       <w:r>
         <w:rPr>
@@ -7004,7 +2925,7 @@
           <w:bCs/>
           <w:lang w:val="en-US"/>
         </w:rPr>
-        <w:t xml:space="preserve">Table </w:t>
+        <w:t xml:space="preserve">Table 1</w:t>
       </w:r>
       <w:r>
         <w:rPr>
@@ -7013,7 +2934,7 @@
           <w:noProof/>
           <w:lang w:val="en-US"/>
         </w:rPr>
-        <w:t>2</w:t>
+        <w:t/>
       </w:r>
       <w:r>
         <w:rPr>
@@ -7317,7 +3238,7 @@
           <w:noProof/>
           <w:lang w:val="en-US"/>
         </w:rPr>
-        <w:t>2</w:t>
+        <w:t>1</w:t>
       </w:r>
       <w:r>
         <w:rPr>
@@ -10428,7 +6349,7 @@
           <w:bCs/>
           <w:lang w:val="en-US"/>
         </w:rPr>
-        <w:t xml:space="preserve">Table </w:t>
+        <w:t xml:space="preserve">Table 2</w:t>
       </w:r>
       <w:r>
         <w:rPr>
@@ -10437,7 +6358,7 @@
           <w:noProof/>
           <w:lang w:val="en-US"/>
         </w:rPr>
-        <w:t>3</w:t>
+        <w:t/>
       </w:r>
       <w:r>
         <w:rPr>
@@ -10588,7 +6509,7 @@
           <w:noProof/>
           <w:lang w:val="en-US"/>
         </w:rPr>
-        <w:t>3</w:t>
+        <w:t>2</w:t>
       </w:r>
       <w:r>
         <w:rPr>
@@ -23687,16 +19608,122 @@
           <w:bCs/>
           <w:lang w:val="en-US"/>
         </w:rPr>
+        <w:t xml:space="preserve">Table 3</w:t>
+      </w:r>
+      <w:r>
+        <w:rPr>
+          <w:b/>
+          <w:bCs/>
+          <w:noProof/>
+          <w:lang w:val="en-US"/>
+        </w:rPr>
+        <w:t/>
+      </w:r>
+      <w:r>
+        <w:rPr>
+          <w:b/>
+          <w:bCs/>
+          <w:lang w:val="en-US"/>
+        </w:rPr>
+        <w:fldChar w:fldCharType="end"/>
+      </w:r>
+      <w:r>
+        <w:rPr>
+          <w:lang w:val="en-US"/>
+        </w:rPr>
+        <w:t xml:space="preserve"> </w:t>
+      </w:r>
+      <w:r>
+        <w:rPr>
+          <w:lang w:val="en-US"/>
+        </w:rPr>
+        <w:t xml:space="preserve">summarizes the model parameters, while </w:t>
+      </w:r>
+      <w:r>
+        <w:rPr>
+          <w:b/>
+          <w:bCs/>
+          <w:lang w:val="en-US"/>
+        </w:rPr>
+        <w:t xml:space="preserve">Section S7 (Supporting Information) lists the computational parameters</w:t>
+      </w:r>
+      <w:r>
+        <w:rPr>
+          <w:b/>
+          <w:bCs/>
+          <w:lang w:val="en-US"/>
+        </w:rPr>
+        <w:t xml:space="preserve"/>
+      </w:r>
+      <w:r>
+        <w:rPr>
+          <w:lang w:val="en-US"/>
+        </w:rPr>
+        <w:t xml:space="preserve"/>
+      </w:r>
+      <w:r>
+        <w:rPr>
+          <w:lang w:val="en-US"/>
+        </w:rPr>
+        <w:t xml:space="preserve"> used in the simulations.</w:t>
+      </w:r>
+      <w:r>
+        <w:rPr>
+          <w:lang w:val="en-US"/>
+        </w:rPr>
+        <w:t xml:space="preserve"> </w:t>
+      </w:r>
+    </w:p>
+    <w:p>
+      <w:pPr>
+        <w:pStyle w:val="Captions"/>
+        <w:keepNext/>
+        <w:rPr>
+          <w:rFonts w:cs="Times New Roman"/>
+          <w:lang w:val="en-US"/>
+        </w:rPr>
+      </w:pPr>
+      <w:bookmarkStart w:id="11" w:name="_Ref238635735"/>
+      <w:r>
+        <w:rPr>
+          <w:b/>
+          <w:bCs/>
+          <w:lang w:val="en-US"/>
+        </w:rPr>
         <w:t xml:space="preserve">Table </w:t>
       </w:r>
       <w:r>
         <w:rPr>
           <w:b/>
           <w:bCs/>
+          <w:lang w:val="en-US"/>
+        </w:rPr>
+        <w:fldChar w:fldCharType="begin"/>
+      </w:r>
+      <w:r>
+        <w:rPr>
+          <w:b/>
+          <w:bCs/>
+          <w:lang w:val="en-US"/>
+        </w:rPr>
+        <w:instrText xml:space="preserve"> SEQ Table \* ARABIC </w:instrText>
+      </w:r>
+      <w:r>
+        <w:rPr>
+          <w:b/>
+          <w:bCs/>
+          <w:lang w:val="en-US"/>
+        </w:rPr>
+        <w:fldChar w:fldCharType="separate"/>
+      </w:r>
+      <w:r>
+        <w:rPr>
+          <w:b/>
+          <w:bCs/>
           <w:noProof/>
           <w:lang w:val="en-US"/>
         </w:rPr>
-        <w:t>1</w:t>
+        <w:t>3</w:t>
       </w:r>
       <w:r>
         <w:rPr>
@@ -23706,53 +19733,4026 @@
         </w:rPr>
         <w:fldChar w:fldCharType="end"/>
       </w:r>
-      <w:r>
-        <w:rPr>
-          <w:lang w:val="en-US"/>
-        </w:rPr>
-        <w:t xml:space="preserve"> </w:t>
-      </w:r>
-      <w:r>
-        <w:rPr>
-          <w:lang w:val="en-US"/>
-        </w:rPr>
-        <w:t xml:space="preserve">summarizes the model parameters, while </w:t>
-      </w:r>
-      <w:r>
-        <w:rPr>
-          <w:b/>
-          <w:bCs/>
-          <w:lang w:val="en-US"/>
-        </w:rPr>
-        <w:t xml:space="preserve">Section S7 (Supporting Information) lists the computational parameters</w:t>
-      </w:r>
-      <w:r>
-        <w:rPr>
-          <w:b/>
-          <w:bCs/>
-          <w:lang w:val="en-US"/>
-        </w:rPr>
-        <w:t xml:space="preserve"/>
-      </w:r>
-      <w:r>
-        <w:rPr>
-          <w:lang w:val="en-US"/>
-        </w:rPr>
-        <w:t xml:space="preserve"/>
-      </w:r>
-      <w:r>
-        <w:rPr>
-          <w:lang w:val="en-US"/>
-        </w:rPr>
-        <w:t xml:space="preserve"> used in the simulations.</w:t>
-      </w:r>
-      <w:r>
-        <w:rPr>
-          <w:lang w:val="en-US"/>
-        </w:rPr>
-        <w:t xml:space="preserve"> </w:t>
+      <w:bookmarkEnd w:id="11"/>
+      <w:r>
+        <w:rPr>
+          <w:b/>
+          <w:bCs/>
+          <w:lang w:val="en-US"/>
+        </w:rPr>
+        <w:t xml:space="preserve">. </w:t>
+      </w:r>
+      <w:r>
+        <w:rPr>
+          <w:rFonts w:cs="Times New Roman"/>
+          <w:lang w:val="en-US"/>
+        </w:rPr>
+        <w:t>Model parameters used in the Zn biodegradation simulation.</w:t>
       </w:r>
     </w:p>
+    <w:tbl>
+      <w:tblPr>
+        <w:tblW w:w="5000" w:type="pct"/>
+        <w:tblBorders>
+          <w:top w:val="single" w:sz="12" w:space="0" w:color="000000"/>
+          <w:bottom w:val="single" w:sz="12" w:space="0" w:color="000000"/>
+        </w:tblBorders>
+        <w:tblLook w:val="0020" w:firstRow="1" w:lastRow="0" w:firstColumn="0" w:lastColumn="0" w:noHBand="0" w:noVBand="0"/>
+      </w:tblPr>
+      <w:tblGrid>
+        <w:gridCol w:w="3634"/>
+        <w:gridCol w:w="1450"/>
+        <w:gridCol w:w="2584"/>
+        <w:gridCol w:w="1404"/>
+      </w:tblGrid>
+      <w:tr>
+        <w:trPr>
+          <w:cantSplit/>
+          <w:cnfStyle w:val="100000000000" w:firstRow="1" w:lastRow="0" w:firstColumn="0" w:lastColumn="0" w:oddVBand="0" w:evenVBand="0" w:oddHBand="0" w:evenHBand="0" w:firstRowFirstColumn="0" w:firstRowLastColumn="0" w:lastRowFirstColumn="0" w:lastRowLastColumn="0"/>
+          <w:trHeight w:val="397"/>
+          <w:tblHeader/>
+        </w:trPr>
+        <w:tc>
+          <w:tcPr>
+            <w:tcW w:w="2003" w:type="pct"/>
+            <w:tcBorders>
+              <w:bottom w:val="single" w:sz="6" w:space="0" w:color="000000"/>
+            </w:tcBorders>
+          </w:tcPr>
+          <w:p>
+            <w:pPr>
+              <w:pStyle w:val="Compact"/>
+              <w:spacing w:before="0" w:after="0" w:line="240" w:lineRule="auto"/>
+              <w:ind w:firstLine="0"/>
+              <w:jc w:val="left"/>
+              <w:rPr>
+                <w:rFonts w:ascii="Times New Roman" w:hAnsi="Times New Roman" w:cs="Times New Roman"/>
+                <w:sz w:val="22"/>
+                <w:szCs w:val="22"/>
+                <w:lang w:val="en-US"/>
+              </w:rPr>
+            </w:pPr>
+            <w:r>
+              <w:rPr>
+                <w:rFonts w:ascii="Times New Roman" w:hAnsi="Times New Roman" w:cs="Times New Roman"/>
+                <w:b/>
+                <w:sz w:val="22"/>
+                <w:szCs w:val="22"/>
+                <w:lang w:val="en-US"/>
+              </w:rPr>
+              <w:t>Property/Parameter</w:t>
+            </w:r>
+          </w:p>
+        </w:tc>
+        <w:tc>
+          <w:tcPr>
+            <w:tcW w:w="799" w:type="pct"/>
+            <w:tcBorders>
+              <w:bottom w:val="single" w:sz="6" w:space="0" w:color="000000"/>
+            </w:tcBorders>
+          </w:tcPr>
+          <w:p>
+            <w:pPr>
+              <w:pStyle w:val="Compact"/>
+              <w:spacing w:before="0" w:after="0" w:line="240" w:lineRule="auto"/>
+              <w:jc w:val="left"/>
+              <w:cnfStyle w:val="100000000000" w:firstRow="1" w:lastRow="0" w:firstColumn="0" w:lastColumn="0" w:oddVBand="0" w:evenVBand="0" w:oddHBand="0" w:evenHBand="0" w:firstRowFirstColumn="0" w:firstRowLastColumn="0" w:lastRowFirstColumn="0" w:lastRowLastColumn="0"/>
+              <w:rPr>
+                <w:rFonts w:ascii="Times New Roman" w:hAnsi="Times New Roman" w:cs="Times New Roman"/>
+                <w:sz w:val="22"/>
+                <w:szCs w:val="22"/>
+                <w:lang w:val="en-US"/>
+              </w:rPr>
+            </w:pPr>
+            <w:r>
+              <w:rPr>
+                <w:rFonts w:ascii="Times New Roman" w:hAnsi="Times New Roman" w:cs="Times New Roman"/>
+                <w:b/>
+                <w:sz w:val="22"/>
+                <w:szCs w:val="22"/>
+                <w:lang w:val="en-US"/>
+              </w:rPr>
+              <w:t>Symbol</w:t>
+            </w:r>
+          </w:p>
+        </w:tc>
+        <w:tc>
+          <w:tcPr>
+            <w:tcW w:w="1424" w:type="pct"/>
+            <w:tcBorders>
+              <w:bottom w:val="single" w:sz="6" w:space="0" w:color="000000"/>
+            </w:tcBorders>
+          </w:tcPr>
+          <w:p>
+            <w:pPr>
+              <w:pStyle w:val="Compact"/>
+              <w:spacing w:before="0" w:after="0" w:line="240" w:lineRule="auto"/>
+              <w:jc w:val="left"/>
+              <w:rPr>
+                <w:rFonts w:ascii="Times New Roman" w:hAnsi="Times New Roman" w:cs="Times New Roman"/>
+                <w:sz w:val="22"/>
+                <w:szCs w:val="22"/>
+                <w:lang w:val="en-US"/>
+              </w:rPr>
+            </w:pPr>
+            <w:r>
+              <w:rPr>
+                <w:rFonts w:ascii="Times New Roman" w:hAnsi="Times New Roman" w:cs="Times New Roman"/>
+                <w:b/>
+                <w:sz w:val="22"/>
+                <w:szCs w:val="22"/>
+                <w:lang w:val="en-US"/>
+              </w:rPr>
+              <w:t>Magnitude</w:t>
+            </w:r>
+          </w:p>
+        </w:tc>
+        <w:tc>
+          <w:tcPr>
+            <w:tcW w:w="774" w:type="pct"/>
+            <w:tcBorders>
+              <w:bottom w:val="single" w:sz="6" w:space="0" w:color="000000"/>
+            </w:tcBorders>
+          </w:tcPr>
+          <w:p>
+            <w:pPr>
+              <w:pStyle w:val="Compact"/>
+              <w:spacing w:before="0" w:after="0" w:line="240" w:lineRule="auto"/>
+              <w:jc w:val="left"/>
+              <w:cnfStyle w:val="100000000000" w:firstRow="1" w:lastRow="0" w:firstColumn="0" w:lastColumn="0" w:oddVBand="0" w:evenVBand="0" w:oddHBand="0" w:evenHBand="0" w:firstRowFirstColumn="0" w:firstRowLastColumn="0" w:lastRowFirstColumn="0" w:lastRowLastColumn="0"/>
+              <w:rPr>
+                <w:rFonts w:ascii="Times New Roman" w:hAnsi="Times New Roman" w:cs="Times New Roman"/>
+                <w:sz w:val="22"/>
+                <w:szCs w:val="22"/>
+                <w:lang w:val="en-US"/>
+              </w:rPr>
+            </w:pPr>
+            <w:r>
+              <w:rPr>
+                <w:rFonts w:ascii="Times New Roman" w:hAnsi="Times New Roman" w:cs="Times New Roman"/>
+                <w:b/>
+                <w:sz w:val="22"/>
+                <w:szCs w:val="22"/>
+                <w:lang w:val="en-US"/>
+              </w:rPr>
+              <w:t>Source</w:t>
+            </w:r>
+          </w:p>
+        </w:tc>
+      </w:tr>
+      <w:tr>
+        <w:trPr>
+          <w:cantSplit/>
+          <w:cnfStyle w:val="000000100000" w:firstRow="0" w:lastRow="0" w:firstColumn="0" w:lastColumn="0" w:oddVBand="0" w:evenVBand="0" w:oddHBand="1" w:evenHBand="0" w:firstRowFirstColumn="0" w:firstRowLastColumn="0" w:lastRowFirstColumn="0" w:lastRowLastColumn="0"/>
+          <w:trHeight w:val="397"/>
+        </w:trPr>
+        <w:tc>
+          <w:tcPr>
+            <w:tcW w:w="2003" w:type="pct"/>
+          </w:tcPr>
+          <w:p>
+            <w:pPr>
+              <w:pStyle w:val="Compact"/>
+              <w:spacing w:before="0" w:after="0" w:line="240" w:lineRule="auto"/>
+              <w:ind w:firstLine="0"/>
+              <w:jc w:val="left"/>
+              <w:rPr>
+                <w:rFonts w:ascii="Times New Roman" w:hAnsi="Times New Roman" w:cs="Times New Roman"/>
+                <w:sz w:val="22"/>
+                <w:szCs w:val="22"/>
+                <w:lang w:val="en-US"/>
+              </w:rPr>
+            </w:pPr>
+            <w:r>
+              <w:rPr>
+                <w:rFonts w:ascii="Times New Roman" w:hAnsi="Times New Roman" w:cs="Times New Roman"/>
+                <w:b/>
+                <w:i/>
+                <w:iCs/>
+                <w:sz w:val="22"/>
+                <w:szCs w:val="22"/>
+                <w:lang w:val="en-US"/>
+              </w:rPr>
+              <w:t>Material properties</w:t>
+            </w:r>
+          </w:p>
+        </w:tc>
+        <w:tc>
+          <w:tcPr>
+            <w:tcW w:w="799" w:type="pct"/>
+          </w:tcPr>
+          <w:p>
+            <w:pPr>
+              <w:pStyle w:val="Compact"/>
+              <w:spacing w:before="0" w:after="0" w:line="240" w:lineRule="auto"/>
+              <w:cnfStyle w:val="000000100000" w:firstRow="0" w:lastRow="0" w:firstColumn="0" w:lastColumn="0" w:oddVBand="0" w:evenVBand="0" w:oddHBand="1" w:evenHBand="0" w:firstRowFirstColumn="0" w:firstRowLastColumn="0" w:lastRowFirstColumn="0" w:lastRowLastColumn="0"/>
+              <w:rPr>
+                <w:rFonts w:ascii="Times New Roman" w:hAnsi="Times New Roman" w:cs="Times New Roman"/>
+                <w:sz w:val="22"/>
+                <w:szCs w:val="22"/>
+                <w:lang w:val="en-US"/>
+              </w:rPr>
+            </w:pPr>
+          </w:p>
+        </w:tc>
+        <w:tc>
+          <w:tcPr>
+            <w:tcW w:w="1424" w:type="pct"/>
+          </w:tcPr>
+          <w:p>
+            <w:pPr>
+              <w:pStyle w:val="Compact"/>
+              <w:spacing w:before="0" w:after="0" w:line="240" w:lineRule="auto"/>
+              <w:rPr>
+                <w:rFonts w:ascii="Times New Roman" w:hAnsi="Times New Roman" w:cs="Times New Roman"/>
+                <w:sz w:val="22"/>
+                <w:szCs w:val="22"/>
+                <w:lang w:val="en-US"/>
+              </w:rPr>
+            </w:pPr>
+          </w:p>
+        </w:tc>
+        <w:tc>
+          <w:tcPr>
+            <w:tcW w:w="774" w:type="pct"/>
+          </w:tcPr>
+          <w:p>
+            <w:pPr>
+              <w:pStyle w:val="Compact"/>
+              <w:spacing w:before="0" w:after="0" w:line="240" w:lineRule="auto"/>
+              <w:cnfStyle w:val="000000100000" w:firstRow="0" w:lastRow="0" w:firstColumn="0" w:lastColumn="0" w:oddVBand="0" w:evenVBand="0" w:oddHBand="1" w:evenHBand="0" w:firstRowFirstColumn="0" w:firstRowLastColumn="0" w:lastRowFirstColumn="0" w:lastRowLastColumn="0"/>
+              <w:rPr>
+                <w:rFonts w:ascii="Times New Roman" w:hAnsi="Times New Roman" w:cs="Times New Roman"/>
+                <w:sz w:val="22"/>
+                <w:szCs w:val="22"/>
+                <w:lang w:val="en-US"/>
+              </w:rPr>
+            </w:pPr>
+          </w:p>
+        </w:tc>
+      </w:tr>
+      <w:tr>
+        <w:trPr>
+          <w:cantSplit/>
+          <w:trHeight w:val="397"/>
+        </w:trPr>
+        <w:tc>
+          <w:tcPr>
+            <w:tcW w:w="2003" w:type="pct"/>
+          </w:tcPr>
+          <w:p>
+            <w:pPr>
+              <w:pStyle w:val="Compact"/>
+              <w:spacing w:before="0" w:after="0" w:line="240" w:lineRule="auto"/>
+              <w:jc w:val="left"/>
+              <w:rPr>
+                <w:rFonts w:ascii="Times New Roman" w:hAnsi="Times New Roman" w:cs="Times New Roman"/>
+                <w:sz w:val="22"/>
+                <w:szCs w:val="22"/>
+                <w:lang w:val="en-US"/>
+              </w:rPr>
+            </w:pPr>
+            <w:r>
+              <w:rPr>
+                <w:rFonts w:ascii="Times New Roman" w:hAnsi="Times New Roman" w:cs="Times New Roman"/>
+                <w:sz w:val="22"/>
+                <w:szCs w:val="22"/>
+                <w:lang w:val="en-US"/>
+              </w:rPr>
+              <w:t>Zn density</w:t>
+            </w:r>
+          </w:p>
+        </w:tc>
+        <w:tc>
+          <w:tcPr>
+            <w:tcW w:w="799" w:type="pct"/>
+          </w:tcPr>
+          <w:p>
+            <w:pPr>
+              <w:pStyle w:val="Compact"/>
+              <w:spacing w:before="0" w:after="0" w:line="240" w:lineRule="auto"/>
+              <w:jc w:val="left"/>
+              <w:cnfStyle w:val="000000000000" w:firstRow="0" w:lastRow="0" w:firstColumn="0" w:lastColumn="0" w:oddVBand="0" w:evenVBand="0" w:oddHBand="0" w:evenHBand="0" w:firstRowFirstColumn="0" w:firstRowLastColumn="0" w:lastRowFirstColumn="0" w:lastRowLastColumn="0"/>
+              <w:rPr>
+                <w:rFonts w:ascii="Times New Roman" w:hAnsi="Times New Roman" w:cs="Times New Roman"/>
+                <w:sz w:val="22"/>
+                <w:szCs w:val="22"/>
+                <w:lang w:val="en-US"/>
+              </w:rPr>
+            </w:pPr>
+            <m:oMathPara>
+              <m:oMath>
+                <m:sSub>
+                  <m:sSubPr>
+                    <m:ctrlPr>
+                      <w:rPr>
+                        <w:rFonts w:ascii="Cambria Math" w:hAnsi="Cambria Math" w:cs="Times New Roman"/>
+                        <w:sz w:val="22"/>
+                        <w:szCs w:val="22"/>
+                        <w:lang w:val="en-US"/>
+                      </w:rPr>
+                    </m:ctrlPr>
+                  </m:sSubPr>
+                  <m:e>
+                    <m:r>
+                      <w:rPr>
+                        <w:rFonts w:ascii="Cambria Math" w:hAnsi="Cambria Math" w:cs="Times New Roman"/>
+                        <w:sz w:val="22"/>
+                        <w:szCs w:val="22"/>
+                        <w:lang w:val="en-US"/>
+                      </w:rPr>
+                      <m:t>ρ</m:t>
+                    </m:r>
+                  </m:e>
+                  <m:sub>
+                    <m:r>
+                      <m:rPr>
+                        <m:sty m:val="p"/>
+                      </m:rPr>
+                      <w:rPr>
+                        <w:rFonts w:ascii="Cambria Math" w:hAnsi="Cambria Math" w:cs="Times New Roman"/>
+                        <w:sz w:val="22"/>
+                        <w:szCs w:val="22"/>
+                        <w:lang w:val="en-US"/>
+                      </w:rPr>
+                      <m:t>Zn</m:t>
+                    </m:r>
+                  </m:sub>
+                </m:sSub>
+              </m:oMath>
+            </m:oMathPara>
+          </w:p>
+        </w:tc>
+        <w:tc>
+          <w:tcPr>
+            <w:tcW w:w="1424" w:type="pct"/>
+          </w:tcPr>
+          <w:p>
+            <w:pPr>
+              <w:pStyle w:val="Compact"/>
+              <w:spacing w:before="0" w:after="0" w:line="240" w:lineRule="auto"/>
+              <w:jc w:val="left"/>
+              <w:rPr>
+                <w:rFonts w:ascii="Times New Roman" w:hAnsi="Times New Roman" w:cs="Times New Roman"/>
+                <w:sz w:val="22"/>
+                <w:szCs w:val="22"/>
+                <w:lang w:val="en-US"/>
+              </w:rPr>
+            </w:pPr>
+            <w:r>
+              <w:rPr>
+                <w:rFonts w:ascii="Times New Roman" w:hAnsi="Times New Roman" w:cs="Times New Roman"/>
+                <w:sz w:val="22"/>
+                <w:szCs w:val="22"/>
+                <w:lang w:val="en-US"/>
+              </w:rPr>
+              <w:t>7.14 g cm</w:t>
+            </w:r>
+            <w:r>
+              <w:rPr>
+                <w:rFonts w:ascii="Times New Roman" w:hAnsi="Times New Roman" w:cs="Times New Roman"/>
+                <w:sz w:val="22"/>
+                <w:szCs w:val="22"/>
+                <w:vertAlign w:val="superscript"/>
+                <w:lang w:val="en-US"/>
+              </w:rPr>
+              <w:t>−3</w:t>
+            </w:r>
+          </w:p>
+        </w:tc>
+        <w:tc>
+          <w:tcPr>
+            <w:tcW w:w="774" w:type="pct"/>
+          </w:tcPr>
+          <w:p>
+            <w:pPr>
+              <w:pStyle w:val="Compact"/>
+              <w:spacing w:before="0" w:after="0" w:line="240" w:lineRule="auto"/>
+              <w:jc w:val="left"/>
+              <w:cnfStyle w:val="000000000000" w:firstRow="0" w:lastRow="0" w:firstColumn="0" w:lastColumn="0" w:oddVBand="0" w:evenVBand="0" w:oddHBand="0" w:evenHBand="0" w:firstRowFirstColumn="0" w:firstRowLastColumn="0" w:lastRowFirstColumn="0" w:lastRowLastColumn="0"/>
+              <w:rPr>
+                <w:rFonts w:ascii="Times New Roman" w:hAnsi="Times New Roman" w:cs="Times New Roman"/>
+                <w:sz w:val="22"/>
+                <w:szCs w:val="22"/>
+                <w:lang w:val="en-US"/>
+              </w:rPr>
+            </w:pPr>
+            <w:r>
+              <w:rPr>
+                <w:rFonts w:cs="Times New Roman"/>
+                <w:sz w:val="22"/>
+                <w:szCs w:val="22"/>
+                <w:lang w:val="en-US"/>
+              </w:rPr>
+              <w:fldChar w:fldCharType="begin"/>
+            </w:r>
+            <w:r>
+              <w:rPr>
+                <w:rFonts w:ascii="Times New Roman" w:hAnsi="Times New Roman" w:cs="Times New Roman"/>
+                <w:sz w:val="22"/>
+                <w:szCs w:val="22"/>
+                <w:lang w:val="en-US"/>
+              </w:rPr>
+              <w:instrText xml:space="preserve"> ADDIN ZOTERO_ITEM CSL_CITATION {"citationID":"xAToO0U2","properties":{"unsorted":false,"formattedCitation":"\\super [46]\\nosupersub{}","plainCitation":"[46]","noteIndex":0},"citationItems":[{"id":3844,"uris":["http://zotero.org/users/16939557/items/YSXNXCNJ"],"itemData":{"id":3844,"type":"book","abstract":"Presents chemistry and physics tables and profiles notable scientists, highlighting their achievements","citation-key":"rumbleCRCHandbookChemistry2017","edition":"98th edition 2017-2018","ISBN":"978-1-4987-8454-2","language":"eng","publisher":"CRC Press, Taylor &amp; Francis Group","publisher-place":"Boca Raton London New York","source":"K10plus ISBN","title":"CRC handbook of chemistry and physics","editor":[{"family":"Rumble","given":"John R."}],"issued":{"date-parts":[["2017"]]}}}],"schema":"https://github.com/citation-style-language/schema/raw/master/csl-citation.json"} </w:instrText>
+            </w:r>
+            <w:r>
+              <w:rPr>
+                <w:rFonts w:cs="Times New Roman"/>
+                <w:sz w:val="22"/>
+                <w:szCs w:val="22"/>
+                <w:lang w:val="en-US"/>
+              </w:rPr>
+              <w:fldChar w:fldCharType="separate"/>
+            </w:r>
+            <w:r>
+              <w:rPr>
+                <w:rFonts w:ascii="Times New Roman" w:hAnsi="Times New Roman" w:cs="Times New Roman"/>
+                <w:sz w:val="22"/>
+                <w:vertAlign w:val="superscript"/>
+              </w:rPr>
+              <w:t>[46]</w:t>
+            </w:r>
+            <w:r>
+              <w:rPr>
+                <w:rFonts w:cs="Times New Roman"/>
+                <w:sz w:val="22"/>
+                <w:szCs w:val="22"/>
+                <w:lang w:val="en-US"/>
+              </w:rPr>
+              <w:fldChar w:fldCharType="end"/>
+            </w:r>
+          </w:p>
+        </w:tc>
+      </w:tr>
+      <w:tr>
+        <w:trPr>
+          <w:cantSplit/>
+          <w:cnfStyle w:val="000000100000" w:firstRow="0" w:lastRow="0" w:firstColumn="0" w:lastColumn="0" w:oddVBand="0" w:evenVBand="0" w:oddHBand="1" w:evenHBand="0" w:firstRowFirstColumn="0" w:firstRowLastColumn="0" w:lastRowFirstColumn="0" w:lastRowLastColumn="0"/>
+          <w:trHeight w:val="397"/>
+        </w:trPr>
+        <w:tc>
+          <w:tcPr>
+            <w:tcW w:w="2003" w:type="pct"/>
+          </w:tcPr>
+          <w:p>
+            <w:pPr>
+              <w:pStyle w:val="Compact"/>
+              <w:spacing w:before="0" w:after="0" w:line="240" w:lineRule="auto"/>
+              <w:jc w:val="left"/>
+              <w:rPr>
+                <w:rFonts w:ascii="Times New Roman" w:hAnsi="Times New Roman" w:cs="Times New Roman"/>
+                <w:sz w:val="22"/>
+                <w:szCs w:val="22"/>
+                <w:lang w:val="en-US"/>
+              </w:rPr>
+            </w:pPr>
+            <w:r>
+              <w:rPr>
+                <w:rFonts w:ascii="Times New Roman" w:hAnsi="Times New Roman" w:cs="Times New Roman"/>
+                <w:sz w:val="22"/>
+                <w:szCs w:val="22"/>
+                <w:lang w:val="en-US"/>
+              </w:rPr>
+              <w:t>Zn molar mass</w:t>
+            </w:r>
+          </w:p>
+        </w:tc>
+        <w:tc>
+          <w:tcPr>
+            <w:tcW w:w="799" w:type="pct"/>
+          </w:tcPr>
+          <w:p>
+            <w:pPr>
+              <w:pStyle w:val="Compact"/>
+              <w:spacing w:before="0" w:after="0" w:line="240" w:lineRule="auto"/>
+              <w:jc w:val="left"/>
+              <w:cnfStyle w:val="000000100000" w:firstRow="0" w:lastRow="0" w:firstColumn="0" w:lastColumn="0" w:oddVBand="0" w:evenVBand="0" w:oddHBand="1" w:evenHBand="0" w:firstRowFirstColumn="0" w:firstRowLastColumn="0" w:lastRowFirstColumn="0" w:lastRowLastColumn="0"/>
+              <w:rPr>
+                <w:rFonts w:ascii="Times New Roman" w:hAnsi="Times New Roman" w:cs="Times New Roman"/>
+                <w:sz w:val="22"/>
+                <w:szCs w:val="22"/>
+                <w:lang w:val="en-US"/>
+              </w:rPr>
+            </w:pPr>
+            <m:oMathPara>
+              <m:oMath>
+                <m:sSub>
+                  <m:sSubPr>
+                    <m:ctrlPr>
+                      <w:rPr>
+                        <w:rFonts w:ascii="Cambria Math" w:hAnsi="Cambria Math" w:cs="Times New Roman"/>
+                        <w:sz w:val="22"/>
+                        <w:szCs w:val="22"/>
+                        <w:lang w:val="en-US"/>
+                      </w:rPr>
+                    </m:ctrlPr>
+                  </m:sSubPr>
+                  <m:e>
+                    <m:r>
+                      <w:rPr>
+                        <w:rFonts w:ascii="Cambria Math" w:hAnsi="Cambria Math" w:cs="Times New Roman"/>
+                        <w:sz w:val="22"/>
+                        <w:szCs w:val="22"/>
+                        <w:lang w:val="en-US"/>
+                      </w:rPr>
+                      <m:t>M</m:t>
+                    </m:r>
+                  </m:e>
+                  <m:sub>
+                    <m:r>
+                      <m:rPr>
+                        <m:sty m:val="p"/>
+                      </m:rPr>
+                      <w:rPr>
+                        <w:rFonts w:ascii="Cambria Math" w:hAnsi="Cambria Math" w:cs="Times New Roman"/>
+                        <w:sz w:val="22"/>
+                        <w:szCs w:val="22"/>
+                        <w:lang w:val="en-US"/>
+                      </w:rPr>
+                      <m:t>Zn</m:t>
+                    </m:r>
+                  </m:sub>
+                </m:sSub>
+              </m:oMath>
+            </m:oMathPara>
+          </w:p>
+        </w:tc>
+        <w:tc>
+          <w:tcPr>
+            <w:tcW w:w="1424" w:type="pct"/>
+          </w:tcPr>
+          <w:p>
+            <w:pPr>
+              <w:pStyle w:val="Compact"/>
+              <w:spacing w:before="0" w:after="0" w:line="240" w:lineRule="auto"/>
+              <w:jc w:val="left"/>
+              <w:rPr>
+                <w:rFonts w:ascii="Times New Roman" w:hAnsi="Times New Roman" w:cs="Times New Roman"/>
+                <w:sz w:val="22"/>
+                <w:szCs w:val="22"/>
+                <w:lang w:val="en-US"/>
+              </w:rPr>
+            </w:pPr>
+            <w:r>
+              <w:rPr>
+                <w:rFonts w:ascii="Times New Roman" w:hAnsi="Times New Roman" w:cs="Times New Roman"/>
+                <w:sz w:val="22"/>
+                <w:szCs w:val="22"/>
+                <w:lang w:val="en-US"/>
+              </w:rPr>
+              <w:t>65.38 g mol</w:t>
+            </w:r>
+            <w:r>
+              <w:rPr>
+                <w:rFonts w:ascii="Times New Roman" w:hAnsi="Times New Roman" w:cs="Times New Roman"/>
+                <w:sz w:val="22"/>
+                <w:szCs w:val="22"/>
+                <w:vertAlign w:val="superscript"/>
+                <w:lang w:val="en-US"/>
+              </w:rPr>
+              <w:t>−1</w:t>
+            </w:r>
+          </w:p>
+        </w:tc>
+        <w:tc>
+          <w:tcPr>
+            <w:tcW w:w="774" w:type="pct"/>
+          </w:tcPr>
+          <w:p>
+            <w:pPr>
+              <w:pStyle w:val="Compact"/>
+              <w:spacing w:before="0" w:after="0" w:line="240" w:lineRule="auto"/>
+              <w:jc w:val="left"/>
+              <w:cnfStyle w:val="000000100000" w:firstRow="0" w:lastRow="0" w:firstColumn="0" w:lastColumn="0" w:oddVBand="0" w:evenVBand="0" w:oddHBand="1" w:evenHBand="0" w:firstRowFirstColumn="0" w:firstRowLastColumn="0" w:lastRowFirstColumn="0" w:lastRowLastColumn="0"/>
+              <w:rPr>
+                <w:rFonts w:ascii="Times New Roman" w:hAnsi="Times New Roman" w:cs="Times New Roman"/>
+                <w:sz w:val="22"/>
+                <w:szCs w:val="22"/>
+                <w:lang w:val="en-US"/>
+              </w:rPr>
+            </w:pPr>
+            <w:r>
+              <w:rPr>
+                <w:rFonts w:cs="Times New Roman"/>
+                <w:sz w:val="22"/>
+                <w:szCs w:val="22"/>
+                <w:lang w:val="en-US"/>
+              </w:rPr>
+              <w:fldChar w:fldCharType="begin"/>
+            </w:r>
+            <w:r>
+              <w:rPr>
+                <w:rFonts w:ascii="Times New Roman" w:hAnsi="Times New Roman" w:cs="Times New Roman"/>
+                <w:sz w:val="22"/>
+                <w:szCs w:val="22"/>
+                <w:lang w:val="en-US"/>
+              </w:rPr>
+              <w:instrText xml:space="preserve"> ADDIN ZOTERO_ITEM CSL_CITATION {"citationID":"fY7GQsE5","properties":{"unsorted":false,"formattedCitation":"\\super [46]\\nosupersub{}","plainCitation":"[46]","noteIndex":0},"citationItems":[{"id":3844,"uris":["http://zotero.org/users/16939557/items/YSXNXCNJ"],"itemData":{"id":3844,"type":"book","abstract":"Presents chemistry and physics tables and profiles notable scientists, highlighting their achievements","citation-key":"rumbleCRCHandbookChemistry2017","edition":"98th edition 2017-2018","ISBN":"978-1-4987-8454-2","language":"eng","publisher":"CRC Press, Taylor &amp; Francis Group","publisher-place":"Boca Raton London New York","source":"K10plus ISBN","title":"CRC handbook of chemistry and physics","editor":[{"family":"Rumble","given":"John R."}],"issued":{"date-parts":[["2017"]]}}}],"schema":"https://github.com/citation-style-language/schema/raw/master/csl-citation.json"} </w:instrText>
+            </w:r>
+            <w:r>
+              <w:rPr>
+                <w:rFonts w:cs="Times New Roman"/>
+                <w:sz w:val="22"/>
+                <w:szCs w:val="22"/>
+                <w:lang w:val="en-US"/>
+              </w:rPr>
+              <w:fldChar w:fldCharType="separate"/>
+            </w:r>
+            <w:r>
+              <w:rPr>
+                <w:rFonts w:ascii="Times New Roman" w:hAnsi="Times New Roman" w:cs="Times New Roman"/>
+                <w:sz w:val="22"/>
+                <w:vertAlign w:val="superscript"/>
+              </w:rPr>
+              <w:t>[46]</w:t>
+            </w:r>
+            <w:r>
+              <w:rPr>
+                <w:rFonts w:cs="Times New Roman"/>
+                <w:sz w:val="22"/>
+                <w:szCs w:val="22"/>
+                <w:lang w:val="en-US"/>
+              </w:rPr>
+              <w:fldChar w:fldCharType="end"/>
+            </w:r>
+          </w:p>
+        </w:tc>
+      </w:tr>
+      <w:tr>
+        <w:trPr>
+          <w:cantSplit/>
+          <w:trHeight w:val="397"/>
+        </w:trPr>
+        <w:tc>
+          <w:tcPr>
+            <w:tcW w:w="2003" w:type="pct"/>
+          </w:tcPr>
+          <w:p>
+            <w:pPr>
+              <w:pStyle w:val="Compact"/>
+              <w:spacing w:before="0" w:after="0" w:line="240" w:lineRule="auto"/>
+              <w:ind w:firstLine="0"/>
+              <w:jc w:val="left"/>
+              <w:rPr>
+                <w:rFonts w:ascii="Times New Roman" w:hAnsi="Times New Roman" w:cs="Times New Roman"/>
+                <w:sz w:val="22"/>
+                <w:szCs w:val="22"/>
+                <w:lang w:val="en-US"/>
+              </w:rPr>
+            </w:pPr>
+            <w:r>
+              <w:rPr>
+                <w:rFonts w:ascii="Times New Roman" w:hAnsi="Times New Roman" w:cs="Times New Roman"/>
+                <w:b/>
+                <w:i/>
+                <w:iCs/>
+                <w:sz w:val="22"/>
+                <w:szCs w:val="22"/>
+                <w:lang w:val="en-US"/>
+              </w:rPr>
+              <w:t>Diffusion coefficients (37 °C)</w:t>
+            </w:r>
+          </w:p>
+        </w:tc>
+        <w:tc>
+          <w:tcPr>
+            <w:tcW w:w="799" w:type="pct"/>
+          </w:tcPr>
+          <w:p>
+            <w:pPr>
+              <w:pStyle w:val="Compact"/>
+              <w:spacing w:before="0" w:after="0" w:line="240" w:lineRule="auto"/>
+              <w:cnfStyle w:val="000000000000" w:firstRow="0" w:lastRow="0" w:firstColumn="0" w:lastColumn="0" w:oddVBand="0" w:evenVBand="0" w:oddHBand="0" w:evenHBand="0" w:firstRowFirstColumn="0" w:firstRowLastColumn="0" w:lastRowFirstColumn="0" w:lastRowLastColumn="0"/>
+              <w:rPr>
+                <w:rFonts w:ascii="Times New Roman" w:hAnsi="Times New Roman" w:cs="Times New Roman"/>
+                <w:sz w:val="22"/>
+                <w:szCs w:val="22"/>
+                <w:lang w:val="en-US"/>
+              </w:rPr>
+            </w:pPr>
+          </w:p>
+        </w:tc>
+        <w:tc>
+          <w:tcPr>
+            <w:tcW w:w="1424" w:type="pct"/>
+          </w:tcPr>
+          <w:p>
+            <w:pPr>
+              <w:pStyle w:val="Compact"/>
+              <w:spacing w:before="0" w:after="0" w:line="240" w:lineRule="auto"/>
+              <w:rPr>
+                <w:rFonts w:ascii="Times New Roman" w:hAnsi="Times New Roman" w:cs="Times New Roman"/>
+                <w:sz w:val="22"/>
+                <w:szCs w:val="22"/>
+                <w:lang w:val="en-US"/>
+              </w:rPr>
+            </w:pPr>
+          </w:p>
+        </w:tc>
+        <w:tc>
+          <w:tcPr>
+            <w:tcW w:w="774" w:type="pct"/>
+          </w:tcPr>
+          <w:p>
+            <w:pPr>
+              <w:pStyle w:val="Compact"/>
+              <w:spacing w:before="0" w:after="0" w:line="240" w:lineRule="auto"/>
+              <w:cnfStyle w:val="000000000000" w:firstRow="0" w:lastRow="0" w:firstColumn="0" w:lastColumn="0" w:oddVBand="0" w:evenVBand="0" w:oddHBand="0" w:evenHBand="0" w:firstRowFirstColumn="0" w:firstRowLastColumn="0" w:lastRowFirstColumn="0" w:lastRowLastColumn="0"/>
+              <w:rPr>
+                <w:rFonts w:ascii="Times New Roman" w:hAnsi="Times New Roman" w:cs="Times New Roman"/>
+                <w:sz w:val="22"/>
+                <w:szCs w:val="22"/>
+                <w:lang w:val="en-US"/>
+              </w:rPr>
+            </w:pPr>
+          </w:p>
+        </w:tc>
+      </w:tr>
+      <w:tr>
+        <w:trPr>
+          <w:cantSplit/>
+          <w:cnfStyle w:val="000000100000" w:firstRow="0" w:lastRow="0" w:firstColumn="0" w:lastColumn="0" w:oddVBand="0" w:evenVBand="0" w:oddHBand="1" w:evenHBand="0" w:firstRowFirstColumn="0" w:firstRowLastColumn="0" w:lastRowFirstColumn="0" w:lastRowLastColumn="0"/>
+          <w:trHeight w:val="397"/>
+        </w:trPr>
+        <w:tc>
+          <w:tcPr>
+            <w:tcW w:w="2003" w:type="pct"/>
+          </w:tcPr>
+          <w:p>
+            <w:pPr>
+              <w:pStyle w:val="Compact"/>
+              <w:spacing w:before="0" w:after="0" w:line="240" w:lineRule="auto"/>
+              <w:jc w:val="left"/>
+              <w:rPr>
+                <w:rFonts w:ascii="Times New Roman" w:hAnsi="Times New Roman" w:cs="Times New Roman"/>
+                <w:sz w:val="22"/>
+                <w:szCs w:val="22"/>
+                <w:lang w:val="en-US"/>
+              </w:rPr>
+            </w:pPr>
+            <m:oMath>
+              <m:r>
+                <m:rPr>
+                  <m:sty m:val="p"/>
+                </m:rPr>
+                <w:rPr>
+                  <w:rFonts w:ascii="Cambria Math" w:hAnsi="Cambria Math" w:cs="Times New Roman"/>
+                  <w:sz w:val="22"/>
+                  <w:szCs w:val="22"/>
+                  <w:lang w:val="en-US"/>
+                </w:rPr>
+                <m:t>Z</m:t>
+              </m:r>
+              <m:sSup>
+                <m:sSupPr>
+                  <m:ctrlPr>
+                    <w:rPr>
+                      <w:rFonts w:ascii="Cambria Math" w:hAnsi="Cambria Math" w:cs="Times New Roman"/>
+                      <w:sz w:val="22"/>
+                      <w:szCs w:val="22"/>
+                      <w:lang w:val="en-US"/>
+                    </w:rPr>
+                  </m:ctrlPr>
+                </m:sSupPr>
+                <m:e>
+                  <m:r>
+                    <m:rPr>
+                      <m:sty m:val="p"/>
+                    </m:rPr>
+                    <w:rPr>
+                      <w:rFonts w:ascii="Cambria Math" w:hAnsi="Cambria Math" w:cs="Times New Roman"/>
+                      <w:sz w:val="22"/>
+                      <w:szCs w:val="22"/>
+                      <w:lang w:val="en-US"/>
+                    </w:rPr>
+                    <m:t>n</m:t>
+                  </m:r>
+                </m:e>
+                <m:sup>
+                  <m:r>
+                    <m:rPr>
+                      <m:sty m:val="p"/>
+                    </m:rPr>
+                    <w:rPr>
+                      <w:rFonts w:ascii="Cambria Math" w:hAnsi="Cambria Math" w:cs="Times New Roman"/>
+                      <w:sz w:val="22"/>
+                      <w:szCs w:val="22"/>
+                      <w:lang w:val="en-US"/>
+                    </w:rPr>
+                    <m:t>2+</m:t>
+                  </m:r>
+                </m:sup>
+              </m:sSup>
+            </m:oMath>
+            <w:r>
+              <w:rPr>
+                <w:rFonts w:ascii="Times New Roman" w:hAnsi="Times New Roman" w:cs="Times New Roman"/>
+                <w:sz w:val="22"/>
+                <w:szCs w:val="22"/>
+                <w:lang w:val="en-US"/>
+              </w:rPr>
+              <w:t xml:space="preserve"> diffusivity</w:t>
+            </w:r>
+          </w:p>
+        </w:tc>
+        <w:tc>
+          <w:tcPr>
+            <w:tcW w:w="799" w:type="pct"/>
+          </w:tcPr>
+          <w:p>
+            <w:pPr>
+              <w:pStyle w:val="Compact"/>
+              <w:spacing w:before="0" w:after="0" w:line="240" w:lineRule="auto"/>
+              <w:jc w:val="left"/>
+              <w:cnfStyle w:val="000000100000" w:firstRow="0" w:lastRow="0" w:firstColumn="0" w:lastColumn="0" w:oddVBand="0" w:evenVBand="0" w:oddHBand="1" w:evenHBand="0" w:firstRowFirstColumn="0" w:firstRowLastColumn="0" w:lastRowFirstColumn="0" w:lastRowLastColumn="0"/>
+              <w:rPr>
+                <w:rFonts w:ascii="Times New Roman" w:hAnsi="Times New Roman" w:cs="Times New Roman"/>
+                <w:sz w:val="22"/>
+                <w:szCs w:val="22"/>
+                <w:lang w:val="en-US"/>
+              </w:rPr>
+            </w:pPr>
+            <m:oMathPara>
+              <m:oMath>
+                <m:sSubSup>
+                  <m:sSubSupPr>
+                    <m:ctrlPr>
+                      <w:rPr>
+                        <w:rFonts w:ascii="Cambria Math" w:hAnsi="Cambria Math" w:cs="Times New Roman"/>
+                        <w:sz w:val="22"/>
+                        <w:szCs w:val="22"/>
+                        <w:lang w:val="en-US"/>
+                      </w:rPr>
+                    </m:ctrlPr>
+                  </m:sSubSupPr>
+                  <m:e>
+                    <m:r>
+                      <w:rPr>
+                        <w:rFonts w:ascii="Cambria Math" w:hAnsi="Cambria Math" w:cs="Times New Roman"/>
+                        <w:sz w:val="22"/>
+                        <w:szCs w:val="22"/>
+                        <w:lang w:val="en-US"/>
+                      </w:rPr>
+                      <m:t>D</m:t>
+                    </m:r>
+                  </m:e>
+                  <m:sub>
+                    <m:r>
+                      <m:rPr>
+                        <m:sty m:val="p"/>
+                      </m:rPr>
+                      <w:rPr>
+                        <w:rFonts w:ascii="Cambria Math" w:hAnsi="Cambria Math" w:cs="Times New Roman"/>
+                        <w:sz w:val="22"/>
+                        <w:szCs w:val="22"/>
+                        <w:lang w:val="en-US"/>
+                      </w:rPr>
+                      <m:t>Zn</m:t>
+                    </m:r>
+                  </m:sub>
+                  <m:sup>
+                    <m:r>
+                      <w:rPr>
+                        <w:rFonts w:ascii="Cambria Math" w:hAnsi="Cambria Math" w:cs="Times New Roman"/>
+                        <w:sz w:val="22"/>
+                        <w:szCs w:val="22"/>
+                        <w:lang w:val="en-US"/>
+                      </w:rPr>
+                      <m:t>0</m:t>
+                    </m:r>
+                  </m:sup>
+                </m:sSubSup>
+              </m:oMath>
+            </m:oMathPara>
+          </w:p>
+        </w:tc>
+        <w:tc>
+          <w:tcPr>
+            <w:tcW w:w="1424" w:type="pct"/>
+          </w:tcPr>
+          <w:p>
+            <w:pPr>
+              <w:pStyle w:val="Compact"/>
+              <w:spacing w:before="0" w:after="0" w:line="240" w:lineRule="auto"/>
+              <w:jc w:val="left"/>
+              <w:rPr>
+                <w:rFonts w:ascii="Times New Roman" w:hAnsi="Times New Roman" w:cs="Times New Roman"/>
+                <w:sz w:val="22"/>
+                <w:szCs w:val="22"/>
+                <w:lang w:val="en-US"/>
+              </w:rPr>
+            </w:pPr>
+            <w:r>
+              <w:rPr>
+                <w:rFonts w:ascii="Times New Roman" w:hAnsi="Times New Roman" w:cs="Times New Roman"/>
+                <w:sz w:val="22"/>
+                <w:szCs w:val="22"/>
+                <w:lang w:val="en-US"/>
+              </w:rPr>
+              <w:t>7.56 × 10</w:t>
+            </w:r>
+            <w:r>
+              <w:rPr>
+                <w:rFonts w:ascii="Times New Roman" w:hAnsi="Times New Roman" w:cs="Times New Roman"/>
+                <w:sz w:val="22"/>
+                <w:szCs w:val="22"/>
+                <w:vertAlign w:val="superscript"/>
+                <w:lang w:val="en-US"/>
+              </w:rPr>
+              <w:t>−4</w:t>
+            </w:r>
+            <w:r>
+              <w:rPr>
+                <w:rFonts w:ascii="Times New Roman" w:hAnsi="Times New Roman" w:cs="Times New Roman"/>
+                <w:sz w:val="22"/>
+                <w:szCs w:val="22"/>
+                <w:lang w:val="en-US"/>
+              </w:rPr>
+              <w:t> mm</w:t>
+            </w:r>
+            <w:r>
+              <w:rPr>
+                <w:rFonts w:ascii="Times New Roman" w:hAnsi="Times New Roman" w:cs="Times New Roman"/>
+                <w:sz w:val="22"/>
+                <w:szCs w:val="22"/>
+                <w:vertAlign w:val="superscript"/>
+                <w:lang w:val="en-US"/>
+              </w:rPr>
+              <w:t>2</w:t>
+            </w:r>
+            <w:r>
+              <w:rPr>
+                <w:rFonts w:ascii="Times New Roman" w:hAnsi="Times New Roman" w:cs="Times New Roman"/>
+                <w:sz w:val="22"/>
+                <w:szCs w:val="22"/>
+                <w:lang w:val="en-US"/>
+              </w:rPr>
+              <w:t> s</w:t>
+            </w:r>
+            <w:r>
+              <w:rPr>
+                <w:rFonts w:ascii="Times New Roman" w:hAnsi="Times New Roman" w:cs="Times New Roman"/>
+                <w:sz w:val="22"/>
+                <w:szCs w:val="22"/>
+                <w:vertAlign w:val="superscript"/>
+                <w:lang w:val="en-US"/>
+              </w:rPr>
+              <w:t>−1</w:t>
+            </w:r>
+          </w:p>
+        </w:tc>
+        <w:tc>
+          <w:tcPr>
+            <w:tcW w:w="774" w:type="pct"/>
+          </w:tcPr>
+          <w:p>
+            <w:pPr>
+              <w:pStyle w:val="Compact"/>
+              <w:spacing w:before="0" w:after="0" w:line="240" w:lineRule="auto"/>
+              <w:jc w:val="left"/>
+              <w:cnfStyle w:val="000000100000" w:firstRow="0" w:lastRow="0" w:firstColumn="0" w:lastColumn="0" w:oddVBand="0" w:evenVBand="0" w:oddHBand="1" w:evenHBand="0" w:firstRowFirstColumn="0" w:firstRowLastColumn="0" w:lastRowFirstColumn="0" w:lastRowLastColumn="0"/>
+              <w:rPr>
+                <w:rFonts w:ascii="Times New Roman" w:hAnsi="Times New Roman" w:cs="Times New Roman"/>
+                <w:sz w:val="22"/>
+                <w:szCs w:val="22"/>
+                <w:lang w:val="en-US"/>
+              </w:rPr>
+            </w:pPr>
+            <w:r>
+              <w:rPr>
+                <w:rFonts w:cs="Times New Roman"/>
+                <w:sz w:val="22"/>
+                <w:szCs w:val="22"/>
+                <w:lang w:val="en-US"/>
+              </w:rPr>
+              <w:fldChar w:fldCharType="begin"/>
+            </w:r>
+            <w:r>
+              <w:rPr>
+                <w:rFonts w:ascii="Times New Roman" w:hAnsi="Times New Roman" w:cs="Times New Roman"/>
+                <w:sz w:val="22"/>
+                <w:szCs w:val="22"/>
+                <w:lang w:val="en-US"/>
+              </w:rPr>
+              <w:instrText xml:space="preserve"> ADDIN ZOTERO_ITEM CSL_CITATION {"citationID":"FohI0P9c","properties":{"unsorted":false,"formattedCitation":"\\super [47]\\nosupersub{}","plainCitation":"[47]","noteIndex":0},"citationItems":[{"id":4251,"uris":["http://zotero.org/users/16939557/items/GLJFP5WA"],"itemData":{"id":4251,"type":"book","citation-key":"Lide1991","edition":"72","publisher":"CRC Press","publisher-place":"Boca Raton","title":"CRC handbook of chemistry and physics","editor":[{"family":"Lide","given":"D. R."}],"issued":{"date-parts":[["1991"]]}}}],"schema":"https://github.com/citation-style-language/schema/raw/master/csl-citation.json"} </w:instrText>
+            </w:r>
+            <w:r>
+              <w:rPr>
+                <w:rFonts w:cs="Times New Roman"/>
+                <w:sz w:val="22"/>
+                <w:szCs w:val="22"/>
+                <w:lang w:val="en-US"/>
+              </w:rPr>
+              <w:fldChar w:fldCharType="separate"/>
+            </w:r>
+            <w:r>
+              <w:rPr>
+                <w:rFonts w:ascii="Times New Roman" w:hAnsi="Times New Roman" w:cs="Times New Roman"/>
+                <w:sz w:val="22"/>
+                <w:vertAlign w:val="superscript"/>
+              </w:rPr>
+              <w:t>[47]</w:t>
+            </w:r>
+            <w:r>
+              <w:rPr>
+                <w:rFonts w:cs="Times New Roman"/>
+                <w:sz w:val="22"/>
+                <w:szCs w:val="22"/>
+                <w:lang w:val="en-US"/>
+              </w:rPr>
+              <w:fldChar w:fldCharType="end"/>
+            </w:r>
+          </w:p>
+        </w:tc>
+      </w:tr>
+      <w:tr>
+        <w:trPr>
+          <w:cantSplit/>
+          <w:trHeight w:val="397"/>
+        </w:trPr>
+        <w:tc>
+          <w:tcPr>
+            <w:tcW w:w="2003" w:type="pct"/>
+          </w:tcPr>
+          <w:p>
+            <w:pPr>
+              <w:pStyle w:val="Compact"/>
+              <w:spacing w:before="0" w:after="0" w:line="240" w:lineRule="auto"/>
+              <w:jc w:val="left"/>
+              <w:rPr>
+                <w:rFonts w:ascii="Times New Roman" w:hAnsi="Times New Roman" w:cs="Times New Roman"/>
+                <w:sz w:val="22"/>
+                <w:szCs w:val="22"/>
+                <w:lang w:val="en-US"/>
+              </w:rPr>
+            </w:pPr>
+            <m:oMath>
+              <m:r>
+                <m:rPr>
+                  <m:sty m:val="p"/>
+                </m:rPr>
+                <w:rPr>
+                  <w:rFonts w:ascii="Cambria Math" w:hAnsi="Cambria Math" w:cs="Times New Roman"/>
+                  <w:sz w:val="22"/>
+                  <w:szCs w:val="22"/>
+                  <w:lang w:val="en-US"/>
+                </w:rPr>
+                <m:t>C</m:t>
+              </m:r>
+              <m:sSup>
+                <m:sSupPr>
+                  <m:ctrlPr>
+                    <w:rPr>
+                      <w:rFonts w:ascii="Cambria Math" w:hAnsi="Cambria Math" w:cs="Times New Roman"/>
+                      <w:sz w:val="22"/>
+                      <w:szCs w:val="22"/>
+                      <w:lang w:val="en-US"/>
+                    </w:rPr>
+                  </m:ctrlPr>
+                </m:sSupPr>
+                <m:e>
+                  <m:r>
+                    <m:rPr>
+                      <m:sty m:val="p"/>
+                    </m:rPr>
+                    <w:rPr>
+                      <w:rFonts w:ascii="Cambria Math" w:hAnsi="Cambria Math" w:cs="Times New Roman"/>
+                      <w:sz w:val="22"/>
+                      <w:szCs w:val="22"/>
+                      <w:lang w:val="en-US"/>
+                    </w:rPr>
+                    <m:t>l</m:t>
+                  </m:r>
+                </m:e>
+                <m:sup>
+                  <m:r>
+                    <m:rPr>
+                      <m:sty m:val="p"/>
+                    </m:rPr>
+                    <w:rPr>
+                      <w:rFonts w:ascii="Cambria Math" w:hAnsi="Cambria Math" w:cs="Times New Roman"/>
+                      <w:sz w:val="22"/>
+                      <w:szCs w:val="22"/>
+                      <w:lang w:val="en-US"/>
+                    </w:rPr>
+                    <m:t>-</m:t>
+                  </m:r>
+                </m:sup>
+              </m:sSup>
+            </m:oMath>
+            <w:r>
+              <w:rPr>
+                <w:rFonts w:ascii="Times New Roman" w:hAnsi="Times New Roman" w:cs="Times New Roman"/>
+                <w:sz w:val="22"/>
+                <w:szCs w:val="22"/>
+                <w:lang w:val="en-US"/>
+              </w:rPr>
+              <w:t xml:space="preserve"> diffusivity</w:t>
+            </w:r>
+          </w:p>
+        </w:tc>
+        <w:tc>
+          <w:tcPr>
+            <w:tcW w:w="799" w:type="pct"/>
+          </w:tcPr>
+          <w:p>
+            <w:pPr>
+              <w:pStyle w:val="Compact"/>
+              <w:spacing w:before="0" w:after="0" w:line="240" w:lineRule="auto"/>
+              <w:jc w:val="left"/>
+              <w:cnfStyle w:val="000000000000" w:firstRow="0" w:lastRow="0" w:firstColumn="0" w:lastColumn="0" w:oddVBand="0" w:evenVBand="0" w:oddHBand="0" w:evenHBand="0" w:firstRowFirstColumn="0" w:firstRowLastColumn="0" w:lastRowFirstColumn="0" w:lastRowLastColumn="0"/>
+              <w:rPr>
+                <w:rFonts w:ascii="Times New Roman" w:hAnsi="Times New Roman" w:cs="Times New Roman"/>
+                <w:sz w:val="22"/>
+                <w:szCs w:val="22"/>
+                <w:lang w:val="en-US"/>
+              </w:rPr>
+            </w:pPr>
+            <m:oMathPara>
+              <m:oMath>
+                <m:sSubSup>
+                  <m:sSubSupPr>
+                    <m:ctrlPr>
+                      <w:rPr>
+                        <w:rFonts w:ascii="Cambria Math" w:hAnsi="Cambria Math" w:cs="Times New Roman"/>
+                        <w:sz w:val="22"/>
+                        <w:szCs w:val="22"/>
+                        <w:lang w:val="en-US"/>
+                      </w:rPr>
+                    </m:ctrlPr>
+                  </m:sSubSupPr>
+                  <m:e>
+                    <m:r>
+                      <w:rPr>
+                        <w:rFonts w:ascii="Cambria Math" w:hAnsi="Cambria Math" w:cs="Times New Roman"/>
+                        <w:sz w:val="22"/>
+                        <w:szCs w:val="22"/>
+                        <w:lang w:val="en-US"/>
+                      </w:rPr>
+                      <m:t>D</m:t>
+                    </m:r>
+                  </m:e>
+                  <m:sub>
+                    <m:r>
+                      <m:rPr>
+                        <m:sty m:val="p"/>
+                      </m:rPr>
+                      <w:rPr>
+                        <w:rFonts w:ascii="Cambria Math" w:hAnsi="Cambria Math" w:cs="Times New Roman"/>
+                        <w:sz w:val="22"/>
+                        <w:szCs w:val="22"/>
+                        <w:lang w:val="en-US"/>
+                      </w:rPr>
+                      <m:t>Cl</m:t>
+                    </m:r>
+                  </m:sub>
+                  <m:sup>
+                    <m:r>
+                      <w:rPr>
+                        <w:rFonts w:ascii="Cambria Math" w:hAnsi="Cambria Math" w:cs="Times New Roman"/>
+                        <w:sz w:val="22"/>
+                        <w:szCs w:val="22"/>
+                        <w:lang w:val="en-US"/>
+                      </w:rPr>
+                      <m:t>0</m:t>
+                    </m:r>
+                  </m:sup>
+                </m:sSubSup>
+              </m:oMath>
+            </m:oMathPara>
+          </w:p>
+        </w:tc>
+        <w:tc>
+          <w:tcPr>
+            <w:tcW w:w="1424" w:type="pct"/>
+          </w:tcPr>
+          <w:p>
+            <w:pPr>
+              <w:pStyle w:val="Compact"/>
+              <w:spacing w:before="0" w:after="0" w:line="240" w:lineRule="auto"/>
+              <w:jc w:val="left"/>
+              <w:rPr>
+                <w:rFonts w:ascii="Times New Roman" w:hAnsi="Times New Roman" w:cs="Times New Roman"/>
+                <w:sz w:val="22"/>
+                <w:szCs w:val="22"/>
+                <w:lang w:val="en-US"/>
+              </w:rPr>
+            </w:pPr>
+            <w:r>
+              <w:rPr>
+                <w:rFonts w:ascii="Times New Roman" w:hAnsi="Times New Roman" w:cs="Times New Roman"/>
+                <w:sz w:val="22"/>
+                <w:szCs w:val="22"/>
+                <w:lang w:val="en-US"/>
+              </w:rPr>
+              <w:t>2.16 × 10</w:t>
+            </w:r>
+            <w:r>
+              <w:rPr>
+                <w:rFonts w:ascii="Times New Roman" w:hAnsi="Times New Roman" w:cs="Times New Roman"/>
+                <w:sz w:val="22"/>
+                <w:szCs w:val="22"/>
+                <w:vertAlign w:val="superscript"/>
+                <w:lang w:val="en-US"/>
+              </w:rPr>
+              <w:t>−3</w:t>
+            </w:r>
+            <w:r>
+              <w:rPr>
+                <w:rFonts w:ascii="Times New Roman" w:hAnsi="Times New Roman" w:cs="Times New Roman"/>
+                <w:sz w:val="22"/>
+                <w:szCs w:val="22"/>
+                <w:lang w:val="en-US"/>
+              </w:rPr>
+              <w:t> mm</w:t>
+            </w:r>
+            <w:r>
+              <w:rPr>
+                <w:rFonts w:ascii="Times New Roman" w:hAnsi="Times New Roman" w:cs="Times New Roman"/>
+                <w:sz w:val="22"/>
+                <w:szCs w:val="22"/>
+                <w:vertAlign w:val="superscript"/>
+                <w:lang w:val="en-US"/>
+              </w:rPr>
+              <w:t>2</w:t>
+            </w:r>
+            <w:r>
+              <w:rPr>
+                <w:rFonts w:ascii="Times New Roman" w:hAnsi="Times New Roman" w:cs="Times New Roman"/>
+                <w:sz w:val="22"/>
+                <w:szCs w:val="22"/>
+                <w:lang w:val="en-US"/>
+              </w:rPr>
+              <w:t> s</w:t>
+            </w:r>
+            <w:r>
+              <w:rPr>
+                <w:rFonts w:ascii="Times New Roman" w:hAnsi="Times New Roman" w:cs="Times New Roman"/>
+                <w:sz w:val="22"/>
+                <w:szCs w:val="22"/>
+                <w:vertAlign w:val="superscript"/>
+                <w:lang w:val="en-US"/>
+              </w:rPr>
+              <w:t>−1</w:t>
+            </w:r>
+          </w:p>
+        </w:tc>
+        <w:tc>
+          <w:tcPr>
+            <w:tcW w:w="774" w:type="pct"/>
+          </w:tcPr>
+          <w:p>
+            <w:pPr>
+              <w:pStyle w:val="Compact"/>
+              <w:spacing w:before="0" w:after="0" w:line="240" w:lineRule="auto"/>
+              <w:jc w:val="left"/>
+              <w:cnfStyle w:val="000000000000" w:firstRow="0" w:lastRow="0" w:firstColumn="0" w:lastColumn="0" w:oddVBand="0" w:evenVBand="0" w:oddHBand="0" w:evenHBand="0" w:firstRowFirstColumn="0" w:firstRowLastColumn="0" w:lastRowFirstColumn="0" w:lastRowLastColumn="0"/>
+              <w:rPr>
+                <w:rFonts w:ascii="Times New Roman" w:hAnsi="Times New Roman" w:cs="Times New Roman"/>
+                <w:sz w:val="22"/>
+                <w:szCs w:val="22"/>
+                <w:lang w:val="en-US"/>
+              </w:rPr>
+            </w:pPr>
+            <w:r>
+              <w:rPr>
+                <w:rFonts w:cs="Times New Roman"/>
+                <w:sz w:val="22"/>
+                <w:szCs w:val="22"/>
+                <w:lang w:val="en-US"/>
+              </w:rPr>
+              <w:fldChar w:fldCharType="begin"/>
+            </w:r>
+            <w:r>
+              <w:rPr>
+                <w:rFonts w:ascii="Times New Roman" w:hAnsi="Times New Roman" w:cs="Times New Roman"/>
+                <w:sz w:val="22"/>
+                <w:szCs w:val="22"/>
+                <w:lang w:val="en-US"/>
+              </w:rPr>
+              <w:instrText xml:space="preserve"> ADDIN ZOTERO_ITEM CSL_CITATION {"citationID":"IpJnXCkS","properties":{"unsorted":false,"formattedCitation":"\\super [47]\\nosupersub{}","plainCitation":"[47]","noteIndex":0},"citationItems":[{"id":4251,"uris":["http://zotero.org/users/16939557/items/GLJFP5WA"],"itemData":{"id":4251,"type":"book","citation-key":"Lide1991","edition":"72","publisher":"CRC Press","publisher-place":"Boca Raton","title":"CRC handbook of chemistry and physics","editor":[{"family":"Lide","given":"D. R."}],"issued":{"date-parts":[["1991"]]}}}],"schema":"https://github.com/citation-style-language/schema/raw/master/csl-citation.json"} </w:instrText>
+            </w:r>
+            <w:r>
+              <w:rPr>
+                <w:rFonts w:cs="Times New Roman"/>
+                <w:sz w:val="22"/>
+                <w:szCs w:val="22"/>
+                <w:lang w:val="en-US"/>
+              </w:rPr>
+              <w:fldChar w:fldCharType="separate"/>
+            </w:r>
+            <w:r>
+              <w:rPr>
+                <w:rFonts w:ascii="Times New Roman" w:hAnsi="Times New Roman" w:cs="Times New Roman"/>
+                <w:sz w:val="22"/>
+                <w:vertAlign w:val="superscript"/>
+              </w:rPr>
+              <w:t>[47]</w:t>
+            </w:r>
+            <w:r>
+              <w:rPr>
+                <w:rFonts w:cs="Times New Roman"/>
+                <w:sz w:val="22"/>
+                <w:szCs w:val="22"/>
+                <w:lang w:val="en-US"/>
+              </w:rPr>
+              <w:fldChar w:fldCharType="end"/>
+            </w:r>
+          </w:p>
+        </w:tc>
+      </w:tr>
+      <w:tr>
+        <w:trPr>
+          <w:cantSplit/>
+          <w:cnfStyle w:val="000000100000" w:firstRow="0" w:lastRow="0" w:firstColumn="0" w:lastColumn="0" w:oddVBand="0" w:evenVBand="0" w:oddHBand="1" w:evenHBand="0" w:firstRowFirstColumn="0" w:firstRowLastColumn="0" w:lastRowFirstColumn="0" w:lastRowLastColumn="0"/>
+          <w:trHeight w:val="397"/>
+        </w:trPr>
+        <w:tc>
+          <w:tcPr>
+            <w:tcW w:w="2003" w:type="pct"/>
+          </w:tcPr>
+          <w:p>
+            <w:pPr>
+              <w:pStyle w:val="Compact"/>
+              <w:spacing w:before="0" w:after="0" w:line="240" w:lineRule="auto"/>
+              <w:jc w:val="left"/>
+              <w:rPr>
+                <w:rFonts w:ascii="Times New Roman" w:hAnsi="Times New Roman" w:cs="Times New Roman"/>
+                <w:sz w:val="22"/>
+                <w:szCs w:val="22"/>
+                <w:lang w:val="en-US"/>
+              </w:rPr>
+            </w:pPr>
+            <m:oMath>
+              <m:r>
+                <m:rPr>
+                  <m:sty m:val="p"/>
+                </m:rPr>
+                <w:rPr>
+                  <w:rFonts w:ascii="Cambria Math" w:hAnsi="Cambria Math" w:cs="Times New Roman"/>
+                  <w:sz w:val="22"/>
+                  <w:szCs w:val="22"/>
+                  <w:lang w:val="en-US"/>
+                </w:rPr>
+                <m:t>O</m:t>
+              </m:r>
+              <m:sSup>
+                <m:sSupPr>
+                  <m:ctrlPr>
+                    <w:rPr>
+                      <w:rFonts w:ascii="Cambria Math" w:hAnsi="Cambria Math" w:cs="Times New Roman"/>
+                      <w:sz w:val="22"/>
+                      <w:szCs w:val="22"/>
+                      <w:lang w:val="en-US"/>
+                    </w:rPr>
+                  </m:ctrlPr>
+                </m:sSupPr>
+                <m:e>
+                  <m:r>
+                    <m:rPr>
+                      <m:sty m:val="p"/>
+                    </m:rPr>
+                    <w:rPr>
+                      <w:rFonts w:ascii="Cambria Math" w:hAnsi="Cambria Math" w:cs="Times New Roman"/>
+                      <w:sz w:val="22"/>
+                      <w:szCs w:val="22"/>
+                      <w:lang w:val="en-US"/>
+                    </w:rPr>
+                    <m:t>H</m:t>
+                  </m:r>
+                </m:e>
+                <m:sup>
+                  <m:r>
+                    <m:rPr>
+                      <m:sty m:val="p"/>
+                    </m:rPr>
+                    <w:rPr>
+                      <w:rFonts w:ascii="Cambria Math" w:hAnsi="Cambria Math" w:cs="Times New Roman"/>
+                      <w:sz w:val="22"/>
+                      <w:szCs w:val="22"/>
+                      <w:lang w:val="en-US"/>
+                    </w:rPr>
+                    <m:t>-</m:t>
+                  </m:r>
+                </m:sup>
+              </m:sSup>
+            </m:oMath>
+            <w:r>
+              <w:rPr>
+                <w:rFonts w:ascii="Times New Roman" w:hAnsi="Times New Roman" w:cs="Times New Roman"/>
+                <w:sz w:val="22"/>
+                <w:szCs w:val="22"/>
+                <w:lang w:val="en-US"/>
+              </w:rPr>
+              <w:t xml:space="preserve"> diffusivity</w:t>
+            </w:r>
+          </w:p>
+        </w:tc>
+        <w:tc>
+          <w:tcPr>
+            <w:tcW w:w="799" w:type="pct"/>
+          </w:tcPr>
+          <w:p>
+            <w:pPr>
+              <w:pStyle w:val="Compact"/>
+              <w:spacing w:before="0" w:after="0" w:line="240" w:lineRule="auto"/>
+              <w:jc w:val="left"/>
+              <w:cnfStyle w:val="000000100000" w:firstRow="0" w:lastRow="0" w:firstColumn="0" w:lastColumn="0" w:oddVBand="0" w:evenVBand="0" w:oddHBand="1" w:evenHBand="0" w:firstRowFirstColumn="0" w:firstRowLastColumn="0" w:lastRowFirstColumn="0" w:lastRowLastColumn="0"/>
+              <w:rPr>
+                <w:rFonts w:ascii="Times New Roman" w:hAnsi="Times New Roman" w:cs="Times New Roman"/>
+                <w:sz w:val="22"/>
+                <w:szCs w:val="22"/>
+                <w:lang w:val="en-US"/>
+              </w:rPr>
+            </w:pPr>
+            <m:oMathPara>
+              <m:oMath>
+                <m:sSubSup>
+                  <m:sSubSupPr>
+                    <m:ctrlPr>
+                      <w:rPr>
+                        <w:rFonts w:ascii="Cambria Math" w:hAnsi="Cambria Math" w:cs="Times New Roman"/>
+                        <w:sz w:val="22"/>
+                        <w:szCs w:val="22"/>
+                        <w:lang w:val="en-US"/>
+                      </w:rPr>
+                    </m:ctrlPr>
+                  </m:sSubSupPr>
+                  <m:e>
+                    <m:r>
+                      <w:rPr>
+                        <w:rFonts w:ascii="Cambria Math" w:hAnsi="Cambria Math" w:cs="Times New Roman"/>
+                        <w:sz w:val="22"/>
+                        <w:szCs w:val="22"/>
+                        <w:lang w:val="en-US"/>
+                      </w:rPr>
+                      <m:t>D</m:t>
+                    </m:r>
+                  </m:e>
+                  <m:sub>
+                    <m:r>
+                      <m:rPr>
+                        <m:sty m:val="p"/>
+                      </m:rPr>
+                      <w:rPr>
+                        <w:rFonts w:ascii="Cambria Math" w:hAnsi="Cambria Math" w:cs="Times New Roman"/>
+                        <w:sz w:val="22"/>
+                        <w:szCs w:val="22"/>
+                        <w:lang w:val="en-US"/>
+                      </w:rPr>
+                      <m:t>OH</m:t>
+                    </m:r>
+                  </m:sub>
+                  <m:sup>
+                    <m:r>
+                      <w:rPr>
+                        <w:rFonts w:ascii="Cambria Math" w:hAnsi="Cambria Math" w:cs="Times New Roman"/>
+                        <w:sz w:val="22"/>
+                        <w:szCs w:val="22"/>
+                        <w:lang w:val="en-US"/>
+                      </w:rPr>
+                      <m:t>0</m:t>
+                    </m:r>
+                  </m:sup>
+                </m:sSubSup>
+              </m:oMath>
+            </m:oMathPara>
+          </w:p>
+        </w:tc>
+        <w:tc>
+          <w:tcPr>
+            <w:tcW w:w="1424" w:type="pct"/>
+          </w:tcPr>
+          <w:p>
+            <w:pPr>
+              <w:pStyle w:val="Compact"/>
+              <w:spacing w:before="0" w:after="0" w:line="240" w:lineRule="auto"/>
+              <w:jc w:val="left"/>
+              <w:rPr>
+                <w:rFonts w:ascii="Times New Roman" w:hAnsi="Times New Roman" w:cs="Times New Roman"/>
+                <w:sz w:val="22"/>
+                <w:szCs w:val="22"/>
+                <w:lang w:val="en-US"/>
+              </w:rPr>
+            </w:pPr>
+            <w:r>
+              <w:rPr>
+                <w:rFonts w:ascii="Times New Roman" w:hAnsi="Times New Roman" w:cs="Times New Roman"/>
+                <w:sz w:val="22"/>
+                <w:szCs w:val="22"/>
+                <w:lang w:val="en-US"/>
+              </w:rPr>
+              <w:t>5.60 × 10</w:t>
+            </w:r>
+            <w:r>
+              <w:rPr>
+                <w:rFonts w:ascii="Times New Roman" w:hAnsi="Times New Roman" w:cs="Times New Roman"/>
+                <w:sz w:val="22"/>
+                <w:szCs w:val="22"/>
+                <w:vertAlign w:val="superscript"/>
+                <w:lang w:val="en-US"/>
+              </w:rPr>
+              <w:t>−3</w:t>
+            </w:r>
+            <w:r>
+              <w:rPr>
+                <w:rFonts w:ascii="Times New Roman" w:hAnsi="Times New Roman" w:cs="Times New Roman"/>
+                <w:sz w:val="22"/>
+                <w:szCs w:val="22"/>
+                <w:lang w:val="en-US"/>
+              </w:rPr>
+              <w:t> mm</w:t>
+            </w:r>
+            <w:r>
+              <w:rPr>
+                <w:rFonts w:ascii="Times New Roman" w:hAnsi="Times New Roman" w:cs="Times New Roman"/>
+                <w:sz w:val="22"/>
+                <w:szCs w:val="22"/>
+                <w:vertAlign w:val="superscript"/>
+                <w:lang w:val="en-US"/>
+              </w:rPr>
+              <w:t>2</w:t>
+            </w:r>
+            <w:r>
+              <w:rPr>
+                <w:rFonts w:ascii="Times New Roman" w:hAnsi="Times New Roman" w:cs="Times New Roman"/>
+                <w:sz w:val="22"/>
+                <w:szCs w:val="22"/>
+                <w:lang w:val="en-US"/>
+              </w:rPr>
+              <w:t> s</w:t>
+            </w:r>
+            <w:r>
+              <w:rPr>
+                <w:rFonts w:ascii="Times New Roman" w:hAnsi="Times New Roman" w:cs="Times New Roman"/>
+                <w:sz w:val="22"/>
+                <w:szCs w:val="22"/>
+                <w:vertAlign w:val="superscript"/>
+                <w:lang w:val="en-US"/>
+              </w:rPr>
+              <w:t>−1</w:t>
+            </w:r>
+          </w:p>
+        </w:tc>
+        <w:tc>
+          <w:tcPr>
+            <w:tcW w:w="774" w:type="pct"/>
+          </w:tcPr>
+          <w:p>
+            <w:pPr>
+              <w:pStyle w:val="Compact"/>
+              <w:spacing w:before="0" w:after="0" w:line="240" w:lineRule="auto"/>
+              <w:jc w:val="left"/>
+              <w:cnfStyle w:val="000000100000" w:firstRow="0" w:lastRow="0" w:firstColumn="0" w:lastColumn="0" w:oddVBand="0" w:evenVBand="0" w:oddHBand="1" w:evenHBand="0" w:firstRowFirstColumn="0" w:firstRowLastColumn="0" w:lastRowFirstColumn="0" w:lastRowLastColumn="0"/>
+              <w:rPr>
+                <w:rFonts w:ascii="Times New Roman" w:hAnsi="Times New Roman" w:cs="Times New Roman"/>
+                <w:sz w:val="22"/>
+                <w:szCs w:val="22"/>
+                <w:lang w:val="en-US"/>
+              </w:rPr>
+            </w:pPr>
+            <w:r>
+              <w:rPr>
+                <w:rFonts w:cs="Times New Roman"/>
+                <w:sz w:val="22"/>
+                <w:szCs w:val="22"/>
+                <w:lang w:val="en-US"/>
+              </w:rPr>
+              <w:fldChar w:fldCharType="begin"/>
+            </w:r>
+            <w:r>
+              <w:rPr>
+                <w:rFonts w:ascii="Times New Roman" w:hAnsi="Times New Roman" w:cs="Times New Roman"/>
+                <w:sz w:val="22"/>
+                <w:szCs w:val="22"/>
+                <w:lang w:val="en-US"/>
+              </w:rPr>
+              <w:instrText xml:space="preserve"> ADDIN ZOTERO_ITEM CSL_CITATION {"citationID":"WlQtYYIw","properties":{"unsorted":false,"formattedCitation":"\\super [47]\\nosupersub{}","plainCitation":"[47]","noteIndex":0},"citationItems":[{"id":4251,"uris":["http://zotero.org/users/16939557/items/GLJFP5WA"],"itemData":{"id":4251,"type":"book","citation-key":"Lide1991","edition":"72","publisher":"CRC Press","publisher-place":"Boca Raton","title":"CRC handbook of chemistry and physics","editor":[{"family":"Lide","given":"D. R."}],"issued":{"date-parts":[["1991"]]}}}],"schema":"https://github.com/citation-style-language/schema/raw/master/csl-citation.json"} </w:instrText>
+            </w:r>
+            <w:r>
+              <w:rPr>
+                <w:rFonts w:cs="Times New Roman"/>
+                <w:sz w:val="22"/>
+                <w:szCs w:val="22"/>
+                <w:lang w:val="en-US"/>
+              </w:rPr>
+              <w:fldChar w:fldCharType="separate"/>
+            </w:r>
+            <w:r>
+              <w:rPr>
+                <w:rFonts w:ascii="Times New Roman" w:hAnsi="Times New Roman" w:cs="Times New Roman"/>
+                <w:sz w:val="22"/>
+                <w:vertAlign w:val="superscript"/>
+              </w:rPr>
+              <w:t>[47]</w:t>
+            </w:r>
+            <w:r>
+              <w:rPr>
+                <w:rFonts w:cs="Times New Roman"/>
+                <w:sz w:val="22"/>
+                <w:szCs w:val="22"/>
+                <w:lang w:val="en-US"/>
+              </w:rPr>
+              <w:fldChar w:fldCharType="end"/>
+            </w:r>
+          </w:p>
+        </w:tc>
+      </w:tr>
+      <w:tr>
+        <w:trPr>
+          <w:cantSplit/>
+          <w:trHeight w:val="397"/>
+        </w:trPr>
+        <w:tc>
+          <w:tcPr>
+            <w:tcW w:w="2003" w:type="pct"/>
+          </w:tcPr>
+          <w:p>
+            <w:pPr>
+              <w:pStyle w:val="Compact"/>
+              <w:spacing w:before="0" w:after="0" w:line="240" w:lineRule="auto"/>
+              <w:jc w:val="left"/>
+              <w:rPr>
+                <w:rFonts w:ascii="Times New Roman" w:hAnsi="Times New Roman" w:cs="Times New Roman"/>
+                <w:sz w:val="22"/>
+                <w:szCs w:val="22"/>
+                <w:lang w:val="en-US"/>
+              </w:rPr>
+            </w:pPr>
+            <m:oMath>
+              <m:sSub>
+                <m:sSubPr>
+                  <m:ctrlPr>
+                    <w:rPr>
+                      <w:rFonts w:ascii="Cambria Math" w:hAnsi="Cambria Math" w:cs="Times New Roman"/>
+                      <w:sz w:val="22"/>
+                      <w:szCs w:val="22"/>
+                      <w:lang w:val="en-US"/>
+                    </w:rPr>
+                  </m:ctrlPr>
+                </m:sSubPr>
+                <m:e>
+                  <m:r>
+                    <m:rPr>
+                      <m:sty m:val="p"/>
+                    </m:rPr>
+                    <w:rPr>
+                      <w:rFonts w:ascii="Cambria Math" w:hAnsi="Cambria Math" w:cs="Times New Roman"/>
+                      <w:sz w:val="22"/>
+                      <w:szCs w:val="22"/>
+                      <w:lang w:val="en-US"/>
+                    </w:rPr>
+                    <m:t>O</m:t>
+                  </m:r>
+                </m:e>
+                <m:sub>
+                  <m:r>
+                    <m:rPr>
+                      <m:sty m:val="p"/>
+                    </m:rPr>
+                    <w:rPr>
+                      <w:rFonts w:ascii="Cambria Math" w:hAnsi="Cambria Math" w:cs="Times New Roman"/>
+                      <w:sz w:val="22"/>
+                      <w:szCs w:val="22"/>
+                      <w:lang w:val="en-US"/>
+                    </w:rPr>
+                    <m:t>2</m:t>
+                  </m:r>
+                </m:sub>
+              </m:sSub>
+            </m:oMath>
+            <w:r>
+              <w:rPr>
+                <w:rFonts w:ascii="Times New Roman" w:hAnsi="Times New Roman" w:cs="Times New Roman"/>
+                <w:sz w:val="22"/>
+                <w:szCs w:val="22"/>
+                <w:lang w:val="en-US"/>
+              </w:rPr>
+              <w:t xml:space="preserve"> diffusivity</w:t>
+            </w:r>
+          </w:p>
+        </w:tc>
+        <w:tc>
+          <w:tcPr>
+            <w:tcW w:w="799" w:type="pct"/>
+          </w:tcPr>
+          <w:p>
+            <w:pPr>
+              <w:pStyle w:val="Compact"/>
+              <w:spacing w:before="0" w:after="0" w:line="240" w:lineRule="auto"/>
+              <w:jc w:val="left"/>
+              <w:cnfStyle w:val="000000000000" w:firstRow="0" w:lastRow="0" w:firstColumn="0" w:lastColumn="0" w:oddVBand="0" w:evenVBand="0" w:oddHBand="0" w:evenHBand="0" w:firstRowFirstColumn="0" w:firstRowLastColumn="0" w:lastRowFirstColumn="0" w:lastRowLastColumn="0"/>
+              <w:rPr>
+                <w:rFonts w:ascii="Times New Roman" w:hAnsi="Times New Roman" w:cs="Times New Roman"/>
+                <w:sz w:val="22"/>
+                <w:szCs w:val="22"/>
+                <w:lang w:val="en-US"/>
+              </w:rPr>
+            </w:pPr>
+            <m:oMathPara>
+              <m:oMath>
+                <m:sSubSup>
+                  <m:sSubSupPr>
+                    <m:ctrlPr>
+                      <w:rPr>
+                        <w:rFonts w:ascii="Cambria Math" w:hAnsi="Cambria Math" w:cs="Times New Roman"/>
+                        <w:sz w:val="22"/>
+                        <w:szCs w:val="22"/>
+                        <w:lang w:val="en-US"/>
+                      </w:rPr>
+                    </m:ctrlPr>
+                  </m:sSubSupPr>
+                  <m:e>
+                    <m:r>
+                      <w:rPr>
+                        <w:rFonts w:ascii="Cambria Math" w:hAnsi="Cambria Math" w:cs="Times New Roman"/>
+                        <w:sz w:val="22"/>
+                        <w:szCs w:val="22"/>
+                        <w:lang w:val="en-US"/>
+                      </w:rPr>
+                      <m:t>D</m:t>
+                    </m:r>
+                  </m:e>
+                  <m:sub>
+                    <m:sSub>
+                      <m:sSubPr>
+                        <m:ctrlPr>
+                          <w:rPr>
+                            <w:rFonts w:ascii="Cambria Math" w:hAnsi="Cambria Math" w:cs="Times New Roman"/>
+                            <w:sz w:val="22"/>
+                            <w:szCs w:val="22"/>
+                            <w:lang w:val="en-US"/>
+                          </w:rPr>
+                        </m:ctrlPr>
+                      </m:sSubPr>
+                      <m:e>
+                        <m:r>
+                          <m:rPr>
+                            <m:sty m:val="p"/>
+                          </m:rPr>
+                          <w:rPr>
+                            <w:rFonts w:ascii="Cambria Math" w:hAnsi="Cambria Math" w:cs="Times New Roman"/>
+                            <w:sz w:val="22"/>
+                            <w:szCs w:val="22"/>
+                            <w:lang w:val="en-US"/>
+                          </w:rPr>
+                          <m:t>O</m:t>
+                        </m:r>
+                      </m:e>
+                      <m:sub>
+                        <m:r>
+                          <m:rPr>
+                            <m:sty m:val="p"/>
+                          </m:rPr>
+                          <w:rPr>
+                            <w:rFonts w:ascii="Cambria Math" w:hAnsi="Cambria Math" w:cs="Times New Roman"/>
+                            <w:sz w:val="22"/>
+                            <w:szCs w:val="22"/>
+                            <w:lang w:val="en-US"/>
+                          </w:rPr>
+                          <m:t>2</m:t>
+                        </m:r>
+                      </m:sub>
+                    </m:sSub>
+                  </m:sub>
+                  <m:sup>
+                    <m:r>
+                      <w:rPr>
+                        <w:rFonts w:ascii="Cambria Math" w:hAnsi="Cambria Math" w:cs="Times New Roman"/>
+                        <w:sz w:val="22"/>
+                        <w:szCs w:val="22"/>
+                        <w:lang w:val="en-US"/>
+                      </w:rPr>
+                      <m:t>0</m:t>
+                    </m:r>
+                  </m:sup>
+                </m:sSubSup>
+              </m:oMath>
+            </m:oMathPara>
+          </w:p>
+        </w:tc>
+        <w:tc>
+          <w:tcPr>
+            <w:tcW w:w="1424" w:type="pct"/>
+          </w:tcPr>
+          <w:p>
+            <w:pPr>
+              <w:pStyle w:val="Compact"/>
+              <w:spacing w:before="0" w:after="0" w:line="240" w:lineRule="auto"/>
+              <w:jc w:val="left"/>
+              <w:rPr>
+                <w:rFonts w:ascii="Times New Roman" w:hAnsi="Times New Roman" w:cs="Times New Roman"/>
+                <w:sz w:val="22"/>
+                <w:szCs w:val="22"/>
+                <w:lang w:val="en-US"/>
+              </w:rPr>
+            </w:pPr>
+            <w:r>
+              <w:rPr>
+                <w:rFonts w:ascii="Times New Roman" w:hAnsi="Times New Roman" w:cs="Times New Roman"/>
+                <w:sz w:val="22"/>
+                <w:szCs w:val="22"/>
+                <w:lang w:val="en-US"/>
+              </w:rPr>
+              <w:t>2.60 × 10</w:t>
+            </w:r>
+            <w:r>
+              <w:rPr>
+                <w:rFonts w:ascii="Times New Roman" w:hAnsi="Times New Roman" w:cs="Times New Roman"/>
+                <w:sz w:val="22"/>
+                <w:szCs w:val="22"/>
+                <w:vertAlign w:val="superscript"/>
+                <w:lang w:val="en-US"/>
+              </w:rPr>
+              <w:t>−3</w:t>
+            </w:r>
+            <w:r>
+              <w:rPr>
+                <w:rFonts w:ascii="Times New Roman" w:hAnsi="Times New Roman" w:cs="Times New Roman"/>
+                <w:sz w:val="22"/>
+                <w:szCs w:val="22"/>
+                <w:lang w:val="en-US"/>
+              </w:rPr>
+              <w:t> mm</w:t>
+            </w:r>
+            <w:r>
+              <w:rPr>
+                <w:rFonts w:ascii="Times New Roman" w:hAnsi="Times New Roman" w:cs="Times New Roman"/>
+                <w:sz w:val="22"/>
+                <w:szCs w:val="22"/>
+                <w:vertAlign w:val="superscript"/>
+                <w:lang w:val="en-US"/>
+              </w:rPr>
+              <w:t>2</w:t>
+            </w:r>
+            <w:r>
+              <w:rPr>
+                <w:rFonts w:ascii="Times New Roman" w:hAnsi="Times New Roman" w:cs="Times New Roman"/>
+                <w:sz w:val="22"/>
+                <w:szCs w:val="22"/>
+                <w:lang w:val="en-US"/>
+              </w:rPr>
+              <w:t> s</w:t>
+            </w:r>
+            <w:r>
+              <w:rPr>
+                <w:rFonts w:ascii="Times New Roman" w:hAnsi="Times New Roman" w:cs="Times New Roman"/>
+                <w:sz w:val="22"/>
+                <w:szCs w:val="22"/>
+                <w:vertAlign w:val="superscript"/>
+                <w:lang w:val="en-US"/>
+              </w:rPr>
+              <w:t>−1</w:t>
+            </w:r>
+          </w:p>
+        </w:tc>
+        <w:tc>
+          <w:tcPr>
+            <w:tcW w:w="774" w:type="pct"/>
+          </w:tcPr>
+          <w:p>
+            <w:pPr>
+              <w:pStyle w:val="Compact"/>
+              <w:spacing w:before="0" w:after="0" w:line="240" w:lineRule="auto"/>
+              <w:jc w:val="left"/>
+              <w:cnfStyle w:val="000000000000" w:firstRow="0" w:lastRow="0" w:firstColumn="0" w:lastColumn="0" w:oddVBand="0" w:evenVBand="0" w:oddHBand="0" w:evenHBand="0" w:firstRowFirstColumn="0" w:firstRowLastColumn="0" w:lastRowFirstColumn="0" w:lastRowLastColumn="0"/>
+              <w:rPr>
+                <w:rFonts w:ascii="Times New Roman" w:hAnsi="Times New Roman" w:cs="Times New Roman"/>
+                <w:sz w:val="22"/>
+                <w:szCs w:val="22"/>
+                <w:lang w:val="en-US"/>
+              </w:rPr>
+            </w:pPr>
+            <w:r>
+              <w:rPr>
+                <w:rFonts w:cs="Times New Roman"/>
+                <w:sz w:val="22"/>
+                <w:szCs w:val="22"/>
+                <w:lang w:val="en-US"/>
+              </w:rPr>
+              <w:fldChar w:fldCharType="begin"/>
+            </w:r>
+            <w:r>
+              <w:rPr>
+                <w:rFonts w:ascii="Times New Roman" w:hAnsi="Times New Roman" w:cs="Times New Roman"/>
+                <w:sz w:val="22"/>
+                <w:szCs w:val="22"/>
+                <w:lang w:val="en-US"/>
+              </w:rPr>
+              <w:instrText xml:space="preserve"> ADDIN ZOTERO_ITEM CSL_CITATION {"citationID":"m13lUIve","properties":{"unsorted":false,"formattedCitation":"\\super [48]\\nosupersub{}","plainCitation":"[48]","noteIndex":0},"citationItems":[{"id":3994,"uris":["http://zotero.org/users/16939557/items/TWITJIEX","http://zotero.org/users/16939557/items/6XPFCI3L"],"itemData":{"id":3994,"type":"article-journal","citation-key":"hanTemperatureDependenceOxygen1996","container-title":"The Journal of Physical Chemistry","DOI":"10.1021/jp952903y","ISSN":"0022-3654, 1541-5740","issue":"13","journalAbbreviation":"J. Phys. Chem.","language":"en","page":"5597-5602","source":"DOI.org (Crossref)","title":"&lt;b&gt;Temperature Dependence of Oxygen Diffusion in&lt;/b&gt; &lt;b&gt;H&lt;/b&gt; &lt;b&gt;&lt;sub&gt;2&lt;/sub&gt; &lt;/b&gt; &lt;b&gt;O and D&lt;/b&gt; &lt;b&gt;&lt;sub&gt;2&lt;/sub&gt; &lt;/b&gt; &lt;b&gt;O&lt;/b&gt;","volume":"100","author":[{"family":"Han","given":"Ping"},{"family":"Bartels","given":"David M."}],"issued":{"date-parts":[["1996",1,1]]}}}],"schema":"https://github.com/citation-style-language/schema/raw/master/csl-citation.json"} </w:instrText>
+            </w:r>
+            <w:r>
+              <w:rPr>
+                <w:rFonts w:cs="Times New Roman"/>
+                <w:sz w:val="22"/>
+                <w:szCs w:val="22"/>
+                <w:lang w:val="en-US"/>
+              </w:rPr>
+              <w:fldChar w:fldCharType="separate"/>
+            </w:r>
+            <w:r>
+              <w:rPr>
+                <w:rFonts w:ascii="Times New Roman" w:hAnsi="Times New Roman" w:cs="Times New Roman"/>
+                <w:sz w:val="22"/>
+                <w:vertAlign w:val="superscript"/>
+              </w:rPr>
+              <w:t>[48]</w:t>
+            </w:r>
+            <w:r>
+              <w:rPr>
+                <w:rFonts w:cs="Times New Roman"/>
+                <w:sz w:val="22"/>
+                <w:szCs w:val="22"/>
+                <w:lang w:val="en-US"/>
+              </w:rPr>
+              <w:fldChar w:fldCharType="end"/>
+            </w:r>
+          </w:p>
+        </w:tc>
+      </w:tr>
+      <w:tr>
+        <w:trPr>
+          <w:cantSplit/>
+          <w:cnfStyle w:val="000000100000" w:firstRow="0" w:lastRow="0" w:firstColumn="0" w:lastColumn="0" w:oddVBand="0" w:evenVBand="0" w:oddHBand="1" w:evenHBand="0" w:firstRowFirstColumn="0" w:firstRowLastColumn="0" w:lastRowFirstColumn="0" w:lastRowLastColumn="0"/>
+          <w:trHeight w:val="397"/>
+        </w:trPr>
+        <w:tc>
+          <w:tcPr>
+            <w:tcW w:w="2003" w:type="pct"/>
+          </w:tcPr>
+          <w:p>
+            <w:pPr>
+              <w:pStyle w:val="Compact"/>
+              <w:spacing w:before="0" w:after="0" w:line="240" w:lineRule="auto"/>
+              <w:ind w:firstLine="0"/>
+              <w:jc w:val="left"/>
+              <w:rPr>
+                <w:rFonts w:ascii="Times New Roman" w:hAnsi="Times New Roman" w:cs="Times New Roman"/>
+                <w:sz w:val="22"/>
+                <w:szCs w:val="22"/>
+                <w:lang w:val="en-US"/>
+              </w:rPr>
+            </w:pPr>
+            <w:r>
+              <w:rPr>
+                <w:rFonts w:ascii="Times New Roman" w:hAnsi="Times New Roman" w:cs="Times New Roman"/>
+                <w:b/>
+                <w:i/>
+                <w:iCs/>
+                <w:sz w:val="22"/>
+                <w:szCs w:val="22"/>
+                <w:lang w:val="en-US"/>
+              </w:rPr>
+              <w:t>Film properties</w:t>
+            </w:r>
+          </w:p>
+        </w:tc>
+        <w:tc>
+          <w:tcPr>
+            <w:tcW w:w="799" w:type="pct"/>
+          </w:tcPr>
+          <w:p>
+            <w:pPr>
+              <w:pStyle w:val="Compact"/>
+              <w:spacing w:before="0" w:after="0" w:line="240" w:lineRule="auto"/>
+              <w:cnfStyle w:val="000000100000" w:firstRow="0" w:lastRow="0" w:firstColumn="0" w:lastColumn="0" w:oddVBand="0" w:evenVBand="0" w:oddHBand="1" w:evenHBand="0" w:firstRowFirstColumn="0" w:firstRowLastColumn="0" w:lastRowFirstColumn="0" w:lastRowLastColumn="0"/>
+              <w:rPr>
+                <w:rFonts w:ascii="Times New Roman" w:hAnsi="Times New Roman" w:cs="Times New Roman"/>
+                <w:sz w:val="22"/>
+                <w:szCs w:val="22"/>
+                <w:lang w:val="en-US"/>
+              </w:rPr>
+            </w:pPr>
+          </w:p>
+        </w:tc>
+        <w:tc>
+          <w:tcPr>
+            <w:tcW w:w="1424" w:type="pct"/>
+          </w:tcPr>
+          <w:p>
+            <w:pPr>
+              <w:pStyle w:val="Compact"/>
+              <w:spacing w:before="0" w:after="0" w:line="240" w:lineRule="auto"/>
+              <w:rPr>
+                <w:rFonts w:ascii="Times New Roman" w:hAnsi="Times New Roman" w:cs="Times New Roman"/>
+                <w:sz w:val="22"/>
+                <w:szCs w:val="22"/>
+                <w:lang w:val="en-US"/>
+              </w:rPr>
+            </w:pPr>
+          </w:p>
+        </w:tc>
+        <w:tc>
+          <w:tcPr>
+            <w:tcW w:w="774" w:type="pct"/>
+          </w:tcPr>
+          <w:p>
+            <w:pPr>
+              <w:pStyle w:val="Compact"/>
+              <w:spacing w:before="0" w:after="0" w:line="240" w:lineRule="auto"/>
+              <w:cnfStyle w:val="000000100000" w:firstRow="0" w:lastRow="0" w:firstColumn="0" w:lastColumn="0" w:oddVBand="0" w:evenVBand="0" w:oddHBand="1" w:evenHBand="0" w:firstRowFirstColumn="0" w:firstRowLastColumn="0" w:lastRowFirstColumn="0" w:lastRowLastColumn="0"/>
+              <w:rPr>
+                <w:rFonts w:ascii="Times New Roman" w:hAnsi="Times New Roman" w:cs="Times New Roman"/>
+                <w:sz w:val="22"/>
+                <w:szCs w:val="22"/>
+                <w:lang w:val="en-US"/>
+              </w:rPr>
+            </w:pPr>
+          </w:p>
+        </w:tc>
+      </w:tr>
+      <w:tr>
+        <w:trPr>
+          <w:cantSplit/>
+          <w:trHeight w:val="397"/>
+        </w:trPr>
+        <w:tc>
+          <w:tcPr>
+            <w:tcW w:w="2003" w:type="pct"/>
+          </w:tcPr>
+          <w:p>
+            <w:pPr>
+              <w:pStyle w:val="Compact"/>
+              <w:spacing w:before="0" w:after="0" w:line="240" w:lineRule="auto"/>
+              <w:jc w:val="left"/>
+              <w:rPr>
+                <w:rFonts w:ascii="Times New Roman" w:hAnsi="Times New Roman" w:cs="Times New Roman"/>
+                <w:sz w:val="22"/>
+                <w:szCs w:val="22"/>
+                <w:lang w:val="en-US"/>
+              </w:rPr>
+            </w:pPr>
+            <w:r>
+              <w:rPr>
+                <w:rFonts w:ascii="Times New Roman" w:hAnsi="Times New Roman" w:cs="Times New Roman"/>
+                <w:sz w:val="22"/>
+                <w:szCs w:val="22"/>
+                <w:lang w:val="en-US"/>
+              </w:rPr>
+              <w:t>Film density</w:t>
+            </w:r>
+          </w:p>
+        </w:tc>
+        <w:tc>
+          <w:tcPr>
+            <w:tcW w:w="799" w:type="pct"/>
+          </w:tcPr>
+          <w:p>
+            <w:pPr>
+              <w:pStyle w:val="Compact"/>
+              <w:spacing w:before="0" w:after="0" w:line="240" w:lineRule="auto"/>
+              <w:jc w:val="left"/>
+              <w:cnfStyle w:val="000000000000" w:firstRow="0" w:lastRow="0" w:firstColumn="0" w:lastColumn="0" w:oddVBand="0" w:evenVBand="0" w:oddHBand="0" w:evenHBand="0" w:firstRowFirstColumn="0" w:firstRowLastColumn="0" w:lastRowFirstColumn="0" w:lastRowLastColumn="0"/>
+              <w:rPr>
+                <w:rFonts w:ascii="Times New Roman" w:hAnsi="Times New Roman" w:cs="Times New Roman"/>
+                <w:sz w:val="22"/>
+                <w:szCs w:val="22"/>
+                <w:lang w:val="en-US"/>
+              </w:rPr>
+            </w:pPr>
+            <m:oMathPara>
+              <m:oMath>
+                <m:sSub>
+                  <m:sSubPr>
+                    <m:ctrlPr>
+                      <w:rPr>
+                        <w:rFonts w:ascii="Cambria Math" w:hAnsi="Cambria Math" w:cs="Times New Roman"/>
+                        <w:sz w:val="22"/>
+                        <w:szCs w:val="22"/>
+                        <w:lang w:val="en-US"/>
+                      </w:rPr>
+                    </m:ctrlPr>
+                  </m:sSubPr>
+                  <m:e>
+                    <m:r>
+                      <w:rPr>
+                        <w:rFonts w:ascii="Cambria Math" w:hAnsi="Cambria Math" w:cs="Times New Roman"/>
+                        <w:sz w:val="22"/>
+                        <w:szCs w:val="22"/>
+                        <w:lang w:val="en-US"/>
+                      </w:rPr>
+                      <m:t>ρ</m:t>
+                    </m:r>
+                  </m:e>
+                  <m:sub>
+                    <m:r>
+                      <m:rPr>
+                        <m:nor/>
+                      </m:rPr>
+                      <w:rPr>
+                        <w:rFonts w:ascii="Times New Roman" w:hAnsi="Times New Roman" w:cs="Times New Roman"/>
+                        <w:sz w:val="22"/>
+                        <w:szCs w:val="22"/>
+                        <w:lang w:val="en-US"/>
+                      </w:rPr>
+                      <m:t>film</m:t>
+                    </m:r>
+                  </m:sub>
+                </m:sSub>
+              </m:oMath>
+            </m:oMathPara>
+          </w:p>
+        </w:tc>
+        <w:tc>
+          <w:tcPr>
+            <w:tcW w:w="1424" w:type="pct"/>
+          </w:tcPr>
+          <w:p>
+            <w:pPr>
+              <w:pStyle w:val="Compact"/>
+              <w:spacing w:before="0" w:after="0" w:line="240" w:lineRule="auto"/>
+              <w:jc w:val="left"/>
+              <w:rPr>
+                <w:rFonts w:ascii="Times New Roman" w:hAnsi="Times New Roman" w:cs="Times New Roman"/>
+                <w:sz w:val="22"/>
+                <w:szCs w:val="22"/>
+                <w:lang w:val="en-US"/>
+              </w:rPr>
+            </w:pPr>
+            <w:r>
+              <w:rPr>
+                <w:rFonts w:ascii="Times New Roman" w:hAnsi="Times New Roman" w:cs="Times New Roman"/>
+                <w:sz w:val="22"/>
+                <w:szCs w:val="22"/>
+                <w:lang w:val="en-US"/>
+              </w:rPr>
+              <w:t>5.606 g cm</w:t>
+            </w:r>
+            <w:r>
+              <w:rPr>
+                <w:rFonts w:ascii="Times New Roman" w:hAnsi="Times New Roman" w:cs="Times New Roman"/>
+                <w:sz w:val="22"/>
+                <w:szCs w:val="22"/>
+                <w:vertAlign w:val="superscript"/>
+                <w:lang w:val="en-US"/>
+              </w:rPr>
+              <w:t>−3</w:t>
+            </w:r>
+          </w:p>
+        </w:tc>
+        <w:tc>
+          <w:tcPr>
+            <w:tcW w:w="774" w:type="pct"/>
+          </w:tcPr>
+          <w:p>
+            <w:pPr>
+              <w:pStyle w:val="Compact"/>
+              <w:spacing w:before="0" w:after="0" w:line="240" w:lineRule="auto"/>
+              <w:jc w:val="left"/>
+              <w:cnfStyle w:val="000000000000" w:firstRow="0" w:lastRow="0" w:firstColumn="0" w:lastColumn="0" w:oddVBand="0" w:evenVBand="0" w:oddHBand="0" w:evenHBand="0" w:firstRowFirstColumn="0" w:firstRowLastColumn="0" w:lastRowFirstColumn="0" w:lastRowLastColumn="0"/>
+              <w:rPr>
+                <w:rFonts w:ascii="Times New Roman" w:hAnsi="Times New Roman" w:cs="Times New Roman"/>
+                <w:sz w:val="22"/>
+                <w:szCs w:val="22"/>
+                <w:lang w:val="en-US"/>
+              </w:rPr>
+            </w:pPr>
+            <w:r>
+              <w:rPr>
+                <w:rFonts w:cs="Times New Roman"/>
+                <w:sz w:val="22"/>
+                <w:szCs w:val="22"/>
+                <w:lang w:val="en-US"/>
+              </w:rPr>
+              <w:fldChar w:fldCharType="begin"/>
+            </w:r>
+            <w:r>
+              <w:rPr>
+                <w:rFonts w:ascii="Times New Roman" w:hAnsi="Times New Roman" w:cs="Times New Roman"/>
+                <w:sz w:val="22"/>
+                <w:szCs w:val="22"/>
+                <w:lang w:val="en-US"/>
+              </w:rPr>
+              <w:instrText xml:space="preserve"> ADDIN ZOTERO_ITEM CSL_CITATION {"citationID":"AFJiXUVg","properties":{"unsorted":false,"formattedCitation":"\\super [47]\\nosupersub{}","plainCitation":"[47]","noteIndex":0},"citationItems":[{"id":4251,"uris":["http://zotero.org/users/16939557/items/GLJFP5WA"],"itemData":{"id":4251,"type":"book","citation-key":"Lide1991","edition":"72","publisher":"CRC Press","publisher-place":"Boca Raton","title":"CRC handbook of chemistry and physics","editor":[{"family":"Lide","given":"D. R."}],"issued":{"date-parts":[["1991"]]}}}],"schema":"https://github.com/citation-style-language/schema/raw/master/csl-citation.json"} </w:instrText>
+            </w:r>
+            <w:r>
+              <w:rPr>
+                <w:rFonts w:cs="Times New Roman"/>
+                <w:sz w:val="22"/>
+                <w:szCs w:val="22"/>
+                <w:lang w:val="en-US"/>
+              </w:rPr>
+              <w:fldChar w:fldCharType="separate"/>
+            </w:r>
+            <w:r>
+              <w:rPr>
+                <w:rFonts w:ascii="Times New Roman" w:hAnsi="Times New Roman" w:cs="Times New Roman"/>
+                <w:sz w:val="22"/>
+                <w:vertAlign w:val="superscript"/>
+              </w:rPr>
+              <w:t>[47]</w:t>
+            </w:r>
+            <w:r>
+              <w:rPr>
+                <w:rFonts w:cs="Times New Roman"/>
+                <w:sz w:val="22"/>
+                <w:szCs w:val="22"/>
+                <w:lang w:val="en-US"/>
+              </w:rPr>
+              <w:fldChar w:fldCharType="end"/>
+            </w:r>
+          </w:p>
+        </w:tc>
+      </w:tr>
+      <w:tr>
+        <w:trPr>
+          <w:cantSplit/>
+          <w:cnfStyle w:val="000000100000" w:firstRow="0" w:lastRow="0" w:firstColumn="0" w:lastColumn="0" w:oddVBand="0" w:evenVBand="0" w:oddHBand="1" w:evenHBand="0" w:firstRowFirstColumn="0" w:firstRowLastColumn="0" w:lastRowFirstColumn="0" w:lastRowLastColumn="0"/>
+          <w:trHeight w:val="397"/>
+        </w:trPr>
+        <w:tc>
+          <w:tcPr>
+            <w:tcW w:w="2003" w:type="pct"/>
+          </w:tcPr>
+          <w:p>
+            <w:pPr>
+              <w:pStyle w:val="Compact"/>
+              <w:spacing w:before="0" w:after="0" w:line="240" w:lineRule="auto"/>
+              <w:jc w:val="left"/>
+              <w:rPr>
+                <w:rFonts w:ascii="Times New Roman" w:hAnsi="Times New Roman" w:cs="Times New Roman"/>
+                <w:sz w:val="22"/>
+                <w:szCs w:val="22"/>
+                <w:lang w:val="en-US"/>
+              </w:rPr>
+            </w:pPr>
+            <w:r>
+              <w:rPr>
+                <w:rFonts w:ascii="Times New Roman" w:hAnsi="Times New Roman" w:cs="Times New Roman"/>
+                <w:sz w:val="22"/>
+                <w:szCs w:val="22"/>
+                <w:lang w:val="en-US"/>
+              </w:rPr>
+              <w:t>Film porosity</w:t>
+            </w:r>
+          </w:p>
+        </w:tc>
+        <w:tc>
+          <w:tcPr>
+            <w:tcW w:w="799" w:type="pct"/>
+          </w:tcPr>
+          <w:p>
+            <w:pPr>
+              <w:pStyle w:val="Compact"/>
+              <w:spacing w:before="0" w:after="0" w:line="240" w:lineRule="auto"/>
+              <w:jc w:val="left"/>
+              <w:cnfStyle w:val="000000100000" w:firstRow="0" w:lastRow="0" w:firstColumn="0" w:lastColumn="0" w:oddVBand="0" w:evenVBand="0" w:oddHBand="1" w:evenHBand="0" w:firstRowFirstColumn="0" w:firstRowLastColumn="0" w:lastRowFirstColumn="0" w:lastRowLastColumn="0"/>
+              <w:rPr>
+                <w:rFonts w:ascii="Times New Roman" w:hAnsi="Times New Roman" w:cs="Times New Roman"/>
+                <w:sz w:val="22"/>
+                <w:szCs w:val="22"/>
+                <w:lang w:val="en-US"/>
+              </w:rPr>
+            </w:pPr>
+            <m:oMathPara>
+              <m:oMath>
+                <m:r>
+                  <w:rPr>
+                    <w:rFonts w:ascii="Cambria Math" w:hAnsi="Cambria Math" w:cs="Times New Roman"/>
+                    <w:sz w:val="22"/>
+                    <w:szCs w:val="22"/>
+                    <w:lang w:val="en-US"/>
+                  </w:rPr>
+                  <m:t>ε</m:t>
+                </m:r>
+              </m:oMath>
+            </m:oMathPara>
+          </w:p>
+        </w:tc>
+        <w:tc>
+          <w:tcPr>
+            <w:tcW w:w="1424" w:type="pct"/>
+          </w:tcPr>
+          <w:p>
+            <w:pPr>
+              <w:pStyle w:val="Compact"/>
+              <w:spacing w:before="0" w:after="0" w:line="240" w:lineRule="auto"/>
+              <w:jc w:val="left"/>
+              <w:rPr>
+                <w:rFonts w:ascii="Times New Roman" w:hAnsi="Times New Roman" w:cs="Times New Roman"/>
+                <w:sz w:val="22"/>
+                <w:szCs w:val="22"/>
+                <w:lang w:val="en-US"/>
+              </w:rPr>
+            </w:pPr>
+            <w:r>
+              <w:rPr>
+                <w:rFonts w:ascii="Times New Roman" w:hAnsi="Times New Roman" w:cs="Times New Roman"/>
+                <w:sz w:val="22"/>
+                <w:szCs w:val="22"/>
+                <w:lang w:val="en-US"/>
+              </w:rPr>
+              <w:t>0.25</w:t>
+            </w:r>
+          </w:p>
+        </w:tc>
+        <w:tc>
+          <w:tcPr>
+            <w:tcW w:w="774" w:type="pct"/>
+          </w:tcPr>
+          <w:p>
+            <w:pPr>
+              <w:pStyle w:val="Compact"/>
+              <w:spacing w:before="0" w:after="0" w:line="240" w:lineRule="auto"/>
+              <w:jc w:val="left"/>
+              <w:cnfStyle w:val="000000100000" w:firstRow="0" w:lastRow="0" w:firstColumn="0" w:lastColumn="0" w:oddVBand="0" w:evenVBand="0" w:oddHBand="1" w:evenHBand="0" w:firstRowFirstColumn="0" w:firstRowLastColumn="0" w:lastRowFirstColumn="0" w:lastRowLastColumn="0"/>
+              <w:rPr>
+                <w:rFonts w:ascii="Times New Roman" w:hAnsi="Times New Roman" w:cs="Times New Roman"/>
+                <w:sz w:val="22"/>
+                <w:szCs w:val="22"/>
+                <w:lang w:val="en-US"/>
+              </w:rPr>
+            </w:pPr>
+            <w:r>
+              <w:rPr>
+                <w:rFonts w:cs="Times New Roman"/>
+                <w:sz w:val="22"/>
+                <w:szCs w:val="22"/>
+                <w:lang w:val="en-US"/>
+              </w:rPr>
+              <w:fldChar w:fldCharType="begin"/>
+            </w:r>
+            <w:r>
+              <w:rPr>
+                <w:rFonts w:ascii="Times New Roman" w:hAnsi="Times New Roman" w:cs="Times New Roman"/>
+                <w:sz w:val="22"/>
+                <w:szCs w:val="22"/>
+                <w:lang w:val="en-US"/>
+              </w:rPr>
+              <w:instrText xml:space="preserve"> ADDIN ZOTERO_ITEM CSL_CITATION {"citationID":"oOAQfSGY","properties":{"unsorted":false,"formattedCitation":"\\super [49]\\nosupersub{}","plainCitation":"[49]","noteIndex":0},"citationItems":[{"id":4093,"uris":["http://zotero.org/users/16939557/items/UL4PDBDZ"],"itemData":{"id":4093,"type":"article-journal","abstract":"Porous films of metals and metal oxides exhibit larger surface areas and higher reactivities than those of dense films. Therefore, they have gained growing attention as potential materials for use in various applications. This study reports the use of a modified direct current magnetron sputtering method to form porous Zn-ZnO composite films, wherein a subsequent wet post-oxidation process is employed to fabricate pure porous ZnO films. The porous Zn-ZnO composite films were initially formed in clusters, and evaluation of their resulting properties allowed the optimal conditions to be determined. An oxygen ratio of 0.3% in the argon gas flow resulted in the best porosity, while a process pressure of 14 mTorr was optimal. Following deposition, porous ZnO films were obtained through rapid thermal annealing in the presence of water vapor, and the properties and porosities of the obtained films were analyzed. An oxidation temperature of 500 °C was optimal, with an oxidation time of 5 min giving a pure ZnO film with 26% porosity. Due to the fact that the films produced using this method are highly reliable, they could be employed in applications that require large specific surface areas, such as sensors, supercapacitors, and batteries.","citation-key":"parkFabricationHighlyPorous2021","container-title":"Materials","DOI":"10.3390/ma14206112","ISSN":"1996-1944","issue":"20","journalAbbreviation":"Materials","language":"en","page":"6112","source":"DOI.org (Crossref)","title":"Fabrication of Highly Porous and Pure Zinc Oxide Films Using Modified DC Magnetron Sputtering and Post-Oxidation","volume":"14","author":[{"family":"Park","given":"Se-Yong"},{"family":"Rho","given":"Soon-Ho"},{"family":"Lee","given":"Hwan-Seok"},{"family":"Kim","given":"Kyoung-Min"},{"family":"Lee","given":"Hee-Chul"}],"issued":{"date-parts":[["2021",10,15]]}}}],"schema":"https://github.com/citation-style-language/schema/raw/master/csl-citation.json"} </w:instrText>
+            </w:r>
+            <w:r>
+              <w:rPr>
+                <w:rFonts w:cs="Times New Roman"/>
+                <w:sz w:val="22"/>
+                <w:szCs w:val="22"/>
+                <w:lang w:val="en-US"/>
+              </w:rPr>
+              <w:fldChar w:fldCharType="separate"/>
+            </w:r>
+            <w:r>
+              <w:rPr>
+                <w:rFonts w:ascii="Times New Roman" w:hAnsi="Times New Roman" w:cs="Times New Roman"/>
+                <w:sz w:val="22"/>
+                <w:vertAlign w:val="superscript"/>
+              </w:rPr>
+              <w:t>[49]</w:t>
+            </w:r>
+            <w:r>
+              <w:rPr>
+                <w:rFonts w:cs="Times New Roman"/>
+                <w:sz w:val="22"/>
+                <w:szCs w:val="22"/>
+                <w:lang w:val="en-US"/>
+              </w:rPr>
+              <w:fldChar w:fldCharType="end"/>
+            </w:r>
+          </w:p>
+        </w:tc>
+      </w:tr>
+      <w:tr>
+        <w:trPr>
+          <w:cantSplit/>
+          <w:trHeight w:val="397"/>
+        </w:trPr>
+        <w:tc>
+          <w:tcPr>
+            <w:tcW w:w="2003" w:type="pct"/>
+          </w:tcPr>
+          <w:p>
+            <w:pPr>
+              <w:pStyle w:val="Compact"/>
+              <w:spacing w:before="0" w:after="0"/>
+              <w:jc w:val="left"/>
+              <w:rPr>
+                <w:rFonts w:ascii="Times New Roman" w:hAnsi="Times New Roman" w:cs="Times New Roman"/>
+                <w:sz w:val="22"/>
+                <w:szCs w:val="22"/>
+                <w:lang w:val="en-US"/>
+              </w:rPr>
+            </w:pPr>
+            <w:r>
+              <w:rPr>
+                <w:rFonts w:ascii="Times New Roman" w:hAnsi="Times New Roman" w:cs="Times New Roman"/>
+                <w:sz w:val="22"/>
+                <w:szCs w:val="22"/>
+                <w:lang w:val="en-US"/>
+              </w:rPr>
+              <w:t>Film tortuosity</w:t>
+            </w:r>
+          </w:p>
+          <w:p>
+            <w:pPr>
+              <w:pStyle w:val="Compact"/>
+              <w:spacing w:before="0" w:after="0"/>
+              <w:jc w:val="left"/>
+              <w:rPr>
+                <w:rFonts w:ascii="Times New Roman" w:hAnsi="Times New Roman" w:cs="Times New Roman"/>
+                <w:sz w:val="22"/>
+                <w:szCs w:val="22"/>
+                <w:lang w:val="en-US"/>
+              </w:rPr>
+            </w:pPr>
+            <w:r>
+              <w:rPr>
+                <w:rFonts w:ascii="Times New Roman" w:hAnsi="Times New Roman" w:cs="Times New Roman"/>
+                <w:sz w:val="22"/>
+                <w:szCs w:val="22"/>
+                <w:lang w:val="en-US"/>
+              </w:rPr>
+              <w:t>Film molar mass</w:t>
+            </w:r>
+          </w:p>
+        </w:tc>
+        <w:tc>
+          <w:tcPr>
+            <w:tcW w:w="799" w:type="pct"/>
+          </w:tcPr>
+          <w:p>
+            <w:pPr>
+              <w:pStyle w:val="Compact"/>
+              <w:spacing w:before="0" w:after="0"/>
+              <w:jc w:val="left"/>
+              <w:cnfStyle w:val="000000000000" w:firstRow="0" w:lastRow="0" w:firstColumn="0" w:lastColumn="0" w:oddVBand="0" w:evenVBand="0" w:oddHBand="0" w:evenHBand="0" w:firstRowFirstColumn="0" w:firstRowLastColumn="0" w:lastRowFirstColumn="0" w:lastRowLastColumn="0"/>
+              <w:rPr>
+                <w:rFonts w:ascii="Times New Roman" w:hAnsi="Times New Roman" w:cs="Times New Roman"/>
+                <w:sz w:val="22"/>
+                <w:szCs w:val="22"/>
+                <w:lang w:val="en-US"/>
+              </w:rPr>
+            </w:pPr>
+            <m:oMathPara>
+              <m:oMath>
+                <m:r>
+                  <w:rPr>
+                    <w:rFonts w:ascii="Cambria Math" w:hAnsi="Cambria Math" w:cs="Times New Roman"/>
+                    <w:sz w:val="22"/>
+                    <w:szCs w:val="22"/>
+                    <w:lang w:val="en-US"/>
+                  </w:rPr>
+                  <m:t>τ</m:t>
+                </m:r>
+              </m:oMath>
+            </m:oMathPara>
+          </w:p>
+          <w:p>
+            <w:pPr>
+              <w:pStyle w:val="Compact"/>
+              <w:spacing w:before="0" w:after="0"/>
+              <w:jc w:val="left"/>
+              <w:cnfStyle w:val="000000000000" w:firstRow="0" w:lastRow="0" w:firstColumn="0" w:lastColumn="0" w:oddVBand="0" w:evenVBand="0" w:oddHBand="0" w:evenHBand="0" w:firstRowFirstColumn="0" w:firstRowLastColumn="0" w:lastRowFirstColumn="0" w:lastRowLastColumn="0"/>
+              <w:rPr>
+                <w:rFonts w:ascii="Times New Roman" w:hAnsi="Times New Roman" w:cs="Times New Roman"/>
+                <w:sz w:val="22"/>
+                <w:szCs w:val="22"/>
+                <w:lang w:val="en-US"/>
+              </w:rPr>
+            </w:pPr>
+            <m:oMathPara>
+              <m:oMath>
+                <m:sSub>
+                  <m:sSubPr>
+                    <m:ctrlPr>
+                      <w:rPr>
+                        <w:rFonts w:ascii="Cambria Math" w:hAnsi="Cambria Math" w:cs="Times New Roman"/>
+                        <w:sz w:val="22"/>
+                        <w:szCs w:val="22"/>
+                        <w:lang w:val="en-US"/>
+                      </w:rPr>
+                    </m:ctrlPr>
+                  </m:sSubPr>
+                  <m:e>
+                    <m:r>
+                      <w:rPr>
+                        <w:rFonts w:ascii="Cambria Math" w:hAnsi="Cambria Math" w:cs="Times New Roman"/>
+                        <w:sz w:val="22"/>
+                        <w:szCs w:val="22"/>
+                        <w:lang w:val="en-US"/>
+                      </w:rPr>
+                      <m:t>M</m:t>
+                    </m:r>
+                  </m:e>
+                  <m:sub>
+                    <m:r>
+                      <w:rPr>
+                        <w:rFonts w:ascii="Cambria Math" w:hAnsi="Cambria Math" w:cs="Times New Roman"/>
+                        <w:sz w:val="22"/>
+                        <w:szCs w:val="22"/>
+                        <w:lang w:val="en-US"/>
+                      </w:rPr>
+                      <m:t>film</m:t>
+                    </m:r>
+                  </m:sub>
+                </m:sSub>
+              </m:oMath>
+            </m:oMathPara>
+          </w:p>
+        </w:tc>
+        <w:tc>
+          <w:tcPr>
+            <w:tcW w:w="1424" w:type="pct"/>
+          </w:tcPr>
+          <w:p>
+            <w:pPr>
+              <w:pStyle w:val="Compact"/>
+              <w:spacing w:before="0" w:after="0"/>
+              <w:jc w:val="left"/>
+              <w:rPr>
+                <w:rFonts w:ascii="Times New Roman" w:hAnsi="Times New Roman" w:cs="Times New Roman"/>
+                <w:sz w:val="22"/>
+                <w:szCs w:val="22"/>
+                <w:lang w:val="en-US"/>
+              </w:rPr>
+            </w:pPr>
+            <w:r>
+              <w:rPr>
+                <w:rFonts w:ascii="Times New Roman" w:hAnsi="Times New Roman" w:cs="Times New Roman"/>
+                <w:sz w:val="22"/>
+                <w:szCs w:val="22"/>
+                <w:lang w:val="en-US"/>
+              </w:rPr>
+              <w:t>2.00</w:t>
+            </w:r>
+          </w:p>
+          <w:p>
+            <w:pPr>
+              <w:pStyle w:val="Compact"/>
+              <w:spacing w:before="0" w:after="0"/>
+              <w:jc w:val="left"/>
+              <w:rPr>
+                <w:rFonts w:ascii="Times New Roman" w:hAnsi="Times New Roman" w:cs="Times New Roman"/>
+                <w:sz w:val="22"/>
+                <w:szCs w:val="22"/>
+                <w:lang w:val="en-US"/>
+              </w:rPr>
+            </w:pPr>
+            <w:r>
+              <w:rPr>
+                <w:rFonts w:ascii="Times New Roman" w:hAnsi="Times New Roman" w:cs="Times New Roman"/>
+                <w:sz w:val="22"/>
+                <w:szCs w:val="22"/>
+                <w:lang w:val="en-US"/>
+              </w:rPr>
+              <w:t>81.38 g mol−1</w:t>
+            </w:r>
+          </w:p>
+        </w:tc>
+        <w:tc>
+          <w:tcPr>
+            <w:tcW w:w="774" w:type="pct"/>
+          </w:tcPr>
+          <w:p>
+            <w:pPr>
+              <w:pStyle w:val="Compact"/>
+              <w:spacing w:before="0" w:after="0"/>
+              <w:jc w:val="left"/>
+              <w:cnfStyle w:val="000000000000" w:firstRow="0" w:lastRow="0" w:firstColumn="0" w:lastColumn="0" w:oddVBand="0" w:evenVBand="0" w:oddHBand="0" w:evenHBand="0" w:firstRowFirstColumn="0" w:firstRowLastColumn="0" w:lastRowFirstColumn="0" w:lastRowLastColumn="0"/>
+              <w:rPr>
+                <w:rFonts w:ascii="Times New Roman" w:hAnsi="Times New Roman" w:cs="Times New Roman"/>
+                <w:sz w:val="22"/>
+                <w:vertAlign w:val="superscript"/>
+                <w:lang w:val="en-US"/>
+              </w:rPr>
+            </w:pPr>
+            <w:r>
+              <w:rPr>
+                <w:rFonts w:cs="Times New Roman"/>
+                <w:sz w:val="22"/>
+                <w:vertAlign w:val="superscript"/>
+                <w:lang w:val="en-US"/>
+              </w:rPr>
+              <w:fldChar w:fldCharType="begin"/>
+            </w:r>
+            <w:r>
+              <w:rPr>
+                <w:rFonts w:ascii="Times New Roman" w:hAnsi="Times New Roman" w:cs="Times New Roman"/>
+                <w:sz w:val="22"/>
+                <w:vertAlign w:val="superscript"/>
+                <w:lang w:val="en-US"/>
+              </w:rPr>
+              <w:instrText xml:space="preserve"> ADDIN ZOTERO_ITEM CSL_CITATION {"citationID":"Au8QZnxE","properties":{"unsorted":false,"formattedCitation":"\\super [50]\\nosupersub{}","plainCitation":"[50]","noteIndex":0},"citationItems":[{"id":3991,"uris":["http://zotero.org/users/16939557/items/PJ5WSM85"],"itemData":{"id":3991,"type":"chapter","abstract":"Abstract\n            \n              It is generally assumed that transport resistance in porous media, which can also be expressed as tortuosity, correlates somehow with the pore volume fraction. Hence, mathematical expressions such as the Bruggeman relation (i.e.,\n              τ\n              2\n               = \n              ε\n              −1/2\n              ) are often used to describe tortuosity (\n              τ\n              )—porosity (\n              ε\n              ) relationships in porous materials. In this chapter, the validity of such mathematical expressions is critically evaluated based on empirical data from literature. More than 2200 datapoints (i.e.,\n              τ\n              –\n              ε\n              couples) are collected from 69 studies on porous media transport. When the empirical data is analysed separately for different material types (e.g., for battery electrodes, SOFC electrodes, sandstones, packed spheres etc.), the resulting\n              τ\n              versus\n              ε\n              —plots do not show clear trend lines, that could be expressed with a mathematical expression. Instead, the datapoints for different materials show strongly scattered distributions in rather ill-defined ‘characteristic’ fields. Overall, those characteristic fields are strongly overlapping, which means that the\n              τ\n              –\n              ε\n              characteristics of different materials cannot be separated clearly. When the empirical data is analysed for different tortuosity types, a much more consistent pattern becomes apparent. Hence, the observed\n              τ\n              −\n              ε\n              pattern indicates that the measured tortuosity values strongly depend on the involved type of tortuosity. A relative order of measured tortuosity values then becomes apparent. For example, the values observed for direct geometric and mixed tortuosities are concentrated in a relatively narrow band close to the Bruggeman trend line, with values that are typically &lt; 2. In contrast, indirect tortuosities show higher values, and they scatter over a much larger range. Based on the analysis of empirical data, a detailed pattern with a very consistent relative order among the different tortuosity types can be established. The main conclusion from this chapter is thus that the tortuosity value that is measured for a specific material, is much more dependent on the type of tortuosity than it is dependent on the material and its microstructure. The empirical data also illustrates that tortuosity is not strictly bound to porosity. As the pore volume decreases, the more scattering of tortuosity values can be observed. Consequently, any mathematical expression that aims to provide a generalized description of\n              τ\n              −\n              ε\n              relationships in porous media must be questioned. A short section is thus provided with a discussion of the limitations of such mathematical expressions for\n              τ\n              −\n              ε\n              relationships. This discussion also includes a description of the rare and special cases, for which the use of such mathematical expressions can be justified.","citation-key":"holzerTortuosityPorosityRelationshipsReview2023","container-title":"Tortuosity and Microstructure Effects in Porous Media","DOI":"10.1007/978-3-031-30477-4_3","ISBN":"978-3-031-30476-7","language":"en","note":"collection-title: Springer Series in Materials Science","page":"51-89","publisher":"Springer International Publishing","publisher-place":"Cham","source":"DOI.org (Crossref)","title":"Tortuosity-Porosity Relationships: Review of Empirical Data from Literature","title-short":"Tortuosity-Porosity Relationships","URL":"https://link.springer.com/10.1007/978-3-031-30477-4_3","volume":"333","container-author":[{"family":"Holzer","given":"Lorenz"},{"family":"Marmet","given":"Philip"},{"family":"Fingerle","given":"Mathias"},{"family":"Wiegmann","given":"Andreas"},{"family":"Neumann","given":"Matthias"},{"family":"Schmidt","given":"Volker"}],"author":[{"family":"Holzer","given":"Lorenz"},{"family":"Marmet","given":"Philip"},{"family":"Fingerle","given":"Mathias"},{"family":"Wiegmann","given":"Andreas"},{"family":"Neumann","given":"Matthias"},{"family":"Schmidt","given":"Volker"}],"accessed":{"date-parts":[["2026",3,12]]},"issued":{"date-parts":[["2023"]]}}}],"schema":"https://github.com/citation-style-language/schema/raw/master/csl-citation.json"} </w:instrText>
+            </w:r>
+            <w:r>
+              <w:rPr>
+                <w:rFonts w:cs="Times New Roman"/>
+                <w:sz w:val="22"/>
+                <w:vertAlign w:val="superscript"/>
+                <w:lang w:val="en-US"/>
+              </w:rPr>
+              <w:fldChar w:fldCharType="separate"/>
+            </w:r>
+            <w:r>
+              <w:rPr>
+                <w:rFonts w:ascii="Times New Roman" w:hAnsi="Times New Roman" w:cs="Times New Roman"/>
+                <w:sz w:val="22"/>
+                <w:vertAlign w:val="superscript"/>
+              </w:rPr>
+              <w:t>[50]</w:t>
+            </w:r>
+            <w:r>
+              <w:rPr>
+                <w:rFonts w:cs="Times New Roman"/>
+                <w:sz w:val="22"/>
+                <w:vertAlign w:val="superscript"/>
+                <w:lang w:val="en-US"/>
+              </w:rPr>
+              <w:fldChar w:fldCharType="end"/>
+            </w:r>
+          </w:p>
+          <w:p>
+            <w:pPr>
+              <w:pStyle w:val="Compact"/>
+              <w:spacing w:before="0" w:after="0"/>
+              <w:jc w:val="left"/>
+              <w:cnfStyle w:val="000000000000" w:firstRow="0" w:lastRow="0" w:firstColumn="0" w:lastColumn="0" w:oddVBand="0" w:evenVBand="0" w:oddHBand="0" w:evenHBand="0" w:firstRowFirstColumn="0" w:firstRowLastColumn="0" w:lastRowFirstColumn="0" w:lastRowLastColumn="0"/>
+              <w:rPr>
+                <w:rFonts w:ascii="Times New Roman" w:hAnsi="Times New Roman" w:cs="Times New Roman"/>
+                <w:sz w:val="22"/>
+                <w:vertAlign w:val="superscript"/>
+                <w:lang w:val="en-US"/>
+              </w:rPr>
+            </w:pPr>
+            <w:r>
+              <w:rPr>
+                <w:rFonts w:cs="Times New Roman"/>
+                <w:sz w:val="22"/>
+                <w:szCs w:val="22"/>
+                <w:lang w:val="en-US"/>
+              </w:rPr>
+              <w:fldChar w:fldCharType="begin"/>
+            </w:r>
+            <w:r>
+              <w:rPr>
+                <w:rFonts w:ascii="Times New Roman" w:hAnsi="Times New Roman" w:cs="Times New Roman"/>
+                <w:sz w:val="22"/>
+                <w:szCs w:val="22"/>
+                <w:lang w:val="en-US"/>
+              </w:rPr>
+              <w:instrText xml:space="preserve"> ADDIN ZOTERO_ITEM CSL_CITATION {"citationID":"9qIzsxfq","properties":{"unsorted":false,"formattedCitation":"\\super [46]\\nosupersub{}","plainCitation":"[46]","noteIndex":0},"citationItems":[{"id":3844,"uris":["http://zotero.org/users/16939557/items/YSXNXCNJ"],"itemData":{"id":3844,"type":"book","abstract":"Presents chemistry and physics tables and profiles notable scientists, highlighting their achievements","citation-key":"rumbleCRCHandbookChemistry2017","edition":"98th edition 2017-2018","ISBN":"978-1-4987-8454-2","language":"eng","publisher":"CRC Press, Taylor &amp; Francis Group","publisher-place":"Boca Raton London New York","source":"K10plus ISBN","title":"CRC handbook of chemistry and physics","editor":[{"family":"Rumble","given":"John R."}],"issued":{"date-parts":[["2017"]]}}}],"schema":"https://github.com/citation-style-language/schema/raw/master/csl-citation.json"} </w:instrText>
+            </w:r>
+            <w:r>
+              <w:rPr>
+                <w:rFonts w:cs="Times New Roman"/>
+                <w:sz w:val="22"/>
+                <w:szCs w:val="22"/>
+                <w:lang w:val="en-US"/>
+              </w:rPr>
+              <w:fldChar w:fldCharType="separate"/>
+            </w:r>
+            <w:r>
+              <w:rPr>
+                <w:rFonts w:ascii="Times New Roman" w:hAnsi="Times New Roman" w:cs="Times New Roman"/>
+                <w:sz w:val="22"/>
+                <w:vertAlign w:val="superscript"/>
+              </w:rPr>
+              <w:t>[46]</w:t>
+            </w:r>
+            <w:r>
+              <w:rPr>
+                <w:rFonts w:cs="Times New Roman"/>
+                <w:sz w:val="22"/>
+                <w:szCs w:val="22"/>
+                <w:lang w:val="en-US"/>
+              </w:rPr>
+              <w:fldChar w:fldCharType="end"/>
+            </w:r>
+          </w:p>
+        </w:tc>
+      </w:tr>
+      <w:tr>
+        <w:trPr>
+          <w:cantSplit/>
+          <w:cnfStyle w:val="000000100000" w:firstRow="0" w:lastRow="0" w:firstColumn="0" w:lastColumn="0" w:oddVBand="0" w:evenVBand="0" w:oddHBand="1" w:evenHBand="0" w:firstRowFirstColumn="0" w:firstRowLastColumn="0" w:lastRowFirstColumn="0" w:lastRowLastColumn="0"/>
+          <w:trHeight w:val="397"/>
+        </w:trPr>
+        <w:tc>
+          <w:tcPr>
+            <w:tcW w:w="2003" w:type="pct"/>
+          </w:tcPr>
+          <w:p>
+            <w:pPr>
+              <w:pStyle w:val="Compact"/>
+              <w:spacing w:before="0" w:after="0" w:line="240" w:lineRule="auto"/>
+              <w:ind w:firstLine="0"/>
+              <w:jc w:val="left"/>
+              <w:rPr>
+                <w:rFonts w:ascii="Times New Roman" w:hAnsi="Times New Roman" w:cs="Times New Roman"/>
+                <w:sz w:val="22"/>
+                <w:szCs w:val="22"/>
+                <w:lang w:val="en-US"/>
+              </w:rPr>
+            </w:pPr>
+            <w:r>
+              <w:rPr>
+                <w:rFonts w:ascii="Times New Roman" w:hAnsi="Times New Roman" w:cs="Times New Roman"/>
+                <w:b/>
+                <w:i/>
+                <w:iCs/>
+                <w:sz w:val="22"/>
+                <w:szCs w:val="22"/>
+                <w:lang w:val="en-US"/>
+              </w:rPr>
+              <w:t>Interface conditions</w:t>
+            </w:r>
+          </w:p>
+        </w:tc>
+        <w:tc>
+          <w:tcPr>
+            <w:tcW w:w="799" w:type="pct"/>
+          </w:tcPr>
+          <w:p>
+            <w:pPr>
+              <w:pStyle w:val="Compact"/>
+              <w:spacing w:before="0" w:after="0" w:line="240" w:lineRule="auto"/>
+              <w:cnfStyle w:val="000000100000" w:firstRow="0" w:lastRow="0" w:firstColumn="0" w:lastColumn="0" w:oddVBand="0" w:evenVBand="0" w:oddHBand="1" w:evenHBand="0" w:firstRowFirstColumn="0" w:firstRowLastColumn="0" w:lastRowFirstColumn="0" w:lastRowLastColumn="0"/>
+              <w:rPr>
+                <w:rFonts w:ascii="Times New Roman" w:hAnsi="Times New Roman" w:cs="Times New Roman"/>
+                <w:sz w:val="22"/>
+                <w:szCs w:val="22"/>
+                <w:lang w:val="en-US"/>
+              </w:rPr>
+            </w:pPr>
+          </w:p>
+        </w:tc>
+        <w:tc>
+          <w:tcPr>
+            <w:tcW w:w="1424" w:type="pct"/>
+          </w:tcPr>
+          <w:p>
+            <w:pPr>
+              <w:pStyle w:val="Compact"/>
+              <w:spacing w:before="0" w:after="0" w:line="240" w:lineRule="auto"/>
+              <w:rPr>
+                <w:rFonts w:ascii="Times New Roman" w:hAnsi="Times New Roman" w:cs="Times New Roman"/>
+                <w:sz w:val="22"/>
+                <w:szCs w:val="22"/>
+                <w:lang w:val="en-US"/>
+              </w:rPr>
+            </w:pPr>
+          </w:p>
+        </w:tc>
+        <w:tc>
+          <w:tcPr>
+            <w:tcW w:w="774" w:type="pct"/>
+          </w:tcPr>
+          <w:p>
+            <w:pPr>
+              <w:pStyle w:val="Compact"/>
+              <w:spacing w:before="0" w:after="0" w:line="240" w:lineRule="auto"/>
+              <w:cnfStyle w:val="000000100000" w:firstRow="0" w:lastRow="0" w:firstColumn="0" w:lastColumn="0" w:oddVBand="0" w:evenVBand="0" w:oddHBand="1" w:evenHBand="0" w:firstRowFirstColumn="0" w:firstRowLastColumn="0" w:lastRowFirstColumn="0" w:lastRowLastColumn="0"/>
+              <w:rPr>
+                <w:rFonts w:ascii="Times New Roman" w:hAnsi="Times New Roman" w:cs="Times New Roman"/>
+                <w:sz w:val="22"/>
+                <w:szCs w:val="22"/>
+                <w:lang w:val="en-US"/>
+              </w:rPr>
+            </w:pPr>
+          </w:p>
+        </w:tc>
+      </w:tr>
+      <w:tr>
+        <w:trPr>
+          <w:cantSplit/>
+          <w:trHeight w:val="397"/>
+        </w:trPr>
+        <w:tc>
+          <w:tcPr>
+            <w:tcW w:w="2003" w:type="pct"/>
+          </w:tcPr>
+          <w:p>
+            <w:pPr>
+              <w:pStyle w:val="Compact"/>
+              <w:spacing w:before="0" w:after="0" w:line="240" w:lineRule="auto"/>
+              <w:jc w:val="left"/>
+              <w:rPr>
+                <w:rFonts w:ascii="Times New Roman" w:hAnsi="Times New Roman" w:cs="Times New Roman"/>
+                <w:sz w:val="22"/>
+                <w:szCs w:val="22"/>
+                <w:lang w:val="en-US"/>
+              </w:rPr>
+            </w:pPr>
+            <m:oMath>
+              <m:r>
+                <m:rPr>
+                  <m:sty m:val="p"/>
+                </m:rPr>
+                <w:rPr>
+                  <w:rFonts w:ascii="Cambria Math" w:hAnsi="Cambria Math" w:cs="Times New Roman"/>
+                  <w:sz w:val="22"/>
+                  <w:szCs w:val="22"/>
+                  <w:lang w:val="en-US"/>
+                </w:rPr>
+                <m:t>Z</m:t>
+              </m:r>
+              <m:sSup>
+                <m:sSupPr>
+                  <m:ctrlPr>
+                    <w:rPr>
+                      <w:rFonts w:ascii="Cambria Math" w:hAnsi="Cambria Math" w:cs="Times New Roman"/>
+                      <w:sz w:val="22"/>
+                      <w:szCs w:val="22"/>
+                      <w:lang w:val="en-US"/>
+                    </w:rPr>
+                  </m:ctrlPr>
+                </m:sSupPr>
+                <m:e>
+                  <m:r>
+                    <m:rPr>
+                      <m:sty m:val="p"/>
+                    </m:rPr>
+                    <w:rPr>
+                      <w:rFonts w:ascii="Cambria Math" w:hAnsi="Cambria Math" w:cs="Times New Roman"/>
+                      <w:sz w:val="22"/>
+                      <w:szCs w:val="22"/>
+                      <w:lang w:val="en-US"/>
+                    </w:rPr>
+                    <m:t>n</m:t>
+                  </m:r>
+                </m:e>
+                <m:sup>
+                  <m:r>
+                    <m:rPr>
+                      <m:sty m:val="p"/>
+                    </m:rPr>
+                    <w:rPr>
+                      <w:rFonts w:ascii="Cambria Math" w:hAnsi="Cambria Math" w:cs="Times New Roman"/>
+                      <w:sz w:val="22"/>
+                      <w:szCs w:val="22"/>
+                      <w:lang w:val="en-US"/>
+                    </w:rPr>
+                    <m:t>2+</m:t>
+                  </m:r>
+                </m:sup>
+              </m:sSup>
+            </m:oMath>
+            <w:r>
+              <w:rPr>
+                <w:rFonts w:ascii="Times New Roman" w:hAnsi="Times New Roman" w:cs="Times New Roman"/>
+                <w:sz w:val="22"/>
+                <w:szCs w:val="22"/>
+                <w:lang w:val="en-US"/>
+              </w:rPr>
+              <w:t xml:space="preserve"> sat. concentration</w:t>
+            </w:r>
+          </w:p>
+        </w:tc>
+        <w:tc>
+          <w:tcPr>
+            <w:tcW w:w="799" w:type="pct"/>
+          </w:tcPr>
+          <w:p>
+            <w:pPr>
+              <w:pStyle w:val="Compact"/>
+              <w:spacing w:before="0" w:after="0" w:line="240" w:lineRule="auto"/>
+              <w:jc w:val="left"/>
+              <w:cnfStyle w:val="000000000000" w:firstRow="0" w:lastRow="0" w:firstColumn="0" w:lastColumn="0" w:oddVBand="0" w:evenVBand="0" w:oddHBand="0" w:evenHBand="0" w:firstRowFirstColumn="0" w:firstRowLastColumn="0" w:lastRowFirstColumn="0" w:lastRowLastColumn="0"/>
+              <w:rPr>
+                <w:rFonts w:ascii="Times New Roman" w:hAnsi="Times New Roman" w:cs="Times New Roman"/>
+                <w:sz w:val="22"/>
+                <w:szCs w:val="22"/>
+                <w:lang w:val="en-US"/>
+              </w:rPr>
+            </w:pPr>
+            <m:oMathPara>
+              <m:oMath>
+                <m:r>
+                  <m:rPr>
+                    <m:sty m:val="p"/>
+                  </m:rPr>
+                  <w:rPr>
+                    <w:rFonts w:ascii="Cambria Math" w:hAnsi="Cambria Math" w:cs="Times New Roman"/>
+                    <w:sz w:val="22"/>
+                    <w:szCs w:val="22"/>
+                    <w:lang w:val="en-US"/>
+                  </w:rPr>
+                  <m:t>[Zn</m:t>
+                </m:r>
+                <m:sSub>
+                  <m:sSubPr>
+                    <m:ctrlPr>
+                      <w:rPr>
+                        <w:rFonts w:ascii="Cambria Math" w:hAnsi="Cambria Math" w:cs="Times New Roman"/>
+                        <w:sz w:val="22"/>
+                        <w:szCs w:val="22"/>
+                        <w:lang w:val="en-US"/>
+                      </w:rPr>
+                    </m:ctrlPr>
+                  </m:sSubPr>
+                  <m:e>
+                    <m:r>
+                      <m:rPr>
+                        <m:sty m:val="p"/>
+                      </m:rPr>
+                      <w:rPr>
+                        <w:rFonts w:ascii="Cambria Math" w:hAnsi="Cambria Math" w:cs="Times New Roman"/>
+                        <w:sz w:val="22"/>
+                        <w:szCs w:val="22"/>
+                        <w:lang w:val="en-US"/>
+                      </w:rPr>
+                      <m:t>]</m:t>
+                    </m:r>
+                  </m:e>
+                  <m:sub>
+                    <m:r>
+                      <m:rPr>
+                        <m:sty m:val="p"/>
+                      </m:rPr>
+                      <w:rPr>
+                        <w:rFonts w:ascii="Cambria Math" w:hAnsi="Cambria Math" w:cs="Times New Roman"/>
+                        <w:sz w:val="22"/>
+                        <w:szCs w:val="22"/>
+                        <w:lang w:val="en-US"/>
+                      </w:rPr>
+                      <m:t>sat</m:t>
+                    </m:r>
+                  </m:sub>
+                </m:sSub>
+              </m:oMath>
+            </m:oMathPara>
+          </w:p>
+        </w:tc>
+        <w:tc>
+          <w:tcPr>
+            <w:tcW w:w="1424" w:type="pct"/>
+          </w:tcPr>
+          <w:p>
+            <w:pPr>
+              <w:pStyle w:val="Compact"/>
+              <w:spacing w:before="0" w:after="0" w:line="240" w:lineRule="auto"/>
+              <w:jc w:val="left"/>
+              <w:rPr>
+                <w:rFonts w:ascii="Times New Roman" w:hAnsi="Times New Roman" w:cs="Times New Roman"/>
+                <w:sz w:val="22"/>
+                <w:szCs w:val="22"/>
+                <w:lang w:val="en-US"/>
+              </w:rPr>
+            </w:pPr>
+            <w:r>
+              <w:rPr>
+                <w:rFonts w:ascii="Times New Roman" w:hAnsi="Times New Roman" w:cs="Times New Roman"/>
+                <w:sz w:val="22"/>
+                <w:szCs w:val="22"/>
+                <w:lang w:val="en-US"/>
+              </w:rPr>
+              <w:t>10 mg L</w:t>
+            </w:r>
+            <w:r>
+              <w:rPr>
+                <w:rFonts w:ascii="Times New Roman" w:hAnsi="Times New Roman" w:cs="Times New Roman"/>
+                <w:sz w:val="22"/>
+                <w:szCs w:val="22"/>
+                <w:vertAlign w:val="superscript"/>
+                <w:lang w:val="en-US"/>
+              </w:rPr>
+              <w:t>−1</w:t>
+            </w:r>
+          </w:p>
+        </w:tc>
+        <w:tc>
+          <w:tcPr>
+            <w:tcW w:w="774" w:type="pct"/>
+          </w:tcPr>
+          <w:p>
+            <w:pPr>
+              <w:pStyle w:val="Compact"/>
+              <w:spacing w:before="0" w:after="0" w:line="240" w:lineRule="auto"/>
+              <w:jc w:val="left"/>
+              <w:cnfStyle w:val="000000000000" w:firstRow="0" w:lastRow="0" w:firstColumn="0" w:lastColumn="0" w:oddVBand="0" w:evenVBand="0" w:oddHBand="0" w:evenHBand="0" w:firstRowFirstColumn="0" w:firstRowLastColumn="0" w:lastRowFirstColumn="0" w:lastRowLastColumn="0"/>
+              <w:rPr>
+                <w:rFonts w:ascii="Times New Roman" w:hAnsi="Times New Roman" w:cs="Times New Roman"/>
+                <w:sz w:val="22"/>
+                <w:szCs w:val="22"/>
+                <w:lang w:val="en-US"/>
+              </w:rPr>
+            </w:pPr>
+            <w:r>
+              <w:rPr>
+                <w:rFonts w:cs="Times New Roman"/>
+                <w:sz w:val="22"/>
+                <w:szCs w:val="22"/>
+                <w:lang w:val="en-US"/>
+              </w:rPr>
+              <w:fldChar w:fldCharType="begin"/>
+            </w:r>
+            <w:r>
+              <w:rPr>
+                <w:rFonts w:ascii="Times New Roman" w:hAnsi="Times New Roman" w:cs="Times New Roman"/>
+                <w:sz w:val="22"/>
+                <w:szCs w:val="22"/>
+                <w:lang w:val="en-US"/>
+              </w:rPr>
+              <w:instrText xml:space="preserve"> ADDIN ZOTERO_ITEM CSL_CITATION {"citationID":"4uE0bPh7","properties":{"unsorted":false,"formattedCitation":"\\super [51]\\nosupersub{}","plainCitation":"[51]","noteIndex":0},"citationItems":[{"id":3507,"uris":["http://zotero.org/users/16939557/items/3SWFGNFX"],"itemData":{"id":3507,"type":"article-journal","citation-key":"chenFluidinducedCorrosionBehavior2021","container-title":"Journal of Materials Science &amp; Technology","DOI":"10.1016/j.jmst.2021.02.050","ISSN":"10050302","journalAbbreviation":"Journal of Materials Science &amp; Technology","language":"en","page":"134-147","source":"DOI.org (Crossref)","title":"Fluid-induced corrosion behavior of degradable zinc for stent application","volume":"91","author":[{"family":"Chen","given":"Kai"},{"family":"Gu","given":"Xuenan"},{"family":"Sun","given":"Hui"},{"family":"Tang","given":"Hongyan"},{"family":"Yang","given":"Hongtao"},{"family":"Gong","given":"Xianghui"},{"family":"Fan","given":"Yubo"}],"issued":{"date-parts":[["2021",11]]}}}],"schema":"https://github.com/citation-style-language/schema/raw/master/csl-citation.json"} </w:instrText>
+            </w:r>
+            <w:r>
+              <w:rPr>
+                <w:rFonts w:cs="Times New Roman"/>
+                <w:sz w:val="22"/>
+                <w:szCs w:val="22"/>
+                <w:lang w:val="en-US"/>
+              </w:rPr>
+              <w:fldChar w:fldCharType="separate"/>
+            </w:r>
+            <w:r>
+              <w:rPr>
+                <w:rFonts w:ascii="Times New Roman" w:hAnsi="Times New Roman" w:cs="Times New Roman"/>
+                <w:sz w:val="22"/>
+                <w:vertAlign w:val="superscript"/>
+              </w:rPr>
+              <w:t>[51]</w:t>
+            </w:r>
+            <w:r>
+              <w:rPr>
+                <w:rFonts w:cs="Times New Roman"/>
+                <w:sz w:val="22"/>
+                <w:szCs w:val="22"/>
+                <w:lang w:val="en-US"/>
+              </w:rPr>
+              <w:fldChar w:fldCharType="end"/>
+            </w:r>
+          </w:p>
+        </w:tc>
+      </w:tr>
+      <w:tr>
+        <w:trPr>
+          <w:cantSplit/>
+          <w:cnfStyle w:val="000000100000" w:firstRow="0" w:lastRow="0" w:firstColumn="0" w:lastColumn="0" w:oddVBand="0" w:evenVBand="0" w:oddHBand="1" w:evenHBand="0" w:firstRowFirstColumn="0" w:firstRowLastColumn="0" w:lastRowFirstColumn="0" w:lastRowLastColumn="0"/>
+          <w:trHeight w:val="397"/>
+        </w:trPr>
+        <w:tc>
+          <w:tcPr>
+            <w:tcW w:w="2003" w:type="pct"/>
+          </w:tcPr>
+          <w:p>
+            <w:pPr>
+              <w:pStyle w:val="Compact"/>
+              <w:spacing w:before="0" w:after="0" w:line="240" w:lineRule="auto"/>
+              <w:ind w:firstLine="0"/>
+              <w:jc w:val="left"/>
+              <w:rPr>
+                <w:rFonts w:ascii="Times New Roman" w:hAnsi="Times New Roman" w:cs="Times New Roman"/>
+                <w:sz w:val="22"/>
+                <w:szCs w:val="22"/>
+                <w:lang w:val="en-US"/>
+              </w:rPr>
+            </w:pPr>
+            <w:r>
+              <w:rPr>
+                <w:rFonts w:ascii="Times New Roman" w:hAnsi="Times New Roman" w:cs="Times New Roman"/>
+                <w:b/>
+                <w:i/>
+                <w:iCs/>
+                <w:sz w:val="22"/>
+                <w:szCs w:val="22"/>
+                <w:lang w:val="en-US"/>
+              </w:rPr>
+              <w:t>Initial conditions</w:t>
+            </w:r>
+          </w:p>
+        </w:tc>
+        <w:tc>
+          <w:tcPr>
+            <w:tcW w:w="799" w:type="pct"/>
+          </w:tcPr>
+          <w:p>
+            <w:pPr>
+              <w:pStyle w:val="Compact"/>
+              <w:spacing w:before="0" w:after="0" w:line="240" w:lineRule="auto"/>
+              <w:cnfStyle w:val="000000100000" w:firstRow="0" w:lastRow="0" w:firstColumn="0" w:lastColumn="0" w:oddVBand="0" w:evenVBand="0" w:oddHBand="1" w:evenHBand="0" w:firstRowFirstColumn="0" w:firstRowLastColumn="0" w:lastRowFirstColumn="0" w:lastRowLastColumn="0"/>
+              <w:rPr>
+                <w:rFonts w:ascii="Times New Roman" w:hAnsi="Times New Roman" w:cs="Times New Roman"/>
+                <w:sz w:val="22"/>
+                <w:szCs w:val="22"/>
+                <w:lang w:val="en-US"/>
+              </w:rPr>
+            </w:pPr>
+          </w:p>
+        </w:tc>
+        <w:tc>
+          <w:tcPr>
+            <w:tcW w:w="1424" w:type="pct"/>
+          </w:tcPr>
+          <w:p>
+            <w:pPr>
+              <w:pStyle w:val="Compact"/>
+              <w:spacing w:before="0" w:after="0" w:line="240" w:lineRule="auto"/>
+              <w:rPr>
+                <w:rFonts w:ascii="Times New Roman" w:hAnsi="Times New Roman" w:cs="Times New Roman"/>
+                <w:sz w:val="22"/>
+                <w:szCs w:val="22"/>
+                <w:lang w:val="en-US"/>
+              </w:rPr>
+            </w:pPr>
+          </w:p>
+        </w:tc>
+        <w:tc>
+          <w:tcPr>
+            <w:tcW w:w="774" w:type="pct"/>
+          </w:tcPr>
+          <w:p>
+            <w:pPr>
+              <w:pStyle w:val="Compact"/>
+              <w:spacing w:before="0" w:after="0" w:line="240" w:lineRule="auto"/>
+              <w:cnfStyle w:val="000000100000" w:firstRow="0" w:lastRow="0" w:firstColumn="0" w:lastColumn="0" w:oddVBand="0" w:evenVBand="0" w:oddHBand="1" w:evenHBand="0" w:firstRowFirstColumn="0" w:firstRowLastColumn="0" w:lastRowFirstColumn="0" w:lastRowLastColumn="0"/>
+              <w:rPr>
+                <w:rFonts w:ascii="Times New Roman" w:hAnsi="Times New Roman" w:cs="Times New Roman"/>
+                <w:sz w:val="22"/>
+                <w:szCs w:val="22"/>
+                <w:lang w:val="en-US"/>
+              </w:rPr>
+            </w:pPr>
+          </w:p>
+        </w:tc>
+      </w:tr>
+      <w:tr>
+        <w:trPr>
+          <w:cantSplit/>
+          <w:trHeight w:val="397"/>
+        </w:trPr>
+        <w:tc>
+          <w:tcPr>
+            <w:tcW w:w="2003" w:type="pct"/>
+          </w:tcPr>
+          <w:p>
+            <w:pPr>
+              <w:pStyle w:val="Compact"/>
+              <w:spacing w:before="0" w:after="0" w:line="240" w:lineRule="auto"/>
+              <w:jc w:val="left"/>
+              <w:rPr>
+                <w:rFonts w:ascii="Times New Roman" w:hAnsi="Times New Roman" w:cs="Times New Roman"/>
+                <w:sz w:val="22"/>
+                <w:szCs w:val="22"/>
+                <w:lang w:val="en-US"/>
+              </w:rPr>
+            </w:pPr>
+            <m:oMath>
+              <m:r>
+                <m:rPr>
+                  <m:sty m:val="p"/>
+                </m:rPr>
+                <w:rPr>
+                  <w:rFonts w:ascii="Cambria Math" w:hAnsi="Cambria Math" w:cs="Times New Roman"/>
+                  <w:sz w:val="22"/>
+                  <w:szCs w:val="22"/>
+                  <w:lang w:val="en-US"/>
+                </w:rPr>
+                <m:t>Z</m:t>
+              </m:r>
+              <m:sSup>
+                <m:sSupPr>
+                  <m:ctrlPr>
+                    <w:rPr>
+                      <w:rFonts w:ascii="Cambria Math" w:hAnsi="Cambria Math" w:cs="Times New Roman"/>
+                      <w:sz w:val="22"/>
+                      <w:szCs w:val="22"/>
+                      <w:lang w:val="en-US"/>
+                    </w:rPr>
+                  </m:ctrlPr>
+                </m:sSupPr>
+                <m:e>
+                  <m:r>
+                    <m:rPr>
+                      <m:sty m:val="p"/>
+                    </m:rPr>
+                    <w:rPr>
+                      <w:rFonts w:ascii="Cambria Math" w:hAnsi="Cambria Math" w:cs="Times New Roman"/>
+                      <w:sz w:val="22"/>
+                      <w:szCs w:val="22"/>
+                      <w:lang w:val="en-US"/>
+                    </w:rPr>
+                    <m:t>n</m:t>
+                  </m:r>
+                </m:e>
+                <m:sup>
+                  <m:r>
+                    <m:rPr>
+                      <m:sty m:val="p"/>
+                    </m:rPr>
+                    <w:rPr>
+                      <w:rFonts w:ascii="Cambria Math" w:hAnsi="Cambria Math" w:cs="Times New Roman"/>
+                      <w:sz w:val="22"/>
+                      <w:szCs w:val="22"/>
+                      <w:lang w:val="en-US"/>
+                    </w:rPr>
+                    <m:t>2+</m:t>
+                  </m:r>
+                </m:sup>
+              </m:sSup>
+            </m:oMath>
+            <w:r>
+              <w:rPr>
+                <w:rFonts w:ascii="Times New Roman" w:hAnsi="Times New Roman" w:cs="Times New Roman"/>
+                <w:sz w:val="22"/>
+                <w:szCs w:val="22"/>
+                <w:lang w:val="en-US"/>
+              </w:rPr>
+              <w:t xml:space="preserve"> concentration</w:t>
+            </w:r>
+          </w:p>
+        </w:tc>
+        <w:tc>
+          <w:tcPr>
+            <w:tcW w:w="799" w:type="pct"/>
+          </w:tcPr>
+          <w:p>
+            <w:pPr>
+              <w:pStyle w:val="Compact"/>
+              <w:spacing w:before="0" w:after="0" w:line="240" w:lineRule="auto"/>
+              <w:jc w:val="left"/>
+              <w:cnfStyle w:val="000000000000" w:firstRow="0" w:lastRow="0" w:firstColumn="0" w:lastColumn="0" w:oddVBand="0" w:evenVBand="0" w:oddHBand="0" w:evenHBand="0" w:firstRowFirstColumn="0" w:firstRowLastColumn="0" w:lastRowFirstColumn="0" w:lastRowLastColumn="0"/>
+              <w:rPr>
+                <w:rFonts w:ascii="Times New Roman" w:hAnsi="Times New Roman" w:cs="Times New Roman"/>
+                <w:sz w:val="22"/>
+                <w:szCs w:val="22"/>
+                <w:lang w:val="en-US"/>
+              </w:rPr>
+            </w:pPr>
+            <m:oMathPara>
+              <m:oMath>
+                <m:sSubSup>
+                  <m:sSubSupPr>
+                    <m:ctrlPr>
+                      <w:rPr>
+                        <w:rFonts w:ascii="Cambria Math" w:hAnsi="Cambria Math" w:cs="Times New Roman"/>
+                        <w:sz w:val="22"/>
+                        <w:szCs w:val="22"/>
+                        <w:lang w:val="en-US"/>
+                      </w:rPr>
+                    </m:ctrlPr>
+                  </m:sSubSupPr>
+                  <m:e>
+                    <m:r>
+                      <w:rPr>
+                        <w:rFonts w:ascii="Cambria Math" w:hAnsi="Cambria Math" w:cs="Times New Roman"/>
+                        <w:sz w:val="22"/>
+                        <w:szCs w:val="22"/>
+                        <w:lang w:val="en-US"/>
+                      </w:rPr>
+                      <m:t>C</m:t>
+                    </m:r>
+                  </m:e>
+                  <m:sub>
+                    <m:r>
+                      <m:rPr>
+                        <m:sty m:val="p"/>
+                      </m:rPr>
+                      <w:rPr>
+                        <w:rFonts w:ascii="Cambria Math" w:hAnsi="Cambria Math" w:cs="Times New Roman"/>
+                        <w:sz w:val="22"/>
+                        <w:szCs w:val="22"/>
+                        <w:lang w:val="en-US"/>
+                      </w:rPr>
+                      <m:t>Zn</m:t>
+                    </m:r>
+                  </m:sub>
+                  <m:sup>
+                    <m:r>
+                      <w:rPr>
+                        <w:rFonts w:ascii="Cambria Math" w:hAnsi="Cambria Math" w:cs="Times New Roman"/>
+                        <w:sz w:val="22"/>
+                        <w:szCs w:val="22"/>
+                        <w:lang w:val="en-US"/>
+                      </w:rPr>
+                      <m:t>0</m:t>
+                    </m:r>
+                  </m:sup>
+                </m:sSubSup>
+              </m:oMath>
+            </m:oMathPara>
+          </w:p>
+        </w:tc>
+        <w:tc>
+          <w:tcPr>
+            <w:tcW w:w="1424" w:type="pct"/>
+          </w:tcPr>
+          <w:p>
+            <w:pPr>
+              <w:pStyle w:val="Compact"/>
+              <w:spacing w:before="0" w:after="0" w:line="240" w:lineRule="auto"/>
+              <w:jc w:val="left"/>
+              <w:rPr>
+                <w:rFonts w:ascii="Times New Roman" w:hAnsi="Times New Roman" w:cs="Times New Roman"/>
+                <w:sz w:val="22"/>
+                <w:szCs w:val="22"/>
+                <w:lang w:val="en-US"/>
+              </w:rPr>
+            </w:pPr>
+            <w:r>
+              <w:rPr>
+                <w:rFonts w:ascii="Times New Roman" w:hAnsi="Times New Roman" w:cs="Times New Roman"/>
+                <w:sz w:val="22"/>
+                <w:szCs w:val="22"/>
+                <w:lang w:val="en-US"/>
+              </w:rPr>
+              <w:t>0</w:t>
+            </w:r>
+          </w:p>
+        </w:tc>
+        <w:tc>
+          <w:tcPr>
+            <w:tcW w:w="774" w:type="pct"/>
+          </w:tcPr>
+          <w:p>
+            <w:pPr>
+              <w:pStyle w:val="Compact"/>
+              <w:spacing w:before="0" w:after="0" w:line="240" w:lineRule="auto"/>
+              <w:cnfStyle w:val="000000000000" w:firstRow="0" w:lastRow="0" w:firstColumn="0" w:lastColumn="0" w:oddVBand="0" w:evenVBand="0" w:oddHBand="0" w:evenHBand="0" w:firstRowFirstColumn="0" w:firstRowLastColumn="0" w:lastRowFirstColumn="0" w:lastRowLastColumn="0"/>
+              <w:rPr>
+                <w:rFonts w:ascii="Times New Roman" w:hAnsi="Times New Roman" w:cs="Times New Roman"/>
+                <w:sz w:val="22"/>
+                <w:szCs w:val="22"/>
+                <w:lang w:val="en-US"/>
+              </w:rPr>
+            </w:pPr>
+          </w:p>
+        </w:tc>
+      </w:tr>
+      <w:tr>
+        <w:trPr>
+          <w:cantSplit/>
+          <w:cnfStyle w:val="000000100000" w:firstRow="0" w:lastRow="0" w:firstColumn="0" w:lastColumn="0" w:oddVBand="0" w:evenVBand="0" w:oddHBand="1" w:evenHBand="0" w:firstRowFirstColumn="0" w:firstRowLastColumn="0" w:lastRowFirstColumn="0" w:lastRowLastColumn="0"/>
+          <w:trHeight w:val="397"/>
+        </w:trPr>
+        <w:tc>
+          <w:tcPr>
+            <w:tcW w:w="2003" w:type="pct"/>
+          </w:tcPr>
+          <w:p>
+            <w:pPr>
+              <w:pStyle w:val="Compact"/>
+              <w:spacing w:before="0" w:after="0" w:line="240" w:lineRule="auto"/>
+              <w:jc w:val="left"/>
+              <w:rPr>
+                <w:rFonts w:ascii="Times New Roman" w:hAnsi="Times New Roman" w:cs="Times New Roman"/>
+                <w:sz w:val="22"/>
+                <w:szCs w:val="22"/>
+                <w:lang w:val="en-US"/>
+              </w:rPr>
+            </w:pPr>
+            <m:oMath>
+              <m:r>
+                <m:rPr>
+                  <m:sty m:val="p"/>
+                </m:rPr>
+                <w:rPr>
+                  <w:rFonts w:ascii="Cambria Math" w:hAnsi="Cambria Math" w:cs="Times New Roman"/>
+                  <w:sz w:val="22"/>
+                  <w:szCs w:val="22"/>
+                  <w:lang w:val="en-US"/>
+                </w:rPr>
+                <m:t>C</m:t>
+              </m:r>
+              <m:sSup>
+                <m:sSupPr>
+                  <m:ctrlPr>
+                    <w:rPr>
+                      <w:rFonts w:ascii="Cambria Math" w:hAnsi="Cambria Math" w:cs="Times New Roman"/>
+                      <w:sz w:val="22"/>
+                      <w:szCs w:val="22"/>
+                      <w:lang w:val="en-US"/>
+                    </w:rPr>
+                  </m:ctrlPr>
+                </m:sSupPr>
+                <m:e>
+                  <m:r>
+                    <m:rPr>
+                      <m:sty m:val="p"/>
+                    </m:rPr>
+                    <w:rPr>
+                      <w:rFonts w:ascii="Cambria Math" w:hAnsi="Cambria Math" w:cs="Times New Roman"/>
+                      <w:sz w:val="22"/>
+                      <w:szCs w:val="22"/>
+                      <w:lang w:val="en-US"/>
+                    </w:rPr>
+                    <m:t>l</m:t>
+                  </m:r>
+                </m:e>
+                <m:sup>
+                  <m:r>
+                    <m:rPr>
+                      <m:sty m:val="p"/>
+                    </m:rPr>
+                    <w:rPr>
+                      <w:rFonts w:ascii="Cambria Math" w:hAnsi="Cambria Math" w:cs="Times New Roman"/>
+                      <w:sz w:val="22"/>
+                      <w:szCs w:val="22"/>
+                      <w:lang w:val="en-US"/>
+                    </w:rPr>
+                    <m:t>-</m:t>
+                  </m:r>
+                </m:sup>
+              </m:sSup>
+            </m:oMath>
+            <w:r>
+              <w:rPr>
+                <w:rFonts w:ascii="Times New Roman" w:hAnsi="Times New Roman" w:cs="Times New Roman"/>
+                <w:sz w:val="22"/>
+                <w:szCs w:val="22"/>
+                <w:lang w:val="en-US"/>
+              </w:rPr>
+              <w:t xml:space="preserve"> concentration</w:t>
+            </w:r>
+          </w:p>
+        </w:tc>
+        <w:tc>
+          <w:tcPr>
+            <w:tcW w:w="799" w:type="pct"/>
+          </w:tcPr>
+          <w:p>
+            <w:pPr>
+              <w:pStyle w:val="Compact"/>
+              <w:spacing w:before="0" w:after="0" w:line="240" w:lineRule="auto"/>
+              <w:jc w:val="left"/>
+              <w:cnfStyle w:val="000000100000" w:firstRow="0" w:lastRow="0" w:firstColumn="0" w:lastColumn="0" w:oddVBand="0" w:evenVBand="0" w:oddHBand="1" w:evenHBand="0" w:firstRowFirstColumn="0" w:firstRowLastColumn="0" w:lastRowFirstColumn="0" w:lastRowLastColumn="0"/>
+              <w:rPr>
+                <w:rFonts w:ascii="Times New Roman" w:hAnsi="Times New Roman" w:cs="Times New Roman"/>
+                <w:sz w:val="22"/>
+                <w:szCs w:val="22"/>
+                <w:lang w:val="en-US"/>
+              </w:rPr>
+            </w:pPr>
+            <m:oMathPara>
+              <m:oMath>
+                <m:sSubSup>
+                  <m:sSubSupPr>
+                    <m:ctrlPr>
+                      <w:rPr>
+                        <w:rFonts w:ascii="Cambria Math" w:hAnsi="Cambria Math" w:cs="Times New Roman"/>
+                        <w:sz w:val="22"/>
+                        <w:szCs w:val="22"/>
+                        <w:lang w:val="en-US"/>
+                      </w:rPr>
+                    </m:ctrlPr>
+                  </m:sSubSupPr>
+                  <m:e>
+                    <m:r>
+                      <w:rPr>
+                        <w:rFonts w:ascii="Cambria Math" w:hAnsi="Cambria Math" w:cs="Times New Roman"/>
+                        <w:sz w:val="22"/>
+                        <w:szCs w:val="22"/>
+                        <w:lang w:val="en-US"/>
+                      </w:rPr>
+                      <m:t>C</m:t>
+                    </m:r>
+                  </m:e>
+                  <m:sub>
+                    <m:r>
+                      <m:rPr>
+                        <m:sty m:val="p"/>
+                      </m:rPr>
+                      <w:rPr>
+                        <w:rFonts w:ascii="Cambria Math" w:hAnsi="Cambria Math" w:cs="Times New Roman"/>
+                        <w:sz w:val="22"/>
+                        <w:szCs w:val="22"/>
+                        <w:lang w:val="en-US"/>
+                      </w:rPr>
+                      <m:t>Cl</m:t>
+                    </m:r>
+                  </m:sub>
+                  <m:sup>
+                    <m:r>
+                      <w:rPr>
+                        <w:rFonts w:ascii="Cambria Math" w:hAnsi="Cambria Math" w:cs="Times New Roman"/>
+                        <w:sz w:val="22"/>
+                        <w:szCs w:val="22"/>
+                        <w:lang w:val="en-US"/>
+                      </w:rPr>
+                      <m:t>0</m:t>
+                    </m:r>
+                  </m:sup>
+                </m:sSubSup>
+              </m:oMath>
+            </m:oMathPara>
+          </w:p>
+        </w:tc>
+        <w:tc>
+          <w:tcPr>
+            <w:tcW w:w="1424" w:type="pct"/>
+          </w:tcPr>
+          <w:p>
+            <w:pPr>
+              <w:pStyle w:val="Compact"/>
+              <w:spacing w:before="0" w:after="0" w:line="240" w:lineRule="auto"/>
+              <w:jc w:val="left"/>
+              <w:rPr>
+                <w:rFonts w:ascii="Times New Roman" w:hAnsi="Times New Roman" w:cs="Times New Roman"/>
+                <w:sz w:val="22"/>
+                <w:szCs w:val="22"/>
+                <w:lang w:val="en-US"/>
+              </w:rPr>
+            </w:pPr>
+            <w:r>
+              <w:rPr>
+                <w:rFonts w:ascii="Times New Roman" w:hAnsi="Times New Roman" w:cs="Times New Roman"/>
+                <w:sz w:val="22"/>
+                <w:szCs w:val="22"/>
+                <w:lang w:val="en-US"/>
+              </w:rPr>
+              <w:t>142.3 mmol L</w:t>
+            </w:r>
+            <w:r>
+              <w:rPr>
+                <w:rFonts w:ascii="Times New Roman" w:hAnsi="Times New Roman" w:cs="Times New Roman"/>
+                <w:sz w:val="22"/>
+                <w:szCs w:val="22"/>
+                <w:vertAlign w:val="superscript"/>
+                <w:lang w:val="en-US"/>
+              </w:rPr>
+              <w:t>−1</w:t>
+            </w:r>
+          </w:p>
+        </w:tc>
+        <w:tc>
+          <w:tcPr>
+            <w:tcW w:w="774" w:type="pct"/>
+          </w:tcPr>
+          <w:p>
+            <w:pPr>
+              <w:pStyle w:val="Compact"/>
+              <w:spacing w:before="0" w:after="0" w:line="240" w:lineRule="auto"/>
+              <w:jc w:val="left"/>
+              <w:cnfStyle w:val="000000100000" w:firstRow="0" w:lastRow="0" w:firstColumn="0" w:lastColumn="0" w:oddVBand="0" w:evenVBand="0" w:oddHBand="1" w:evenHBand="0" w:firstRowFirstColumn="0" w:firstRowLastColumn="0" w:lastRowFirstColumn="0" w:lastRowLastColumn="0"/>
+              <w:rPr>
+                <w:rFonts w:ascii="Times New Roman" w:hAnsi="Times New Roman" w:cs="Times New Roman"/>
+                <w:sz w:val="22"/>
+                <w:szCs w:val="22"/>
+                <w:lang w:val="en-US"/>
+              </w:rPr>
+            </w:pPr>
+            <w:r>
+              <w:rPr>
+                <w:rFonts w:cs="Times New Roman"/>
+                <w:sz w:val="22"/>
+                <w:szCs w:val="22"/>
+                <w:lang w:val="en-US"/>
+              </w:rPr>
+              <w:fldChar w:fldCharType="begin"/>
+            </w:r>
+            <w:r>
+              <w:rPr>
+                <w:rFonts w:ascii="Times New Roman" w:hAnsi="Times New Roman" w:cs="Times New Roman"/>
+                <w:sz w:val="22"/>
+                <w:szCs w:val="22"/>
+                <w:lang w:val="en-US"/>
+              </w:rPr>
+              <w:instrText xml:space="preserve"> ADDIN ZOTERO_ITEM CSL_CITATION {"citationID":"ZtOdV6sS","properties":{"unsorted":false,"formattedCitation":"\\super [52]\\nosupersub{}","plainCitation":"[52]","noteIndex":0},"citationItems":[{"id":4092,"uris":["http://zotero.org/users/16939557/items/946AFXXG"],"itemData":{"id":4092,"type":"article-journal","abstract":"The electrochemical corrosion characteristics of AZ31 and AZ61 magnesium alloys were analyzed in terms of potentiodynamic tests and electrochemical impedance spectroscopy. The influence of the solution composition and material surface finish was examined also through the analysis of corrosion products created on the samples’ surface after electrochemical measurements in terms of scanning electron microscopy using energy-dispersive spectroscopy. Obtained data revealed the differences in the response of the magnesium alloys to enriched Hank’s Balanced Salt Solution—HBSS+ (with Mg2+ and Ca2+ ions) and Hank’s Balanced Salt Solution—HBSS (without Mg2+ and Ca2+ ions). Both examined alloys exhibited better corrosion resistance from the thermodynamic and kinetic point of view in the enriched HBSS+. AZ61 magnesium alloy reached higher values of polarization resistance than AZ31 magnesium alloy in both the used corrosion solutions. Phosphate-based corrosion products were characteristic for the AZ31 and AZ61 alloys tested in the HBSS (without Mg2+ and Ca2+ ions). The combination of phosphate-based corrosion products and clusters of MgO and Mg(OH)2 was typical for the surface of samples tested in the enriched HBSS+ (with Mg2+ and Ca2+ ions). Pitting corrosion attack was observed only in the case of enriched HBSS+.","citation-key":"tkaczInfluenceCompositionHanks2017","container-title":"Metals","DOI":"10.3390/met7110465","ISSN":"2075-4701","issue":"11","journalAbbreviation":"Metals","language":"en","page":"465","source":"DOI.org (Crossref)","title":"Influence of the Composition of the Hank’s Balanced Salt Solution on the Corrosion Behavior of AZ31 and AZ61 Magnesium Alloys","volume":"7","author":[{"family":"Tkacz","given":"Jakub"},{"family":"Slouková","given":"Karolína"},{"family":"Minda","given":"Jozef"},{"family":"Drábiková","given":"Juliána"},{"family":"Fintová","given":"Stanislava"},{"family":"Doležal","given":"Pavel"},{"family":"Wasserbauer","given":"Jaromír"}],"issued":{"date-parts":[["2017",11,1]]}}}],"schema":"https://github.com/citation-style-language/schema/raw/master/csl-citation.json"} </w:instrText>
+            </w:r>
+            <w:r>
+              <w:rPr>
+                <w:rFonts w:cs="Times New Roman"/>
+                <w:sz w:val="22"/>
+                <w:szCs w:val="22"/>
+                <w:lang w:val="en-US"/>
+              </w:rPr>
+              <w:fldChar w:fldCharType="separate"/>
+            </w:r>
+            <w:r>
+              <w:rPr>
+                <w:rFonts w:ascii="Times New Roman" w:hAnsi="Times New Roman" w:cs="Times New Roman"/>
+                <w:sz w:val="22"/>
+                <w:vertAlign w:val="superscript"/>
+              </w:rPr>
+              <w:t>[52]</w:t>
+            </w:r>
+            <w:r>
+              <w:rPr>
+                <w:rFonts w:cs="Times New Roman"/>
+                <w:sz w:val="22"/>
+                <w:szCs w:val="22"/>
+                <w:lang w:val="en-US"/>
+              </w:rPr>
+              <w:fldChar w:fldCharType="end"/>
+            </w:r>
+          </w:p>
+        </w:tc>
+      </w:tr>
+      <w:tr>
+        <w:trPr>
+          <w:cantSplit/>
+          <w:trHeight w:val="397"/>
+        </w:trPr>
+        <w:tc>
+          <w:tcPr>
+            <w:tcW w:w="2003" w:type="pct"/>
+          </w:tcPr>
+          <w:p>
+            <w:pPr>
+              <w:pStyle w:val="Compact"/>
+              <w:spacing w:before="0" w:after="0" w:line="240" w:lineRule="auto"/>
+              <w:jc w:val="left"/>
+              <w:rPr>
+                <w:rFonts w:ascii="Times New Roman" w:hAnsi="Times New Roman" w:cs="Times New Roman"/>
+                <w:sz w:val="22"/>
+                <w:szCs w:val="22"/>
+                <w:lang w:val="en-US"/>
+              </w:rPr>
+            </w:pPr>
+            <m:oMath>
+              <m:sSub>
+                <m:sSubPr>
+                  <m:ctrlPr>
+                    <w:rPr>
+                      <w:rFonts w:ascii="Cambria Math" w:hAnsi="Cambria Math" w:cs="Times New Roman"/>
+                      <w:sz w:val="22"/>
+                      <w:szCs w:val="22"/>
+                      <w:lang w:val="en-US"/>
+                    </w:rPr>
+                  </m:ctrlPr>
+                </m:sSubPr>
+                <m:e>
+                  <m:r>
+                    <m:rPr>
+                      <m:sty m:val="p"/>
+                    </m:rPr>
+                    <w:rPr>
+                      <w:rFonts w:ascii="Cambria Math" w:hAnsi="Cambria Math" w:cs="Times New Roman"/>
+                      <w:sz w:val="22"/>
+                      <w:szCs w:val="22"/>
+                      <w:lang w:val="en-US"/>
+                    </w:rPr>
+                    <m:t>O</m:t>
+                  </m:r>
+                </m:e>
+                <m:sub>
+                  <m:r>
+                    <m:rPr>
+                      <m:sty m:val="p"/>
+                    </m:rPr>
+                    <w:rPr>
+                      <w:rFonts w:ascii="Cambria Math" w:hAnsi="Cambria Math" w:cs="Times New Roman"/>
+                      <w:sz w:val="22"/>
+                      <w:szCs w:val="22"/>
+                      <w:lang w:val="en-US"/>
+                    </w:rPr>
+                    <m:t>2</m:t>
+                  </m:r>
+                </m:sub>
+              </m:sSub>
+            </m:oMath>
+            <w:r>
+              <w:rPr>
+                <w:rFonts w:ascii="Times New Roman" w:hAnsi="Times New Roman" w:cs="Times New Roman"/>
+                <w:sz w:val="22"/>
+                <w:szCs w:val="22"/>
+                <w:lang w:val="en-US"/>
+              </w:rPr>
+              <w:t xml:space="preserve"> concentration</w:t>
+            </w:r>
+          </w:p>
+        </w:tc>
+        <w:tc>
+          <w:tcPr>
+            <w:tcW w:w="799" w:type="pct"/>
+          </w:tcPr>
+          <w:p>
+            <w:pPr>
+              <w:pStyle w:val="Compact"/>
+              <w:spacing w:before="0" w:after="0" w:line="240" w:lineRule="auto"/>
+              <w:jc w:val="left"/>
+              <w:cnfStyle w:val="000000000000" w:firstRow="0" w:lastRow="0" w:firstColumn="0" w:lastColumn="0" w:oddVBand="0" w:evenVBand="0" w:oddHBand="0" w:evenHBand="0" w:firstRowFirstColumn="0" w:firstRowLastColumn="0" w:lastRowFirstColumn="0" w:lastRowLastColumn="0"/>
+              <w:rPr>
+                <w:rFonts w:ascii="Times New Roman" w:hAnsi="Times New Roman" w:cs="Times New Roman"/>
+                <w:sz w:val="22"/>
+                <w:szCs w:val="22"/>
+                <w:lang w:val="en-US"/>
+              </w:rPr>
+            </w:pPr>
+            <m:oMathPara>
+              <m:oMath>
+                <m:sSubSup>
+                  <m:sSubSupPr>
+                    <m:ctrlPr>
+                      <w:rPr>
+                        <w:rFonts w:ascii="Cambria Math" w:hAnsi="Cambria Math" w:cs="Times New Roman"/>
+                        <w:sz w:val="22"/>
+                        <w:szCs w:val="22"/>
+                        <w:lang w:val="en-US"/>
+                      </w:rPr>
+                    </m:ctrlPr>
+                  </m:sSubSupPr>
+                  <m:e>
+                    <m:r>
+                      <w:rPr>
+                        <w:rFonts w:ascii="Cambria Math" w:hAnsi="Cambria Math" w:cs="Times New Roman"/>
+                        <w:sz w:val="22"/>
+                        <w:szCs w:val="22"/>
+                        <w:lang w:val="en-US"/>
+                      </w:rPr>
+                      <m:t>C</m:t>
+                    </m:r>
+                  </m:e>
+                  <m:sub>
+                    <m:sSub>
+                      <m:sSubPr>
+                        <m:ctrlPr>
+                          <w:rPr>
+                            <w:rFonts w:ascii="Cambria Math" w:hAnsi="Cambria Math" w:cs="Times New Roman"/>
+                            <w:sz w:val="22"/>
+                            <w:szCs w:val="22"/>
+                            <w:lang w:val="en-US"/>
+                          </w:rPr>
+                        </m:ctrlPr>
+                      </m:sSubPr>
+                      <m:e>
+                        <m:r>
+                          <m:rPr>
+                            <m:sty m:val="p"/>
+                          </m:rPr>
+                          <w:rPr>
+                            <w:rFonts w:ascii="Cambria Math" w:hAnsi="Cambria Math" w:cs="Times New Roman"/>
+                            <w:sz w:val="22"/>
+                            <w:szCs w:val="22"/>
+                            <w:lang w:val="en-US"/>
+                          </w:rPr>
+                          <m:t>O</m:t>
+                        </m:r>
+                      </m:e>
+                      <m:sub>
+                        <m:r>
+                          <m:rPr>
+                            <m:sty m:val="p"/>
+                          </m:rPr>
+                          <w:rPr>
+                            <w:rFonts w:ascii="Cambria Math" w:hAnsi="Cambria Math" w:cs="Times New Roman"/>
+                            <w:sz w:val="22"/>
+                            <w:szCs w:val="22"/>
+                            <w:lang w:val="en-US"/>
+                          </w:rPr>
+                          <m:t>2</m:t>
+                        </m:r>
+                      </m:sub>
+                    </m:sSub>
+                  </m:sub>
+                  <m:sup>
+                    <m:r>
+                      <w:rPr>
+                        <w:rFonts w:ascii="Cambria Math" w:hAnsi="Cambria Math" w:cs="Times New Roman"/>
+                        <w:sz w:val="22"/>
+                        <w:szCs w:val="22"/>
+                        <w:lang w:val="en-US"/>
+                      </w:rPr>
+                      <m:t>0</m:t>
+                    </m:r>
+                  </m:sup>
+                </m:sSubSup>
+              </m:oMath>
+            </m:oMathPara>
+          </w:p>
+        </w:tc>
+        <w:tc>
+          <w:tcPr>
+            <w:tcW w:w="1424" w:type="pct"/>
+          </w:tcPr>
+          <w:p>
+            <w:pPr>
+              <w:pStyle w:val="Compact"/>
+              <w:spacing w:before="0" w:after="0" w:line="240" w:lineRule="auto"/>
+              <w:jc w:val="left"/>
+              <w:rPr>
+                <w:rFonts w:ascii="Times New Roman" w:hAnsi="Times New Roman" w:cs="Times New Roman"/>
+                <w:sz w:val="22"/>
+                <w:szCs w:val="22"/>
+                <w:lang w:val="en-US"/>
+              </w:rPr>
+            </w:pPr>
+            <w:r>
+              <w:rPr>
+                <w:rFonts w:ascii="Times New Roman" w:hAnsi="Times New Roman" w:cs="Times New Roman"/>
+                <w:sz w:val="22"/>
+                <w:szCs w:val="22"/>
+                <w:lang w:val="en-US"/>
+              </w:rPr>
+              <w:t>3.5 mg L</w:t>
+            </w:r>
+            <w:r>
+              <w:rPr>
+                <w:rFonts w:ascii="Times New Roman" w:hAnsi="Times New Roman" w:cs="Times New Roman"/>
+                <w:sz w:val="22"/>
+                <w:szCs w:val="22"/>
+                <w:vertAlign w:val="superscript"/>
+                <w:lang w:val="en-US"/>
+              </w:rPr>
+              <w:t>−1</w:t>
+            </w:r>
+          </w:p>
+        </w:tc>
+        <w:tc>
+          <w:tcPr>
+            <w:tcW w:w="774" w:type="pct"/>
+          </w:tcPr>
+          <w:p>
+            <w:pPr>
+              <w:pStyle w:val="Compact"/>
+              <w:spacing w:before="0" w:after="0" w:line="240" w:lineRule="auto"/>
+              <w:jc w:val="left"/>
+              <w:cnfStyle w:val="000000000000" w:firstRow="0" w:lastRow="0" w:firstColumn="0" w:lastColumn="0" w:oddVBand="0" w:evenVBand="0" w:oddHBand="0" w:evenHBand="0" w:firstRowFirstColumn="0" w:firstRowLastColumn="0" w:lastRowFirstColumn="0" w:lastRowLastColumn="0"/>
+              <w:rPr>
+                <w:rFonts w:ascii="Times New Roman" w:hAnsi="Times New Roman" w:cs="Times New Roman"/>
+                <w:sz w:val="22"/>
+                <w:szCs w:val="22"/>
+                <w:lang w:val="en-US"/>
+              </w:rPr>
+            </w:pPr>
+            <w:r>
+              <w:rPr>
+                <w:rFonts w:cs="Times New Roman"/>
+                <w:sz w:val="22"/>
+                <w:szCs w:val="22"/>
+                <w:lang w:val="en-US"/>
+              </w:rPr>
+              <w:fldChar w:fldCharType="begin"/>
+            </w:r>
+            <w:r>
+              <w:rPr>
+                <w:rFonts w:ascii="Times New Roman" w:hAnsi="Times New Roman" w:cs="Times New Roman"/>
+                <w:sz w:val="22"/>
+                <w:szCs w:val="22"/>
+                <w:lang w:val="en-US"/>
+              </w:rPr>
+              <w:instrText xml:space="preserve"> ADDIN ZOTERO_ITEM CSL_CITATION {"citationID":"Qb99DDIy","properties":{"unsorted":false,"formattedCitation":"\\super [29]\\nosupersub{}","plainCitation":"[29]","noteIndex":0},"citationItems":[{"id":3837,"uris":["http://zotero.org/users/16939557/items/FRKT7M6B"],"itemData":{"id":3837,"type":"article-journal","citation-key":"zhangComparativeInvestigationCorrosion2024","container-title":"Materials Today Communications","DOI":"10.1016/j.mtcomm.2024.108811","ISSN":"23524928","journalAbbreviation":"Materials Today Communications","language":"en","page":"108811","source":"DOI.org (Crossref)","title":"Comparative investigation of the corrosion behavior of biomedical zinc alloys in oxygen-enriched simulated body fluid environments","volume":"39","author":[{"family":"Zhang","given":"Dekang"},{"family":"Zhang","given":"Lu"},{"family":"Zhang","given":"Xin"},{"family":"Dai","given":"Jianwei"},{"family":"Zhao","given":"Yanbin"},{"family":"Yang","given":"Qianzi"},{"family":"Bai","given":"Jing"},{"family":"Xue","given":"Feng"},{"family":"Chu","given":"Paul K."},{"family":"Chu","given":"Chenglin"}],"issued":{"date-parts":[["2024",6]]}}}],"schema":"https://github.com/citation-style-language/schema/raw/master/csl-citation.json"} </w:instrText>
+            </w:r>
+            <w:r>
+              <w:rPr>
+                <w:rFonts w:cs="Times New Roman"/>
+                <w:sz w:val="22"/>
+                <w:szCs w:val="22"/>
+                <w:lang w:val="en-US"/>
+              </w:rPr>
+              <w:fldChar w:fldCharType="separate"/>
+            </w:r>
+            <w:r>
+              <w:rPr>
+                <w:rFonts w:ascii="Times New Roman" w:hAnsi="Times New Roman" w:cs="Times New Roman"/>
+                <w:sz w:val="22"/>
+                <w:vertAlign w:val="superscript"/>
+              </w:rPr>
+              <w:t>[29]</w:t>
+            </w:r>
+            <w:r>
+              <w:rPr>
+                <w:rFonts w:cs="Times New Roman"/>
+                <w:sz w:val="22"/>
+                <w:szCs w:val="22"/>
+                <w:lang w:val="en-US"/>
+              </w:rPr>
+              <w:fldChar w:fldCharType="end"/>
+            </w:r>
+          </w:p>
+        </w:tc>
+      </w:tr>
+      <w:tr>
+        <w:trPr>
+          <w:cantSplit/>
+          <w:cnfStyle w:val="000000100000" w:firstRow="0" w:lastRow="0" w:firstColumn="0" w:lastColumn="0" w:oddVBand="0" w:evenVBand="0" w:oddHBand="1" w:evenHBand="0" w:firstRowFirstColumn="0" w:firstRowLastColumn="0" w:lastRowFirstColumn="0" w:lastRowLastColumn="0"/>
+          <w:trHeight w:val="397"/>
+        </w:trPr>
+        <w:tc>
+          <w:tcPr>
+            <w:tcW w:w="2003" w:type="pct"/>
+          </w:tcPr>
+          <w:p>
+            <w:pPr>
+              <w:pStyle w:val="Compact"/>
+              <w:spacing w:before="0" w:after="0" w:line="240" w:lineRule="auto"/>
+              <w:jc w:val="left"/>
+              <w:rPr>
+                <w:rFonts w:ascii="Times New Roman" w:hAnsi="Times New Roman" w:cs="Times New Roman"/>
+                <w:sz w:val="22"/>
+                <w:szCs w:val="22"/>
+                <w:lang w:val="en-US"/>
+              </w:rPr>
+            </w:pPr>
+            <w:r>
+              <w:rPr>
+                <w:rFonts w:ascii="Times New Roman" w:hAnsi="Times New Roman" w:cs="Times New Roman"/>
+                <w:sz w:val="22"/>
+                <w:szCs w:val="22"/>
+                <w:lang w:val="en-US"/>
+              </w:rPr>
+              <w:t>pH</w:t>
+            </w:r>
+          </w:p>
+        </w:tc>
+        <w:tc>
+          <w:tcPr>
+            <w:tcW w:w="799" w:type="pct"/>
+          </w:tcPr>
+          <w:p>
+            <w:pPr>
+              <w:pStyle w:val="Compact"/>
+              <w:spacing w:before="0" w:after="0" w:line="240" w:lineRule="auto"/>
+              <w:jc w:val="left"/>
+              <w:cnfStyle w:val="000000100000" w:firstRow="0" w:lastRow="0" w:firstColumn="0" w:lastColumn="0" w:oddVBand="0" w:evenVBand="0" w:oddHBand="1" w:evenHBand="0" w:firstRowFirstColumn="0" w:firstRowLastColumn="0" w:lastRowFirstColumn="0" w:lastRowLastColumn="0"/>
+              <w:rPr>
+                <w:rFonts w:ascii="Times New Roman" w:hAnsi="Times New Roman" w:cs="Times New Roman"/>
+                <w:sz w:val="22"/>
+                <w:szCs w:val="22"/>
+                <w:lang w:val="en-US"/>
+              </w:rPr>
+            </w:pPr>
+            <w:r>
+              <w:rPr>
+                <w:rFonts w:ascii="Times New Roman" w:hAnsi="Times New Roman" w:cs="Times New Roman"/>
+                <w:sz w:val="22"/>
+                <w:szCs w:val="22"/>
+                <w:lang w:val="en-US"/>
+              </w:rPr>
+              <w:t>–</w:t>
+            </w:r>
+          </w:p>
+        </w:tc>
+        <w:tc>
+          <w:tcPr>
+            <w:tcW w:w="1424" w:type="pct"/>
+          </w:tcPr>
+          <w:p>
+            <w:pPr>
+              <w:pStyle w:val="Compact"/>
+              <w:spacing w:before="0" w:after="0" w:line="240" w:lineRule="auto"/>
+              <w:jc w:val="left"/>
+              <w:rPr>
+                <w:rFonts w:ascii="Times New Roman" w:hAnsi="Times New Roman" w:cs="Times New Roman"/>
+                <w:sz w:val="22"/>
+                <w:szCs w:val="22"/>
+                <w:lang w:val="en-US"/>
+              </w:rPr>
+            </w:pPr>
+            <w:r>
+              <w:rPr>
+                <w:rFonts w:ascii="Times New Roman" w:hAnsi="Times New Roman" w:cs="Times New Roman"/>
+                <w:sz w:val="22"/>
+                <w:szCs w:val="22"/>
+                <w:lang w:val="en-US"/>
+              </w:rPr>
+              <w:t>7.40</w:t>
+            </w:r>
+          </w:p>
+        </w:tc>
+        <w:tc>
+          <w:tcPr>
+            <w:tcW w:w="774" w:type="pct"/>
+          </w:tcPr>
+          <w:p>
+            <w:pPr>
+              <w:pStyle w:val="Compact"/>
+              <w:spacing w:before="0" w:after="0" w:line="240" w:lineRule="auto"/>
+              <w:jc w:val="left"/>
+              <w:cnfStyle w:val="000000100000" w:firstRow="0" w:lastRow="0" w:firstColumn="0" w:lastColumn="0" w:oddVBand="0" w:evenVBand="0" w:oddHBand="1" w:evenHBand="0" w:firstRowFirstColumn="0" w:firstRowLastColumn="0" w:lastRowFirstColumn="0" w:lastRowLastColumn="0"/>
+              <w:rPr>
+                <w:rFonts w:ascii="Times New Roman" w:hAnsi="Times New Roman" w:cs="Times New Roman"/>
+                <w:sz w:val="22"/>
+                <w:szCs w:val="22"/>
+                <w:lang w:val="en-US"/>
+              </w:rPr>
+            </w:pPr>
+            <w:r>
+              <w:rPr>
+                <w:rFonts w:cs="Times New Roman"/>
+                <w:sz w:val="22"/>
+                <w:szCs w:val="22"/>
+                <w:lang w:val="en-US"/>
+              </w:rPr>
+              <w:fldChar w:fldCharType="begin"/>
+            </w:r>
+            <w:r>
+              <w:rPr>
+                <w:rFonts w:ascii="Times New Roman" w:hAnsi="Times New Roman" w:cs="Times New Roman"/>
+                <w:sz w:val="22"/>
+                <w:szCs w:val="22"/>
+                <w:lang w:val="en-US"/>
+              </w:rPr>
+              <w:instrText xml:space="preserve"> ADDIN ZOTERO_ITEM CSL_CITATION {"citationID":"GVtRPvVm","properties":{"unsorted":false,"formattedCitation":"\\super [53]\\nosupersub{}","plainCitation":"[53]","noteIndex":0},"citationItems":[{"id":3922,"uris":["http://zotero.org/users/16939557/items/9XZFX7JJ"],"itemData":{"id":3922,"type":"article-journal","citation-key":"kokuboHowUsefulSBF2006","container-title":"Biomaterials","DOI":"10.1016/j.biomaterials.2006.01.017","ISSN":"01429612","issue":"15","journalAbbreviation":"Biomaterials","language":"en","page":"2907-2915","source":"DOI.org (Crossref)","title":"How useful is SBF in predicting in vivo bone bioactivity?","volume":"27","author":[{"family":"Kokubo","given":"Tadashi"},{"family":"Takadama","given":"Hiroaki"}],"issued":{"date-parts":[["2006",5]]}}}],"schema":"https://github.com/citation-style-language/schema/raw/master/csl-citation.json"} </w:instrText>
+            </w:r>
+            <w:r>
+              <w:rPr>
+                <w:rFonts w:cs="Times New Roman"/>
+                <w:sz w:val="22"/>
+                <w:szCs w:val="22"/>
+                <w:lang w:val="en-US"/>
+              </w:rPr>
+              <w:fldChar w:fldCharType="separate"/>
+            </w:r>
+            <w:r>
+              <w:rPr>
+                <w:rFonts w:ascii="Times New Roman" w:hAnsi="Times New Roman" w:cs="Times New Roman"/>
+                <w:sz w:val="22"/>
+                <w:vertAlign w:val="superscript"/>
+              </w:rPr>
+              <w:t>[53]</w:t>
+            </w:r>
+            <w:r>
+              <w:rPr>
+                <w:rFonts w:cs="Times New Roman"/>
+                <w:sz w:val="22"/>
+                <w:szCs w:val="22"/>
+                <w:lang w:val="en-US"/>
+              </w:rPr>
+              <w:fldChar w:fldCharType="end"/>
+            </w:r>
+          </w:p>
+        </w:tc>
+      </w:tr>
+      <w:bookmarkEnd w:id="10"/>
+    </w:tbl>
     <w:p>
       <w:pPr>
         <w:pStyle w:val="BodyText"/>

--- a/Manuscript_AS_reordered.docx
+++ b/Manuscript_AS_reordered.docx
@@ -1753,82 +1753,6 @@
           <w:lang w:val="en-US"/>
         </w:rPr>
       </w:pPr>
-    </w:p>
-    <w:p>
-      <w:pPr>
-        <w:pStyle w:val="BodyText"/>
-        <w:rPr>
-          <w:lang w:val="en-US"/>
-        </w:rPr>
-      </w:pPr>
-      <w:r>
-        <w:rPr>
-          <w:lang w:val="en-US"/>
-        </w:rPr>
-        <w:t xml:space="preserve">The model parameters are summarized in </w:t>
-      </w:r>
-      <w:r>
-        <w:rPr>
-          <w:b/>
-          <w:bCs/>
-          <w:lang w:val="en-US"/>
-        </w:rPr>
-        <w:fldChar w:fldCharType="begin"/>
-      </w:r>
-      <w:r>
-        <w:rPr>
-          <w:b/>
-          <w:bCs/>
-          <w:lang w:val="en-US"/>
-        </w:rPr>
-        <w:instrText xml:space="preserve"> REF _Ref238635735 \h  \* MERGEFORMAT </w:instrText>
-      </w:r>
-      <w:r>
-        <w:rPr>
-          <w:b/>
-          <w:bCs/>
-          <w:lang w:val="en-US"/>
-        </w:rPr>
-      </w:r>
-      <w:r>
-        <w:rPr>
-          <w:b/>
-          <w:bCs/>
-          <w:lang w:val="en-US"/>
-        </w:rPr>
-        <w:fldChar w:fldCharType="separate"/>
-      </w:r>
-      <w:r>
-        <w:rPr>
-          <w:b/>
-          <w:bCs/>
-          <w:lang w:val="en-US"/>
-        </w:rPr>
-        <w:t xml:space="preserve">Table 3</w:t>
-      </w:r>
-      <w:r>
-        <w:rPr>
-          <w:b/>
-          <w:bCs/>
-          <w:noProof/>
-          <w:lang w:val="en-US"/>
-        </w:rPr>
-        <w:t/>
-      </w:r>
-      <w:r>
-        <w:rPr>
-          <w:b/>
-          <w:bCs/>
-          <w:lang w:val="en-US"/>
-        </w:rPr>
-        <w:fldChar w:fldCharType="end"/>
-      </w:r>
-      <w:r>
-        <w:rPr>
-          <w:lang w:val="en-US"/>
-        </w:rPr>
-        <w:t xml:space="preserve">; the experimental procedure, model formulation, numerical implementation, and calibration are described in the Methods.</w:t>
-      </w:r>
     </w:p>
     <w:p>
       <w:pPr>

--- a/Manuscript_AS_reordered.docx
+++ b/Manuscript_AS_reordered.docx
@@ -9317,7 +9317,7 @@
         <w:rPr>
           <w:lang w:val="en-US"/>
         </w:rPr>
-        <w:t xml:space="preserve">Because no spatial variation in corrosion kinetics was prescribed, this heterogeneous degradation arose from the coupled effects of geometry, oxygen transport, corrosion-product accumulation, and interface recession. Oxygen availability remained higher along the outward-facing crown surfaces, which were exposed to the surrounding electrolyte and supplied from multiple directions, whereas transport to the inner-curvature regions was progressively restricted by geometric confinement and corrosion-product accumulation (Figure 6b; Section S3).</w:t>
+        <w:t xml:space="preserve">Because no spatial variation in corrosion kinetics was prescribed, this heterogeneous degradation arose from the coupled effects of geometry, oxygen transport, corrosion-product accumulation, and interface recession. Oxygen availability remained higher along the outward-facing crown surfaces, which were exposed to the surrounding electrolyte and supplied from multiple directions, whereas transport to the inner-curvature regions was progressively restricted by geometric confinement and corrosion-product accumulation (</w:t>
       </w:r>
       <w:r>
         <w:rPr>
@@ -9362,7 +9362,7 @@
           <w:bCs/>
           <w:lang w:val="en-US"/>
         </w:rPr>
-        <w:t xml:space="preserve"/>
+        <w:t xml:space="preserve">Figure 6</w:t>
       </w:r>
       <w:r>
         <w:rPr>
@@ -9371,6 +9371,12 @@
           <w:lang w:val="en-US"/>
         </w:rPr>
         <w:fldChar w:fldCharType="end"/>
+      </w:r>
+      <w:r>
+        <w:rPr>
+          <w:lang w:val="en-US"/>
+        </w:rPr>
+        <w:t xml:space="preserve">b; Section S3).</w:t>
       </w:r>
       <w:r>
         <w:rPr>
@@ -23914,7 +23920,7 @@
         <w:rPr>
           <w:lang w:val="en-US"/>
         </w:rPr>
-        <w:t xml:space="preserve"> used published 14-day mass-loss measurements obtained from revised simulated body fluid (r-SBF) immersion experiments reported by Liu et al. [54] (Section S1).</w:t>
+        <w:t xml:space="preserve"> used published 14-day mass-loss measurements obtained from revised simulated body fluid (r-SBF) immersion experiments reported by Liu et al. </w:t>
       </w:r>
       <w:r>
         <w:rPr>
@@ -23942,7 +23948,7 @@
           <w:rFonts w:cs="Times New Roman"/>
           <w:vertAlign w:val="superscript"/>
         </w:rPr>
-        <w:t xml:space="preserve"/>
+        <w:t xml:space="preserve">[54]</w:t>
       </w:r>
       <w:r>
         <w:rPr>
@@ -23950,6 +23956,12 @@
           <w:lang w:val="en-US"/>
         </w:rPr>
         <w:fldChar w:fldCharType="end"/>
+      </w:r>
+      <w:r>
+        <w:rPr>
+          <w:lang w:val="en-US"/>
+        </w:rPr>
+        <w:t xml:space="preserve"> (Section S1).</w:t>
       </w:r>
       <w:r>
         <w:rPr>

--- a/Manuscript_AS_reordered.docx
+++ b/Manuscript_AS_reordered.docx
@@ -311,7 +311,7 @@
       </w:pPr>
       <w:r>
         <w:rPr/>
-        <w:t xml:space="preserve">Zinc (Zn) is a promising biodegradable metal for temporary implants, yet predictive computational frameworks for its degradation under physiological conditions remain limited. In this study, a three-dimensional (3D) mechanistic reaction-diffusion model is developed by coupling oxygen reduction reaction (ORR) kinetics, mass transport, corrosion-product evolution, and moving-interface tracking. Initial sensitivity analysis demonstrates that dissolved oxygen availability primarily controls Zn biodegradation. Calibrated using three effective kinetic parameters against literature immersion mass-loss data over 14 days, the model predicts the 28-day mass-loss evolution measured in this study without refitting, yielding a root-mean-square error (RMSE) of 0.0159%. The simulations reveal a self-limiting mechanism in which corrosion-product accumulation progressively restricts oxygen transport to the metal surface, driving a transition from reaction-controlled to diffusion-controlled degradation. When applied without geometry-specific recalibration to a six-crown Zn stent, the model predicts approximately 6% mass loss after one month, consistent in magnitude with reported </w:t>
+        <w:t xml:space="preserve">Zinc (Zn) is a promising biodegradable metal for temporary implants, yet predictive computational frameworks for its degradation under physiological conditions remain limited. In this study, a three-dimensional (3D) mechanistic reaction-diffusion model is developed by coupling oxygen reduction reaction (ORR) kinetics, mass transport, corrosion-product evolution, and moving-interface tracking. Initial sensitivity analysis demonstrates that dissolved oxygen availability primarily controls Zn biodegradation. Calibrated using three effective kinetic parameters against literature immersion mass-loss data over 14 days, the model predicts the 28-day mass-loss evolution measured in this study without refitting, yielding a root-mean-square error (RMSE) of 0.0159%. The simulations reveal a self-limiting mechanism in which corrosion-product accumulation progressively restricts oxygen transport to the metal surface, driving a transition from reaction-controlled to diffusion-controlled degradation. When applied without geometry-specific recalibration to a six-crown Zn stent, the model predicts approximately 6% mass loss after one month, of the same order of magnitude as reported </w:t>
       </w:r>
       <w:r>
         <w:rPr>

--- a/Manuscript_AS_reordered.docx
+++ b/Manuscript_AS_reordered.docx
@@ -2907,8 +2907,7 @@
         <w:rPr>
           <w:lang w:val="en-US"/>
         </w:rPr>
-        <w:lastRenderedPageBreak/>
-        <w:t>as a computationally tractable basis for predictive Zn biodegradation modeling, subject to independent validation.</w:t>
+        <w:t>as a basis for predictive Zn biodegradation modeling, subject to independent validation. Calibration remained computationally tractable because only three parameters were calibrated on a coarse mesh, at about 2 h per 3D simulation (Table S4 in the Supplementary Information).</w:t>
       </w:r>
     </w:p>
     <w:p>
@@ -10606,7 +10605,7 @@
         <w:rPr>
           <w:lang w:val="en-US"/>
         </w:rPr>
-        <w:t xml:space="preserve">Future developments should incorporate physiologically realistic flow conditions, additional ionic species, multiphase corrosion-product evolution, and spatially heterogeneous electrochemical activity. Extending the framework to Zn alloys will also require accounting for alloying elements, secondary phases, and galvanic interactions. Although the current physics-based simulations remain computationally demanding, the reduced calibrated parameter space, which enabled the sensitivity, calibration and uncertainty analyses (Sections S1, S2 and S4), and the geometric and field data stored at each time step provide a strong basis for training surrogate models</w:t>
+        <w:t>Future developments should incorporate physiologically realistic flow conditions, additional ionic species, multiphase corrosion-product evolution, and spatially heterogeneous electrochemical activity. Extending the framework to Zn alloys will also require accounting for alloying elements, secondary phases, and galvanic interactions. Although the high-fidelity simulations remain computationally demanding (about 69 h on 50–64 cores for a 672 h simulation on a 19–21 million-element mesh; Table S4), the reduced calibrated parameter space, which enabled the sensitivity, calibration and uncertainty analyses (Sections S1, S2 and S4), and the geometric and field data stored at each time step provide a strong basis for training surrogate models</w:t>
       </w:r>
       <w:r>
         <w:rPr>

--- a/Manuscript_AS_reordered.docx
+++ b/Manuscript_AS_reordered.docx
@@ -5452,7 +5452,7 @@
         <w:rPr>
           <w:lang w:val="en-US"/>
         </w:rPr>
-        <w:t xml:space="preserve"> (</w:t>
+        <w:t xml:space="preserve"> </w:t>
       </w:r>
       <w:r>
         <w:rPr>
@@ -5520,7 +5520,7 @@
           <w:rFonts w:cs="Times New Roman"/>
           <w:lang w:val="en-US"/>
         </w:rPr>
-        <w:t xml:space="preserve">). </w:t>
+        <w:t xml:space="preserve">. </w:t>
       </w:r>
       <w:r>
         <w:rPr>
@@ -7418,7 +7418,7 @@
           <w:rFonts w:cs="Times New Roman"/>
           <w:lang w:val="en-US"/>
         </w:rPr>
-        <w:t xml:space="preserve">; Section S2), with an RMSE of 0.0159% and a </w:t>
+        <w:t xml:space="preserve">; Section S2), with an RMSE of 0.0159% and an </w:t>
       </w:r>
       <m:oMath>
         <m:sSup>

--- a/Manuscript_AS_reordered.docx
+++ b/Manuscript_AS_reordered.docx
@@ -311,7 +311,7 @@
       </w:pPr>
       <w:r>
         <w:rPr/>
-        <w:t xml:space="preserve">Zinc (Zn) is a promising biodegradable metal for temporary implants, yet predictive computational frameworks for its degradation under physiological conditions remain limited. In this study, a three-dimensional (3D) mechanistic reaction-diffusion model is developed by coupling oxygen reduction reaction (ORR) kinetics, mass transport, corrosion-product evolution, and moving-interface tracking. Initial sensitivity analysis demonstrates that dissolved oxygen availability primarily controls Zn biodegradation. Calibrated using three effective kinetic parameters against literature immersion mass-loss data over 14 days, the model predicts the 28-day mass-loss evolution measured in this study without refitting, yielding a root-mean-square error (RMSE) of 0.0159%. The simulations reveal a self-limiting mechanism in which corrosion-product accumulation progressively restricts oxygen transport to the metal surface, driving a transition from reaction-controlled to diffusion-controlled degradation. When applied without geometry-specific recalibration to a six-crown Zn stent, the model predicts approximately 6% mass loss after one month, of the same order of magnitude as reported </w:t>
+        <w:t xml:space="preserve">Zinc (Zn) is a promising biodegradable metal for temporary implants, yet predictive computational frameworks for its degradation under physiological conditions remain limited. In this study, a three-dimensional (3D) mechanistic reaction-diffusion model is developed by coupling oxygen reduction reaction (ORR) kinetics, mass transport, corrosion-product evolution, and moving-interface tracking. Initial sensitivity analysis demonstrates that dissolved oxygen availability primarily controls Zn biodegradation. Calibrated against literature immersion mass-loss data over 14 days, the model predicts the 28-day mass-loss evolution measured in this study without refitting, yielding a root-mean-square error (RMSE) of 0.0159%. The simulations reveal a self-limiting mechanism in which corrosion-product accumulation progressively restricts oxygen transport to the metal surface, driving a transition from reaction-controlled to diffusion-controlled degradation. When applied without geometry-specific recalibration to a six-crown Zn stent, the model predicts approximately 6% mass loss after one month, of the same order of magnitude as reported </w:t>
       </w:r>
       <w:r>
         <w:rPr>
@@ -321,7 +321,7 @@
       </w:r>
       <w:r>
         <w:rPr/>
-        <w:t xml:space="preserve"> observations, and captures crown-localized degradation driven by geometry-dependent oxygen transport. By linking implant geometry to degradation rate and spatial morphology, the framework provides a low-dimensional, mechanistic basis for predicting Zn implant degradation and supports data-driven optimization and degradation-informed implant design.</w:t>
+        <w:t xml:space="preserve"> observations, and captures crown-localized degradation driven by geometry-dependent oxygen transport. By linking implant geometry to degradation rate and spatial morphology, the framework provides a mechanistic basis for predicting Zn implant degradation and supports data-driven optimization and degradation-informed implant design.</w:t>
       </w:r>
     </w:p>
     <w:p>

--- a/Manuscript_AS_reordered.docx
+++ b/Manuscript_AS_reordered.docx
@@ -10450,7 +10450,7 @@
         <w:rPr>
           <w:lang w:val="en-US"/>
         </w:rPr>
-        <w:t>mean local penetration depth for the corresponding curvature and spacing configurations</w:t>
+        <w:t>mean local penetration depth for the corresponding curvature and spacing configurations (error bars: ±1 SD around the cross-section perimeter)</w:t>
       </w:r>
       <w:r>
         <w:rPr>
